--- a/6-过程管理/流程制度规范类文件/JXTX-06-08-配置管理制度.docx
+++ b/6-过程管理/流程制度规范类文件/JXTX-06-08-配置管理制度.docx
@@ -22,6 +22,57 @@
         <w:textAlignment w:val="baseline"/>
       </w:pPr>
       <w:bookmarkStart w:id="0" w:name="_Toc17966"/>
+      <w:r>
+        <w:drawing>
+          <wp:anchor distT="0" distB="0" distL="114300" distR="114300" simplePos="0" relativeHeight="251661312" behindDoc="1" locked="0" layoutInCell="1" allowOverlap="1">
+            <wp:simplePos x="0" y="0"/>
+            <wp:positionH relativeFrom="column">
+              <wp:posOffset>-19050</wp:posOffset>
+            </wp:positionH>
+            <wp:positionV relativeFrom="paragraph">
+              <wp:posOffset>-22225</wp:posOffset>
+            </wp:positionV>
+            <wp:extent cx="5304790" cy="8893810"/>
+            <wp:effectExtent l="0" t="0" r="13970" b="6350"/>
+            <wp:wrapNone/>
+            <wp:docPr id="1" name="图片 1"/>
+            <wp:cNvGraphicFramePr>
+              <a:graphicFrameLocks xmlns:a="http://schemas.openxmlformats.org/drawingml/2006/main" noChangeAspect="1"/>
+            </wp:cNvGraphicFramePr>
+            <a:graphic xmlns:a="http://schemas.openxmlformats.org/drawingml/2006/main">
+              <a:graphicData uri="http://schemas.openxmlformats.org/drawingml/2006/picture">
+                <pic:pic xmlns:pic="http://schemas.openxmlformats.org/drawingml/2006/picture">
+                  <pic:nvPicPr>
+                    <pic:cNvPr id="1" name="图片 1"/>
+                    <pic:cNvPicPr>
+                      <a:picLocks noChangeAspect="1"/>
+                    </pic:cNvPicPr>
+                  </pic:nvPicPr>
+                  <pic:blipFill>
+                    <a:blip r:embed="rId7"/>
+                    <a:stretch>
+                      <a:fillRect/>
+                    </a:stretch>
+                  </pic:blipFill>
+                  <pic:spPr>
+                    <a:xfrm>
+                      <a:off x="0" y="0"/>
+                      <a:ext cx="5304790" cy="8893810"/>
+                    </a:xfrm>
+                    <a:prstGeom prst="rect">
+                      <a:avLst/>
+                    </a:prstGeom>
+                    <a:noFill/>
+                    <a:ln>
+                      <a:noFill/>
+                    </a:ln>
+                  </pic:spPr>
+                </pic:pic>
+              </a:graphicData>
+            </a:graphic>
+          </wp:anchor>
+        </w:drawing>
+      </w:r>
       <w:r>
         <w:drawing>
           <wp:anchor distT="0" distB="0" distL="114300" distR="114300" simplePos="0" relativeHeight="251660288" behindDoc="1" locked="0" layoutInCell="1" allowOverlap="1">
@@ -49,7 +100,7 @@
                     </pic:cNvPicPr>
                   </pic:nvPicPr>
                   <pic:blipFill>
-                    <a:blip r:embed="rId7"/>
+                    <a:blip r:embed="rId8"/>
                     <a:stretch>
                       <a:fillRect/>
                     </a:stretch>
@@ -104,7 +155,7 @@
                     </pic:cNvPicPr>
                   </pic:nvPicPr>
                   <pic:blipFill>
-                    <a:blip r:embed="rId8">
+                    <a:blip r:embed="rId9">
                       <a:alphaModFix amt="58000"/>
                       <a:lum contrast="-52000"/>
                     </a:blip>
@@ -1761,6 +1812,12 @@
             <w:insideH w:val="single" w:color="000000" w:sz="2" w:space="0"/>
             <w:insideV w:val="single" w:color="000000" w:sz="2" w:space="0"/>
           </w:tblBorders>
+          <w:tblCellMar>
+            <w:top w:w="0" w:type="dxa"/>
+            <w:left w:w="0" w:type="dxa"/>
+            <w:bottom w:w="0" w:type="dxa"/>
+            <w:right w:w="0" w:type="dxa"/>
+          </w:tblCellMar>
         </w:tblPrEx>
         <w:trPr>
           <w:trHeight w:val="557" w:hRule="atLeast"/>
@@ -1934,8 +1991,6 @@
         <w:snapToGrid w:val="0"/>
         <w:textAlignment w:val="baseline"/>
       </w:pPr>
-      <w:bookmarkStart w:id="16" w:name="_GoBack"/>
-      <w:bookmarkEnd w:id="16"/>
       <w:r>
         <w:br w:type="page"/>
       </w:r>
@@ -3552,6 +3607,7 @@
             <w:insideH w:val="single" w:color="auto" w:sz="4" w:space="0"/>
             <w:insideV w:val="single" w:color="auto" w:sz="4" w:space="0"/>
           </w:tblBorders>
+          <w:shd w:val="clear" w:color="auto" w:fill="auto"/>
           <w:tblCellMar>
             <w:top w:w="15" w:type="dxa"/>
             <w:left w:w="15" w:type="dxa"/>
@@ -3854,6 +3910,7 @@
             <w:insideH w:val="single" w:color="auto" w:sz="4" w:space="0"/>
             <w:insideV w:val="single" w:color="auto" w:sz="4" w:space="0"/>
           </w:tblBorders>
+          <w:shd w:val="clear" w:color="auto" w:fill="auto"/>
           <w:tblCellMar>
             <w:top w:w="15" w:type="dxa"/>
             <w:left w:w="15" w:type="dxa"/>
@@ -4140,6 +4197,7 @@
             <w:insideH w:val="single" w:color="auto" w:sz="4" w:space="0"/>
             <w:insideV w:val="single" w:color="auto" w:sz="4" w:space="0"/>
           </w:tblBorders>
+          <w:shd w:val="clear" w:color="auto" w:fill="auto"/>
           <w:tblCellMar>
             <w:top w:w="15" w:type="dxa"/>
             <w:left w:w="15" w:type="dxa"/>
@@ -4442,6 +4500,7 @@
             <w:insideH w:val="single" w:color="auto" w:sz="4" w:space="0"/>
             <w:insideV w:val="single" w:color="auto" w:sz="4" w:space="0"/>
           </w:tblBorders>
+          <w:shd w:val="clear" w:color="auto" w:fill="auto"/>
           <w:tblCellMar>
             <w:top w:w="15" w:type="dxa"/>
             <w:left w:w="15" w:type="dxa"/>
@@ -5197,13 +5256,528 @@
     <w:p>
       <w:pPr>
         <w:pStyle w:val="28"/>
+        <w:keepNext w:val="0"/>
+        <w:keepLines w:val="0"/>
+        <w:pageBreakBefore w:val="0"/>
+        <w:widowControl w:val="0"/>
+        <w:kinsoku w:val="0"/>
+        <w:wordWrap/>
+        <w:overflowPunct/>
+        <w:topLinePunct w:val="0"/>
+        <w:autoSpaceDE w:val="0"/>
+        <w:autoSpaceDN w:val="0"/>
         <w:bidi w:val="0"/>
-        <w:rPr>
-          <w:rFonts w:hint="default"/>
+        <w:adjustRightInd w:val="0"/>
+        <w:snapToGrid w:val="0"/>
+        <w:textAlignment w:val="baseline"/>
+        <w:rPr>
+          <w:rFonts w:hint="eastAsia"/>
           <w:lang w:val="en-US" w:eastAsia="zh-CN"/>
         </w:rPr>
       </w:pPr>
       <w:bookmarkStart w:id="15" w:name="_Toc29145"/>
+      <w:r>
+        <w:rPr>
+          <w:rFonts w:hint="eastAsia"/>
+          <w:lang w:val="en-US" w:eastAsia="zh-CN"/>
+        </w:rPr>
+        <w:t>考核指标</w:t>
+      </w:r>
+    </w:p>
+    <w:tbl>
+      <w:tblPr>
+        <w:tblStyle w:val="20"/>
+        <w:tblW w:w="7675" w:type="dxa"/>
+        <w:tblInd w:w="96" w:type="dxa"/>
+        <w:tblBorders>
+          <w:top w:val="none" w:color="auto" w:sz="0" w:space="0"/>
+          <w:left w:val="none" w:color="auto" w:sz="0" w:space="0"/>
+          <w:bottom w:val="none" w:color="auto" w:sz="0" w:space="0"/>
+          <w:right w:val="none" w:color="auto" w:sz="0" w:space="0"/>
+          <w:insideH w:val="none" w:color="auto" w:sz="0" w:space="0"/>
+          <w:insideV w:val="none" w:color="auto" w:sz="0" w:space="0"/>
+        </w:tblBorders>
+        <w:shd w:val="clear" w:color="auto" w:fill="auto"/>
+        <w:tblLayout w:type="autofit"/>
+        <w:tblCellMar>
+          <w:top w:w="0" w:type="dxa"/>
+          <w:left w:w="108" w:type="dxa"/>
+          <w:bottom w:w="0" w:type="dxa"/>
+          <w:right w:w="108" w:type="dxa"/>
+        </w:tblCellMar>
+      </w:tblPr>
+      <w:tblGrid>
+        <w:gridCol w:w="2011"/>
+        <w:gridCol w:w="984"/>
+        <w:gridCol w:w="3624"/>
+        <w:gridCol w:w="1056"/>
+      </w:tblGrid>
+      <w:tr>
+        <w:tblPrEx>
+          <w:tblBorders>
+            <w:top w:val="none" w:color="auto" w:sz="0" w:space="0"/>
+            <w:left w:val="none" w:color="auto" w:sz="0" w:space="0"/>
+            <w:bottom w:val="none" w:color="auto" w:sz="0" w:space="0"/>
+            <w:right w:val="none" w:color="auto" w:sz="0" w:space="0"/>
+            <w:insideH w:val="none" w:color="auto" w:sz="0" w:space="0"/>
+            <w:insideV w:val="none" w:color="auto" w:sz="0" w:space="0"/>
+          </w:tblBorders>
+          <w:shd w:val="clear" w:color="auto" w:fill="auto"/>
+          <w:tblCellMar>
+            <w:top w:w="0" w:type="dxa"/>
+            <w:left w:w="108" w:type="dxa"/>
+            <w:bottom w:w="0" w:type="dxa"/>
+            <w:right w:w="108" w:type="dxa"/>
+          </w:tblCellMar>
+        </w:tblPrEx>
+        <w:trPr>
+          <w:trHeight w:val="493" w:hRule="atLeast"/>
+        </w:trPr>
+        <w:tc>
+          <w:tcPr>
+            <w:tcW w:w="2011" w:type="dxa"/>
+            <w:tcBorders>
+              <w:top w:val="single" w:color="000000" w:sz="4" w:space="0"/>
+              <w:left w:val="single" w:color="000000" w:sz="4" w:space="0"/>
+              <w:bottom w:val="single" w:color="000000" w:sz="4" w:space="0"/>
+              <w:right w:val="single" w:color="000000" w:sz="4" w:space="0"/>
+            </w:tcBorders>
+            <w:shd w:val="clear" w:color="auto" w:fill="C0C0C0"/>
+            <w:vAlign w:val="center"/>
+          </w:tcPr>
+          <w:p>
+            <w:pPr>
+              <w:keepNext w:val="0"/>
+              <w:keepLines w:val="0"/>
+              <w:widowControl/>
+              <w:suppressLineNumbers w:val="0"/>
+              <w:jc w:val="center"/>
+              <w:textAlignment w:val="center"/>
+              <w:rPr>
+                <w:rFonts w:hint="default" w:ascii="楷体_GB2312" w:hAnsi="宋体" w:eastAsia="楷体_GB2312" w:cs="楷体_GB2312"/>
+                <w:b/>
+                <w:bCs/>
+                <w:i w:val="0"/>
+                <w:iCs w:val="0"/>
+                <w:color w:val="000000"/>
+                <w:sz w:val="22"/>
+                <w:szCs w:val="22"/>
+                <w:u w:val="none"/>
+              </w:rPr>
+            </w:pPr>
+            <w:r>
+              <w:rPr>
+                <w:rFonts w:hint="default" w:ascii="楷体_GB2312" w:hAnsi="宋体" w:eastAsia="楷体_GB2312" w:cs="楷体_GB2312"/>
+                <w:b/>
+                <w:bCs/>
+                <w:i w:val="0"/>
+                <w:iCs w:val="0"/>
+                <w:snapToGrid w:val="0"/>
+                <w:color w:val="000000"/>
+                <w:kern w:val="0"/>
+                <w:sz w:val="22"/>
+                <w:szCs w:val="22"/>
+                <w:u w:val="none"/>
+                <w:lang w:val="en-US" w:eastAsia="zh-CN" w:bidi="ar"/>
+              </w:rPr>
+              <w:t>KPI</w:t>
+            </w:r>
+          </w:p>
+        </w:tc>
+        <w:tc>
+          <w:tcPr>
+            <w:tcW w:w="984" w:type="dxa"/>
+            <w:tcBorders>
+              <w:top w:val="single" w:color="000000" w:sz="4" w:space="0"/>
+              <w:left w:val="single" w:color="000000" w:sz="4" w:space="0"/>
+              <w:bottom w:val="single" w:color="000000" w:sz="4" w:space="0"/>
+              <w:right w:val="single" w:color="000000" w:sz="4" w:space="0"/>
+            </w:tcBorders>
+            <w:shd w:val="clear" w:color="auto" w:fill="C0C0C0"/>
+            <w:vAlign w:val="center"/>
+          </w:tcPr>
+          <w:p>
+            <w:pPr>
+              <w:keepNext w:val="0"/>
+              <w:keepLines w:val="0"/>
+              <w:widowControl/>
+              <w:suppressLineNumbers w:val="0"/>
+              <w:jc w:val="center"/>
+              <w:textAlignment w:val="center"/>
+              <w:rPr>
+                <w:rFonts w:hint="default" w:ascii="楷体_GB2312" w:hAnsi="宋体" w:eastAsia="楷体_GB2312" w:cs="楷体_GB2312"/>
+                <w:b/>
+                <w:bCs/>
+                <w:i w:val="0"/>
+                <w:iCs w:val="0"/>
+                <w:color w:val="000000"/>
+                <w:sz w:val="22"/>
+                <w:szCs w:val="22"/>
+                <w:u w:val="none"/>
+              </w:rPr>
+            </w:pPr>
+            <w:r>
+              <w:rPr>
+                <w:rFonts w:hint="default" w:ascii="楷体_GB2312" w:hAnsi="宋体" w:eastAsia="楷体_GB2312" w:cs="楷体_GB2312"/>
+                <w:b/>
+                <w:bCs/>
+                <w:i w:val="0"/>
+                <w:iCs w:val="0"/>
+                <w:snapToGrid w:val="0"/>
+                <w:color w:val="000000"/>
+                <w:kern w:val="0"/>
+                <w:sz w:val="22"/>
+                <w:szCs w:val="22"/>
+                <w:u w:val="none"/>
+                <w:lang w:val="en-US" w:eastAsia="zh-CN" w:bidi="ar"/>
+              </w:rPr>
+              <w:t>目标值</w:t>
+            </w:r>
+          </w:p>
+        </w:tc>
+        <w:tc>
+          <w:tcPr>
+            <w:tcW w:w="3624" w:type="dxa"/>
+            <w:tcBorders>
+              <w:top w:val="single" w:color="000000" w:sz="4" w:space="0"/>
+              <w:left w:val="single" w:color="000000" w:sz="4" w:space="0"/>
+              <w:bottom w:val="single" w:color="000000" w:sz="4" w:space="0"/>
+              <w:right w:val="single" w:color="000000" w:sz="4" w:space="0"/>
+            </w:tcBorders>
+            <w:shd w:val="clear" w:color="auto" w:fill="C0C0C0"/>
+            <w:vAlign w:val="center"/>
+          </w:tcPr>
+          <w:p>
+            <w:pPr>
+              <w:keepNext w:val="0"/>
+              <w:keepLines w:val="0"/>
+              <w:widowControl/>
+              <w:suppressLineNumbers w:val="0"/>
+              <w:jc w:val="center"/>
+              <w:textAlignment w:val="center"/>
+              <w:rPr>
+                <w:rFonts w:hint="default" w:ascii="楷体_GB2312" w:hAnsi="宋体" w:eastAsia="楷体_GB2312" w:cs="楷体_GB2312"/>
+                <w:b/>
+                <w:bCs/>
+                <w:i w:val="0"/>
+                <w:iCs w:val="0"/>
+                <w:color w:val="000000"/>
+                <w:sz w:val="22"/>
+                <w:szCs w:val="22"/>
+                <w:u w:val="none"/>
+              </w:rPr>
+            </w:pPr>
+            <w:r>
+              <w:rPr>
+                <w:rFonts w:hint="default" w:ascii="楷体_GB2312" w:hAnsi="宋体" w:eastAsia="楷体_GB2312" w:cs="楷体_GB2312"/>
+                <w:b/>
+                <w:bCs/>
+                <w:i w:val="0"/>
+                <w:iCs w:val="0"/>
+                <w:snapToGrid w:val="0"/>
+                <w:color w:val="000000"/>
+                <w:kern w:val="0"/>
+                <w:sz w:val="22"/>
+                <w:szCs w:val="22"/>
+                <w:u w:val="none"/>
+                <w:lang w:val="en-US" w:eastAsia="zh-CN" w:bidi="ar"/>
+              </w:rPr>
+              <w:t>计算公式/方法</w:t>
+            </w:r>
+          </w:p>
+        </w:tc>
+        <w:tc>
+          <w:tcPr>
+            <w:tcW w:w="1056" w:type="dxa"/>
+            <w:tcBorders>
+              <w:top w:val="single" w:color="000000" w:sz="4" w:space="0"/>
+              <w:left w:val="single" w:color="000000" w:sz="4" w:space="0"/>
+              <w:bottom w:val="single" w:color="000000" w:sz="4" w:space="0"/>
+              <w:right w:val="single" w:color="000000" w:sz="4" w:space="0"/>
+            </w:tcBorders>
+            <w:shd w:val="clear" w:color="auto" w:fill="C0C0C0"/>
+            <w:vAlign w:val="center"/>
+          </w:tcPr>
+          <w:p>
+            <w:pPr>
+              <w:keepNext w:val="0"/>
+              <w:keepLines w:val="0"/>
+              <w:widowControl/>
+              <w:suppressLineNumbers w:val="0"/>
+              <w:jc w:val="center"/>
+              <w:textAlignment w:val="center"/>
+              <w:rPr>
+                <w:rFonts w:hint="default" w:ascii="楷体_GB2312" w:hAnsi="宋体" w:eastAsia="楷体_GB2312" w:cs="楷体_GB2312"/>
+                <w:b/>
+                <w:bCs/>
+                <w:i w:val="0"/>
+                <w:iCs w:val="0"/>
+                <w:color w:val="000000"/>
+                <w:sz w:val="22"/>
+                <w:szCs w:val="22"/>
+                <w:u w:val="none"/>
+              </w:rPr>
+            </w:pPr>
+            <w:r>
+              <w:rPr>
+                <w:rFonts w:hint="default" w:ascii="楷体_GB2312" w:hAnsi="宋体" w:eastAsia="楷体_GB2312" w:cs="楷体_GB2312"/>
+                <w:b/>
+                <w:bCs/>
+                <w:i w:val="0"/>
+                <w:iCs w:val="0"/>
+                <w:snapToGrid w:val="0"/>
+                <w:color w:val="000000"/>
+                <w:kern w:val="0"/>
+                <w:sz w:val="22"/>
+                <w:szCs w:val="22"/>
+                <w:u w:val="none"/>
+                <w:lang w:val="en-US" w:eastAsia="zh-CN" w:bidi="ar"/>
+              </w:rPr>
+              <w:t>频度</w:t>
+            </w:r>
+          </w:p>
+        </w:tc>
+      </w:tr>
+      <w:tr>
+        <w:tblPrEx>
+          <w:tblBorders>
+            <w:top w:val="none" w:color="auto" w:sz="0" w:space="0"/>
+            <w:left w:val="none" w:color="auto" w:sz="0" w:space="0"/>
+            <w:bottom w:val="none" w:color="auto" w:sz="0" w:space="0"/>
+            <w:right w:val="none" w:color="auto" w:sz="0" w:space="0"/>
+            <w:insideH w:val="none" w:color="auto" w:sz="0" w:space="0"/>
+            <w:insideV w:val="none" w:color="auto" w:sz="0" w:space="0"/>
+          </w:tblBorders>
+          <w:shd w:val="clear" w:color="auto" w:fill="auto"/>
+          <w:tblCellMar>
+            <w:top w:w="0" w:type="dxa"/>
+            <w:left w:w="108" w:type="dxa"/>
+            <w:bottom w:w="0" w:type="dxa"/>
+            <w:right w:w="108" w:type="dxa"/>
+          </w:tblCellMar>
+        </w:tblPrEx>
+        <w:trPr>
+          <w:trHeight w:val="493" w:hRule="atLeast"/>
+        </w:trPr>
+        <w:tc>
+          <w:tcPr>
+            <w:tcW w:w="2011" w:type="dxa"/>
+            <w:tcBorders>
+              <w:top w:val="single" w:color="000000" w:sz="4" w:space="0"/>
+              <w:left w:val="single" w:color="000000" w:sz="4" w:space="0"/>
+              <w:bottom w:val="single" w:color="000000" w:sz="4" w:space="0"/>
+              <w:right w:val="single" w:color="000000" w:sz="4" w:space="0"/>
+            </w:tcBorders>
+            <w:shd w:val="clear" w:color="auto" w:fill="auto"/>
+            <w:vAlign w:val="center"/>
+          </w:tcPr>
+          <w:p>
+            <w:pPr>
+              <w:keepNext w:val="0"/>
+              <w:keepLines w:val="0"/>
+              <w:widowControl/>
+              <w:suppressLineNumbers w:val="0"/>
+              <w:jc w:val="left"/>
+              <w:textAlignment w:val="center"/>
+              <w:rPr>
+                <w:rFonts w:hint="default" w:ascii="楷体_GB2312" w:hAnsi="宋体" w:eastAsia="楷体_GB2312" w:cs="楷体_GB2312"/>
+                <w:b/>
+                <w:bCs/>
+                <w:i w:val="0"/>
+                <w:iCs w:val="0"/>
+                <w:snapToGrid w:val="0"/>
+                <w:color w:val="000000"/>
+                <w:kern w:val="0"/>
+                <w:sz w:val="22"/>
+                <w:szCs w:val="22"/>
+                <w:u w:val="none"/>
+                <w:lang w:val="en-US" w:eastAsia="zh-CN" w:bidi="ar"/>
+              </w:rPr>
+            </w:pPr>
+            <w:r>
+              <w:rPr>
+                <w:rFonts w:hint="eastAsia" w:ascii="宋体" w:hAnsi="宋体" w:eastAsia="宋体" w:cs="宋体"/>
+                <w:i w:val="0"/>
+                <w:iCs w:val="0"/>
+                <w:snapToGrid w:val="0"/>
+                <w:color w:val="000000"/>
+                <w:kern w:val="0"/>
+                <w:sz w:val="21"/>
+                <w:szCs w:val="21"/>
+                <w:u w:val="none"/>
+                <w:lang w:val="en-US" w:eastAsia="zh-CN" w:bidi="ar"/>
+              </w:rPr>
+              <w:t>配置数据的准确率</w:t>
+            </w:r>
+          </w:p>
+        </w:tc>
+        <w:tc>
+          <w:tcPr>
+            <w:tcW w:w="984" w:type="dxa"/>
+            <w:tcBorders>
+              <w:top w:val="single" w:color="000000" w:sz="4" w:space="0"/>
+              <w:left w:val="single" w:color="000000" w:sz="4" w:space="0"/>
+              <w:bottom w:val="single" w:color="000000" w:sz="4" w:space="0"/>
+              <w:right w:val="single" w:color="000000" w:sz="4" w:space="0"/>
+            </w:tcBorders>
+            <w:shd w:val="clear" w:color="auto" w:fill="auto"/>
+            <w:vAlign w:val="center"/>
+          </w:tcPr>
+          <w:p>
+            <w:pPr>
+              <w:keepNext w:val="0"/>
+              <w:keepLines w:val="0"/>
+              <w:widowControl/>
+              <w:suppressLineNumbers w:val="0"/>
+              <w:jc w:val="left"/>
+              <w:textAlignment w:val="center"/>
+              <w:rPr>
+                <w:rFonts w:hint="default" w:ascii="楷体_GB2312" w:hAnsi="宋体" w:eastAsia="楷体_GB2312" w:cs="楷体_GB2312"/>
+                <w:b/>
+                <w:bCs/>
+                <w:i w:val="0"/>
+                <w:iCs w:val="0"/>
+                <w:snapToGrid w:val="0"/>
+                <w:color w:val="000000"/>
+                <w:kern w:val="0"/>
+                <w:sz w:val="22"/>
+                <w:szCs w:val="22"/>
+                <w:u w:val="none"/>
+                <w:lang w:val="en-US" w:eastAsia="zh-CN" w:bidi="ar"/>
+              </w:rPr>
+            </w:pPr>
+            <w:r>
+              <w:rPr>
+                <w:rFonts w:hint="eastAsia" w:ascii="宋体" w:hAnsi="宋体" w:eastAsia="宋体" w:cs="宋体"/>
+                <w:i w:val="0"/>
+                <w:iCs w:val="0"/>
+                <w:snapToGrid w:val="0"/>
+                <w:color w:val="000000"/>
+                <w:kern w:val="0"/>
+                <w:sz w:val="21"/>
+                <w:szCs w:val="21"/>
+                <w:u w:val="none"/>
+                <w:lang w:val="en-US" w:eastAsia="zh-CN" w:bidi="ar"/>
+              </w:rPr>
+              <w:t>≥95%</w:t>
+            </w:r>
+          </w:p>
+        </w:tc>
+        <w:tc>
+          <w:tcPr>
+            <w:tcW w:w="3624" w:type="dxa"/>
+            <w:tcBorders>
+              <w:top w:val="single" w:color="000000" w:sz="4" w:space="0"/>
+              <w:left w:val="single" w:color="000000" w:sz="4" w:space="0"/>
+              <w:bottom w:val="single" w:color="000000" w:sz="4" w:space="0"/>
+              <w:right w:val="single" w:color="000000" w:sz="4" w:space="0"/>
+            </w:tcBorders>
+            <w:shd w:val="clear" w:color="auto" w:fill="auto"/>
+            <w:vAlign w:val="center"/>
+          </w:tcPr>
+          <w:p>
+            <w:pPr>
+              <w:keepNext w:val="0"/>
+              <w:keepLines w:val="0"/>
+              <w:widowControl/>
+              <w:suppressLineNumbers w:val="0"/>
+              <w:jc w:val="left"/>
+              <w:textAlignment w:val="center"/>
+              <w:rPr>
+                <w:rFonts w:hint="default" w:ascii="楷体_GB2312" w:hAnsi="宋体" w:eastAsia="楷体_GB2312" w:cs="楷体_GB2312"/>
+                <w:b/>
+                <w:bCs/>
+                <w:i w:val="0"/>
+                <w:iCs w:val="0"/>
+                <w:snapToGrid w:val="0"/>
+                <w:color w:val="000000"/>
+                <w:kern w:val="0"/>
+                <w:sz w:val="22"/>
+                <w:szCs w:val="22"/>
+                <w:u w:val="none"/>
+                <w:lang w:val="en-US" w:eastAsia="zh-CN" w:bidi="ar"/>
+              </w:rPr>
+            </w:pPr>
+            <w:r>
+              <w:rPr>
+                <w:rFonts w:hint="eastAsia" w:ascii="宋体" w:hAnsi="宋体" w:eastAsia="宋体" w:cs="宋体"/>
+                <w:i w:val="0"/>
+                <w:iCs w:val="0"/>
+                <w:snapToGrid w:val="0"/>
+                <w:color w:val="000000"/>
+                <w:kern w:val="0"/>
+                <w:sz w:val="21"/>
+                <w:szCs w:val="21"/>
+                <w:u w:val="none"/>
+                <w:lang w:val="en-US" w:eastAsia="zh-CN" w:bidi="ar"/>
+              </w:rPr>
+              <w:t>（配置数据匹配数/配置数据总数）*100%</w:t>
+            </w:r>
+          </w:p>
+        </w:tc>
+        <w:tc>
+          <w:tcPr>
+            <w:tcW w:w="1056" w:type="dxa"/>
+            <w:tcBorders>
+              <w:top w:val="single" w:color="000000" w:sz="4" w:space="0"/>
+              <w:left w:val="single" w:color="000000" w:sz="4" w:space="0"/>
+              <w:bottom w:val="single" w:color="000000" w:sz="4" w:space="0"/>
+              <w:right w:val="single" w:color="000000" w:sz="4" w:space="0"/>
+            </w:tcBorders>
+            <w:shd w:val="clear" w:color="auto" w:fill="auto"/>
+            <w:vAlign w:val="center"/>
+          </w:tcPr>
+          <w:p>
+            <w:pPr>
+              <w:keepNext w:val="0"/>
+              <w:keepLines w:val="0"/>
+              <w:widowControl/>
+              <w:suppressLineNumbers w:val="0"/>
+              <w:jc w:val="left"/>
+              <w:textAlignment w:val="center"/>
+              <w:rPr>
+                <w:rFonts w:hint="default" w:ascii="楷体_GB2312" w:hAnsi="宋体" w:eastAsia="楷体_GB2312" w:cs="楷体_GB2312"/>
+                <w:b/>
+                <w:bCs/>
+                <w:i w:val="0"/>
+                <w:iCs w:val="0"/>
+                <w:snapToGrid w:val="0"/>
+                <w:color w:val="000000"/>
+                <w:kern w:val="0"/>
+                <w:sz w:val="22"/>
+                <w:szCs w:val="22"/>
+                <w:u w:val="none"/>
+                <w:lang w:val="en-US" w:eastAsia="zh-CN" w:bidi="ar"/>
+              </w:rPr>
+            </w:pPr>
+            <w:r>
+              <w:rPr>
+                <w:rFonts w:hint="eastAsia" w:ascii="宋体" w:hAnsi="宋体" w:eastAsia="宋体" w:cs="宋体"/>
+                <w:i w:val="0"/>
+                <w:iCs w:val="0"/>
+                <w:snapToGrid w:val="0"/>
+                <w:color w:val="000000"/>
+                <w:kern w:val="0"/>
+                <w:sz w:val="21"/>
+                <w:szCs w:val="21"/>
+                <w:u w:val="none"/>
+                <w:lang w:val="en-US" w:eastAsia="zh-CN" w:bidi="ar"/>
+              </w:rPr>
+              <w:t>半年</w:t>
+            </w:r>
+          </w:p>
+        </w:tc>
+      </w:tr>
+    </w:tbl>
+    <w:p>
+      <w:pPr>
+        <w:pStyle w:val="28"/>
+        <w:bidi w:val="0"/>
+        <w:rPr>
+          <w:rFonts w:hint="default"/>
+          <w:lang w:val="en-US" w:eastAsia="zh-CN"/>
+        </w:rPr>
+      </w:pPr>
       <w:r>
         <w:rPr>
           <w:rFonts w:hint="default"/>
@@ -5226,7 +5800,16 @@
           <w:rFonts w:hint="default"/>
           <w:lang w:val="en-US" w:eastAsia="zh-CN"/>
         </w:rPr>
-        <w:t>本制度由数智运营部负责解释与修订，自发布之日起执行。所有项目必须依据本制度建立和维护项目级配置管理子集。</w:t>
+        <w:t>本制度由数智运营部负</w:t>
+      </w:r>
+      <w:bookmarkStart w:id="16" w:name="_GoBack"/>
+      <w:bookmarkEnd w:id="16"/>
+      <w:r>
+        <w:rPr>
+          <w:rFonts w:hint="default"/>
+          <w:lang w:val="en-US" w:eastAsia="zh-CN"/>
+        </w:rPr>
+        <w:t>责解释与修订，自发布之日起执行。所有项目必须依据本制度建立和维护项目级配置管理子集。</w:t>
       </w:r>
     </w:p>
     <w:sectPr>

--- a/6-过程管理/流程制度规范类文件/JXTX-06-08-配置管理制度.docx
+++ b/6-过程管理/流程制度规范类文件/JXTX-06-08-配置管理制度.docx
@@ -21,7 +21,7 @@
         <w:spacing w:before="3120" w:beforeLines="1000"/>
         <w:textAlignment w:val="baseline"/>
       </w:pPr>
-      <w:bookmarkStart w:id="0" w:name="_Toc17966"/>
+      <w:bookmarkStart w:id="0" w:name="_Toc11154"/>
       <w:r>
         <w:drawing>
           <wp:anchor distT="0" distB="0" distL="114300" distR="114300" simplePos="0" relativeHeight="251661312" behindDoc="1" locked="0" layoutInCell="1" allowOverlap="1">
@@ -210,7 +210,7 @@
           <w:lang w:val="en-US" w:eastAsia="zh-CN"/>
         </w:rPr>
       </w:pPr>
-      <w:bookmarkStart w:id="1" w:name="_Toc9739"/>
+      <w:bookmarkStart w:id="1" w:name="_Toc18542"/>
       <w:r>
         <w:rPr>
           <w:rFonts w:hint="eastAsia"/>
@@ -2064,6 +2064,8 @@
               <w:tab w:val="right" w:leader="dot" w:pos="8306"/>
             </w:tabs>
           </w:pPr>
+          <w:bookmarkStart w:id="17" w:name="_GoBack"/>
+          <w:bookmarkEnd w:id="17"/>
           <w:r>
             <w:rPr>
               <w:rFonts w:hint="eastAsia" w:ascii="宋体" w:hAnsi="宋体" w:eastAsia="宋体" w:cs="宋体"/>
@@ -2100,7 +2102,7 @@
               <w:rFonts w:hint="eastAsia" w:ascii="宋体" w:hAnsi="宋体" w:eastAsia="宋体" w:cs="宋体"/>
               <w:szCs w:val="24"/>
             </w:rPr>
-            <w:instrText xml:space="preserve"> HYPERLINK \l _Toc17966 </w:instrText>
+            <w:instrText xml:space="preserve"> HYPERLINK \l _Toc11154 </w:instrText>
           </w:r>
           <w:r>
             <w:rPr>
@@ -2123,7 +2125,7 @@
             <w:fldChar w:fldCharType="begin"/>
           </w:r>
           <w:r>
-            <w:instrText xml:space="preserve"> PAGEREF _Toc17966 \h </w:instrText>
+            <w:instrText xml:space="preserve"> PAGEREF _Toc11154 \h </w:instrText>
           </w:r>
           <w:r>
             <w:fldChar w:fldCharType="separate"/>
@@ -2161,7 +2163,7 @@
               <w:rFonts w:hint="eastAsia" w:ascii="宋体" w:hAnsi="宋体" w:eastAsia="宋体" w:cs="宋体"/>
               <w:szCs w:val="24"/>
             </w:rPr>
-            <w:instrText xml:space="preserve"> HYPERLINK \l _Toc9739 </w:instrText>
+            <w:instrText xml:space="preserve"> HYPERLINK \l _Toc18542 </w:instrText>
           </w:r>
           <w:r>
             <w:rPr>
@@ -2184,7 +2186,7 @@
             <w:fldChar w:fldCharType="begin"/>
           </w:r>
           <w:r>
-            <w:instrText xml:space="preserve"> PAGEREF _Toc9739 \h </w:instrText>
+            <w:instrText xml:space="preserve"> PAGEREF _Toc18542 \h </w:instrText>
           </w:r>
           <w:r>
             <w:fldChar w:fldCharType="separate"/>
@@ -2222,7 +2224,7 @@
               <w:rFonts w:hint="eastAsia" w:ascii="宋体" w:hAnsi="宋体" w:eastAsia="宋体" w:cs="宋体"/>
               <w:szCs w:val="24"/>
             </w:rPr>
-            <w:instrText xml:space="preserve"> HYPERLINK \l _Toc17555 </w:instrText>
+            <w:instrText xml:space="preserve"> HYPERLINK \l _Toc18320 </w:instrText>
           </w:r>
           <w:r>
             <w:rPr>
@@ -2245,7 +2247,7 @@
             <w:fldChar w:fldCharType="begin"/>
           </w:r>
           <w:r>
-            <w:instrText xml:space="preserve"> PAGEREF _Toc17555 \h </w:instrText>
+            <w:instrText xml:space="preserve"> PAGEREF _Toc18320 \h </w:instrText>
           </w:r>
           <w:r>
             <w:fldChar w:fldCharType="separate"/>
@@ -2283,7 +2285,7 @@
               <w:rFonts w:hint="eastAsia" w:ascii="宋体" w:hAnsi="宋体" w:eastAsia="宋体" w:cs="宋体"/>
               <w:szCs w:val="24"/>
             </w:rPr>
-            <w:instrText xml:space="preserve"> HYPERLINK \l _Toc21265 </w:instrText>
+            <w:instrText xml:space="preserve"> HYPERLINK \l _Toc9786 </w:instrText>
           </w:r>
           <w:r>
             <w:rPr>
@@ -2297,7 +2299,7 @@
               <w:rFonts w:hint="default"/>
               <w:lang w:val="en-US" w:eastAsia="zh-CN"/>
             </w:rPr>
-            <w:t>1.1. 1.1 目的</w:t>
+            <w:t>1.1. 目的</w:t>
           </w:r>
           <w:r>
             <w:tab/>
@@ -2306,7 +2308,7 @@
             <w:fldChar w:fldCharType="begin"/>
           </w:r>
           <w:r>
-            <w:instrText xml:space="preserve"> PAGEREF _Toc21265 \h </w:instrText>
+            <w:instrText xml:space="preserve"> PAGEREF _Toc9786 \h </w:instrText>
           </w:r>
           <w:r>
             <w:fldChar w:fldCharType="separate"/>
@@ -2344,7 +2346,7 @@
               <w:rFonts w:hint="eastAsia" w:ascii="宋体" w:hAnsi="宋体" w:eastAsia="宋体" w:cs="宋体"/>
               <w:szCs w:val="24"/>
             </w:rPr>
-            <w:instrText xml:space="preserve"> HYPERLINK \l _Toc15369 </w:instrText>
+            <w:instrText xml:space="preserve"> HYPERLINK \l _Toc7805 </w:instrText>
           </w:r>
           <w:r>
             <w:rPr>
@@ -2367,7 +2369,7 @@
             <w:fldChar w:fldCharType="begin"/>
           </w:r>
           <w:r>
-            <w:instrText xml:space="preserve"> PAGEREF _Toc15369 \h </w:instrText>
+            <w:instrText xml:space="preserve"> PAGEREF _Toc7805 \h </w:instrText>
           </w:r>
           <w:r>
             <w:fldChar w:fldCharType="separate"/>
@@ -2405,7 +2407,7 @@
               <w:rFonts w:hint="eastAsia" w:ascii="宋体" w:hAnsi="宋体" w:eastAsia="宋体" w:cs="宋体"/>
               <w:szCs w:val="24"/>
             </w:rPr>
-            <w:instrText xml:space="preserve"> HYPERLINK \l _Toc3004 </w:instrText>
+            <w:instrText xml:space="preserve"> HYPERLINK \l _Toc16287 </w:instrText>
           </w:r>
           <w:r>
             <w:rPr>
@@ -2428,7 +2430,7 @@
             <w:fldChar w:fldCharType="begin"/>
           </w:r>
           <w:r>
-            <w:instrText xml:space="preserve"> PAGEREF _Toc3004 \h </w:instrText>
+            <w:instrText xml:space="preserve"> PAGEREF _Toc16287 \h </w:instrText>
           </w:r>
           <w:r>
             <w:fldChar w:fldCharType="separate"/>
@@ -2466,7 +2468,7 @@
               <w:rFonts w:hint="eastAsia" w:ascii="宋体" w:hAnsi="宋体" w:eastAsia="宋体" w:cs="宋体"/>
               <w:szCs w:val="24"/>
             </w:rPr>
-            <w:instrText xml:space="preserve"> HYPERLINK \l _Toc25855 </w:instrText>
+            <w:instrText xml:space="preserve"> HYPERLINK \l _Toc10857 </w:instrText>
           </w:r>
           <w:r>
             <w:rPr>
@@ -2489,7 +2491,7 @@
             <w:fldChar w:fldCharType="begin"/>
           </w:r>
           <w:r>
-            <w:instrText xml:space="preserve"> PAGEREF _Toc25855 \h </w:instrText>
+            <w:instrText xml:space="preserve"> PAGEREF _Toc10857 \h </w:instrText>
           </w:r>
           <w:r>
             <w:fldChar w:fldCharType="separate"/>
@@ -2527,7 +2529,7 @@
               <w:rFonts w:hint="eastAsia" w:ascii="宋体" w:hAnsi="宋体" w:eastAsia="宋体" w:cs="宋体"/>
               <w:szCs w:val="24"/>
             </w:rPr>
-            <w:instrText xml:space="preserve"> HYPERLINK \l _Toc1941 </w:instrText>
+            <w:instrText xml:space="preserve"> HYPERLINK \l _Toc31655 </w:instrText>
           </w:r>
           <w:r>
             <w:rPr>
@@ -2550,7 +2552,7 @@
             <w:fldChar w:fldCharType="begin"/>
           </w:r>
           <w:r>
-            <w:instrText xml:space="preserve"> PAGEREF _Toc1941 \h </w:instrText>
+            <w:instrText xml:space="preserve"> PAGEREF _Toc31655 \h </w:instrText>
           </w:r>
           <w:r>
             <w:fldChar w:fldCharType="separate"/>
@@ -2588,7 +2590,7 @@
               <w:rFonts w:hint="eastAsia" w:ascii="宋体" w:hAnsi="宋体" w:eastAsia="宋体" w:cs="宋体"/>
               <w:szCs w:val="24"/>
             </w:rPr>
-            <w:instrText xml:space="preserve"> HYPERLINK \l _Toc15974 </w:instrText>
+            <w:instrText xml:space="preserve"> HYPERLINK \l _Toc7818 </w:instrText>
           </w:r>
           <w:r>
             <w:rPr>
@@ -2611,7 +2613,7 @@
             <w:fldChar w:fldCharType="begin"/>
           </w:r>
           <w:r>
-            <w:instrText xml:space="preserve"> PAGEREF _Toc15974 \h </w:instrText>
+            <w:instrText xml:space="preserve"> PAGEREF _Toc7818 \h </w:instrText>
           </w:r>
           <w:r>
             <w:fldChar w:fldCharType="separate"/>
@@ -2649,7 +2651,7 @@
               <w:rFonts w:hint="eastAsia" w:ascii="宋体" w:hAnsi="宋体" w:eastAsia="宋体" w:cs="宋体"/>
               <w:szCs w:val="24"/>
             </w:rPr>
-            <w:instrText xml:space="preserve"> HYPERLINK \l _Toc294 </w:instrText>
+            <w:instrText xml:space="preserve"> HYPERLINK \l _Toc20415 </w:instrText>
           </w:r>
           <w:r>
             <w:rPr>
@@ -2672,7 +2674,7 @@
             <w:fldChar w:fldCharType="begin"/>
           </w:r>
           <w:r>
-            <w:instrText xml:space="preserve"> PAGEREF _Toc294 \h </w:instrText>
+            <w:instrText xml:space="preserve"> PAGEREF _Toc20415 \h </w:instrText>
           </w:r>
           <w:r>
             <w:fldChar w:fldCharType="separate"/>
@@ -2710,7 +2712,7 @@
               <w:rFonts w:hint="eastAsia" w:ascii="宋体" w:hAnsi="宋体" w:eastAsia="宋体" w:cs="宋体"/>
               <w:szCs w:val="24"/>
             </w:rPr>
-            <w:instrText xml:space="preserve"> HYPERLINK \l _Toc31354 </w:instrText>
+            <w:instrText xml:space="preserve"> HYPERLINK \l _Toc5495 </w:instrText>
           </w:r>
           <w:r>
             <w:rPr>
@@ -2733,7 +2735,7 @@
             <w:fldChar w:fldCharType="begin"/>
           </w:r>
           <w:r>
-            <w:instrText xml:space="preserve"> PAGEREF _Toc31354 \h </w:instrText>
+            <w:instrText xml:space="preserve"> PAGEREF _Toc5495 \h </w:instrText>
           </w:r>
           <w:r>
             <w:fldChar w:fldCharType="separate"/>
@@ -2771,7 +2773,7 @@
               <w:rFonts w:hint="eastAsia" w:ascii="宋体" w:hAnsi="宋体" w:eastAsia="宋体" w:cs="宋体"/>
               <w:szCs w:val="24"/>
             </w:rPr>
-            <w:instrText xml:space="preserve"> HYPERLINK \l _Toc9268 </w:instrText>
+            <w:instrText xml:space="preserve"> HYPERLINK \l _Toc883 </w:instrText>
           </w:r>
           <w:r>
             <w:rPr>
@@ -2794,7 +2796,7 @@
             <w:fldChar w:fldCharType="begin"/>
           </w:r>
           <w:r>
-            <w:instrText xml:space="preserve"> PAGEREF _Toc9268 \h </w:instrText>
+            <w:instrText xml:space="preserve"> PAGEREF _Toc883 \h </w:instrText>
           </w:r>
           <w:r>
             <w:fldChar w:fldCharType="separate"/>
@@ -2832,7 +2834,7 @@
               <w:rFonts w:hint="eastAsia" w:ascii="宋体" w:hAnsi="宋体" w:eastAsia="宋体" w:cs="宋体"/>
               <w:szCs w:val="24"/>
             </w:rPr>
-            <w:instrText xml:space="preserve"> HYPERLINK \l _Toc5782 </w:instrText>
+            <w:instrText xml:space="preserve"> HYPERLINK \l _Toc23170 </w:instrText>
           </w:r>
           <w:r>
             <w:rPr>
@@ -2855,7 +2857,7 @@
             <w:fldChar w:fldCharType="begin"/>
           </w:r>
           <w:r>
-            <w:instrText xml:space="preserve"> PAGEREF _Toc5782 \h </w:instrText>
+            <w:instrText xml:space="preserve"> PAGEREF _Toc23170 \h </w:instrText>
           </w:r>
           <w:r>
             <w:fldChar w:fldCharType="separate"/>
@@ -2893,7 +2895,7 @@
               <w:rFonts w:hint="eastAsia" w:ascii="宋体" w:hAnsi="宋体" w:eastAsia="宋体" w:cs="宋体"/>
               <w:szCs w:val="24"/>
             </w:rPr>
-            <w:instrText xml:space="preserve"> HYPERLINK \l _Toc7848 </w:instrText>
+            <w:instrText xml:space="preserve"> HYPERLINK \l _Toc5890 </w:instrText>
           </w:r>
           <w:r>
             <w:rPr>
@@ -2916,7 +2918,7 @@
             <w:fldChar w:fldCharType="begin"/>
           </w:r>
           <w:r>
-            <w:instrText xml:space="preserve"> PAGEREF _Toc7848 \h </w:instrText>
+            <w:instrText xml:space="preserve"> PAGEREF _Toc5890 \h </w:instrText>
           </w:r>
           <w:r>
             <w:fldChar w:fldCharType="separate"/>
@@ -2954,7 +2956,7 @@
               <w:rFonts w:hint="eastAsia" w:ascii="宋体" w:hAnsi="宋体" w:eastAsia="宋体" w:cs="宋体"/>
               <w:szCs w:val="24"/>
             </w:rPr>
-            <w:instrText xml:space="preserve"> HYPERLINK \l _Toc7931 </w:instrText>
+            <w:instrText xml:space="preserve"> HYPERLINK \l _Toc28271 </w:instrText>
           </w:r>
           <w:r>
             <w:rPr>
@@ -2977,7 +2979,7 @@
             <w:fldChar w:fldCharType="begin"/>
           </w:r>
           <w:r>
-            <w:instrText xml:space="preserve"> PAGEREF _Toc7931 \h </w:instrText>
+            <w:instrText xml:space="preserve"> PAGEREF _Toc28271 \h </w:instrText>
           </w:r>
           <w:r>
             <w:fldChar w:fldCharType="separate"/>
@@ -3015,7 +3017,7 @@
               <w:rFonts w:hint="eastAsia" w:ascii="宋体" w:hAnsi="宋体" w:eastAsia="宋体" w:cs="宋体"/>
               <w:szCs w:val="24"/>
             </w:rPr>
-            <w:instrText xml:space="preserve"> HYPERLINK \l _Toc29145 </w:instrText>
+            <w:instrText xml:space="preserve"> HYPERLINK \l _Toc2961 </w:instrText>
           </w:r>
           <w:r>
             <w:rPr>
@@ -3029,7 +3031,14 @@
               <w:rFonts w:hint="default"/>
               <w:lang w:val="en-US" w:eastAsia="zh-CN"/>
             </w:rPr>
-            <w:t>6. 附则</w:t>
+            <w:t xml:space="preserve">6. </w:t>
+          </w:r>
+          <w:r>
+            <w:rPr>
+              <w:rFonts w:hint="eastAsia"/>
+              <w:lang w:val="en-US" w:eastAsia="zh-CN"/>
+            </w:rPr>
+            <w:t>考核指标</w:t>
           </w:r>
           <w:r>
             <w:tab/>
@@ -3038,7 +3047,68 @@
             <w:fldChar w:fldCharType="begin"/>
           </w:r>
           <w:r>
-            <w:instrText xml:space="preserve"> PAGEREF _Toc29145 \h </w:instrText>
+            <w:instrText xml:space="preserve"> PAGEREF _Toc2961 \h </w:instrText>
+          </w:r>
+          <w:r>
+            <w:fldChar w:fldCharType="separate"/>
+          </w:r>
+          <w:r>
+            <w:t>7</w:t>
+          </w:r>
+          <w:r>
+            <w:fldChar w:fldCharType="end"/>
+          </w:r>
+          <w:r>
+            <w:rPr>
+              <w:rFonts w:hint="eastAsia" w:ascii="宋体" w:hAnsi="宋体" w:eastAsia="宋体" w:cs="宋体"/>
+              <w:szCs w:val="24"/>
+            </w:rPr>
+            <w:fldChar w:fldCharType="end"/>
+          </w:r>
+        </w:p>
+        <w:p>
+          <w:pPr>
+            <w:pStyle w:val="16"/>
+            <w:tabs>
+              <w:tab w:val="right" w:leader="dot" w:pos="8306"/>
+            </w:tabs>
+          </w:pPr>
+          <w:r>
+            <w:rPr>
+              <w:rFonts w:hint="eastAsia" w:ascii="宋体" w:hAnsi="宋体" w:eastAsia="宋体" w:cs="宋体"/>
+              <w:szCs w:val="24"/>
+            </w:rPr>
+            <w:fldChar w:fldCharType="begin"/>
+          </w:r>
+          <w:r>
+            <w:rPr>
+              <w:rFonts w:hint="eastAsia" w:ascii="宋体" w:hAnsi="宋体" w:eastAsia="宋体" w:cs="宋体"/>
+              <w:szCs w:val="24"/>
+            </w:rPr>
+            <w:instrText xml:space="preserve"> HYPERLINK \l _Toc11102 </w:instrText>
+          </w:r>
+          <w:r>
+            <w:rPr>
+              <w:rFonts w:hint="eastAsia" w:ascii="宋体" w:hAnsi="宋体" w:eastAsia="宋体" w:cs="宋体"/>
+              <w:szCs w:val="24"/>
+            </w:rPr>
+            <w:fldChar w:fldCharType="separate"/>
+          </w:r>
+          <w:r>
+            <w:rPr>
+              <w:rFonts w:hint="default"/>
+              <w:lang w:val="en-US" w:eastAsia="zh-CN"/>
+            </w:rPr>
+            <w:t>7. 附则</w:t>
+          </w:r>
+          <w:r>
+            <w:tab/>
+          </w:r>
+          <w:r>
+            <w:fldChar w:fldCharType="begin"/>
+          </w:r>
+          <w:r>
+            <w:instrText xml:space="preserve"> PAGEREF _Toc11102 \h </w:instrText>
           </w:r>
           <w:r>
             <w:fldChar w:fldCharType="separate"/>
@@ -3139,7 +3209,7 @@
           <w:lang w:val="en-US" w:eastAsia="zh-CN"/>
         </w:rPr>
       </w:pPr>
-      <w:bookmarkStart w:id="2" w:name="_Toc17555"/>
+      <w:bookmarkStart w:id="2" w:name="_Toc18320"/>
       <w:r>
         <w:rPr>
           <w:rFonts w:hint="default"/>
@@ -3158,13 +3228,13 @@
           <w:lang w:val="en-US" w:eastAsia="zh-CN"/>
         </w:rPr>
       </w:pPr>
-      <w:bookmarkStart w:id="3" w:name="_Toc21265"/>
+      <w:bookmarkStart w:id="3" w:name="_Toc9786"/>
       <w:r>
         <w:rPr>
           <w:rFonts w:hint="default"/>
           <w:lang w:val="en-US" w:eastAsia="zh-CN"/>
         </w:rPr>
-        <w:t>1.1 目的</w:t>
+        <w:t>目的</w:t>
       </w:r>
       <w:bookmarkEnd w:id="3"/>
     </w:p>
@@ -3193,7 +3263,7 @@
           <w:lang w:val="en-US" w:eastAsia="zh-CN"/>
         </w:rPr>
       </w:pPr>
-      <w:bookmarkStart w:id="4" w:name="_Toc15369"/>
+      <w:bookmarkStart w:id="4" w:name="_Toc7805"/>
       <w:r>
         <w:rPr>
           <w:rFonts w:hint="default"/>
@@ -3308,7 +3378,7 @@
           <w:lang w:val="en-US" w:eastAsia="zh-CN"/>
         </w:rPr>
       </w:pPr>
-      <w:bookmarkStart w:id="5" w:name="_Toc3004"/>
+      <w:bookmarkStart w:id="5" w:name="_Toc16287"/>
       <w:r>
         <w:rPr>
           <w:rFonts w:hint="default"/>
@@ -3391,7 +3461,7 @@
           <w:lang w:val="en-US" w:eastAsia="zh-CN"/>
         </w:rPr>
       </w:pPr>
-      <w:bookmarkStart w:id="6" w:name="_Toc25855"/>
+      <w:bookmarkStart w:id="6" w:name="_Toc10857"/>
       <w:r>
         <w:rPr>
           <w:rFonts w:hint="default"/>
@@ -4758,7 +4828,7 @@
           <w:lang w:val="en-US" w:eastAsia="zh-CN"/>
         </w:rPr>
       </w:pPr>
-      <w:bookmarkStart w:id="7" w:name="_Toc1941"/>
+      <w:bookmarkStart w:id="7" w:name="_Toc31655"/>
       <w:r>
         <w:rPr>
           <w:rFonts w:hint="default"/>
@@ -4777,7 +4847,7 @@
           <w:lang w:val="en-US" w:eastAsia="zh-CN"/>
         </w:rPr>
       </w:pPr>
-      <w:bookmarkStart w:id="8" w:name="_Toc15974"/>
+      <w:bookmarkStart w:id="8" w:name="_Toc7818"/>
       <w:r>
         <w:rPr>
           <w:rFonts w:hint="default"/>
@@ -4844,7 +4914,7 @@
           <w:lang w:val="en-US" w:eastAsia="zh-CN"/>
         </w:rPr>
       </w:pPr>
-      <w:bookmarkStart w:id="9" w:name="_Toc294"/>
+      <w:bookmarkStart w:id="9" w:name="_Toc20415"/>
       <w:r>
         <w:rPr>
           <w:rFonts w:hint="default"/>
@@ -4911,7 +4981,7 @@
           <w:lang w:val="en-US" w:eastAsia="zh-CN"/>
         </w:rPr>
       </w:pPr>
-      <w:bookmarkStart w:id="10" w:name="_Toc31354"/>
+      <w:bookmarkStart w:id="10" w:name="_Toc5495"/>
       <w:r>
         <w:rPr>
           <w:rFonts w:hint="default"/>
@@ -4946,7 +5016,7 @@
           <w:lang w:val="en-US" w:eastAsia="zh-CN"/>
         </w:rPr>
       </w:pPr>
-      <w:bookmarkStart w:id="11" w:name="_Toc9268"/>
+      <w:bookmarkStart w:id="11" w:name="_Toc883"/>
       <w:r>
         <w:rPr>
           <w:rFonts w:hint="default"/>
@@ -4981,7 +5051,7 @@
           <w:lang w:val="en-US" w:eastAsia="zh-CN"/>
         </w:rPr>
       </w:pPr>
-      <w:bookmarkStart w:id="12" w:name="_Toc5782"/>
+      <w:bookmarkStart w:id="12" w:name="_Toc23170"/>
       <w:r>
         <w:rPr>
           <w:rFonts w:hint="default"/>
@@ -5096,7 +5166,7 @@
           <w:lang w:val="en-US" w:eastAsia="zh-CN"/>
         </w:rPr>
       </w:pPr>
-      <w:bookmarkStart w:id="13" w:name="_Toc7848"/>
+      <w:bookmarkStart w:id="13" w:name="_Toc5890"/>
       <w:r>
         <w:rPr>
           <w:rFonts w:hint="default"/>
@@ -5195,7 +5265,7 @@
           <w:lang w:val="en-US" w:eastAsia="zh-CN"/>
         </w:rPr>
       </w:pPr>
-      <w:bookmarkStart w:id="14" w:name="_Toc7931"/>
+      <w:bookmarkStart w:id="14" w:name="_Toc28271"/>
       <w:r>
         <w:rPr>
           <w:rFonts w:hint="default"/>
@@ -5275,7 +5345,7 @@
           <w:lang w:val="en-US" w:eastAsia="zh-CN"/>
         </w:rPr>
       </w:pPr>
-      <w:bookmarkStart w:id="15" w:name="_Toc29145"/>
+      <w:bookmarkStart w:id="15" w:name="_Toc2961"/>
       <w:r>
         <w:rPr>
           <w:rFonts w:hint="eastAsia"/>
@@ -5283,6 +5353,7 @@
         </w:rPr>
         <w:t>考核指标</w:t>
       </w:r>
+      <w:bookmarkEnd w:id="15"/>
     </w:p>
     <w:tbl>
       <w:tblPr>
@@ -5548,7 +5619,6 @@
             <w:insideH w:val="none" w:color="auto" w:sz="0" w:space="0"/>
             <w:insideV w:val="none" w:color="auto" w:sz="0" w:space="0"/>
           </w:tblBorders>
-          <w:shd w:val="clear" w:color="auto" w:fill="auto"/>
           <w:tblCellMar>
             <w:top w:w="0" w:type="dxa"/>
             <w:left w:w="108" w:type="dxa"/>
@@ -5778,6 +5848,7 @@
           <w:lang w:val="en-US" w:eastAsia="zh-CN"/>
         </w:rPr>
       </w:pPr>
+      <w:bookmarkStart w:id="16" w:name="_Toc11102"/>
       <w:r>
         <w:rPr>
           <w:rFonts w:hint="default"/>
@@ -5785,7 +5856,7 @@
         </w:rPr>
         <w:t>附则</w:t>
       </w:r>
-      <w:bookmarkEnd w:id="15"/>
+      <w:bookmarkEnd w:id="16"/>
     </w:p>
     <w:p>
       <w:pPr>
@@ -5800,16 +5871,7 @@
           <w:rFonts w:hint="default"/>
           <w:lang w:val="en-US" w:eastAsia="zh-CN"/>
         </w:rPr>
-        <w:t>本制度由数智运营部负</w:t>
-      </w:r>
-      <w:bookmarkStart w:id="16" w:name="_GoBack"/>
-      <w:bookmarkEnd w:id="16"/>
-      <w:r>
-        <w:rPr>
-          <w:rFonts w:hint="default"/>
-          <w:lang w:val="en-US" w:eastAsia="zh-CN"/>
-        </w:rPr>
-        <w:t>责解释与修订，自发布之日起执行。所有项目必须依据本制度建立和维护项目级配置管理子集。</w:t>
+        <w:t>本制度由数智运营部负责解释与修订，自发布之日起执行。所有项目必须依据本制度建立和维护项目级配置管理子集。</w:t>
       </w:r>
     </w:p>
     <w:sectPr>

--- a/6-过程管理/流程制度规范类文件/JXTX-06-08-配置管理制度.docx
+++ b/6-过程管理/流程制度规范类文件/JXTX-06-08-配置管理制度.docx
@@ -1,10 +1,11 @@
 
 <file path=word/document.xml><?xml version="1.0" encoding="utf-8"?>
-<w:document xmlns:wpc="http://schemas.microsoft.com/office/word/2010/wordprocessingCanvas" xmlns:mc="http://schemas.openxmlformats.org/markup-compatibility/2006" xmlns:o="urn:schemas-microsoft-com:office:office" xmlns:r="http://schemas.openxmlformats.org/officeDocument/2006/relationships" xmlns:m="http://schemas.openxmlformats.org/officeDocument/2006/math" xmlns:v="urn:schemas-microsoft-com:vml" xmlns:wp14="http://schemas.microsoft.com/office/word/2010/wordprocessingDrawing" xmlns:wp="http://schemas.openxmlformats.org/drawingml/2006/wordprocessingDrawing" xmlns:w="http://schemas.openxmlformats.org/wordprocessingml/2006/main" xmlns:w14="http://schemas.microsoft.com/office/word/2010/wordml" xmlns:w10="urn:schemas-microsoft-com:office:word" xmlns:w15="http://schemas.microsoft.com/office/word/2012/wordml" xmlns:wpg="http://schemas.microsoft.com/office/word/2010/wordprocessingGroup" xmlns:wpi="http://schemas.microsoft.com/office/word/2010/wordprocessingInk" xmlns:wne="http://schemas.microsoft.com/office/word/2006/wordml" xmlns:wps="http://schemas.microsoft.com/office/word/2010/wordprocessingShape" xmlns:wpsCustomData="http://www.wps.cn/officeDocument/2013/wpsCustomData" mc:Ignorable="w14 w15 wp14">
+<w:document xmlns:wpc="http://schemas.microsoft.com/office/word/2010/wordprocessingCanvas" xmlns:mc="http://schemas.openxmlformats.org/markup-compatibility/2006" xmlns:o="urn:schemas-microsoft-com:office:office" xmlns:r="http://schemas.openxmlformats.org/officeDocument/2006/relationships" xmlns:m="http://schemas.openxmlformats.org/officeDocument/2006/math" xmlns:v="urn:schemas-microsoft-com:vml" xmlns:wp14="http://schemas.microsoft.com/office/word/2010/wordprocessingDrawing" xmlns:wp="http://schemas.openxmlformats.org/drawingml/2006/wordprocessingDrawing" xmlns:w10="urn:schemas-microsoft-com:office:word" xmlns:w="http://schemas.openxmlformats.org/wordprocessingml/2006/main" xmlns:w14="http://schemas.microsoft.com/office/word/2010/wordml" xmlns:w15="http://schemas.microsoft.com/office/word/2012/wordml" xmlns:wne="http://schemas.microsoft.com/office/word/2006/wordml" xmlns:wpg="http://schemas.microsoft.com/office/word/2010/wordprocessingGroup" xmlns:wpi="http://schemas.microsoft.com/office/word/2010/wordprocessingInk" xmlns:wps="http://schemas.microsoft.com/office/word/2010/wordprocessingShape" mc:Ignorable="w14 w15 wp14">
+  <!-- Generated by Aspose.Words for .NET 13.3.0.1 -->
   <w:body>
     <w:p>
       <w:pPr>
-        <w:pStyle w:val="24"/>
+        <w:pStyle w:val="a"/>
         <w:keepNext w:val="0"/>
         <w:keepLines w:val="0"/>
         <w:pageBreakBefore w:val="0"/>
@@ -24,7 +25,7 @@
       <w:bookmarkStart w:id="0" w:name="_Toc11154"/>
       <w:r>
         <w:drawing>
-          <wp:anchor distT="0" distB="0" distL="114300" distR="114300" simplePos="0" relativeHeight="251661312" behindDoc="1" locked="0" layoutInCell="1" allowOverlap="1">
+          <wp:anchor distT="0" distB="0" distL="114300" distR="114300" simplePos="0" relativeHeight="251660288" behindDoc="1" locked="0" layoutInCell="1" allowOverlap="1">
             <wp:simplePos x="0" y="0"/>
             <wp:positionH relativeFrom="column">
               <wp:posOffset>-19050</wp:posOffset>
@@ -49,7 +50,7 @@
                     </pic:cNvPicPr>
                   </pic:nvPicPr>
                   <pic:blipFill>
-                    <a:blip r:embed="rId7"/>
+                    <a:blip xmlns:r="http://schemas.openxmlformats.org/officeDocument/2006/relationships" r:embed="rId4"/>
                     <a:stretch>
                       <a:fillRect/>
                     </a:stretch>
@@ -75,7 +76,7 @@
       </w:r>
       <w:r>
         <w:drawing>
-          <wp:anchor distT="0" distB="0" distL="114300" distR="114300" simplePos="0" relativeHeight="251660288" behindDoc="1" locked="0" layoutInCell="1" allowOverlap="1">
+          <wp:anchor distT="0" distB="0" distL="114300" distR="114300" simplePos="0" relativeHeight="251659264" behindDoc="1" locked="0" layoutInCell="1" allowOverlap="1">
             <wp:simplePos x="0" y="0"/>
             <wp:positionH relativeFrom="column">
               <wp:posOffset>0</wp:posOffset>
@@ -100,7 +101,7 @@
                     </pic:cNvPicPr>
                   </pic:nvPicPr>
                   <pic:blipFill>
-                    <a:blip r:embed="rId8"/>
+                    <a:blip xmlns:r="http://schemas.openxmlformats.org/officeDocument/2006/relationships" r:embed="rId5"/>
                     <a:stretch>
                       <a:fillRect/>
                     </a:stretch>
@@ -130,7 +131,7 @@
           <w:lang w:val="en-US" w:eastAsia="zh-CN"/>
         </w:rPr>
         <w:drawing>
-          <wp:anchor distT="0" distB="0" distL="114300" distR="114300" simplePos="0" relativeHeight="251659264" behindDoc="1" locked="0" layoutInCell="1" allowOverlap="1">
+          <wp:anchor distT="0" distB="0" distL="114300" distR="114300" simplePos="0" relativeHeight="251658240" behindDoc="1" locked="0" layoutInCell="1" allowOverlap="1">
             <wp:simplePos x="0" y="0"/>
             <wp:positionH relativeFrom="column">
               <wp:posOffset>635</wp:posOffset>
@@ -155,7 +156,7 @@
                     </pic:cNvPicPr>
                   </pic:nvPicPr>
                   <pic:blipFill>
-                    <a:blip r:embed="rId9">
+                    <a:blip xmlns:r="http://schemas.openxmlformats.org/officeDocument/2006/relationships" r:embed="rId6">
                       <a:alphaModFix amt="58000"/>
                       <a:lum contrast="-52000"/>
                     </a:blip>
@@ -189,7 +190,7 @@
     </w:p>
     <w:p>
       <w:pPr>
-        <w:pStyle w:val="25"/>
+        <w:pStyle w:val="a0"/>
         <w:keepNext w:val="0"/>
         <w:keepLines w:val="0"/>
         <w:pageBreakBefore w:val="0"/>
@@ -236,11 +237,11 @@
         <w:adjustRightInd w:val="0"/>
         <w:snapToGrid w:val="0"/>
         <w:spacing w:after="624" w:afterLines="200" w:line="219" w:lineRule="auto"/>
-        <w:ind w:left="0" w:leftChars="0" w:right="0" w:rightChars="0" w:firstLine="0" w:firstLineChars="0"/>
+        <w:ind w:left="0" w:right="0" w:firstLine="0" w:leftChars="0" w:rightChars="0" w:firstLineChars="0"/>
         <w:jc w:val="center"/>
         <w:textAlignment w:val="baseline"/>
         <w:rPr>
-          <w:rFonts w:hint="eastAsia" w:ascii="宋体" w:hAnsi="宋体" w:eastAsia="宋体" w:cs="宋体"/>
+          <w:rFonts w:ascii="宋体" w:eastAsia="宋体" w:hAnsi="宋体" w:cs="宋体" w:hint="eastAsia"/>
           <w:sz w:val="24"/>
           <w:szCs w:val="24"/>
           <w:lang w:val="en-US" w:eastAsia="zh-CN"/>
@@ -248,7 +249,7 @@
       </w:pPr>
       <w:r>
         <w:rPr>
-          <w:rFonts w:ascii="宋体" w:hAnsi="宋体" w:eastAsia="宋体" w:cs="宋体"/>
+          <w:rFonts w:ascii="宋体" w:eastAsia="宋体" w:hAnsi="宋体" w:cs="宋体"/>
           <w:b/>
           <w:bCs/>
           <w:spacing w:val="-3"/>
@@ -259,7 +260,7 @@
       </w:r>
       <w:r>
         <w:rPr>
-          <w:rFonts w:hint="eastAsia" w:ascii="宋体" w:hAnsi="宋体" w:eastAsia="宋体" w:cs="宋体"/>
+          <w:rFonts w:ascii="宋体" w:eastAsia="宋体" w:hAnsi="宋体" w:cs="宋体" w:hint="eastAsia"/>
           <w:b/>
           <w:bCs/>
           <w:spacing w:val="-3"/>
@@ -271,7 +272,7 @@
       </w:r>
       <w:r>
         <w:rPr>
-          <w:rFonts w:ascii="宋体" w:hAnsi="宋体" w:eastAsia="宋体" w:cs="宋体"/>
+          <w:rFonts w:ascii="宋体" w:eastAsia="宋体" w:hAnsi="宋体" w:cs="宋体"/>
           <w:b/>
           <w:bCs/>
           <w:spacing w:val="-3"/>
@@ -282,7 +283,7 @@
       </w:r>
       <w:r>
         <w:rPr>
-          <w:rFonts w:hint="eastAsia" w:ascii="宋体" w:hAnsi="宋体" w:cs="宋体"/>
+          <w:rFonts w:ascii="宋体" w:hAnsi="宋体" w:cs="宋体" w:hint="eastAsia"/>
           <w:b/>
           <w:bCs/>
           <w:spacing w:val="-3"/>
@@ -294,7 +295,7 @@
       </w:r>
       <w:r>
         <w:rPr>
-          <w:rFonts w:ascii="宋体" w:hAnsi="宋体" w:eastAsia="宋体" w:cs="宋体"/>
+          <w:rFonts w:ascii="宋体" w:eastAsia="宋体" w:hAnsi="宋体" w:cs="宋体"/>
           <w:b/>
           <w:bCs/>
           <w:spacing w:val="-3"/>
@@ -305,7 +306,7 @@
       </w:r>
       <w:r>
         <w:rPr>
-          <w:rFonts w:hint="eastAsia" w:ascii="宋体" w:hAnsi="宋体" w:cs="宋体"/>
+          <w:rFonts w:ascii="宋体" w:hAnsi="宋体" w:cs="宋体" w:hint="eastAsia"/>
           <w:b/>
           <w:bCs/>
           <w:spacing w:val="-3"/>
@@ -318,18 +319,17 @@
     </w:p>
     <w:tbl>
       <w:tblPr>
-        <w:tblStyle w:val="21"/>
+        <w:tblStyle w:val="TableGrid"/>
         <w:tblW w:w="0" w:type="auto"/>
         <w:jc w:val="center"/>
         <w:tblBorders>
-          <w:top w:val="none" w:color="auto" w:sz="0" w:space="0"/>
-          <w:left w:val="none" w:color="auto" w:sz="0" w:space="0"/>
-          <w:bottom w:val="none" w:color="auto" w:sz="0" w:space="0"/>
-          <w:right w:val="none" w:color="auto" w:sz="0" w:space="0"/>
-          <w:insideH w:val="none" w:color="auto" w:sz="0" w:space="0"/>
-          <w:insideV w:val="none" w:color="auto" w:sz="0" w:space="0"/>
+          <w:top w:val="nil"/>
+          <w:left w:val="nil"/>
+          <w:bottom w:val="nil"/>
+          <w:right w:val="nil"/>
+          <w:insideH w:val="nil"/>
+          <w:insideV w:val="nil"/>
         </w:tblBorders>
-        <w:tblLayout w:type="autofit"/>
         <w:tblCellMar>
           <w:top w:w="0" w:type="dxa"/>
           <w:left w:w="108" w:type="dxa"/>
@@ -343,13 +343,15 @@
       </w:tblGrid>
       <w:tr>
         <w:tblPrEx>
+          <w:tblW w:w="0" w:type="auto"/>
+          <w:jc w:val="center"/>
           <w:tblBorders>
-            <w:top w:val="none" w:color="auto" w:sz="0" w:space="0"/>
-            <w:left w:val="none" w:color="auto" w:sz="0" w:space="0"/>
-            <w:bottom w:val="none" w:color="auto" w:sz="0" w:space="0"/>
-            <w:right w:val="none" w:color="auto" w:sz="0" w:space="0"/>
-            <w:insideH w:val="none" w:color="auto" w:sz="0" w:space="0"/>
-            <w:insideV w:val="none" w:color="auto" w:sz="0" w:space="0"/>
+            <w:top w:val="nil"/>
+            <w:left w:val="nil"/>
+            <w:bottom w:val="nil"/>
+            <w:right w:val="nil"/>
+            <w:insideH w:val="nil"/>
+            <w:insideV w:val="nil"/>
           </w:tblBorders>
           <w:tblCellMar>
             <w:top w:w="0" w:type="dxa"/>
@@ -359,7 +361,7 @@
           </w:tblCellMar>
         </w:tblPrEx>
         <w:trPr>
-          <w:trHeight w:val="810" w:hRule="atLeast"/>
+          <w:trHeight w:val="810"/>
           <w:jc w:val="center"/>
         </w:trPr>
         <w:tc>
@@ -397,7 +399,7 @@
             </w:r>
             <w:r>
               <w:rPr>
-                <w:rFonts w:hint="default" w:asciiTheme="minorAscii" w:hAnsiTheme="minorAscii" w:eastAsiaTheme="minorEastAsia"/>
+                <w:rFonts w:asciiTheme="minorAscii" w:eastAsiaTheme="minorEastAsia" w:hAnsiTheme="minorAscii" w:hint="default"/>
                 <w:spacing w:val="227"/>
                 <w:sz w:val="21"/>
                 <w:vertAlign w:val="baseline"/>
@@ -451,7 +453,7 @@
             </w:r>
             <w:r>
               <w:rPr>
-                <w:rFonts w:hint="eastAsia" w:asciiTheme="minorAscii" w:hAnsiTheme="minorAscii" w:eastAsiaTheme="minorEastAsia"/>
+                <w:rFonts w:asciiTheme="minorAscii" w:eastAsiaTheme="minorEastAsia" w:hAnsiTheme="minorAscii" w:hint="eastAsia"/>
                 <w:spacing w:val="227"/>
                 <w:sz w:val="21"/>
                 <w:vertAlign w:val="baseline"/>
@@ -473,14 +475,8 @@
       </w:tr>
       <w:tr>
         <w:tblPrEx>
-          <w:tblBorders>
-            <w:top w:val="none" w:color="auto" w:sz="0" w:space="0"/>
-            <w:left w:val="none" w:color="auto" w:sz="0" w:space="0"/>
-            <w:bottom w:val="none" w:color="auto" w:sz="0" w:space="0"/>
-            <w:right w:val="none" w:color="auto" w:sz="0" w:space="0"/>
-            <w:insideH w:val="none" w:color="auto" w:sz="0" w:space="0"/>
-            <w:insideV w:val="none" w:color="auto" w:sz="0" w:space="0"/>
-          </w:tblBorders>
+          <w:tblW w:w="0" w:type="auto"/>
+          <w:jc w:val="center"/>
           <w:tblCellMar>
             <w:top w:w="0" w:type="dxa"/>
             <w:left w:w="108" w:type="dxa"/>
@@ -489,7 +485,7 @@
           </w:tblCellMar>
         </w:tblPrEx>
         <w:trPr>
-          <w:trHeight w:val="810" w:hRule="atLeast"/>
+          <w:trHeight w:val="810"/>
           <w:jc w:val="center"/>
         </w:trPr>
         <w:tc>
@@ -513,7 +509,7 @@
               <w:snapToGrid w:val="0"/>
               <w:textAlignment w:val="baseline"/>
               <w:rPr>
-                <w:rFonts w:hint="default" w:ascii="Arial" w:hAnsi="Arial" w:eastAsia="Arial" w:cs="Arial"/>
+                <w:rFonts w:ascii="Arial" w:eastAsia="Arial" w:hAnsi="Arial" w:cs="Arial" w:hint="default"/>
                 <w:snapToGrid w:val="0"/>
                 <w:color w:val="000000"/>
                 <w:kern w:val="0"/>
@@ -545,7 +541,7 @@
             </w:r>
             <w:r>
               <w:rPr>
-                <w:rFonts w:hint="default" w:asciiTheme="minorAscii" w:hAnsiTheme="minorAscii" w:eastAsiaTheme="minorEastAsia"/>
+                <w:rFonts w:asciiTheme="minorAscii" w:eastAsiaTheme="minorEastAsia" w:hAnsiTheme="minorAscii" w:hint="default"/>
                 <w:spacing w:val="227"/>
                 <w:sz w:val="21"/>
                 <w:vertAlign w:val="baseline"/>
@@ -598,7 +594,7 @@
               <w:snapToGrid w:val="0"/>
               <w:textAlignment w:val="baseline"/>
               <w:rPr>
-                <w:rFonts w:hint="default" w:ascii="Arial" w:hAnsi="Arial" w:eastAsia="Arial" w:cs="Arial"/>
+                <w:rFonts w:ascii="Arial" w:eastAsia="Arial" w:hAnsi="Arial" w:cs="Arial" w:hint="default"/>
                 <w:snapToGrid w:val="0"/>
                 <w:color w:val="000000"/>
                 <w:kern w:val="0"/>
@@ -618,7 +614,7 @@
             </w:r>
             <w:r>
               <w:rPr>
-                <w:rFonts w:hint="eastAsia" w:asciiTheme="minorAscii" w:hAnsiTheme="minorAscii" w:eastAsiaTheme="minorEastAsia"/>
+                <w:rFonts w:asciiTheme="minorAscii" w:eastAsiaTheme="minorEastAsia" w:hAnsiTheme="minorAscii" w:hint="eastAsia"/>
                 <w:spacing w:val="227"/>
                 <w:sz w:val="21"/>
                 <w:vertAlign w:val="baseline"/>
@@ -640,14 +636,8 @@
       </w:tr>
       <w:tr>
         <w:tblPrEx>
-          <w:tblBorders>
-            <w:top w:val="none" w:color="auto" w:sz="0" w:space="0"/>
-            <w:left w:val="none" w:color="auto" w:sz="0" w:space="0"/>
-            <w:bottom w:val="none" w:color="auto" w:sz="0" w:space="0"/>
-            <w:right w:val="none" w:color="auto" w:sz="0" w:space="0"/>
-            <w:insideH w:val="none" w:color="auto" w:sz="0" w:space="0"/>
-            <w:insideV w:val="none" w:color="auto" w:sz="0" w:space="0"/>
-          </w:tblBorders>
+          <w:tblW w:w="0" w:type="auto"/>
+          <w:jc w:val="center"/>
           <w:tblCellMar>
             <w:top w:w="0" w:type="dxa"/>
             <w:left w:w="108" w:type="dxa"/>
@@ -656,7 +646,7 @@
           </w:tblCellMar>
         </w:tblPrEx>
         <w:trPr>
-          <w:trHeight w:val="635" w:hRule="atLeast"/>
+          <w:trHeight w:val="635"/>
           <w:jc w:val="center"/>
         </w:trPr>
         <w:tc>
@@ -706,7 +696,7 @@
             </w:r>
             <w:r>
               <w:rPr>
-                <w:rFonts w:hint="eastAsia" w:asciiTheme="minorAscii" w:hAnsiTheme="minorAscii" w:eastAsiaTheme="minorEastAsia"/>
+                <w:rFonts w:asciiTheme="minorAscii" w:eastAsiaTheme="minorEastAsia" w:hAnsiTheme="minorAscii" w:hint="eastAsia"/>
                 <w:spacing w:val="227"/>
                 <w:sz w:val="21"/>
                 <w:vertAlign w:val="baseline"/>
@@ -759,7 +749,7 @@
             </w:r>
             <w:r>
               <w:rPr>
-                <w:rFonts w:hint="eastAsia" w:asciiTheme="minorAscii" w:hAnsiTheme="minorAscii" w:eastAsiaTheme="minorEastAsia"/>
+                <w:rFonts w:asciiTheme="minorAscii" w:eastAsiaTheme="minorEastAsia" w:hAnsiTheme="minorAscii" w:hint="eastAsia"/>
                 <w:spacing w:val="227"/>
                 <w:sz w:val="21"/>
                 <w:vertAlign w:val="baseline"/>
@@ -818,14 +808,14 @@
         <w:ind w:left="3634"/>
         <w:textAlignment w:val="baseline"/>
         <w:rPr>
-          <w:rFonts w:ascii="宋体" w:hAnsi="宋体" w:eastAsia="宋体" w:cs="宋体"/>
+          <w:rFonts w:ascii="宋体" w:eastAsia="宋体" w:hAnsi="宋体" w:cs="宋体"/>
           <w:sz w:val="31"/>
           <w:szCs w:val="31"/>
         </w:rPr>
       </w:pPr>
       <w:r>
         <w:rPr>
-          <w:rFonts w:ascii="宋体" w:hAnsi="宋体" w:eastAsia="宋体" w:cs="宋体"/>
+          <w:rFonts w:ascii="宋体" w:eastAsia="宋体" w:hAnsi="宋体" w:cs="宋体"/>
           <w:b/>
           <w:bCs/>
           <w:spacing w:val="4"/>
@@ -837,16 +827,16 @@
     </w:p>
     <w:tbl>
       <w:tblPr>
-        <w:tblStyle w:val="26"/>
+        <w:tblStyle w:val="TableNormal0"/>
         <w:tblW w:w="8214" w:type="dxa"/>
         <w:jc w:val="center"/>
         <w:tblBorders>
-          <w:top w:val="single" w:color="000000" w:sz="2" w:space="0"/>
-          <w:left w:val="single" w:color="000000" w:sz="2" w:space="0"/>
-          <w:bottom w:val="single" w:color="000000" w:sz="2" w:space="0"/>
-          <w:right w:val="single" w:color="000000" w:sz="2" w:space="0"/>
-          <w:insideH w:val="single" w:color="000000" w:sz="2" w:space="0"/>
-          <w:insideV w:val="single" w:color="000000" w:sz="2" w:space="0"/>
+          <w:top w:val="single" w:sz="2" w:space="0" w:color="000000"/>
+          <w:left w:val="single" w:sz="2" w:space="0" w:color="000000"/>
+          <w:bottom w:val="single" w:sz="2" w:space="0" w:color="000000"/>
+          <w:right w:val="single" w:sz="2" w:space="0" w:color="000000"/>
+          <w:insideH w:val="single" w:sz="2" w:space="0" w:color="000000"/>
+          <w:insideV w:val="single" w:sz="2" w:space="0" w:color="000000"/>
         </w:tblBorders>
         <w:tblLayout w:type="fixed"/>
         <w:tblCellMar>
@@ -866,14 +856,17 @@
       </w:tblGrid>
       <w:tr>
         <w:tblPrEx>
+          <w:tblW w:w="8214" w:type="dxa"/>
+          <w:jc w:val="center"/>
           <w:tblBorders>
-            <w:top w:val="single" w:color="000000" w:sz="2" w:space="0"/>
-            <w:left w:val="single" w:color="000000" w:sz="2" w:space="0"/>
-            <w:bottom w:val="single" w:color="000000" w:sz="2" w:space="0"/>
-            <w:right w:val="single" w:color="000000" w:sz="2" w:space="0"/>
-            <w:insideH w:val="single" w:color="000000" w:sz="2" w:space="0"/>
-            <w:insideV w:val="single" w:color="000000" w:sz="2" w:space="0"/>
+            <w:top w:val="single" w:sz="2" w:space="0" w:color="000000"/>
+            <w:left w:val="single" w:sz="2" w:space="0" w:color="000000"/>
+            <w:bottom w:val="single" w:sz="2" w:space="0" w:color="000000"/>
+            <w:right w:val="single" w:sz="2" w:space="0" w:color="000000"/>
+            <w:insideH w:val="single" w:sz="2" w:space="0" w:color="000000"/>
+            <w:insideV w:val="single" w:sz="2" w:space="0" w:color="000000"/>
           </w:tblBorders>
+          <w:tblLayout w:type="fixed"/>
           <w:tblCellMar>
             <w:top w:w="0" w:type="dxa"/>
             <w:left w:w="0" w:type="dxa"/>
@@ -882,7 +875,7 @@
           </w:tblCellMar>
         </w:tblPrEx>
         <w:trPr>
-          <w:trHeight w:val="593" w:hRule="atLeast"/>
+          <w:trHeight w:val="593"/>
           <w:jc w:val="center"/>
         </w:trPr>
         <w:tc>
@@ -904,18 +897,18 @@
               <w:adjustRightInd w:val="0"/>
               <w:snapToGrid w:val="0"/>
               <w:spacing w:before="176" w:line="228" w:lineRule="auto"/>
-              <w:ind w:left="0" w:leftChars="0" w:right="0" w:rightChars="0" w:firstLine="0" w:firstLineChars="0"/>
+              <w:ind w:left="0" w:right="0" w:firstLine="0" w:leftChars="0" w:rightChars="0" w:firstLineChars="0"/>
               <w:jc w:val="center"/>
               <w:textAlignment w:val="baseline"/>
               <w:rPr>
-                <w:rFonts w:ascii="宋体" w:hAnsi="宋体" w:eastAsia="宋体" w:cs="宋体"/>
+                <w:rFonts w:ascii="宋体" w:eastAsia="宋体" w:hAnsi="宋体" w:cs="宋体"/>
                 <w:sz w:val="20"/>
                 <w:szCs w:val="20"/>
               </w:rPr>
             </w:pPr>
             <w:r>
               <w:rPr>
-                <w:rFonts w:hint="eastAsia" w:ascii="宋体" w:hAnsi="宋体" w:cs="宋体"/>
+                <w:rFonts w:ascii="宋体" w:hAnsi="宋体" w:cs="宋体" w:hint="eastAsia"/>
                 <w:spacing w:val="-14"/>
                 <w:sz w:val="20"/>
                 <w:szCs w:val="20"/>
@@ -925,7 +918,7 @@
             </w:r>
             <w:r>
               <w:rPr>
-                <w:rFonts w:ascii="宋体" w:hAnsi="宋体" w:eastAsia="宋体" w:cs="宋体"/>
+                <w:rFonts w:ascii="宋体" w:eastAsia="宋体" w:hAnsi="宋体" w:cs="宋体"/>
                 <w:spacing w:val="-14"/>
                 <w:sz w:val="20"/>
                 <w:szCs w:val="20"/>
@@ -953,18 +946,18 @@
               <w:adjustRightInd w:val="0"/>
               <w:snapToGrid w:val="0"/>
               <w:spacing w:before="175" w:line="227" w:lineRule="auto"/>
-              <w:ind w:left="0" w:leftChars="0" w:right="0" w:rightChars="0" w:firstLine="0" w:firstLineChars="0"/>
+              <w:ind w:left="0" w:right="0" w:firstLine="0" w:leftChars="0" w:rightChars="0" w:firstLineChars="0"/>
               <w:jc w:val="center"/>
               <w:textAlignment w:val="baseline"/>
               <w:rPr>
-                <w:rFonts w:ascii="宋体" w:hAnsi="宋体" w:eastAsia="宋体" w:cs="宋体"/>
+                <w:rFonts w:ascii="宋体" w:eastAsia="宋体" w:hAnsi="宋体" w:cs="宋体"/>
                 <w:sz w:val="20"/>
                 <w:szCs w:val="20"/>
               </w:rPr>
             </w:pPr>
             <w:r>
               <w:rPr>
-                <w:rFonts w:ascii="宋体" w:hAnsi="宋体" w:eastAsia="宋体" w:cs="宋体"/>
+                <w:rFonts w:ascii="宋体" w:eastAsia="宋体" w:hAnsi="宋体" w:cs="宋体"/>
                 <w:spacing w:val="4"/>
                 <w:sz w:val="20"/>
                 <w:szCs w:val="20"/>
@@ -992,18 +985,18 @@
               <w:adjustRightInd w:val="0"/>
               <w:snapToGrid w:val="0"/>
               <w:spacing w:before="175" w:line="228" w:lineRule="auto"/>
-              <w:ind w:left="0" w:leftChars="0" w:right="0" w:rightChars="0" w:firstLine="0" w:firstLineChars="0"/>
+              <w:ind w:left="0" w:right="0" w:firstLine="0" w:leftChars="0" w:rightChars="0" w:firstLineChars="0"/>
               <w:jc w:val="center"/>
               <w:textAlignment w:val="baseline"/>
               <w:rPr>
-                <w:rFonts w:ascii="宋体" w:hAnsi="宋体" w:eastAsia="宋体" w:cs="宋体"/>
+                <w:rFonts w:ascii="宋体" w:eastAsia="宋体" w:hAnsi="宋体" w:cs="宋体"/>
                 <w:sz w:val="20"/>
                 <w:szCs w:val="20"/>
               </w:rPr>
             </w:pPr>
             <w:r>
               <w:rPr>
-                <w:rFonts w:ascii="宋体" w:hAnsi="宋体" w:eastAsia="宋体" w:cs="宋体"/>
+                <w:rFonts w:ascii="宋体" w:eastAsia="宋体" w:hAnsi="宋体" w:cs="宋体"/>
                 <w:spacing w:val="7"/>
                 <w:sz w:val="20"/>
                 <w:szCs w:val="20"/>
@@ -1031,11 +1024,11 @@
               <w:adjustRightInd w:val="0"/>
               <w:snapToGrid w:val="0"/>
               <w:spacing w:before="175" w:line="228" w:lineRule="auto"/>
-              <w:ind w:left="0" w:leftChars="0" w:right="0" w:rightChars="0" w:firstLine="0" w:firstLineChars="0"/>
+              <w:ind w:left="0" w:right="0" w:firstLine="0" w:leftChars="0" w:rightChars="0" w:firstLineChars="0"/>
               <w:jc w:val="center"/>
               <w:textAlignment w:val="baseline"/>
               <w:rPr>
-                <w:rFonts w:hint="eastAsia" w:ascii="宋体" w:hAnsi="宋体" w:eastAsia="宋体" w:cs="宋体"/>
+                <w:rFonts w:ascii="宋体" w:eastAsia="宋体" w:hAnsi="宋体" w:cs="宋体" w:hint="eastAsia"/>
                 <w:spacing w:val="7"/>
                 <w:sz w:val="20"/>
                 <w:szCs w:val="20"/>
@@ -1044,7 +1037,7 @@
             </w:pPr>
             <w:r>
               <w:rPr>
-                <w:rFonts w:hint="eastAsia" w:ascii="宋体" w:hAnsi="宋体" w:cs="宋体"/>
+                <w:rFonts w:ascii="宋体" w:hAnsi="宋体" w:cs="宋体" w:hint="eastAsia"/>
                 <w:spacing w:val="7"/>
                 <w:sz w:val="20"/>
                 <w:szCs w:val="20"/>
@@ -1073,11 +1066,11 @@
               <w:adjustRightInd w:val="0"/>
               <w:snapToGrid w:val="0"/>
               <w:spacing w:before="175" w:line="228" w:lineRule="auto"/>
-              <w:ind w:left="0" w:leftChars="0" w:right="0" w:rightChars="0" w:firstLine="0" w:firstLineChars="0"/>
+              <w:ind w:left="0" w:right="0" w:firstLine="0" w:leftChars="0" w:rightChars="0" w:firstLineChars="0"/>
               <w:jc w:val="center"/>
               <w:textAlignment w:val="baseline"/>
               <w:rPr>
-                <w:rFonts w:hint="default" w:ascii="宋体" w:hAnsi="宋体" w:cs="宋体"/>
+                <w:rFonts w:ascii="宋体" w:hAnsi="宋体" w:cs="宋体" w:hint="default"/>
                 <w:spacing w:val="7"/>
                 <w:sz w:val="20"/>
                 <w:szCs w:val="20"/>
@@ -1086,7 +1079,7 @@
             </w:pPr>
             <w:r>
               <w:rPr>
-                <w:rFonts w:hint="eastAsia" w:ascii="宋体" w:hAnsi="宋体" w:cs="宋体"/>
+                <w:rFonts w:ascii="宋体" w:hAnsi="宋体" w:cs="宋体" w:hint="eastAsia"/>
                 <w:spacing w:val="7"/>
                 <w:sz w:val="20"/>
                 <w:szCs w:val="20"/>
@@ -1115,18 +1108,18 @@
               <w:adjustRightInd w:val="0"/>
               <w:snapToGrid w:val="0"/>
               <w:spacing w:before="176" w:line="229" w:lineRule="auto"/>
-              <w:ind w:left="0" w:leftChars="0" w:right="0" w:rightChars="0" w:firstLine="0" w:firstLineChars="0"/>
+              <w:ind w:left="0" w:right="0" w:firstLine="0" w:leftChars="0" w:rightChars="0" w:firstLineChars="0"/>
               <w:jc w:val="center"/>
               <w:textAlignment w:val="baseline"/>
               <w:rPr>
-                <w:rFonts w:ascii="宋体" w:hAnsi="宋体" w:eastAsia="宋体" w:cs="宋体"/>
+                <w:rFonts w:ascii="宋体" w:eastAsia="宋体" w:hAnsi="宋体" w:cs="宋体"/>
                 <w:sz w:val="20"/>
                 <w:szCs w:val="20"/>
               </w:rPr>
             </w:pPr>
             <w:r>
               <w:rPr>
-                <w:rFonts w:ascii="宋体" w:hAnsi="宋体" w:eastAsia="宋体" w:cs="宋体"/>
+                <w:rFonts w:ascii="宋体" w:eastAsia="宋体" w:hAnsi="宋体" w:cs="宋体"/>
                 <w:spacing w:val="7"/>
                 <w:sz w:val="20"/>
                 <w:szCs w:val="20"/>
@@ -1138,14 +1131,9 @@
       </w:tr>
       <w:tr>
         <w:tblPrEx>
-          <w:tblBorders>
-            <w:top w:val="single" w:color="000000" w:sz="2" w:space="0"/>
-            <w:left w:val="single" w:color="000000" w:sz="2" w:space="0"/>
-            <w:bottom w:val="single" w:color="000000" w:sz="2" w:space="0"/>
-            <w:right w:val="single" w:color="000000" w:sz="2" w:space="0"/>
-            <w:insideH w:val="single" w:color="000000" w:sz="2" w:space="0"/>
-            <w:insideV w:val="single" w:color="000000" w:sz="2" w:space="0"/>
-          </w:tblBorders>
+          <w:tblW w:w="8214" w:type="dxa"/>
+          <w:jc w:val="center"/>
+          <w:tblLayout w:type="fixed"/>
           <w:tblCellMar>
             <w:top w:w="0" w:type="dxa"/>
             <w:left w:w="0" w:type="dxa"/>
@@ -1154,7 +1142,7 @@
           </w:tblCellMar>
         </w:tblPrEx>
         <w:trPr>
-          <w:trHeight w:val="516" w:hRule="atLeast"/>
+          <w:trHeight w:val="516"/>
           <w:jc w:val="center"/>
         </w:trPr>
         <w:tc>
@@ -1176,11 +1164,11 @@
               <w:adjustRightInd w:val="0"/>
               <w:snapToGrid w:val="0"/>
               <w:spacing w:before="173" w:line="267" w:lineRule="exact"/>
-              <w:ind w:left="0" w:leftChars="0" w:right="0" w:rightChars="0" w:firstLine="0" w:firstLineChars="0"/>
+              <w:ind w:left="0" w:right="0" w:firstLine="0" w:leftChars="0" w:rightChars="0" w:firstLineChars="0"/>
               <w:jc w:val="center"/>
               <w:textAlignment w:val="baseline"/>
               <w:rPr>
-                <w:rFonts w:hint="default" w:ascii="宋体" w:hAnsi="宋体" w:eastAsia="宋体" w:cs="宋体"/>
+                <w:rFonts w:ascii="宋体" w:eastAsia="宋体" w:hAnsi="宋体" w:cs="宋体" w:hint="default"/>
                 <w:sz w:val="20"/>
                 <w:szCs w:val="20"/>
                 <w:lang w:val="en-US"/>
@@ -1188,7 +1176,7 @@
             </w:pPr>
             <w:r>
               <w:rPr>
-                <w:rFonts w:ascii="宋体" w:hAnsi="宋体" w:eastAsia="宋体" w:cs="宋体"/>
+                <w:rFonts w:ascii="宋体" w:eastAsia="宋体" w:hAnsi="宋体" w:cs="宋体"/>
                 <w:spacing w:val="3"/>
                 <w:position w:val="1"/>
                 <w:sz w:val="20"/>
@@ -1198,7 +1186,7 @@
             </w:r>
             <w:r>
               <w:rPr>
-                <w:rFonts w:hint="eastAsia" w:ascii="宋体" w:hAnsi="宋体" w:cs="宋体"/>
+                <w:rFonts w:ascii="宋体" w:hAnsi="宋体" w:cs="宋体" w:hint="eastAsia"/>
                 <w:spacing w:val="3"/>
                 <w:position w:val="1"/>
                 <w:sz w:val="20"/>
@@ -1209,7 +1197,7 @@
             </w:r>
             <w:r>
               <w:rPr>
-                <w:rFonts w:ascii="宋体" w:hAnsi="宋体" w:eastAsia="宋体" w:cs="宋体"/>
+                <w:rFonts w:ascii="宋体" w:eastAsia="宋体" w:hAnsi="宋体" w:cs="宋体"/>
                 <w:spacing w:val="3"/>
                 <w:position w:val="1"/>
                 <w:sz w:val="20"/>
@@ -1219,7 +1207,7 @@
             </w:r>
             <w:r>
               <w:rPr>
-                <w:rFonts w:hint="eastAsia" w:ascii="宋体" w:hAnsi="宋体" w:cs="宋体"/>
+                <w:rFonts w:ascii="宋体" w:hAnsi="宋体" w:cs="宋体" w:hint="eastAsia"/>
                 <w:spacing w:val="3"/>
                 <w:position w:val="1"/>
                 <w:sz w:val="20"/>
@@ -1249,18 +1237,18 @@
               <w:adjustRightInd w:val="0"/>
               <w:snapToGrid w:val="0"/>
               <w:spacing w:before="173" w:line="267" w:lineRule="exact"/>
-              <w:ind w:left="0" w:leftChars="0" w:right="0" w:rightChars="0" w:firstLine="0" w:firstLineChars="0"/>
+              <w:ind w:left="0" w:right="0" w:firstLine="0" w:leftChars="0" w:rightChars="0" w:firstLineChars="0"/>
               <w:jc w:val="center"/>
               <w:textAlignment w:val="baseline"/>
               <w:rPr>
-                <w:rFonts w:ascii="宋体" w:hAnsi="宋体" w:eastAsia="宋体" w:cs="宋体"/>
+                <w:rFonts w:ascii="宋体" w:eastAsia="宋体" w:hAnsi="宋体" w:cs="宋体"/>
                 <w:sz w:val="20"/>
                 <w:szCs w:val="20"/>
               </w:rPr>
             </w:pPr>
             <w:r>
               <w:rPr>
-                <w:rFonts w:ascii="宋体" w:hAnsi="宋体" w:eastAsia="宋体" w:cs="宋体"/>
+                <w:rFonts w:ascii="宋体" w:eastAsia="宋体" w:hAnsi="宋体" w:cs="宋体"/>
                 <w:spacing w:val="4"/>
                 <w:position w:val="1"/>
                 <w:sz w:val="20"/>
@@ -1289,18 +1277,18 @@
               <w:adjustRightInd w:val="0"/>
               <w:snapToGrid w:val="0"/>
               <w:spacing w:before="172" w:line="228" w:lineRule="auto"/>
-              <w:ind w:left="0" w:leftChars="0" w:right="0" w:rightChars="0" w:firstLine="0" w:firstLineChars="0"/>
+              <w:ind w:left="0" w:right="0" w:firstLine="0" w:leftChars="0" w:rightChars="0" w:firstLineChars="0"/>
               <w:jc w:val="center"/>
               <w:textAlignment w:val="baseline"/>
               <w:rPr>
-                <w:rFonts w:ascii="宋体" w:hAnsi="宋体" w:eastAsia="宋体" w:cs="宋体"/>
+                <w:rFonts w:ascii="宋体" w:eastAsia="宋体" w:hAnsi="宋体" w:cs="宋体"/>
                 <w:sz w:val="20"/>
                 <w:szCs w:val="20"/>
               </w:rPr>
             </w:pPr>
             <w:r>
               <w:rPr>
-                <w:rFonts w:ascii="宋体" w:hAnsi="宋体" w:eastAsia="宋体" w:cs="宋体"/>
+                <w:rFonts w:ascii="宋体" w:eastAsia="宋体" w:hAnsi="宋体" w:cs="宋体"/>
                 <w:spacing w:val="200"/>
                 <w:kern w:val="0"/>
                 <w:sz w:val="20"/>
@@ -1310,7 +1298,7 @@
             </w:r>
             <w:r>
               <w:rPr>
-                <w:rFonts w:ascii="宋体" w:hAnsi="宋体" w:eastAsia="宋体" w:cs="宋体"/>
+                <w:rFonts w:ascii="宋体" w:eastAsia="宋体" w:hAnsi="宋体" w:cs="宋体"/>
                 <w:spacing w:val="0"/>
                 <w:kern w:val="0"/>
                 <w:sz w:val="20"/>
@@ -1339,11 +1327,11 @@
               <w:adjustRightInd w:val="0"/>
               <w:snapToGrid w:val="0"/>
               <w:spacing w:before="173" w:line="229" w:lineRule="auto"/>
-              <w:ind w:left="0" w:leftChars="0" w:right="0" w:rightChars="0" w:firstLine="0" w:firstLineChars="0"/>
+              <w:ind w:left="0" w:right="0" w:firstLine="0" w:leftChars="0" w:rightChars="0" w:firstLineChars="0"/>
               <w:jc w:val="center"/>
               <w:textAlignment w:val="baseline"/>
               <w:rPr>
-                <w:rFonts w:ascii="宋体" w:hAnsi="宋体" w:eastAsia="宋体" w:cs="宋体"/>
+                <w:rFonts w:ascii="宋体" w:eastAsia="宋体" w:hAnsi="宋体" w:cs="宋体"/>
                 <w:spacing w:val="200"/>
                 <w:kern w:val="0"/>
                 <w:sz w:val="20"/>
@@ -1352,7 +1340,7 @@
             </w:pPr>
             <w:r>
               <w:rPr>
-                <w:rFonts w:hint="eastAsia" w:asciiTheme="minorAscii" w:hAnsiTheme="minorAscii" w:eastAsiaTheme="minorEastAsia"/>
+                <w:rFonts w:asciiTheme="minorAscii" w:eastAsiaTheme="minorEastAsia" w:hAnsiTheme="minorAscii" w:hint="eastAsia"/>
                 <w:spacing w:val="0"/>
                 <w:kern w:val="0"/>
                 <w:sz w:val="21"/>
@@ -1382,11 +1370,11 @@
               <w:adjustRightInd w:val="0"/>
               <w:snapToGrid w:val="0"/>
               <w:spacing w:before="172" w:line="228" w:lineRule="auto"/>
-              <w:ind w:left="0" w:leftChars="0" w:right="0" w:rightChars="0" w:firstLine="0" w:firstLineChars="0"/>
+              <w:ind w:left="0" w:right="0" w:firstLine="0" w:leftChars="0" w:rightChars="0" w:firstLineChars="0"/>
               <w:jc w:val="center"/>
               <w:textAlignment w:val="baseline"/>
               <w:rPr>
-                <w:rFonts w:ascii="宋体" w:hAnsi="宋体" w:eastAsia="宋体" w:cs="宋体"/>
+                <w:rFonts w:ascii="宋体" w:eastAsia="宋体" w:hAnsi="宋体" w:cs="宋体"/>
                 <w:spacing w:val="200"/>
                 <w:kern w:val="0"/>
                 <w:sz w:val="20"/>
@@ -1395,7 +1383,7 @@
             </w:pPr>
             <w:r>
               <w:rPr>
-                <w:rFonts w:hint="eastAsia" w:ascii="宋体" w:hAnsi="宋体" w:eastAsia="宋体" w:cs="宋体"/>
+                <w:rFonts w:ascii="宋体" w:eastAsia="宋体" w:hAnsi="宋体" w:cs="宋体" w:hint="eastAsia"/>
                 <w:spacing w:val="200"/>
                 <w:kern w:val="0"/>
                 <w:sz w:val="20"/>
@@ -1405,7 +1393,7 @@
             </w:r>
             <w:r>
               <w:rPr>
-                <w:rFonts w:hint="eastAsia" w:asciiTheme="minorAscii" w:hAnsiTheme="minorAscii" w:eastAsiaTheme="minorEastAsia"/>
+                <w:rFonts w:asciiTheme="minorAscii" w:eastAsiaTheme="minorEastAsia" w:hAnsiTheme="minorAscii" w:hint="eastAsia"/>
                 <w:spacing w:val="0"/>
                 <w:kern w:val="0"/>
                 <w:sz w:val="21"/>
@@ -1435,18 +1423,18 @@
               <w:adjustRightInd w:val="0"/>
               <w:snapToGrid w:val="0"/>
               <w:spacing w:before="173" w:line="229" w:lineRule="auto"/>
-              <w:ind w:left="0" w:leftChars="0" w:right="0" w:rightChars="0" w:firstLine="0" w:firstLineChars="0"/>
+              <w:ind w:left="0" w:right="0" w:firstLine="0" w:leftChars="0" w:rightChars="0" w:firstLineChars="0"/>
               <w:jc w:val="center"/>
               <w:textAlignment w:val="baseline"/>
               <w:rPr>
-                <w:rFonts w:ascii="宋体" w:hAnsi="宋体" w:eastAsia="宋体" w:cs="宋体"/>
+                <w:rFonts w:ascii="宋体" w:eastAsia="宋体" w:hAnsi="宋体" w:cs="宋体"/>
                 <w:sz w:val="20"/>
                 <w:szCs w:val="20"/>
               </w:rPr>
             </w:pPr>
             <w:r>
               <w:rPr>
-                <w:rFonts w:hint="eastAsia" w:asciiTheme="minorAscii" w:hAnsiTheme="minorAscii" w:eastAsiaTheme="minorEastAsia"/>
+                <w:rFonts w:asciiTheme="minorAscii" w:eastAsiaTheme="minorEastAsia" w:hAnsiTheme="minorAscii" w:hint="eastAsia"/>
                 <w:spacing w:val="0"/>
                 <w:kern w:val="0"/>
                 <w:sz w:val="21"/>
@@ -1460,14 +1448,9 @@
       </w:tr>
       <w:tr>
         <w:tblPrEx>
-          <w:tblBorders>
-            <w:top w:val="single" w:color="000000" w:sz="2" w:space="0"/>
-            <w:left w:val="single" w:color="000000" w:sz="2" w:space="0"/>
-            <w:bottom w:val="single" w:color="000000" w:sz="2" w:space="0"/>
-            <w:right w:val="single" w:color="000000" w:sz="2" w:space="0"/>
-            <w:insideH w:val="single" w:color="000000" w:sz="2" w:space="0"/>
-            <w:insideV w:val="single" w:color="000000" w:sz="2" w:space="0"/>
-          </w:tblBorders>
+          <w:tblW w:w="8214" w:type="dxa"/>
+          <w:jc w:val="center"/>
+          <w:tblLayout w:type="fixed"/>
           <w:tblCellMar>
             <w:top w:w="0" w:type="dxa"/>
             <w:left w:w="0" w:type="dxa"/>
@@ -1476,7 +1459,7 @@
           </w:tblCellMar>
         </w:tblPrEx>
         <w:trPr>
-          <w:trHeight w:val="556" w:hRule="atLeast"/>
+          <w:trHeight w:val="556"/>
           <w:jc w:val="center"/>
         </w:trPr>
         <w:tc>
@@ -1485,7 +1468,7 @@
           </w:tcPr>
           <w:p>
             <w:pPr>
-              <w:pStyle w:val="27"/>
+              <w:pStyle w:val="TableText"/>
               <w:keepNext w:val="0"/>
               <w:keepLines w:val="0"/>
               <w:pageBreakBefore w:val="0"/>
@@ -1498,7 +1481,7 @@
               <w:bidi w:val="0"/>
               <w:adjustRightInd w:val="0"/>
               <w:snapToGrid w:val="0"/>
-              <w:ind w:left="0" w:leftChars="0" w:right="0" w:rightChars="0" w:firstLine="0" w:firstLineChars="0"/>
+              <w:ind w:left="0" w:right="0" w:firstLine="0" w:leftChars="0" w:rightChars="0" w:firstLineChars="0"/>
               <w:jc w:val="center"/>
               <w:textAlignment w:val="baseline"/>
             </w:pPr>
@@ -1510,7 +1493,7 @@
           </w:tcPr>
           <w:p>
             <w:pPr>
-              <w:pStyle w:val="27"/>
+              <w:pStyle w:val="TableText"/>
               <w:keepNext w:val="0"/>
               <w:keepLines w:val="0"/>
               <w:pageBreakBefore w:val="0"/>
@@ -1523,7 +1506,7 @@
               <w:bidi w:val="0"/>
               <w:adjustRightInd w:val="0"/>
               <w:snapToGrid w:val="0"/>
-              <w:ind w:left="0" w:leftChars="0" w:right="0" w:rightChars="0" w:firstLine="0" w:firstLineChars="0"/>
+              <w:ind w:left="0" w:right="0" w:firstLine="0" w:leftChars="0" w:rightChars="0" w:firstLineChars="0"/>
               <w:jc w:val="center"/>
               <w:textAlignment w:val="baseline"/>
             </w:pPr>
@@ -1535,7 +1518,7 @@
           </w:tcPr>
           <w:p>
             <w:pPr>
-              <w:pStyle w:val="27"/>
+              <w:pStyle w:val="TableText"/>
               <w:keepNext w:val="0"/>
               <w:keepLines w:val="0"/>
               <w:pageBreakBefore w:val="0"/>
@@ -1548,7 +1531,7 @@
               <w:bidi w:val="0"/>
               <w:adjustRightInd w:val="0"/>
               <w:snapToGrid w:val="0"/>
-              <w:ind w:left="0" w:leftChars="0" w:right="0" w:rightChars="0" w:firstLine="0" w:firstLineChars="0"/>
+              <w:ind w:left="0" w:right="0" w:firstLine="0" w:leftChars="0" w:rightChars="0" w:firstLineChars="0"/>
               <w:jc w:val="center"/>
               <w:textAlignment w:val="baseline"/>
             </w:pPr>
@@ -1560,7 +1543,7 @@
           </w:tcPr>
           <w:p>
             <w:pPr>
-              <w:pStyle w:val="27"/>
+              <w:pStyle w:val="TableText"/>
               <w:keepNext w:val="0"/>
               <w:keepLines w:val="0"/>
               <w:pageBreakBefore w:val="0"/>
@@ -1573,7 +1556,7 @@
               <w:bidi w:val="0"/>
               <w:adjustRightInd w:val="0"/>
               <w:snapToGrid w:val="0"/>
-              <w:ind w:left="0" w:leftChars="0" w:right="0" w:rightChars="0" w:firstLine="0" w:firstLineChars="0"/>
+              <w:ind w:left="0" w:right="0" w:firstLine="0" w:leftChars="0" w:rightChars="0" w:firstLineChars="0"/>
               <w:jc w:val="center"/>
               <w:textAlignment w:val="baseline"/>
             </w:pPr>
@@ -1585,7 +1568,7 @@
           </w:tcPr>
           <w:p>
             <w:pPr>
-              <w:pStyle w:val="27"/>
+              <w:pStyle w:val="TableText"/>
               <w:keepNext w:val="0"/>
               <w:keepLines w:val="0"/>
               <w:pageBreakBefore w:val="0"/>
@@ -1598,7 +1581,7 @@
               <w:bidi w:val="0"/>
               <w:adjustRightInd w:val="0"/>
               <w:snapToGrid w:val="0"/>
-              <w:ind w:left="0" w:leftChars="0" w:right="0" w:rightChars="0" w:firstLine="0" w:firstLineChars="0"/>
+              <w:ind w:left="0" w:right="0" w:firstLine="0" w:leftChars="0" w:rightChars="0" w:firstLineChars="0"/>
               <w:jc w:val="center"/>
               <w:textAlignment w:val="baseline"/>
             </w:pPr>
@@ -1610,7 +1593,7 @@
           </w:tcPr>
           <w:p>
             <w:pPr>
-              <w:pStyle w:val="27"/>
+              <w:pStyle w:val="TableText"/>
               <w:keepNext w:val="0"/>
               <w:keepLines w:val="0"/>
               <w:pageBreakBefore w:val="0"/>
@@ -1623,7 +1606,7 @@
               <w:bidi w:val="0"/>
               <w:adjustRightInd w:val="0"/>
               <w:snapToGrid w:val="0"/>
-              <w:ind w:left="0" w:leftChars="0" w:right="0" w:rightChars="0" w:firstLine="0" w:firstLineChars="0"/>
+              <w:ind w:left="0" w:right="0" w:firstLine="0" w:leftChars="0" w:rightChars="0" w:firstLineChars="0"/>
               <w:jc w:val="center"/>
               <w:textAlignment w:val="baseline"/>
             </w:pPr>
@@ -1632,14 +1615,9 @@
       </w:tr>
       <w:tr>
         <w:tblPrEx>
-          <w:tblBorders>
-            <w:top w:val="single" w:color="000000" w:sz="2" w:space="0"/>
-            <w:left w:val="single" w:color="000000" w:sz="2" w:space="0"/>
-            <w:bottom w:val="single" w:color="000000" w:sz="2" w:space="0"/>
-            <w:right w:val="single" w:color="000000" w:sz="2" w:space="0"/>
-            <w:insideH w:val="single" w:color="000000" w:sz="2" w:space="0"/>
-            <w:insideV w:val="single" w:color="000000" w:sz="2" w:space="0"/>
-          </w:tblBorders>
+          <w:tblW w:w="8214" w:type="dxa"/>
+          <w:jc w:val="center"/>
+          <w:tblLayout w:type="fixed"/>
           <w:tblCellMar>
             <w:top w:w="0" w:type="dxa"/>
             <w:left w:w="0" w:type="dxa"/>
@@ -1648,7 +1626,7 @@
           </w:tblCellMar>
         </w:tblPrEx>
         <w:trPr>
-          <w:trHeight w:val="556" w:hRule="atLeast"/>
+          <w:trHeight w:val="556"/>
           <w:jc w:val="center"/>
         </w:trPr>
         <w:tc>
@@ -1657,7 +1635,7 @@
           </w:tcPr>
           <w:p>
             <w:pPr>
-              <w:pStyle w:val="27"/>
+              <w:pStyle w:val="TableText"/>
               <w:keepNext w:val="0"/>
               <w:keepLines w:val="0"/>
               <w:pageBreakBefore w:val="0"/>
@@ -1670,7 +1648,7 @@
               <w:bidi w:val="0"/>
               <w:adjustRightInd w:val="0"/>
               <w:snapToGrid w:val="0"/>
-              <w:ind w:left="0" w:leftChars="0" w:right="0" w:rightChars="0" w:firstLine="0" w:firstLineChars="0"/>
+              <w:ind w:left="0" w:right="0" w:firstLine="0" w:leftChars="0" w:rightChars="0" w:firstLineChars="0"/>
               <w:jc w:val="center"/>
               <w:textAlignment w:val="baseline"/>
             </w:pPr>
@@ -1682,7 +1660,7 @@
           </w:tcPr>
           <w:p>
             <w:pPr>
-              <w:pStyle w:val="27"/>
+              <w:pStyle w:val="TableText"/>
               <w:keepNext w:val="0"/>
               <w:keepLines w:val="0"/>
               <w:pageBreakBefore w:val="0"/>
@@ -1695,7 +1673,7 @@
               <w:bidi w:val="0"/>
               <w:adjustRightInd w:val="0"/>
               <w:snapToGrid w:val="0"/>
-              <w:ind w:left="0" w:leftChars="0" w:right="0" w:rightChars="0" w:firstLine="0" w:firstLineChars="0"/>
+              <w:ind w:left="0" w:right="0" w:firstLine="0" w:leftChars="0" w:rightChars="0" w:firstLineChars="0"/>
               <w:jc w:val="center"/>
               <w:textAlignment w:val="baseline"/>
             </w:pPr>
@@ -1707,7 +1685,7 @@
           </w:tcPr>
           <w:p>
             <w:pPr>
-              <w:pStyle w:val="27"/>
+              <w:pStyle w:val="TableText"/>
               <w:keepNext w:val="0"/>
               <w:keepLines w:val="0"/>
               <w:pageBreakBefore w:val="0"/>
@@ -1720,7 +1698,7 @@
               <w:bidi w:val="0"/>
               <w:adjustRightInd w:val="0"/>
               <w:snapToGrid w:val="0"/>
-              <w:ind w:left="0" w:leftChars="0" w:right="0" w:rightChars="0" w:firstLine="0" w:firstLineChars="0"/>
+              <w:ind w:left="0" w:right="0" w:firstLine="0" w:leftChars="0" w:rightChars="0" w:firstLineChars="0"/>
               <w:jc w:val="center"/>
               <w:textAlignment w:val="baseline"/>
             </w:pPr>
@@ -1732,7 +1710,7 @@
           </w:tcPr>
           <w:p>
             <w:pPr>
-              <w:pStyle w:val="27"/>
+              <w:pStyle w:val="TableText"/>
               <w:keepNext w:val="0"/>
               <w:keepLines w:val="0"/>
               <w:pageBreakBefore w:val="0"/>
@@ -1745,7 +1723,7 @@
               <w:bidi w:val="0"/>
               <w:adjustRightInd w:val="0"/>
               <w:snapToGrid w:val="0"/>
-              <w:ind w:left="0" w:leftChars="0" w:right="0" w:rightChars="0" w:firstLine="0" w:firstLineChars="0"/>
+              <w:ind w:left="0" w:right="0" w:firstLine="0" w:leftChars="0" w:rightChars="0" w:firstLineChars="0"/>
               <w:jc w:val="center"/>
               <w:textAlignment w:val="baseline"/>
             </w:pPr>
@@ -1757,7 +1735,7 @@
           </w:tcPr>
           <w:p>
             <w:pPr>
-              <w:pStyle w:val="27"/>
+              <w:pStyle w:val="TableText"/>
               <w:keepNext w:val="0"/>
               <w:keepLines w:val="0"/>
               <w:pageBreakBefore w:val="0"/>
@@ -1770,7 +1748,7 @@
               <w:bidi w:val="0"/>
               <w:adjustRightInd w:val="0"/>
               <w:snapToGrid w:val="0"/>
-              <w:ind w:left="0" w:leftChars="0" w:right="0" w:rightChars="0" w:firstLine="0" w:firstLineChars="0"/>
+              <w:ind w:left="0" w:right="0" w:firstLine="0" w:leftChars="0" w:rightChars="0" w:firstLineChars="0"/>
               <w:jc w:val="center"/>
               <w:textAlignment w:val="baseline"/>
             </w:pPr>
@@ -1782,7 +1760,7 @@
           </w:tcPr>
           <w:p>
             <w:pPr>
-              <w:pStyle w:val="27"/>
+              <w:pStyle w:val="TableText"/>
               <w:keepNext w:val="0"/>
               <w:keepLines w:val="0"/>
               <w:pageBreakBefore w:val="0"/>
@@ -1795,7 +1773,7 @@
               <w:bidi w:val="0"/>
               <w:adjustRightInd w:val="0"/>
               <w:snapToGrid w:val="0"/>
-              <w:ind w:left="0" w:leftChars="0" w:right="0" w:rightChars="0" w:firstLine="0" w:firstLineChars="0"/>
+              <w:ind w:left="0" w:right="0" w:firstLine="0" w:leftChars="0" w:rightChars="0" w:firstLineChars="0"/>
               <w:jc w:val="center"/>
               <w:textAlignment w:val="baseline"/>
             </w:pPr>
@@ -1804,14 +1782,9 @@
       </w:tr>
       <w:tr>
         <w:tblPrEx>
-          <w:tblBorders>
-            <w:top w:val="single" w:color="000000" w:sz="2" w:space="0"/>
-            <w:left w:val="single" w:color="000000" w:sz="2" w:space="0"/>
-            <w:bottom w:val="single" w:color="000000" w:sz="2" w:space="0"/>
-            <w:right w:val="single" w:color="000000" w:sz="2" w:space="0"/>
-            <w:insideH w:val="single" w:color="000000" w:sz="2" w:space="0"/>
-            <w:insideV w:val="single" w:color="000000" w:sz="2" w:space="0"/>
-          </w:tblBorders>
+          <w:tblW w:w="8214" w:type="dxa"/>
+          <w:jc w:val="center"/>
+          <w:tblLayout w:type="fixed"/>
           <w:tblCellMar>
             <w:top w:w="0" w:type="dxa"/>
             <w:left w:w="0" w:type="dxa"/>
@@ -1820,7 +1793,7 @@
           </w:tblCellMar>
         </w:tblPrEx>
         <w:trPr>
-          <w:trHeight w:val="557" w:hRule="atLeast"/>
+          <w:trHeight w:val="557"/>
           <w:jc w:val="center"/>
         </w:trPr>
         <w:tc>
@@ -1829,7 +1802,7 @@
           </w:tcPr>
           <w:p>
             <w:pPr>
-              <w:pStyle w:val="27"/>
+              <w:pStyle w:val="TableText"/>
               <w:keepNext w:val="0"/>
               <w:keepLines w:val="0"/>
               <w:pageBreakBefore w:val="0"/>
@@ -1842,7 +1815,7 @@
               <w:bidi w:val="0"/>
               <w:adjustRightInd w:val="0"/>
               <w:snapToGrid w:val="0"/>
-              <w:ind w:left="0" w:leftChars="0" w:right="0" w:rightChars="0" w:firstLine="0" w:firstLineChars="0"/>
+              <w:ind w:left="0" w:right="0" w:firstLine="0" w:leftChars="0" w:rightChars="0" w:firstLineChars="0"/>
               <w:jc w:val="center"/>
               <w:textAlignment w:val="baseline"/>
             </w:pPr>
@@ -1854,7 +1827,7 @@
           </w:tcPr>
           <w:p>
             <w:pPr>
-              <w:pStyle w:val="27"/>
+              <w:pStyle w:val="TableText"/>
               <w:keepNext w:val="0"/>
               <w:keepLines w:val="0"/>
               <w:pageBreakBefore w:val="0"/>
@@ -1867,7 +1840,7 @@
               <w:bidi w:val="0"/>
               <w:adjustRightInd w:val="0"/>
               <w:snapToGrid w:val="0"/>
-              <w:ind w:left="0" w:leftChars="0" w:right="0" w:rightChars="0" w:firstLine="0" w:firstLineChars="0"/>
+              <w:ind w:left="0" w:right="0" w:firstLine="0" w:leftChars="0" w:rightChars="0" w:firstLineChars="0"/>
               <w:jc w:val="center"/>
               <w:textAlignment w:val="baseline"/>
             </w:pPr>
@@ -1879,7 +1852,7 @@
           </w:tcPr>
           <w:p>
             <w:pPr>
-              <w:pStyle w:val="27"/>
+              <w:pStyle w:val="TableText"/>
               <w:keepNext w:val="0"/>
               <w:keepLines w:val="0"/>
               <w:pageBreakBefore w:val="0"/>
@@ -1892,7 +1865,7 @@
               <w:bidi w:val="0"/>
               <w:adjustRightInd w:val="0"/>
               <w:snapToGrid w:val="0"/>
-              <w:ind w:left="0" w:leftChars="0" w:right="0" w:rightChars="0" w:firstLine="0" w:firstLineChars="0"/>
+              <w:ind w:left="0" w:right="0" w:firstLine="0" w:leftChars="0" w:rightChars="0" w:firstLineChars="0"/>
               <w:jc w:val="center"/>
               <w:textAlignment w:val="baseline"/>
             </w:pPr>
@@ -1904,7 +1877,7 @@
           </w:tcPr>
           <w:p>
             <w:pPr>
-              <w:pStyle w:val="27"/>
+              <w:pStyle w:val="TableText"/>
               <w:keepNext w:val="0"/>
               <w:keepLines w:val="0"/>
               <w:pageBreakBefore w:val="0"/>
@@ -1917,7 +1890,7 @@
               <w:bidi w:val="0"/>
               <w:adjustRightInd w:val="0"/>
               <w:snapToGrid w:val="0"/>
-              <w:ind w:left="0" w:leftChars="0" w:right="0" w:rightChars="0" w:firstLine="0" w:firstLineChars="0"/>
+              <w:ind w:left="0" w:right="0" w:firstLine="0" w:leftChars="0" w:rightChars="0" w:firstLineChars="0"/>
               <w:jc w:val="center"/>
               <w:textAlignment w:val="baseline"/>
             </w:pPr>
@@ -1929,7 +1902,7 @@
           </w:tcPr>
           <w:p>
             <w:pPr>
-              <w:pStyle w:val="27"/>
+              <w:pStyle w:val="TableText"/>
               <w:keepNext w:val="0"/>
               <w:keepLines w:val="0"/>
               <w:pageBreakBefore w:val="0"/>
@@ -1942,7 +1915,7 @@
               <w:bidi w:val="0"/>
               <w:adjustRightInd w:val="0"/>
               <w:snapToGrid w:val="0"/>
-              <w:ind w:left="0" w:leftChars="0" w:right="0" w:rightChars="0" w:firstLine="0" w:firstLineChars="0"/>
+              <w:ind w:left="0" w:right="0" w:firstLine="0" w:leftChars="0" w:rightChars="0" w:firstLineChars="0"/>
               <w:jc w:val="center"/>
               <w:textAlignment w:val="baseline"/>
             </w:pPr>
@@ -1954,7 +1927,7 @@
           </w:tcPr>
           <w:p>
             <w:pPr>
-              <w:pStyle w:val="27"/>
+              <w:pStyle w:val="TableText"/>
               <w:keepNext w:val="0"/>
               <w:keepLines w:val="0"/>
               <w:pageBreakBefore w:val="0"/>
@@ -1967,7 +1940,7 @@
               <w:bidi w:val="0"/>
               <w:adjustRightInd w:val="0"/>
               <w:snapToGrid w:val="0"/>
-              <w:ind w:left="0" w:leftChars="0" w:right="0" w:rightChars="0" w:firstLine="0" w:firstLineChars="0"/>
+              <w:ind w:left="0" w:right="0" w:firstLine="0" w:leftChars="0" w:rightChars="0" w:firstLineChars="0"/>
               <w:jc w:val="center"/>
               <w:textAlignment w:val="baseline"/>
             </w:pPr>
@@ -1998,7 +1971,7 @@
     <w:sdt>
       <w:sdtPr>
         <w:rPr>
-          <w:rFonts w:ascii="宋体" w:hAnsi="宋体" w:eastAsia="宋体" w:cs="Arial"/>
+          <w:rFonts w:ascii="宋体" w:eastAsia="宋体" w:hAnsi="宋体" w:cs="Arial"/>
           <w:snapToGrid w:val="0"/>
           <w:color w:val="000000"/>
           <w:kern w:val="0"/>
@@ -2014,7 +1987,7 @@
       </w:sdtPr>
       <w:sdtEndPr>
         <w:rPr>
-          <w:rFonts w:hint="eastAsia" w:ascii="宋体" w:hAnsi="宋体" w:eastAsia="宋体" w:cs="宋体"/>
+          <w:rFonts w:ascii="宋体" w:eastAsia="宋体" w:hAnsi="宋体" w:cs="宋体" w:hint="eastAsia"/>
           <w:snapToGrid w:val="0"/>
           <w:color w:val="000000"/>
           <w:kern w:val="0"/>
@@ -2039,18 +2012,18 @@
             <w:adjustRightInd w:val="0"/>
             <w:snapToGrid w:val="0"/>
             <w:spacing w:before="0" w:beforeLines="0" w:after="0" w:afterLines="0" w:line="240" w:lineRule="auto"/>
-            <w:ind w:left="0" w:leftChars="0" w:right="0" w:rightChars="0" w:firstLine="0" w:firstLineChars="0"/>
+            <w:ind w:left="0" w:right="0" w:firstLine="0" w:leftChars="0" w:rightChars="0" w:firstLineChars="0"/>
             <w:jc w:val="center"/>
             <w:textAlignment w:val="baseline"/>
             <w:rPr>
-              <w:rFonts w:hint="eastAsia" w:ascii="宋体" w:hAnsi="宋体" w:eastAsia="宋体" w:cs="宋体"/>
+              <w:rFonts w:ascii="宋体" w:eastAsia="宋体" w:hAnsi="宋体" w:cs="宋体" w:hint="eastAsia"/>
               <w:sz w:val="24"/>
               <w:szCs w:val="24"/>
             </w:rPr>
           </w:pPr>
           <w:r>
             <w:rPr>
-              <w:rFonts w:hint="eastAsia" w:ascii="宋体" w:hAnsi="宋体" w:eastAsia="宋体" w:cs="宋体"/>
+              <w:rFonts w:ascii="宋体" w:eastAsia="宋体" w:hAnsi="宋体" w:cs="宋体" w:hint="eastAsia"/>
               <w:sz w:val="24"/>
               <w:szCs w:val="24"/>
             </w:rPr>
@@ -2059,16 +2032,16 @@
         </w:p>
         <w:p>
           <w:pPr>
-            <w:pStyle w:val="16"/>
+            <w:pStyle w:val="TOC1"/>
             <w:tabs>
               <w:tab w:val="right" w:leader="dot" w:pos="8306"/>
             </w:tabs>
           </w:pPr>
-          <w:bookmarkStart w:id="17" w:name="_GoBack"/>
-          <w:bookmarkEnd w:id="17"/>
-          <w:r>
-            <w:rPr>
-              <w:rFonts w:hint="eastAsia" w:ascii="宋体" w:hAnsi="宋体" w:eastAsia="宋体" w:cs="宋体"/>
+          <w:bookmarkStart w:id="2" w:name="_GoBack"/>
+          <w:bookmarkEnd w:id="2"/>
+          <w:r>
+            <w:rPr>
+              <w:rFonts w:ascii="宋体" w:eastAsia="宋体" w:hAnsi="宋体" w:cs="宋体" w:hint="eastAsia"/>
               <w:sz w:val="24"/>
               <w:szCs w:val="24"/>
             </w:rPr>
@@ -2076,7 +2049,7 @@
           </w:r>
           <w:r>
             <w:rPr>
-              <w:rFonts w:hint="eastAsia" w:ascii="宋体" w:hAnsi="宋体" w:eastAsia="宋体" w:cs="宋体"/>
+              <w:rFonts w:ascii="宋体" w:eastAsia="宋体" w:hAnsi="宋体" w:cs="宋体" w:hint="eastAsia"/>
               <w:sz w:val="24"/>
               <w:szCs w:val="24"/>
             </w:rPr>
@@ -2084,7 +2057,7 @@
           </w:r>
           <w:r>
             <w:rPr>
-              <w:rFonts w:hint="eastAsia" w:ascii="宋体" w:hAnsi="宋体" w:eastAsia="宋体" w:cs="宋体"/>
+              <w:rFonts w:ascii="宋体" w:eastAsia="宋体" w:hAnsi="宋体" w:cs="宋体" w:hint="eastAsia"/>
               <w:sz w:val="24"/>
               <w:szCs w:val="24"/>
             </w:rPr>
@@ -2092,21 +2065,21 @@
           </w:r>
           <w:r>
             <w:rPr>
-              <w:rFonts w:hint="eastAsia" w:ascii="宋体" w:hAnsi="宋体" w:eastAsia="宋体" w:cs="宋体"/>
+              <w:rFonts w:ascii="宋体" w:eastAsia="宋体" w:hAnsi="宋体" w:cs="宋体" w:hint="eastAsia"/>
               <w:szCs w:val="24"/>
             </w:rPr>
             <w:fldChar w:fldCharType="begin"/>
           </w:r>
           <w:r>
             <w:rPr>
-              <w:rFonts w:hint="eastAsia" w:ascii="宋体" w:hAnsi="宋体" w:eastAsia="宋体" w:cs="宋体"/>
+              <w:rFonts w:ascii="宋体" w:eastAsia="宋体" w:hAnsi="宋体" w:cs="宋体" w:hint="eastAsia"/>
               <w:szCs w:val="24"/>
             </w:rPr>
             <w:instrText xml:space="preserve"> HYPERLINK \l _Toc11154 </w:instrText>
           </w:r>
           <w:r>
             <w:rPr>
-              <w:rFonts w:hint="eastAsia" w:ascii="宋体" w:hAnsi="宋体" w:eastAsia="宋体" w:cs="宋体"/>
+              <w:rFonts w:ascii="宋体" w:eastAsia="宋体" w:hAnsi="宋体" w:cs="宋体" w:hint="eastAsia"/>
               <w:szCs w:val="24"/>
             </w:rPr>
             <w:fldChar w:fldCharType="separate"/>
@@ -2138,7 +2111,7 @@
           </w:r>
           <w:r>
             <w:rPr>
-              <w:rFonts w:hint="eastAsia" w:ascii="宋体" w:hAnsi="宋体" w:eastAsia="宋体" w:cs="宋体"/>
+              <w:rFonts w:ascii="宋体" w:eastAsia="宋体" w:hAnsi="宋体" w:cs="宋体" w:hint="eastAsia"/>
               <w:szCs w:val="24"/>
             </w:rPr>
             <w:fldChar w:fldCharType="end"/>
@@ -2146,28 +2119,28 @@
         </w:p>
         <w:p>
           <w:pPr>
-            <w:pStyle w:val="16"/>
+            <w:pStyle w:val="TOC1"/>
             <w:tabs>
               <w:tab w:val="right" w:leader="dot" w:pos="8306"/>
             </w:tabs>
           </w:pPr>
           <w:r>
             <w:rPr>
-              <w:rFonts w:hint="eastAsia" w:ascii="宋体" w:hAnsi="宋体" w:eastAsia="宋体" w:cs="宋体"/>
+              <w:rFonts w:ascii="宋体" w:eastAsia="宋体" w:hAnsi="宋体" w:cs="宋体" w:hint="eastAsia"/>
               <w:szCs w:val="24"/>
             </w:rPr>
             <w:fldChar w:fldCharType="begin"/>
           </w:r>
           <w:r>
             <w:rPr>
-              <w:rFonts w:hint="eastAsia" w:ascii="宋体" w:hAnsi="宋体" w:eastAsia="宋体" w:cs="宋体"/>
+              <w:rFonts w:ascii="宋体" w:eastAsia="宋体" w:hAnsi="宋体" w:cs="宋体" w:hint="eastAsia"/>
               <w:szCs w:val="24"/>
             </w:rPr>
             <w:instrText xml:space="preserve"> HYPERLINK \l _Toc18542 </w:instrText>
           </w:r>
           <w:r>
             <w:rPr>
-              <w:rFonts w:hint="eastAsia" w:ascii="宋体" w:hAnsi="宋体" w:eastAsia="宋体" w:cs="宋体"/>
+              <w:rFonts w:ascii="宋体" w:eastAsia="宋体" w:hAnsi="宋体" w:cs="宋体" w:hint="eastAsia"/>
               <w:szCs w:val="24"/>
             </w:rPr>
             <w:fldChar w:fldCharType="separate"/>
@@ -2199,7 +2172,7 @@
           </w:r>
           <w:r>
             <w:rPr>
-              <w:rFonts w:hint="eastAsia" w:ascii="宋体" w:hAnsi="宋体" w:eastAsia="宋体" w:cs="宋体"/>
+              <w:rFonts w:ascii="宋体" w:eastAsia="宋体" w:hAnsi="宋体" w:cs="宋体" w:hint="eastAsia"/>
               <w:szCs w:val="24"/>
             </w:rPr>
             <w:fldChar w:fldCharType="end"/>
@@ -2207,28 +2180,28 @@
         </w:p>
         <w:p>
           <w:pPr>
-            <w:pStyle w:val="16"/>
+            <w:pStyle w:val="TOC1"/>
             <w:tabs>
               <w:tab w:val="right" w:leader="dot" w:pos="8306"/>
             </w:tabs>
           </w:pPr>
           <w:r>
             <w:rPr>
-              <w:rFonts w:hint="eastAsia" w:ascii="宋体" w:hAnsi="宋体" w:eastAsia="宋体" w:cs="宋体"/>
+              <w:rFonts w:ascii="宋体" w:eastAsia="宋体" w:hAnsi="宋体" w:cs="宋体" w:hint="eastAsia"/>
               <w:szCs w:val="24"/>
             </w:rPr>
             <w:fldChar w:fldCharType="begin"/>
           </w:r>
           <w:r>
             <w:rPr>
-              <w:rFonts w:hint="eastAsia" w:ascii="宋体" w:hAnsi="宋体" w:eastAsia="宋体" w:cs="宋体"/>
+              <w:rFonts w:ascii="宋体" w:eastAsia="宋体" w:hAnsi="宋体" w:cs="宋体" w:hint="eastAsia"/>
               <w:szCs w:val="24"/>
             </w:rPr>
             <w:instrText xml:space="preserve"> HYPERLINK \l _Toc18320 </w:instrText>
           </w:r>
           <w:r>
             <w:rPr>
-              <w:rFonts w:hint="eastAsia" w:ascii="宋体" w:hAnsi="宋体" w:eastAsia="宋体" w:cs="宋体"/>
+              <w:rFonts w:ascii="宋体" w:eastAsia="宋体" w:hAnsi="宋体" w:cs="宋体" w:hint="eastAsia"/>
               <w:szCs w:val="24"/>
             </w:rPr>
             <w:fldChar w:fldCharType="separate"/>
@@ -2260,7 +2233,7 @@
           </w:r>
           <w:r>
             <w:rPr>
-              <w:rFonts w:hint="eastAsia" w:ascii="宋体" w:hAnsi="宋体" w:eastAsia="宋体" w:cs="宋体"/>
+              <w:rFonts w:ascii="宋体" w:eastAsia="宋体" w:hAnsi="宋体" w:cs="宋体" w:hint="eastAsia"/>
               <w:szCs w:val="24"/>
             </w:rPr>
             <w:fldChar w:fldCharType="end"/>
@@ -2268,28 +2241,28 @@
         </w:p>
         <w:p>
           <w:pPr>
-            <w:pStyle w:val="17"/>
+            <w:pStyle w:val="TOC2"/>
             <w:tabs>
               <w:tab w:val="right" w:leader="dot" w:pos="8306"/>
             </w:tabs>
           </w:pPr>
           <w:r>
             <w:rPr>
-              <w:rFonts w:hint="eastAsia" w:ascii="宋体" w:hAnsi="宋体" w:eastAsia="宋体" w:cs="宋体"/>
+              <w:rFonts w:ascii="宋体" w:eastAsia="宋体" w:hAnsi="宋体" w:cs="宋体" w:hint="eastAsia"/>
               <w:szCs w:val="24"/>
             </w:rPr>
             <w:fldChar w:fldCharType="begin"/>
           </w:r>
           <w:r>
             <w:rPr>
-              <w:rFonts w:hint="eastAsia" w:ascii="宋体" w:hAnsi="宋体" w:eastAsia="宋体" w:cs="宋体"/>
+              <w:rFonts w:ascii="宋体" w:eastAsia="宋体" w:hAnsi="宋体" w:cs="宋体" w:hint="eastAsia"/>
               <w:szCs w:val="24"/>
             </w:rPr>
             <w:instrText xml:space="preserve"> HYPERLINK \l _Toc9786 </w:instrText>
           </w:r>
           <w:r>
             <w:rPr>
-              <w:rFonts w:hint="eastAsia" w:ascii="宋体" w:hAnsi="宋体" w:eastAsia="宋体" w:cs="宋体"/>
+              <w:rFonts w:ascii="宋体" w:eastAsia="宋体" w:hAnsi="宋体" w:cs="宋体" w:hint="eastAsia"/>
               <w:szCs w:val="24"/>
             </w:rPr>
             <w:fldChar w:fldCharType="separate"/>
@@ -2321,7 +2294,7 @@
           </w:r>
           <w:r>
             <w:rPr>
-              <w:rFonts w:hint="eastAsia" w:ascii="宋体" w:hAnsi="宋体" w:eastAsia="宋体" w:cs="宋体"/>
+              <w:rFonts w:ascii="宋体" w:eastAsia="宋体" w:hAnsi="宋体" w:cs="宋体" w:hint="eastAsia"/>
               <w:szCs w:val="24"/>
             </w:rPr>
             <w:fldChar w:fldCharType="end"/>
@@ -2329,28 +2302,28 @@
         </w:p>
         <w:p>
           <w:pPr>
-            <w:pStyle w:val="17"/>
+            <w:pStyle w:val="TOC2"/>
             <w:tabs>
               <w:tab w:val="right" w:leader="dot" w:pos="8306"/>
             </w:tabs>
           </w:pPr>
           <w:r>
             <w:rPr>
-              <w:rFonts w:hint="eastAsia" w:ascii="宋体" w:hAnsi="宋体" w:eastAsia="宋体" w:cs="宋体"/>
+              <w:rFonts w:ascii="宋体" w:eastAsia="宋体" w:hAnsi="宋体" w:cs="宋体" w:hint="eastAsia"/>
               <w:szCs w:val="24"/>
             </w:rPr>
             <w:fldChar w:fldCharType="begin"/>
           </w:r>
           <w:r>
             <w:rPr>
-              <w:rFonts w:hint="eastAsia" w:ascii="宋体" w:hAnsi="宋体" w:eastAsia="宋体" w:cs="宋体"/>
+              <w:rFonts w:ascii="宋体" w:eastAsia="宋体" w:hAnsi="宋体" w:cs="宋体" w:hint="eastAsia"/>
               <w:szCs w:val="24"/>
             </w:rPr>
             <w:instrText xml:space="preserve"> HYPERLINK \l _Toc7805 </w:instrText>
           </w:r>
           <w:r>
             <w:rPr>
-              <w:rFonts w:hint="eastAsia" w:ascii="宋体" w:hAnsi="宋体" w:eastAsia="宋体" w:cs="宋体"/>
+              <w:rFonts w:ascii="宋体" w:eastAsia="宋体" w:hAnsi="宋体" w:cs="宋体" w:hint="eastAsia"/>
               <w:szCs w:val="24"/>
             </w:rPr>
             <w:fldChar w:fldCharType="separate"/>
@@ -2382,7 +2355,7 @@
           </w:r>
           <w:r>
             <w:rPr>
-              <w:rFonts w:hint="eastAsia" w:ascii="宋体" w:hAnsi="宋体" w:eastAsia="宋体" w:cs="宋体"/>
+              <w:rFonts w:ascii="宋体" w:eastAsia="宋体" w:hAnsi="宋体" w:cs="宋体" w:hint="eastAsia"/>
               <w:szCs w:val="24"/>
             </w:rPr>
             <w:fldChar w:fldCharType="end"/>
@@ -2390,28 +2363,28 @@
         </w:p>
         <w:p>
           <w:pPr>
-            <w:pStyle w:val="17"/>
+            <w:pStyle w:val="TOC2"/>
             <w:tabs>
               <w:tab w:val="right" w:leader="dot" w:pos="8306"/>
             </w:tabs>
           </w:pPr>
           <w:r>
             <w:rPr>
-              <w:rFonts w:hint="eastAsia" w:ascii="宋体" w:hAnsi="宋体" w:eastAsia="宋体" w:cs="宋体"/>
+              <w:rFonts w:ascii="宋体" w:eastAsia="宋体" w:hAnsi="宋体" w:cs="宋体" w:hint="eastAsia"/>
               <w:szCs w:val="24"/>
             </w:rPr>
             <w:fldChar w:fldCharType="begin"/>
           </w:r>
           <w:r>
             <w:rPr>
-              <w:rFonts w:hint="eastAsia" w:ascii="宋体" w:hAnsi="宋体" w:eastAsia="宋体" w:cs="宋体"/>
+              <w:rFonts w:ascii="宋体" w:eastAsia="宋体" w:hAnsi="宋体" w:cs="宋体" w:hint="eastAsia"/>
               <w:szCs w:val="24"/>
             </w:rPr>
             <w:instrText xml:space="preserve"> HYPERLINK \l _Toc16287 </w:instrText>
           </w:r>
           <w:r>
             <w:rPr>
-              <w:rFonts w:hint="eastAsia" w:ascii="宋体" w:hAnsi="宋体" w:eastAsia="宋体" w:cs="宋体"/>
+              <w:rFonts w:ascii="宋体" w:eastAsia="宋体" w:hAnsi="宋体" w:cs="宋体" w:hint="eastAsia"/>
               <w:szCs w:val="24"/>
             </w:rPr>
             <w:fldChar w:fldCharType="separate"/>
@@ -2443,7 +2416,7 @@
           </w:r>
           <w:r>
             <w:rPr>
-              <w:rFonts w:hint="eastAsia" w:ascii="宋体" w:hAnsi="宋体" w:eastAsia="宋体" w:cs="宋体"/>
+              <w:rFonts w:ascii="宋体" w:eastAsia="宋体" w:hAnsi="宋体" w:cs="宋体" w:hint="eastAsia"/>
               <w:szCs w:val="24"/>
             </w:rPr>
             <w:fldChar w:fldCharType="end"/>
@@ -2451,28 +2424,28 @@
         </w:p>
         <w:p>
           <w:pPr>
-            <w:pStyle w:val="16"/>
+            <w:pStyle w:val="TOC1"/>
             <w:tabs>
               <w:tab w:val="right" w:leader="dot" w:pos="8306"/>
             </w:tabs>
           </w:pPr>
           <w:r>
             <w:rPr>
-              <w:rFonts w:hint="eastAsia" w:ascii="宋体" w:hAnsi="宋体" w:eastAsia="宋体" w:cs="宋体"/>
+              <w:rFonts w:ascii="宋体" w:eastAsia="宋体" w:hAnsi="宋体" w:cs="宋体" w:hint="eastAsia"/>
               <w:szCs w:val="24"/>
             </w:rPr>
             <w:fldChar w:fldCharType="begin"/>
           </w:r>
           <w:r>
             <w:rPr>
-              <w:rFonts w:hint="eastAsia" w:ascii="宋体" w:hAnsi="宋体" w:eastAsia="宋体" w:cs="宋体"/>
+              <w:rFonts w:ascii="宋体" w:eastAsia="宋体" w:hAnsi="宋体" w:cs="宋体" w:hint="eastAsia"/>
               <w:szCs w:val="24"/>
             </w:rPr>
             <w:instrText xml:space="preserve"> HYPERLINK \l _Toc10857 </w:instrText>
           </w:r>
           <w:r>
             <w:rPr>
-              <w:rFonts w:hint="eastAsia" w:ascii="宋体" w:hAnsi="宋体" w:eastAsia="宋体" w:cs="宋体"/>
+              <w:rFonts w:ascii="宋体" w:eastAsia="宋体" w:hAnsi="宋体" w:cs="宋体" w:hint="eastAsia"/>
               <w:szCs w:val="24"/>
             </w:rPr>
             <w:fldChar w:fldCharType="separate"/>
@@ -2504,7 +2477,7 @@
           </w:r>
           <w:r>
             <w:rPr>
-              <w:rFonts w:hint="eastAsia" w:ascii="宋体" w:hAnsi="宋体" w:eastAsia="宋体" w:cs="宋体"/>
+              <w:rFonts w:ascii="宋体" w:eastAsia="宋体" w:hAnsi="宋体" w:cs="宋体" w:hint="eastAsia"/>
               <w:szCs w:val="24"/>
             </w:rPr>
             <w:fldChar w:fldCharType="end"/>
@@ -2512,28 +2485,28 @@
         </w:p>
         <w:p>
           <w:pPr>
-            <w:pStyle w:val="16"/>
+            <w:pStyle w:val="TOC1"/>
             <w:tabs>
               <w:tab w:val="right" w:leader="dot" w:pos="8306"/>
             </w:tabs>
           </w:pPr>
           <w:r>
             <w:rPr>
-              <w:rFonts w:hint="eastAsia" w:ascii="宋体" w:hAnsi="宋体" w:eastAsia="宋体" w:cs="宋体"/>
+              <w:rFonts w:ascii="宋体" w:eastAsia="宋体" w:hAnsi="宋体" w:cs="宋体" w:hint="eastAsia"/>
               <w:szCs w:val="24"/>
             </w:rPr>
             <w:fldChar w:fldCharType="begin"/>
           </w:r>
           <w:r>
             <w:rPr>
-              <w:rFonts w:hint="eastAsia" w:ascii="宋体" w:hAnsi="宋体" w:eastAsia="宋体" w:cs="宋体"/>
+              <w:rFonts w:ascii="宋体" w:eastAsia="宋体" w:hAnsi="宋体" w:cs="宋体" w:hint="eastAsia"/>
               <w:szCs w:val="24"/>
             </w:rPr>
             <w:instrText xml:space="preserve"> HYPERLINK \l _Toc31655 </w:instrText>
           </w:r>
           <w:r>
             <w:rPr>
-              <w:rFonts w:hint="eastAsia" w:ascii="宋体" w:hAnsi="宋体" w:eastAsia="宋体" w:cs="宋体"/>
+              <w:rFonts w:ascii="宋体" w:eastAsia="宋体" w:hAnsi="宋体" w:cs="宋体" w:hint="eastAsia"/>
               <w:szCs w:val="24"/>
             </w:rPr>
             <w:fldChar w:fldCharType="separate"/>
@@ -2565,7 +2538,7 @@
           </w:r>
           <w:r>
             <w:rPr>
-              <w:rFonts w:hint="eastAsia" w:ascii="宋体" w:hAnsi="宋体" w:eastAsia="宋体" w:cs="宋体"/>
+              <w:rFonts w:ascii="宋体" w:eastAsia="宋体" w:hAnsi="宋体" w:cs="宋体" w:hint="eastAsia"/>
               <w:szCs w:val="24"/>
             </w:rPr>
             <w:fldChar w:fldCharType="end"/>
@@ -2573,28 +2546,28 @@
         </w:p>
         <w:p>
           <w:pPr>
-            <w:pStyle w:val="17"/>
+            <w:pStyle w:val="TOC2"/>
             <w:tabs>
               <w:tab w:val="right" w:leader="dot" w:pos="8306"/>
             </w:tabs>
           </w:pPr>
           <w:r>
             <w:rPr>
-              <w:rFonts w:hint="eastAsia" w:ascii="宋体" w:hAnsi="宋体" w:eastAsia="宋体" w:cs="宋体"/>
+              <w:rFonts w:ascii="宋体" w:eastAsia="宋体" w:hAnsi="宋体" w:cs="宋体" w:hint="eastAsia"/>
               <w:szCs w:val="24"/>
             </w:rPr>
             <w:fldChar w:fldCharType="begin"/>
           </w:r>
           <w:r>
             <w:rPr>
-              <w:rFonts w:hint="eastAsia" w:ascii="宋体" w:hAnsi="宋体" w:eastAsia="宋体" w:cs="宋体"/>
+              <w:rFonts w:ascii="宋体" w:eastAsia="宋体" w:hAnsi="宋体" w:cs="宋体" w:hint="eastAsia"/>
               <w:szCs w:val="24"/>
             </w:rPr>
             <w:instrText xml:space="preserve"> HYPERLINK \l _Toc7818 </w:instrText>
           </w:r>
           <w:r>
             <w:rPr>
-              <w:rFonts w:hint="eastAsia" w:ascii="宋体" w:hAnsi="宋体" w:eastAsia="宋体" w:cs="宋体"/>
+              <w:rFonts w:ascii="宋体" w:eastAsia="宋体" w:hAnsi="宋体" w:cs="宋体" w:hint="eastAsia"/>
               <w:szCs w:val="24"/>
             </w:rPr>
             <w:fldChar w:fldCharType="separate"/>
@@ -2626,7 +2599,7 @@
           </w:r>
           <w:r>
             <w:rPr>
-              <w:rFonts w:hint="eastAsia" w:ascii="宋体" w:hAnsi="宋体" w:eastAsia="宋体" w:cs="宋体"/>
+              <w:rFonts w:ascii="宋体" w:eastAsia="宋体" w:hAnsi="宋体" w:cs="宋体" w:hint="eastAsia"/>
               <w:szCs w:val="24"/>
             </w:rPr>
             <w:fldChar w:fldCharType="end"/>
@@ -2634,28 +2607,28 @@
         </w:p>
         <w:p>
           <w:pPr>
-            <w:pStyle w:val="17"/>
+            <w:pStyle w:val="TOC2"/>
             <w:tabs>
               <w:tab w:val="right" w:leader="dot" w:pos="8306"/>
             </w:tabs>
           </w:pPr>
           <w:r>
             <w:rPr>
-              <w:rFonts w:hint="eastAsia" w:ascii="宋体" w:hAnsi="宋体" w:eastAsia="宋体" w:cs="宋体"/>
+              <w:rFonts w:ascii="宋体" w:eastAsia="宋体" w:hAnsi="宋体" w:cs="宋体" w:hint="eastAsia"/>
               <w:szCs w:val="24"/>
             </w:rPr>
             <w:fldChar w:fldCharType="begin"/>
           </w:r>
           <w:r>
             <w:rPr>
-              <w:rFonts w:hint="eastAsia" w:ascii="宋体" w:hAnsi="宋体" w:eastAsia="宋体" w:cs="宋体"/>
+              <w:rFonts w:ascii="宋体" w:eastAsia="宋体" w:hAnsi="宋体" w:cs="宋体" w:hint="eastAsia"/>
               <w:szCs w:val="24"/>
             </w:rPr>
             <w:instrText xml:space="preserve"> HYPERLINK \l _Toc20415 </w:instrText>
           </w:r>
           <w:r>
             <w:rPr>
-              <w:rFonts w:hint="eastAsia" w:ascii="宋体" w:hAnsi="宋体" w:eastAsia="宋体" w:cs="宋体"/>
+              <w:rFonts w:ascii="宋体" w:eastAsia="宋体" w:hAnsi="宋体" w:cs="宋体" w:hint="eastAsia"/>
               <w:szCs w:val="24"/>
             </w:rPr>
             <w:fldChar w:fldCharType="separate"/>
@@ -2687,7 +2660,7 @@
           </w:r>
           <w:r>
             <w:rPr>
-              <w:rFonts w:hint="eastAsia" w:ascii="宋体" w:hAnsi="宋体" w:eastAsia="宋体" w:cs="宋体"/>
+              <w:rFonts w:ascii="宋体" w:eastAsia="宋体" w:hAnsi="宋体" w:cs="宋体" w:hint="eastAsia"/>
               <w:szCs w:val="24"/>
             </w:rPr>
             <w:fldChar w:fldCharType="end"/>
@@ -2695,28 +2668,28 @@
         </w:p>
         <w:p>
           <w:pPr>
-            <w:pStyle w:val="17"/>
+            <w:pStyle w:val="TOC2"/>
             <w:tabs>
               <w:tab w:val="right" w:leader="dot" w:pos="8306"/>
             </w:tabs>
           </w:pPr>
           <w:r>
             <w:rPr>
-              <w:rFonts w:hint="eastAsia" w:ascii="宋体" w:hAnsi="宋体" w:eastAsia="宋体" w:cs="宋体"/>
+              <w:rFonts w:ascii="宋体" w:eastAsia="宋体" w:hAnsi="宋体" w:cs="宋体" w:hint="eastAsia"/>
               <w:szCs w:val="24"/>
             </w:rPr>
             <w:fldChar w:fldCharType="begin"/>
           </w:r>
           <w:r>
             <w:rPr>
-              <w:rFonts w:hint="eastAsia" w:ascii="宋体" w:hAnsi="宋体" w:eastAsia="宋体" w:cs="宋体"/>
+              <w:rFonts w:ascii="宋体" w:eastAsia="宋体" w:hAnsi="宋体" w:cs="宋体" w:hint="eastAsia"/>
               <w:szCs w:val="24"/>
             </w:rPr>
             <w:instrText xml:space="preserve"> HYPERLINK \l _Toc5495 </w:instrText>
           </w:r>
           <w:r>
             <w:rPr>
-              <w:rFonts w:hint="eastAsia" w:ascii="宋体" w:hAnsi="宋体" w:eastAsia="宋体" w:cs="宋体"/>
+              <w:rFonts w:ascii="宋体" w:eastAsia="宋体" w:hAnsi="宋体" w:cs="宋体" w:hint="eastAsia"/>
               <w:szCs w:val="24"/>
             </w:rPr>
             <w:fldChar w:fldCharType="separate"/>
@@ -2748,7 +2721,7 @@
           </w:r>
           <w:r>
             <w:rPr>
-              <w:rFonts w:hint="eastAsia" w:ascii="宋体" w:hAnsi="宋体" w:eastAsia="宋体" w:cs="宋体"/>
+              <w:rFonts w:ascii="宋体" w:eastAsia="宋体" w:hAnsi="宋体" w:cs="宋体" w:hint="eastAsia"/>
               <w:szCs w:val="24"/>
             </w:rPr>
             <w:fldChar w:fldCharType="end"/>
@@ -2756,28 +2729,28 @@
         </w:p>
         <w:p>
           <w:pPr>
-            <w:pStyle w:val="16"/>
+            <w:pStyle w:val="TOC1"/>
             <w:tabs>
               <w:tab w:val="right" w:leader="dot" w:pos="8306"/>
             </w:tabs>
           </w:pPr>
           <w:r>
             <w:rPr>
-              <w:rFonts w:hint="eastAsia" w:ascii="宋体" w:hAnsi="宋体" w:eastAsia="宋体" w:cs="宋体"/>
+              <w:rFonts w:ascii="宋体" w:eastAsia="宋体" w:hAnsi="宋体" w:cs="宋体" w:hint="eastAsia"/>
               <w:szCs w:val="24"/>
             </w:rPr>
             <w:fldChar w:fldCharType="begin"/>
           </w:r>
           <w:r>
             <w:rPr>
-              <w:rFonts w:hint="eastAsia" w:ascii="宋体" w:hAnsi="宋体" w:eastAsia="宋体" w:cs="宋体"/>
+              <w:rFonts w:ascii="宋体" w:eastAsia="宋体" w:hAnsi="宋体" w:cs="宋体" w:hint="eastAsia"/>
               <w:szCs w:val="24"/>
             </w:rPr>
             <w:instrText xml:space="preserve"> HYPERLINK \l _Toc883 </w:instrText>
           </w:r>
           <w:r>
             <w:rPr>
-              <w:rFonts w:hint="eastAsia" w:ascii="宋体" w:hAnsi="宋体" w:eastAsia="宋体" w:cs="宋体"/>
+              <w:rFonts w:ascii="宋体" w:eastAsia="宋体" w:hAnsi="宋体" w:cs="宋体" w:hint="eastAsia"/>
               <w:szCs w:val="24"/>
             </w:rPr>
             <w:fldChar w:fldCharType="separate"/>
@@ -2809,7 +2782,7 @@
           </w:r>
           <w:r>
             <w:rPr>
-              <w:rFonts w:hint="eastAsia" w:ascii="宋体" w:hAnsi="宋体" w:eastAsia="宋体" w:cs="宋体"/>
+              <w:rFonts w:ascii="宋体" w:eastAsia="宋体" w:hAnsi="宋体" w:cs="宋体" w:hint="eastAsia"/>
               <w:szCs w:val="24"/>
             </w:rPr>
             <w:fldChar w:fldCharType="end"/>
@@ -2817,28 +2790,28 @@
         </w:p>
         <w:p>
           <w:pPr>
-            <w:pStyle w:val="17"/>
+            <w:pStyle w:val="TOC2"/>
             <w:tabs>
               <w:tab w:val="right" w:leader="dot" w:pos="8306"/>
             </w:tabs>
           </w:pPr>
           <w:r>
             <w:rPr>
-              <w:rFonts w:hint="eastAsia" w:ascii="宋体" w:hAnsi="宋体" w:eastAsia="宋体" w:cs="宋体"/>
+              <w:rFonts w:ascii="宋体" w:eastAsia="宋体" w:hAnsi="宋体" w:cs="宋体" w:hint="eastAsia"/>
               <w:szCs w:val="24"/>
             </w:rPr>
             <w:fldChar w:fldCharType="begin"/>
           </w:r>
           <w:r>
             <w:rPr>
-              <w:rFonts w:hint="eastAsia" w:ascii="宋体" w:hAnsi="宋体" w:eastAsia="宋体" w:cs="宋体"/>
+              <w:rFonts w:ascii="宋体" w:eastAsia="宋体" w:hAnsi="宋体" w:cs="宋体" w:hint="eastAsia"/>
               <w:szCs w:val="24"/>
             </w:rPr>
             <w:instrText xml:space="preserve"> HYPERLINK \l _Toc23170 </w:instrText>
           </w:r>
           <w:r>
             <w:rPr>
-              <w:rFonts w:hint="eastAsia" w:ascii="宋体" w:hAnsi="宋体" w:eastAsia="宋体" w:cs="宋体"/>
+              <w:rFonts w:ascii="宋体" w:eastAsia="宋体" w:hAnsi="宋体" w:cs="宋体" w:hint="eastAsia"/>
               <w:szCs w:val="24"/>
             </w:rPr>
             <w:fldChar w:fldCharType="separate"/>
@@ -2870,7 +2843,7 @@
           </w:r>
           <w:r>
             <w:rPr>
-              <w:rFonts w:hint="eastAsia" w:ascii="宋体" w:hAnsi="宋体" w:eastAsia="宋体" w:cs="宋体"/>
+              <w:rFonts w:ascii="宋体" w:eastAsia="宋体" w:hAnsi="宋体" w:cs="宋体" w:hint="eastAsia"/>
               <w:szCs w:val="24"/>
             </w:rPr>
             <w:fldChar w:fldCharType="end"/>
@@ -2878,28 +2851,28 @@
         </w:p>
         <w:p>
           <w:pPr>
-            <w:pStyle w:val="17"/>
+            <w:pStyle w:val="TOC2"/>
             <w:tabs>
               <w:tab w:val="right" w:leader="dot" w:pos="8306"/>
             </w:tabs>
           </w:pPr>
           <w:r>
             <w:rPr>
-              <w:rFonts w:hint="eastAsia" w:ascii="宋体" w:hAnsi="宋体" w:eastAsia="宋体" w:cs="宋体"/>
+              <w:rFonts w:ascii="宋体" w:eastAsia="宋体" w:hAnsi="宋体" w:cs="宋体" w:hint="eastAsia"/>
               <w:szCs w:val="24"/>
             </w:rPr>
             <w:fldChar w:fldCharType="begin"/>
           </w:r>
           <w:r>
             <w:rPr>
-              <w:rFonts w:hint="eastAsia" w:ascii="宋体" w:hAnsi="宋体" w:eastAsia="宋体" w:cs="宋体"/>
+              <w:rFonts w:ascii="宋体" w:eastAsia="宋体" w:hAnsi="宋体" w:cs="宋体" w:hint="eastAsia"/>
               <w:szCs w:val="24"/>
             </w:rPr>
             <w:instrText xml:space="preserve"> HYPERLINK \l _Toc5890 </w:instrText>
           </w:r>
           <w:r>
             <w:rPr>
-              <w:rFonts w:hint="eastAsia" w:ascii="宋体" w:hAnsi="宋体" w:eastAsia="宋体" w:cs="宋体"/>
+              <w:rFonts w:ascii="宋体" w:eastAsia="宋体" w:hAnsi="宋体" w:cs="宋体" w:hint="eastAsia"/>
               <w:szCs w:val="24"/>
             </w:rPr>
             <w:fldChar w:fldCharType="separate"/>
@@ -2931,7 +2904,7 @@
           </w:r>
           <w:r>
             <w:rPr>
-              <w:rFonts w:hint="eastAsia" w:ascii="宋体" w:hAnsi="宋体" w:eastAsia="宋体" w:cs="宋体"/>
+              <w:rFonts w:ascii="宋体" w:eastAsia="宋体" w:hAnsi="宋体" w:cs="宋体" w:hint="eastAsia"/>
               <w:szCs w:val="24"/>
             </w:rPr>
             <w:fldChar w:fldCharType="end"/>
@@ -2939,28 +2912,28 @@
         </w:p>
         <w:p>
           <w:pPr>
-            <w:pStyle w:val="16"/>
+            <w:pStyle w:val="TOC1"/>
             <w:tabs>
               <w:tab w:val="right" w:leader="dot" w:pos="8306"/>
             </w:tabs>
           </w:pPr>
           <w:r>
             <w:rPr>
-              <w:rFonts w:hint="eastAsia" w:ascii="宋体" w:hAnsi="宋体" w:eastAsia="宋体" w:cs="宋体"/>
+              <w:rFonts w:ascii="宋体" w:eastAsia="宋体" w:hAnsi="宋体" w:cs="宋体" w:hint="eastAsia"/>
               <w:szCs w:val="24"/>
             </w:rPr>
             <w:fldChar w:fldCharType="begin"/>
           </w:r>
           <w:r>
             <w:rPr>
-              <w:rFonts w:hint="eastAsia" w:ascii="宋体" w:hAnsi="宋体" w:eastAsia="宋体" w:cs="宋体"/>
+              <w:rFonts w:ascii="宋体" w:eastAsia="宋体" w:hAnsi="宋体" w:cs="宋体" w:hint="eastAsia"/>
               <w:szCs w:val="24"/>
             </w:rPr>
             <w:instrText xml:space="preserve"> HYPERLINK \l _Toc28271 </w:instrText>
           </w:r>
           <w:r>
             <w:rPr>
-              <w:rFonts w:hint="eastAsia" w:ascii="宋体" w:hAnsi="宋体" w:eastAsia="宋体" w:cs="宋体"/>
+              <w:rFonts w:ascii="宋体" w:eastAsia="宋体" w:hAnsi="宋体" w:cs="宋体" w:hint="eastAsia"/>
               <w:szCs w:val="24"/>
             </w:rPr>
             <w:fldChar w:fldCharType="separate"/>
@@ -2992,7 +2965,7 @@
           </w:r>
           <w:r>
             <w:rPr>
-              <w:rFonts w:hint="eastAsia" w:ascii="宋体" w:hAnsi="宋体" w:eastAsia="宋体" w:cs="宋体"/>
+              <w:rFonts w:ascii="宋体" w:eastAsia="宋体" w:hAnsi="宋体" w:cs="宋体" w:hint="eastAsia"/>
               <w:szCs w:val="24"/>
             </w:rPr>
             <w:fldChar w:fldCharType="end"/>
@@ -3000,28 +2973,28 @@
         </w:p>
         <w:p>
           <w:pPr>
-            <w:pStyle w:val="16"/>
+            <w:pStyle w:val="TOC1"/>
             <w:tabs>
               <w:tab w:val="right" w:leader="dot" w:pos="8306"/>
             </w:tabs>
           </w:pPr>
           <w:r>
             <w:rPr>
-              <w:rFonts w:hint="eastAsia" w:ascii="宋体" w:hAnsi="宋体" w:eastAsia="宋体" w:cs="宋体"/>
+              <w:rFonts w:ascii="宋体" w:eastAsia="宋体" w:hAnsi="宋体" w:cs="宋体" w:hint="eastAsia"/>
               <w:szCs w:val="24"/>
             </w:rPr>
             <w:fldChar w:fldCharType="begin"/>
           </w:r>
           <w:r>
             <w:rPr>
-              <w:rFonts w:hint="eastAsia" w:ascii="宋体" w:hAnsi="宋体" w:eastAsia="宋体" w:cs="宋体"/>
+              <w:rFonts w:ascii="宋体" w:eastAsia="宋体" w:hAnsi="宋体" w:cs="宋体" w:hint="eastAsia"/>
               <w:szCs w:val="24"/>
             </w:rPr>
             <w:instrText xml:space="preserve"> HYPERLINK \l _Toc2961 </w:instrText>
           </w:r>
           <w:r>
             <w:rPr>
-              <w:rFonts w:hint="eastAsia" w:ascii="宋体" w:hAnsi="宋体" w:eastAsia="宋体" w:cs="宋体"/>
+              <w:rFonts w:ascii="宋体" w:eastAsia="宋体" w:hAnsi="宋体" w:cs="宋体" w:hint="eastAsia"/>
               <w:szCs w:val="24"/>
             </w:rPr>
             <w:fldChar w:fldCharType="separate"/>
@@ -3060,7 +3033,7 @@
           </w:r>
           <w:r>
             <w:rPr>
-              <w:rFonts w:hint="eastAsia" w:ascii="宋体" w:hAnsi="宋体" w:eastAsia="宋体" w:cs="宋体"/>
+              <w:rFonts w:ascii="宋体" w:eastAsia="宋体" w:hAnsi="宋体" w:cs="宋体" w:hint="eastAsia"/>
               <w:szCs w:val="24"/>
             </w:rPr>
             <w:fldChar w:fldCharType="end"/>
@@ -3068,28 +3041,28 @@
         </w:p>
         <w:p>
           <w:pPr>
-            <w:pStyle w:val="16"/>
+            <w:pStyle w:val="TOC1"/>
             <w:tabs>
               <w:tab w:val="right" w:leader="dot" w:pos="8306"/>
             </w:tabs>
           </w:pPr>
           <w:r>
             <w:rPr>
-              <w:rFonts w:hint="eastAsia" w:ascii="宋体" w:hAnsi="宋体" w:eastAsia="宋体" w:cs="宋体"/>
+              <w:rFonts w:ascii="宋体" w:eastAsia="宋体" w:hAnsi="宋体" w:cs="宋体" w:hint="eastAsia"/>
               <w:szCs w:val="24"/>
             </w:rPr>
             <w:fldChar w:fldCharType="begin"/>
           </w:r>
           <w:r>
             <w:rPr>
-              <w:rFonts w:hint="eastAsia" w:ascii="宋体" w:hAnsi="宋体" w:eastAsia="宋体" w:cs="宋体"/>
+              <w:rFonts w:ascii="宋体" w:eastAsia="宋体" w:hAnsi="宋体" w:cs="宋体" w:hint="eastAsia"/>
               <w:szCs w:val="24"/>
             </w:rPr>
             <w:instrText xml:space="preserve"> HYPERLINK \l _Toc11102 </w:instrText>
           </w:r>
           <w:r>
             <w:rPr>
-              <w:rFonts w:hint="eastAsia" w:ascii="宋体" w:hAnsi="宋体" w:eastAsia="宋体" w:cs="宋体"/>
+              <w:rFonts w:ascii="宋体" w:eastAsia="宋体" w:hAnsi="宋体" w:cs="宋体" w:hint="eastAsia"/>
               <w:szCs w:val="24"/>
             </w:rPr>
             <w:fldChar w:fldCharType="separate"/>
@@ -3121,7 +3094,7 @@
           </w:r>
           <w:r>
             <w:rPr>
-              <w:rFonts w:hint="eastAsia" w:ascii="宋体" w:hAnsi="宋体" w:eastAsia="宋体" w:cs="宋体"/>
+              <w:rFonts w:ascii="宋体" w:eastAsia="宋体" w:hAnsi="宋体" w:cs="宋体" w:hint="eastAsia"/>
               <w:szCs w:val="24"/>
             </w:rPr>
             <w:fldChar w:fldCharType="end"/>
@@ -3143,7 +3116,7 @@
             <w:snapToGrid w:val="0"/>
             <w:textAlignment w:val="baseline"/>
             <w:rPr>
-              <w:rFonts w:hint="eastAsia" w:ascii="宋体" w:hAnsi="宋体" w:eastAsia="宋体" w:cs="宋体"/>
+              <w:rFonts w:ascii="宋体" w:eastAsia="宋体" w:hAnsi="宋体" w:cs="宋体" w:hint="eastAsia"/>
               <w:snapToGrid w:val="0"/>
               <w:color w:val="000000"/>
               <w:kern w:val="0"/>
@@ -3154,7 +3127,7 @@
           </w:pPr>
           <w:r>
             <w:rPr>
-              <w:rFonts w:hint="eastAsia" w:ascii="宋体" w:hAnsi="宋体" w:eastAsia="宋体" w:cs="宋体"/>
+              <w:rFonts w:ascii="宋体" w:eastAsia="宋体" w:hAnsi="宋体" w:cs="宋体" w:hint="eastAsia"/>
               <w:szCs w:val="24"/>
             </w:rPr>
             <w:fldChar w:fldCharType="end"/>
@@ -3178,7 +3151,7 @@
         <w:snapToGrid w:val="0"/>
         <w:textAlignment w:val="baseline"/>
         <w:rPr>
-          <w:rFonts w:ascii="Arial" w:hAnsi="Arial" w:eastAsia="Arial" w:cs="Arial"/>
+          <w:rFonts w:ascii="Arial" w:eastAsia="Arial" w:hAnsi="Arial" w:cs="Arial"/>
           <w:snapToGrid w:val="0"/>
           <w:color w:val="000000"/>
           <w:kern w:val="0"/>
@@ -3189,7 +3162,7 @@
       </w:pPr>
       <w:r>
         <w:rPr>
-          <w:rFonts w:ascii="Arial" w:hAnsi="Arial" w:eastAsia="Arial" w:cs="Arial"/>
+          <w:rFonts w:ascii="Arial" w:eastAsia="Arial" w:hAnsi="Arial" w:cs="Arial"/>
           <w:snapToGrid w:val="0"/>
           <w:color w:val="000000"/>
           <w:kern w:val="0"/>
@@ -3202,45 +3175,45 @@
     </w:p>
     <w:p>
       <w:pPr>
-        <w:pStyle w:val="28"/>
+        <w:pStyle w:val="1"/>
         <w:bidi w:val="0"/>
         <w:rPr>
           <w:rFonts w:hint="default"/>
           <w:lang w:val="en-US" w:eastAsia="zh-CN"/>
         </w:rPr>
       </w:pPr>
-      <w:bookmarkStart w:id="2" w:name="_Toc18320"/>
+      <w:bookmarkStart w:id="3" w:name="_Toc18320"/>
       <w:r>
         <w:rPr>
           <w:rFonts w:hint="default"/>
           <w:lang w:val="en-US" w:eastAsia="zh-CN"/>
         </w:rPr>
         <w:t>总则</w:t>
-      </w:r>
-      <w:bookmarkEnd w:id="2"/>
-    </w:p>
-    <w:p>
-      <w:pPr>
-        <w:pStyle w:val="30"/>
-        <w:bidi w:val="0"/>
-        <w:rPr>
-          <w:rFonts w:hint="default"/>
-          <w:lang w:val="en-US" w:eastAsia="zh-CN"/>
-        </w:rPr>
-      </w:pPr>
-      <w:bookmarkStart w:id="3" w:name="_Toc9786"/>
-      <w:r>
-        <w:rPr>
-          <w:rFonts w:hint="default"/>
-          <w:lang w:val="en-US" w:eastAsia="zh-CN"/>
-        </w:rPr>
-        <w:t>目的</w:t>
       </w:r>
       <w:bookmarkEnd w:id="3"/>
     </w:p>
     <w:p>
       <w:pPr>
-        <w:pStyle w:val="29"/>
+        <w:pStyle w:val="2"/>
+        <w:bidi w:val="0"/>
+        <w:rPr>
+          <w:rFonts w:hint="default"/>
+          <w:lang w:val="en-US" w:eastAsia="zh-CN"/>
+        </w:rPr>
+      </w:pPr>
+      <w:bookmarkStart w:id="4" w:name="_Toc9786"/>
+      <w:r>
+        <w:rPr>
+          <w:rFonts w:hint="default"/>
+          <w:lang w:val="en-US" w:eastAsia="zh-CN"/>
+        </w:rPr>
+        <w:t>目的</w:t>
+      </w:r>
+      <w:bookmarkEnd w:id="4"/>
+    </w:p>
+    <w:p>
+      <w:pPr>
+        <w:pStyle w:val="a1"/>
         <w:rPr>
           <w:rFonts w:hint="default"/>
           <w:lang w:val="en-US" w:eastAsia="zh-CN"/>
@@ -3256,14 +3229,14 @@
     </w:p>
     <w:p>
       <w:pPr>
-        <w:pStyle w:val="30"/>
+        <w:pStyle w:val="2"/>
         <w:bidi w:val="0"/>
         <w:rPr>
           <w:rFonts w:hint="default"/>
           <w:lang w:val="en-US" w:eastAsia="zh-CN"/>
         </w:rPr>
       </w:pPr>
-      <w:bookmarkStart w:id="4" w:name="_Toc7805"/>
+      <w:bookmarkStart w:id="5" w:name="_Toc7805"/>
       <w:r>
         <w:rPr>
           <w:rFonts w:hint="default"/>
@@ -3271,11 +3244,11 @@
         </w:rPr>
         <w:t>适用范围</w:t>
       </w:r>
-      <w:bookmarkEnd w:id="4"/>
+      <w:bookmarkEnd w:id="5"/>
     </w:p>
     <w:p>
       <w:pPr>
-        <w:pStyle w:val="29"/>
+        <w:pStyle w:val="a1"/>
         <w:rPr>
           <w:rFonts w:hint="default"/>
           <w:lang w:val="en-US" w:eastAsia="zh-CN"/>
@@ -3291,7 +3264,7 @@
     </w:p>
     <w:p>
       <w:pPr>
-        <w:pStyle w:val="29"/>
+        <w:pStyle w:val="a1"/>
         <w:rPr>
           <w:rFonts w:hint="default"/>
           <w:lang w:val="en-US" w:eastAsia="zh-CN"/>
@@ -3307,7 +3280,7 @@
     </w:p>
     <w:p>
       <w:pPr>
-        <w:pStyle w:val="29"/>
+        <w:pStyle w:val="a1"/>
         <w:rPr>
           <w:rFonts w:hint="default"/>
           <w:lang w:val="en-US" w:eastAsia="zh-CN"/>
@@ -3323,7 +3296,7 @@
     </w:p>
     <w:p>
       <w:pPr>
-        <w:pStyle w:val="29"/>
+        <w:pStyle w:val="a1"/>
         <w:rPr>
           <w:rFonts w:hint="default"/>
           <w:lang w:val="en-US" w:eastAsia="zh-CN"/>
@@ -3339,7 +3312,7 @@
     </w:p>
     <w:p>
       <w:pPr>
-        <w:pStyle w:val="29"/>
+        <w:pStyle w:val="a1"/>
         <w:rPr>
           <w:rFonts w:hint="default"/>
           <w:lang w:val="en-US" w:eastAsia="zh-CN"/>
@@ -3355,7 +3328,7 @@
     </w:p>
     <w:p>
       <w:pPr>
-        <w:pStyle w:val="29"/>
+        <w:pStyle w:val="a1"/>
         <w:rPr>
           <w:rFonts w:hint="default"/>
           <w:lang w:val="en-US" w:eastAsia="zh-CN"/>
@@ -3371,14 +3344,14 @@
     </w:p>
     <w:p>
       <w:pPr>
-        <w:pStyle w:val="30"/>
+        <w:pStyle w:val="2"/>
         <w:bidi w:val="0"/>
         <w:rPr>
           <w:rFonts w:hint="default"/>
           <w:lang w:val="en-US" w:eastAsia="zh-CN"/>
         </w:rPr>
       </w:pPr>
-      <w:bookmarkStart w:id="5" w:name="_Toc16287"/>
+      <w:bookmarkStart w:id="6" w:name="_Toc16287"/>
       <w:r>
         <w:rPr>
           <w:rFonts w:hint="default"/>
@@ -3386,11 +3359,11 @@
         </w:rPr>
         <w:t>原则</w:t>
       </w:r>
-      <w:bookmarkEnd w:id="5"/>
+      <w:bookmarkEnd w:id="6"/>
     </w:p>
     <w:p>
       <w:pPr>
-        <w:pStyle w:val="29"/>
+        <w:pStyle w:val="a1"/>
         <w:rPr>
           <w:rFonts w:hint="default"/>
           <w:lang w:val="en-US" w:eastAsia="zh-CN"/>
@@ -3406,7 +3379,7 @@
     </w:p>
     <w:p>
       <w:pPr>
-        <w:pStyle w:val="29"/>
+        <w:pStyle w:val="a1"/>
         <w:rPr>
           <w:rFonts w:hint="default"/>
           <w:lang w:val="en-US" w:eastAsia="zh-CN"/>
@@ -3422,7 +3395,7 @@
     </w:p>
     <w:p>
       <w:pPr>
-        <w:pStyle w:val="29"/>
+        <w:pStyle w:val="a1"/>
         <w:rPr>
           <w:rFonts w:hint="default"/>
           <w:lang w:val="en-US" w:eastAsia="zh-CN"/>
@@ -3438,7 +3411,7 @@
     </w:p>
     <w:p>
       <w:pPr>
-        <w:pStyle w:val="29"/>
+        <w:pStyle w:val="a1"/>
         <w:rPr>
           <w:rFonts w:hint="default"/>
           <w:lang w:val="en-US" w:eastAsia="zh-CN"/>
@@ -3454,14 +3427,14 @@
     </w:p>
     <w:p>
       <w:pPr>
-        <w:pStyle w:val="28"/>
+        <w:pStyle w:val="1"/>
         <w:bidi w:val="0"/>
         <w:rPr>
           <w:rFonts w:hint="default"/>
           <w:lang w:val="en-US" w:eastAsia="zh-CN"/>
         </w:rPr>
       </w:pPr>
-      <w:bookmarkStart w:id="6" w:name="_Toc10857"/>
+      <w:bookmarkStart w:id="7" w:name="_Toc10857"/>
       <w:r>
         <w:rPr>
           <w:rFonts w:hint="default"/>
@@ -3469,23 +3442,22 @@
         </w:rPr>
         <w:t>角色与职责</w:t>
       </w:r>
-      <w:bookmarkEnd w:id="6"/>
+      <w:bookmarkEnd w:id="7"/>
     </w:p>
     <w:tbl>
       <w:tblPr>
-        <w:tblStyle w:val="20"/>
+        <w:tblStyle w:val="TableNormal"/>
         <w:tblW w:w="9024" w:type="dxa"/>
         <w:tblInd w:w="0" w:type="dxa"/>
         <w:tblBorders>
-          <w:top w:val="single" w:color="auto" w:sz="4" w:space="0"/>
-          <w:left w:val="single" w:color="auto" w:sz="4" w:space="0"/>
-          <w:bottom w:val="single" w:color="auto" w:sz="4" w:space="0"/>
-          <w:right w:val="single" w:color="auto" w:sz="4" w:space="0"/>
-          <w:insideH w:val="single" w:color="auto" w:sz="4" w:space="0"/>
-          <w:insideV w:val="single" w:color="auto" w:sz="4" w:space="0"/>
+          <w:top w:val="single" w:sz="4" w:space="0" w:color="auto"/>
+          <w:left w:val="single" w:sz="4" w:space="0" w:color="auto"/>
+          <w:bottom w:val="single" w:sz="4" w:space="0" w:color="auto"/>
+          <w:right w:val="single" w:sz="4" w:space="0" w:color="auto"/>
+          <w:insideH w:val="single" w:sz="4" w:space="0" w:color="auto"/>
+          <w:insideV w:val="single" w:sz="4" w:space="0" w:color="auto"/>
         </w:tblBorders>
         <w:shd w:val="clear" w:color="auto" w:fill="auto"/>
-        <w:tblLayout w:type="autofit"/>
         <w:tblCellMar>
           <w:top w:w="15" w:type="dxa"/>
           <w:left w:w="15" w:type="dxa"/>
@@ -3500,13 +3472,15 @@
       </w:tblGrid>
       <w:tr>
         <w:tblPrEx>
+          <w:tblW w:w="9024" w:type="dxa"/>
+          <w:tblInd w:w="0" w:type="dxa"/>
           <w:tblBorders>
-            <w:top w:val="single" w:color="auto" w:sz="4" w:space="0"/>
-            <w:left w:val="single" w:color="auto" w:sz="4" w:space="0"/>
-            <w:bottom w:val="single" w:color="auto" w:sz="4" w:space="0"/>
-            <w:right w:val="single" w:color="auto" w:sz="4" w:space="0"/>
-            <w:insideH w:val="single" w:color="auto" w:sz="4" w:space="0"/>
-            <w:insideV w:val="single" w:color="auto" w:sz="4" w:space="0"/>
+            <w:top w:val="single" w:sz="4" w:space="0" w:color="auto"/>
+            <w:left w:val="single" w:sz="4" w:space="0" w:color="auto"/>
+            <w:bottom w:val="single" w:sz="4" w:space="0" w:color="auto"/>
+            <w:right w:val="single" w:sz="4" w:space="0" w:color="auto"/>
+            <w:insideH w:val="single" w:sz="4" w:space="0" w:color="auto"/>
+            <w:insideV w:val="single" w:sz="4" w:space="0" w:color="auto"/>
           </w:tblBorders>
           <w:shd w:val="clear" w:color="auto" w:fill="auto"/>
           <w:tblCellMar>
@@ -3540,7 +3514,7 @@
               <w:spacing w:line="300" w:lineRule="atLeast"/>
               <w:jc w:val="left"/>
               <w:rPr>
-                <w:rFonts w:ascii="Segoe UI" w:hAnsi="Segoe UI" w:eastAsia="Segoe UI" w:cs="Segoe UI"/>
+                <w:rFonts w:ascii="Segoe UI" w:eastAsia="Segoe UI" w:hAnsi="Segoe UI" w:cs="Segoe UI"/>
                 <w:i w:val="0"/>
                 <w:iCs w:val="0"/>
                 <w:caps w:val="0"/>
@@ -3552,7 +3526,7 @@
             </w:pPr>
             <w:r>
               <w:rPr>
-                <w:rFonts w:hint="default" w:ascii="Segoe UI" w:hAnsi="Segoe UI" w:eastAsia="Segoe UI" w:cs="Segoe UI"/>
+                <w:rFonts w:ascii="Segoe UI" w:eastAsia="Segoe UI" w:hAnsi="Segoe UI" w:cs="Segoe UI" w:hint="default"/>
                 <w:i w:val="0"/>
                 <w:iCs w:val="0"/>
                 <w:caps w:val="0"/>
@@ -3562,7 +3536,7 @@
                 <w:kern w:val="0"/>
                 <w:sz w:val="18"/>
                 <w:szCs w:val="18"/>
-                <w:lang w:val="en-US" w:eastAsia="zh-CN" w:bidi="ar"/>
+                <w:lang w:val="en-US" w:eastAsia="zh-CN"/>
               </w:rPr>
               <w:t>角色</w:t>
             </w:r>
@@ -3589,7 +3563,7 @@
               <w:spacing w:line="300" w:lineRule="atLeast"/>
               <w:jc w:val="left"/>
               <w:rPr>
-                <w:rFonts w:hint="default" w:ascii="Segoe UI" w:hAnsi="Segoe UI" w:eastAsia="Segoe UI" w:cs="Segoe UI"/>
+                <w:rFonts w:ascii="Segoe UI" w:eastAsia="Segoe UI" w:hAnsi="Segoe UI" w:cs="Segoe UI" w:hint="default"/>
                 <w:i w:val="0"/>
                 <w:iCs w:val="0"/>
                 <w:caps w:val="0"/>
@@ -3601,7 +3575,7 @@
             </w:pPr>
             <w:r>
               <w:rPr>
-                <w:rFonts w:hint="default" w:ascii="Segoe UI" w:hAnsi="Segoe UI" w:eastAsia="Segoe UI" w:cs="Segoe UI"/>
+                <w:rFonts w:ascii="Segoe UI" w:eastAsia="Segoe UI" w:hAnsi="Segoe UI" w:cs="Segoe UI" w:hint="default"/>
                 <w:i w:val="0"/>
                 <w:iCs w:val="0"/>
                 <w:caps w:val="0"/>
@@ -3611,7 +3585,7 @@
                 <w:kern w:val="0"/>
                 <w:sz w:val="18"/>
                 <w:szCs w:val="18"/>
-                <w:lang w:val="en-US" w:eastAsia="zh-CN" w:bidi="ar"/>
+                <w:lang w:val="en-US" w:eastAsia="zh-CN"/>
               </w:rPr>
               <w:t>主要职责</w:t>
             </w:r>
@@ -3638,7 +3612,7 @@
               <w:spacing w:line="300" w:lineRule="atLeast"/>
               <w:jc w:val="left"/>
               <w:rPr>
-                <w:rFonts w:hint="default" w:ascii="Segoe UI" w:hAnsi="Segoe UI" w:eastAsia="Segoe UI" w:cs="Segoe UI"/>
+                <w:rFonts w:ascii="Segoe UI" w:eastAsia="Segoe UI" w:hAnsi="Segoe UI" w:cs="Segoe UI" w:hint="default"/>
                 <w:i w:val="0"/>
                 <w:iCs w:val="0"/>
                 <w:caps w:val="0"/>
@@ -3650,7 +3624,7 @@
             </w:pPr>
             <w:r>
               <w:rPr>
-                <w:rFonts w:hint="default" w:ascii="Segoe UI" w:hAnsi="Segoe UI" w:eastAsia="Segoe UI" w:cs="Segoe UI"/>
+                <w:rFonts w:ascii="Segoe UI" w:eastAsia="Segoe UI" w:hAnsi="Segoe UI" w:cs="Segoe UI" w:hint="default"/>
                 <w:i w:val="0"/>
                 <w:iCs w:val="0"/>
                 <w:caps w:val="0"/>
@@ -3660,7 +3634,7 @@
                 <w:kern w:val="0"/>
                 <w:sz w:val="18"/>
                 <w:szCs w:val="18"/>
-                <w:lang w:val="en-US" w:eastAsia="zh-CN" w:bidi="ar"/>
+                <w:lang w:val="en-US" w:eastAsia="zh-CN"/>
               </w:rPr>
               <w:t>对应岗位/人员</w:t>
             </w:r>
@@ -3669,14 +3643,8 @@
       </w:tr>
       <w:tr>
         <w:tblPrEx>
-          <w:tblBorders>
-            <w:top w:val="single" w:color="auto" w:sz="4" w:space="0"/>
-            <w:left w:val="single" w:color="auto" w:sz="4" w:space="0"/>
-            <w:bottom w:val="single" w:color="auto" w:sz="4" w:space="0"/>
-            <w:right w:val="single" w:color="auto" w:sz="4" w:space="0"/>
-            <w:insideH w:val="single" w:color="auto" w:sz="4" w:space="0"/>
-            <w:insideV w:val="single" w:color="auto" w:sz="4" w:space="0"/>
-          </w:tblBorders>
+          <w:tblW w:w="9024" w:type="dxa"/>
+          <w:tblInd w:w="0" w:type="dxa"/>
           <w:shd w:val="clear" w:color="auto" w:fill="auto"/>
           <w:tblCellMar>
             <w:top w:w="15" w:type="dxa"/>
@@ -3706,7 +3674,7 @@
               <w:spacing w:line="300" w:lineRule="atLeast"/>
               <w:jc w:val="left"/>
               <w:rPr>
-                <w:rFonts w:hint="default" w:ascii="Segoe UI" w:hAnsi="Segoe UI" w:eastAsia="Segoe UI" w:cs="Segoe UI"/>
+                <w:rFonts w:ascii="Segoe UI" w:eastAsia="Segoe UI" w:hAnsi="Segoe UI" w:cs="Segoe UI" w:hint="default"/>
                 <w:i w:val="0"/>
                 <w:iCs w:val="0"/>
                 <w:caps w:val="0"/>
@@ -3718,8 +3686,8 @@
             </w:pPr>
             <w:r>
               <w:rPr>
-                <w:rStyle w:val="23"/>
-                <w:rFonts w:hint="default" w:ascii="Segoe UI" w:hAnsi="Segoe UI" w:eastAsia="Segoe UI" w:cs="Segoe UI"/>
+                <w:rStyle w:val="Strong"/>
+                <w:rFonts w:ascii="Segoe UI" w:eastAsia="Segoe UI" w:hAnsi="Segoe UI" w:cs="Segoe UI" w:hint="default"/>
                 <w:b/>
                 <w:bCs/>
                 <w:i w:val="0"/>
@@ -3731,7 +3699,7 @@
                 <w:kern w:val="0"/>
                 <w:sz w:val="18"/>
                 <w:szCs w:val="18"/>
-                <w:lang w:val="en-US" w:eastAsia="zh-CN" w:bidi="ar"/>
+                <w:lang w:val="en-US" w:eastAsia="zh-CN"/>
               </w:rPr>
               <w:t>配置管理负责人</w:t>
             </w:r>
@@ -3758,7 +3726,7 @@
               <w:spacing w:line="300" w:lineRule="atLeast"/>
               <w:jc w:val="left"/>
               <w:rPr>
-                <w:rFonts w:hint="default" w:ascii="Segoe UI" w:hAnsi="Segoe UI" w:eastAsia="Segoe UI" w:cs="Segoe UI"/>
+                <w:rFonts w:ascii="Segoe UI" w:eastAsia="Segoe UI" w:hAnsi="Segoe UI" w:cs="Segoe UI" w:hint="default"/>
                 <w:i w:val="0"/>
                 <w:iCs w:val="0"/>
                 <w:caps w:val="0"/>
@@ -3770,7 +3738,7 @@
             </w:pPr>
             <w:r>
               <w:rPr>
-                <w:rFonts w:hint="default" w:ascii="Segoe UI" w:hAnsi="Segoe UI" w:eastAsia="Segoe UI" w:cs="Segoe UI"/>
+                <w:rFonts w:ascii="Segoe UI" w:eastAsia="Segoe UI" w:hAnsi="Segoe UI" w:cs="Segoe UI" w:hint="default"/>
                 <w:i w:val="0"/>
                 <w:iCs w:val="0"/>
                 <w:caps w:val="0"/>
@@ -3780,13 +3748,13 @@
                 <w:kern w:val="0"/>
                 <w:sz w:val="18"/>
                 <w:szCs w:val="18"/>
-                <w:lang w:val="en-US" w:eastAsia="zh-CN" w:bidi="ar"/>
+                <w:lang w:val="en-US" w:eastAsia="zh-CN"/>
               </w:rPr>
               <w:t>1. 制定并维护配置管理策略、流程与标准。</w:t>
             </w:r>
             <w:r>
               <w:rPr>
-                <w:rFonts w:hint="default" w:ascii="Segoe UI" w:hAnsi="Segoe UI" w:eastAsia="Segoe UI" w:cs="Segoe UI"/>
+                <w:rFonts w:ascii="Segoe UI" w:eastAsia="Segoe UI" w:hAnsi="Segoe UI" w:cs="Segoe UI" w:hint="default"/>
                 <w:i w:val="0"/>
                 <w:iCs w:val="0"/>
                 <w:caps w:val="0"/>
@@ -3796,13 +3764,13 @@
                 <w:kern w:val="0"/>
                 <w:sz w:val="18"/>
                 <w:szCs w:val="18"/>
-                <w:lang w:val="en-US" w:eastAsia="zh-CN" w:bidi="ar"/>
-              </w:rPr>
-              <w:br w:type="textWrapping"/>
-            </w:r>
-            <w:r>
-              <w:rPr>
-                <w:rFonts w:hint="default" w:ascii="Segoe UI" w:hAnsi="Segoe UI" w:eastAsia="Segoe UI" w:cs="Segoe UI"/>
+                <w:lang w:val="en-US" w:eastAsia="zh-CN"/>
+              </w:rPr>
+              <w:br/>
+            </w:r>
+            <w:r>
+              <w:rPr>
+                <w:rFonts w:ascii="Segoe UI" w:eastAsia="Segoe UI" w:hAnsi="Segoe UI" w:cs="Segoe UI" w:hint="default"/>
                 <w:i w:val="0"/>
                 <w:iCs w:val="0"/>
                 <w:caps w:val="0"/>
@@ -3812,13 +3780,13 @@
                 <w:kern w:val="0"/>
                 <w:sz w:val="18"/>
                 <w:szCs w:val="18"/>
-                <w:lang w:val="en-US" w:eastAsia="zh-CN" w:bidi="ar"/>
+                <w:lang w:val="en-US" w:eastAsia="zh-CN"/>
               </w:rPr>
               <w:t>2. 监督管理CMDB的整体健康度与数据质量。</w:t>
             </w:r>
             <w:r>
               <w:rPr>
-                <w:rFonts w:hint="default" w:ascii="Segoe UI" w:hAnsi="Segoe UI" w:eastAsia="Segoe UI" w:cs="Segoe UI"/>
+                <w:rFonts w:ascii="Segoe UI" w:eastAsia="Segoe UI" w:hAnsi="Segoe UI" w:cs="Segoe UI" w:hint="default"/>
                 <w:i w:val="0"/>
                 <w:iCs w:val="0"/>
                 <w:caps w:val="0"/>
@@ -3828,13 +3796,13 @@
                 <w:kern w:val="0"/>
                 <w:sz w:val="18"/>
                 <w:szCs w:val="18"/>
-                <w:lang w:val="en-US" w:eastAsia="zh-CN" w:bidi="ar"/>
-              </w:rPr>
-              <w:br w:type="textWrapping"/>
-            </w:r>
-            <w:r>
-              <w:rPr>
-                <w:rFonts w:hint="default" w:ascii="Segoe UI" w:hAnsi="Segoe UI" w:eastAsia="Segoe UI" w:cs="Segoe UI"/>
+                <w:lang w:val="en-US" w:eastAsia="zh-CN"/>
+              </w:rPr>
+              <w:br/>
+            </w:r>
+            <w:r>
+              <w:rPr>
+                <w:rFonts w:ascii="Segoe UI" w:eastAsia="Segoe UI" w:hAnsi="Segoe UI" w:cs="Segoe UI" w:hint="default"/>
                 <w:i w:val="0"/>
                 <w:iCs w:val="0"/>
                 <w:caps w:val="0"/>
@@ -3844,13 +3812,13 @@
                 <w:kern w:val="0"/>
                 <w:sz w:val="18"/>
                 <w:szCs w:val="18"/>
-                <w:lang w:val="en-US" w:eastAsia="zh-CN" w:bidi="ar"/>
+                <w:lang w:val="en-US" w:eastAsia="zh-CN"/>
               </w:rPr>
               <w:t>3. 审批配置项分类、属性及关系模型的变更。</w:t>
             </w:r>
             <w:r>
               <w:rPr>
-                <w:rFonts w:hint="default" w:ascii="Segoe UI" w:hAnsi="Segoe UI" w:eastAsia="Segoe UI" w:cs="Segoe UI"/>
+                <w:rFonts w:ascii="Segoe UI" w:eastAsia="Segoe UI" w:hAnsi="Segoe UI" w:cs="Segoe UI" w:hint="default"/>
                 <w:i w:val="0"/>
                 <w:iCs w:val="0"/>
                 <w:caps w:val="0"/>
@@ -3860,13 +3828,13 @@
                 <w:kern w:val="0"/>
                 <w:sz w:val="18"/>
                 <w:szCs w:val="18"/>
-                <w:lang w:val="en-US" w:eastAsia="zh-CN" w:bidi="ar"/>
-              </w:rPr>
-              <w:br w:type="textWrapping"/>
-            </w:r>
-            <w:r>
-              <w:rPr>
-                <w:rFonts w:hint="default" w:ascii="Segoe UI" w:hAnsi="Segoe UI" w:eastAsia="Segoe UI" w:cs="Segoe UI"/>
+                <w:lang w:val="en-US" w:eastAsia="zh-CN"/>
+              </w:rPr>
+              <w:br/>
+            </w:r>
+            <w:r>
+              <w:rPr>
+                <w:rFonts w:ascii="Segoe UI" w:eastAsia="Segoe UI" w:hAnsi="Segoe UI" w:cs="Segoe UI" w:hint="default"/>
                 <w:i w:val="0"/>
                 <w:iCs w:val="0"/>
                 <w:caps w:val="0"/>
@@ -3876,14 +3844,14 @@
                 <w:kern w:val="0"/>
                 <w:sz w:val="18"/>
                 <w:szCs w:val="18"/>
-                <w:lang w:val="en-US" w:eastAsia="zh-CN" w:bidi="ar"/>
+                <w:lang w:val="en-US" w:eastAsia="zh-CN"/>
               </w:rPr>
               <w:t>4. </w:t>
             </w:r>
             <w:r>
               <w:rPr>
-                <w:rStyle w:val="23"/>
-                <w:rFonts w:hint="default" w:ascii="Segoe UI" w:hAnsi="Segoe UI" w:eastAsia="Segoe UI" w:cs="Segoe UI"/>
+                <w:rStyle w:val="Strong"/>
+                <w:rFonts w:ascii="Segoe UI" w:eastAsia="Segoe UI" w:hAnsi="Segoe UI" w:cs="Segoe UI" w:hint="default"/>
                 <w:b/>
                 <w:bCs/>
                 <w:i w:val="0"/>
@@ -3895,7 +3863,7 @@
                 <w:kern w:val="0"/>
                 <w:sz w:val="18"/>
                 <w:szCs w:val="18"/>
-                <w:lang w:val="en-US" w:eastAsia="zh-CN" w:bidi="ar"/>
+                <w:lang w:val="en-US" w:eastAsia="zh-CN"/>
               </w:rPr>
               <w:t>组织并主导定期的配置审计活动。</w:t>
             </w:r>
@@ -3922,7 +3890,7 @@
               <w:spacing w:line="300" w:lineRule="atLeast"/>
               <w:jc w:val="left"/>
               <w:rPr>
-                <w:rFonts w:hint="default" w:ascii="Segoe UI" w:hAnsi="Segoe UI" w:eastAsia="Segoe UI" w:cs="Segoe UI"/>
+                <w:rFonts w:ascii="Segoe UI" w:eastAsia="Segoe UI" w:hAnsi="Segoe UI" w:cs="Segoe UI" w:hint="default"/>
                 <w:i w:val="0"/>
                 <w:iCs w:val="0"/>
                 <w:caps w:val="0"/>
@@ -3934,8 +3902,8 @@
             </w:pPr>
             <w:r>
               <w:rPr>
-                <w:rStyle w:val="23"/>
-                <w:rFonts w:hint="default" w:ascii="Segoe UI" w:hAnsi="Segoe UI" w:eastAsia="Segoe UI" w:cs="Segoe UI"/>
+                <w:rStyle w:val="Strong"/>
+                <w:rFonts w:ascii="Segoe UI" w:eastAsia="Segoe UI" w:hAnsi="Segoe UI" w:cs="Segoe UI" w:hint="default"/>
                 <w:b/>
                 <w:bCs/>
                 <w:i w:val="0"/>
@@ -3947,13 +3915,13 @@
                 <w:kern w:val="0"/>
                 <w:sz w:val="18"/>
                 <w:szCs w:val="18"/>
-                <w:lang w:val="en-US" w:eastAsia="zh-CN" w:bidi="ar"/>
+                <w:lang w:val="en-US" w:eastAsia="zh-CN"/>
               </w:rPr>
               <w:t>数智运营部经理</w:t>
             </w:r>
             <w:r>
               <w:rPr>
-                <w:rFonts w:hint="default" w:ascii="Segoe UI" w:hAnsi="Segoe UI" w:eastAsia="Segoe UI" w:cs="Segoe UI"/>
+                <w:rFonts w:ascii="Segoe UI" w:eastAsia="Segoe UI" w:hAnsi="Segoe UI" w:cs="Segoe UI" w:hint="default"/>
                 <w:i w:val="0"/>
                 <w:iCs w:val="0"/>
                 <w:caps w:val="0"/>
@@ -3963,7 +3931,7 @@
                 <w:kern w:val="0"/>
                 <w:sz w:val="18"/>
                 <w:szCs w:val="18"/>
-                <w:lang w:val="en-US" w:eastAsia="zh-CN" w:bidi="ar"/>
+                <w:lang w:val="en-US" w:eastAsia="zh-CN"/>
               </w:rPr>
               <w:t>（总体负责）</w:t>
             </w:r>
@@ -3972,14 +3940,8 @@
       </w:tr>
       <w:tr>
         <w:tblPrEx>
-          <w:tblBorders>
-            <w:top w:val="single" w:color="auto" w:sz="4" w:space="0"/>
-            <w:left w:val="single" w:color="auto" w:sz="4" w:space="0"/>
-            <w:bottom w:val="single" w:color="auto" w:sz="4" w:space="0"/>
-            <w:right w:val="single" w:color="auto" w:sz="4" w:space="0"/>
-            <w:insideH w:val="single" w:color="auto" w:sz="4" w:space="0"/>
-            <w:insideV w:val="single" w:color="auto" w:sz="4" w:space="0"/>
-          </w:tblBorders>
+          <w:tblW w:w="9024" w:type="dxa"/>
+          <w:tblInd w:w="0" w:type="dxa"/>
           <w:shd w:val="clear" w:color="auto" w:fill="auto"/>
           <w:tblCellMar>
             <w:top w:w="15" w:type="dxa"/>
@@ -4009,7 +3971,7 @@
               <w:spacing w:line="300" w:lineRule="atLeast"/>
               <w:jc w:val="left"/>
               <w:rPr>
-                <w:rFonts w:hint="default" w:ascii="Segoe UI" w:hAnsi="Segoe UI" w:eastAsia="Segoe UI" w:cs="Segoe UI"/>
+                <w:rFonts w:ascii="Segoe UI" w:eastAsia="Segoe UI" w:hAnsi="Segoe UI" w:cs="Segoe UI" w:hint="default"/>
                 <w:i w:val="0"/>
                 <w:iCs w:val="0"/>
                 <w:caps w:val="0"/>
@@ -4021,8 +3983,8 @@
             </w:pPr>
             <w:r>
               <w:rPr>
-                <w:rStyle w:val="23"/>
-                <w:rFonts w:hint="default" w:ascii="Segoe UI" w:hAnsi="Segoe UI" w:eastAsia="Segoe UI" w:cs="Segoe UI"/>
+                <w:rStyle w:val="Strong"/>
+                <w:rFonts w:ascii="Segoe UI" w:eastAsia="Segoe UI" w:hAnsi="Segoe UI" w:cs="Segoe UI" w:hint="default"/>
                 <w:b/>
                 <w:bCs/>
                 <w:i w:val="0"/>
@@ -4034,7 +3996,7 @@
                 <w:kern w:val="0"/>
                 <w:sz w:val="18"/>
                 <w:szCs w:val="18"/>
-                <w:lang w:val="en-US" w:eastAsia="zh-CN" w:bidi="ar"/>
+                <w:lang w:val="en-US" w:eastAsia="zh-CN"/>
               </w:rPr>
               <w:t>配置管理员</w:t>
             </w:r>
@@ -4061,7 +4023,7 @@
               <w:spacing w:line="300" w:lineRule="atLeast"/>
               <w:jc w:val="left"/>
               <w:rPr>
-                <w:rFonts w:hint="default" w:ascii="Segoe UI" w:hAnsi="Segoe UI" w:eastAsia="Segoe UI" w:cs="Segoe UI"/>
+                <w:rFonts w:ascii="Segoe UI" w:eastAsia="Segoe UI" w:hAnsi="Segoe UI" w:cs="Segoe UI" w:hint="default"/>
                 <w:i w:val="0"/>
                 <w:iCs w:val="0"/>
                 <w:caps w:val="0"/>
@@ -4073,7 +4035,7 @@
             </w:pPr>
             <w:r>
               <w:rPr>
-                <w:rFonts w:hint="default" w:ascii="Segoe UI" w:hAnsi="Segoe UI" w:eastAsia="Segoe UI" w:cs="Segoe UI"/>
+                <w:rFonts w:ascii="Segoe UI" w:eastAsia="Segoe UI" w:hAnsi="Segoe UI" w:cs="Segoe UI" w:hint="default"/>
                 <w:i w:val="0"/>
                 <w:iCs w:val="0"/>
                 <w:caps w:val="0"/>
@@ -4083,13 +4045,13 @@
                 <w:kern w:val="0"/>
                 <w:sz w:val="18"/>
                 <w:szCs w:val="18"/>
-                <w:lang w:val="en-US" w:eastAsia="zh-CN" w:bidi="ar"/>
+                <w:lang w:val="en-US" w:eastAsia="zh-CN"/>
               </w:rPr>
               <w:t>1. 负责CMDB的日常操作，执行配置项的登记、更新、退役。</w:t>
             </w:r>
             <w:r>
               <w:rPr>
-                <w:rFonts w:hint="default" w:ascii="Segoe UI" w:hAnsi="Segoe UI" w:eastAsia="Segoe UI" w:cs="Segoe UI"/>
+                <w:rFonts w:ascii="Segoe UI" w:eastAsia="Segoe UI" w:hAnsi="Segoe UI" w:cs="Segoe UI" w:hint="default"/>
                 <w:i w:val="0"/>
                 <w:iCs w:val="0"/>
                 <w:caps w:val="0"/>
@@ -4099,13 +4061,13 @@
                 <w:kern w:val="0"/>
                 <w:sz w:val="18"/>
                 <w:szCs w:val="18"/>
-                <w:lang w:val="en-US" w:eastAsia="zh-CN" w:bidi="ar"/>
-              </w:rPr>
-              <w:br w:type="textWrapping"/>
-            </w:r>
-            <w:r>
-              <w:rPr>
-                <w:rFonts w:hint="default" w:ascii="Segoe UI" w:hAnsi="Segoe UI" w:eastAsia="Segoe UI" w:cs="Segoe UI"/>
+                <w:lang w:val="en-US" w:eastAsia="zh-CN"/>
+              </w:rPr>
+              <w:br/>
+            </w:r>
+            <w:r>
+              <w:rPr>
+                <w:rFonts w:ascii="Segoe UI" w:eastAsia="Segoe UI" w:hAnsi="Segoe UI" w:cs="Segoe UI" w:hint="default"/>
                 <w:i w:val="0"/>
                 <w:iCs w:val="0"/>
                 <w:caps w:val="0"/>
@@ -4115,13 +4077,13 @@
                 <w:kern w:val="0"/>
                 <w:sz w:val="18"/>
                 <w:szCs w:val="18"/>
-                <w:lang w:val="en-US" w:eastAsia="zh-CN" w:bidi="ar"/>
+                <w:lang w:val="en-US" w:eastAsia="zh-CN"/>
               </w:rPr>
               <w:t>2. 审核并执行来自变更流程的配置信息更新请求。</w:t>
             </w:r>
             <w:r>
               <w:rPr>
-                <w:rFonts w:hint="default" w:ascii="Segoe UI" w:hAnsi="Segoe UI" w:eastAsia="Segoe UI" w:cs="Segoe UI"/>
+                <w:rFonts w:ascii="Segoe UI" w:eastAsia="Segoe UI" w:hAnsi="Segoe UI" w:cs="Segoe UI" w:hint="default"/>
                 <w:i w:val="0"/>
                 <w:iCs w:val="0"/>
                 <w:caps w:val="0"/>
@@ -4131,13 +4093,13 @@
                 <w:kern w:val="0"/>
                 <w:sz w:val="18"/>
                 <w:szCs w:val="18"/>
-                <w:lang w:val="en-US" w:eastAsia="zh-CN" w:bidi="ar"/>
-              </w:rPr>
-              <w:br w:type="textWrapping"/>
-            </w:r>
-            <w:r>
-              <w:rPr>
-                <w:rFonts w:hint="default" w:ascii="Segoe UI" w:hAnsi="Segoe UI" w:eastAsia="Segoe UI" w:cs="Segoe UI"/>
+                <w:lang w:val="en-US" w:eastAsia="zh-CN"/>
+              </w:rPr>
+              <w:br/>
+            </w:r>
+            <w:r>
+              <w:rPr>
+                <w:rFonts w:ascii="Segoe UI" w:eastAsia="Segoe UI" w:hAnsi="Segoe UI" w:cs="Segoe UI" w:hint="default"/>
                 <w:i w:val="0"/>
                 <w:iCs w:val="0"/>
                 <w:caps w:val="0"/>
@@ -4147,13 +4109,13 @@
                 <w:kern w:val="0"/>
                 <w:sz w:val="18"/>
                 <w:szCs w:val="18"/>
-                <w:lang w:val="en-US" w:eastAsia="zh-CN" w:bidi="ar"/>
+                <w:lang w:val="en-US" w:eastAsia="zh-CN"/>
               </w:rPr>
               <w:t>3. 定期生成配置状态报告。</w:t>
             </w:r>
             <w:r>
               <w:rPr>
-                <w:rFonts w:hint="default" w:ascii="Segoe UI" w:hAnsi="Segoe UI" w:eastAsia="Segoe UI" w:cs="Segoe UI"/>
+                <w:rFonts w:ascii="Segoe UI" w:eastAsia="Segoe UI" w:hAnsi="Segoe UI" w:cs="Segoe UI" w:hint="default"/>
                 <w:i w:val="0"/>
                 <w:iCs w:val="0"/>
                 <w:caps w:val="0"/>
@@ -4163,13 +4125,13 @@
                 <w:kern w:val="0"/>
                 <w:sz w:val="18"/>
                 <w:szCs w:val="18"/>
-                <w:lang w:val="en-US" w:eastAsia="zh-CN" w:bidi="ar"/>
-              </w:rPr>
-              <w:br w:type="textWrapping"/>
-            </w:r>
-            <w:r>
-              <w:rPr>
-                <w:rFonts w:hint="default" w:ascii="Segoe UI" w:hAnsi="Segoe UI" w:eastAsia="Segoe UI" w:cs="Segoe UI"/>
+                <w:lang w:val="en-US" w:eastAsia="zh-CN"/>
+              </w:rPr>
+              <w:br/>
+            </w:r>
+            <w:r>
+              <w:rPr>
+                <w:rFonts w:ascii="Segoe UI" w:eastAsia="Segoe UI" w:hAnsi="Segoe UI" w:cs="Segoe UI" w:hint="default"/>
                 <w:i w:val="0"/>
                 <w:iCs w:val="0"/>
                 <w:caps w:val="0"/>
@@ -4179,14 +4141,14 @@
                 <w:kern w:val="0"/>
                 <w:sz w:val="18"/>
                 <w:szCs w:val="18"/>
-                <w:lang w:val="en-US" w:eastAsia="zh-CN" w:bidi="ar"/>
+                <w:lang w:val="en-US" w:eastAsia="zh-CN"/>
               </w:rPr>
               <w:t>4. </w:t>
             </w:r>
             <w:r>
               <w:rPr>
-                <w:rStyle w:val="23"/>
-                <w:rFonts w:hint="default" w:ascii="Segoe UI" w:hAnsi="Segoe UI" w:eastAsia="Segoe UI" w:cs="Segoe UI"/>
+                <w:rStyle w:val="Strong"/>
+                <w:rFonts w:ascii="Segoe UI" w:eastAsia="Segoe UI" w:hAnsi="Segoe UI" w:cs="Segoe UI" w:hint="default"/>
                 <w:b/>
                 <w:bCs/>
                 <w:i w:val="0"/>
@@ -4198,7 +4160,7 @@
                 <w:kern w:val="0"/>
                 <w:sz w:val="18"/>
                 <w:szCs w:val="18"/>
-                <w:lang w:val="en-US" w:eastAsia="zh-CN" w:bidi="ar"/>
+                <w:lang w:val="en-US" w:eastAsia="zh-CN"/>
               </w:rPr>
               <w:t>执行具体的配置审计与数据验证工作。</w:t>
             </w:r>
@@ -4225,7 +4187,7 @@
               <w:spacing w:line="300" w:lineRule="atLeast"/>
               <w:jc w:val="left"/>
               <w:rPr>
-                <w:rFonts w:hint="default" w:ascii="Segoe UI" w:hAnsi="Segoe UI" w:eastAsia="Segoe UI" w:cs="Segoe UI"/>
+                <w:rFonts w:ascii="Segoe UI" w:eastAsia="Segoe UI" w:hAnsi="Segoe UI" w:cs="Segoe UI" w:hint="default"/>
                 <w:i w:val="0"/>
                 <w:iCs w:val="0"/>
                 <w:caps w:val="0"/>
@@ -4237,8 +4199,8 @@
             </w:pPr>
             <w:r>
               <w:rPr>
-                <w:rStyle w:val="23"/>
-                <w:rFonts w:hint="default" w:ascii="Segoe UI" w:hAnsi="Segoe UI" w:eastAsia="Segoe UI" w:cs="Segoe UI"/>
+                <w:rStyle w:val="Strong"/>
+                <w:rFonts w:ascii="Segoe UI" w:eastAsia="Segoe UI" w:hAnsi="Segoe UI" w:cs="Segoe UI" w:hint="default"/>
                 <w:b/>
                 <w:bCs/>
                 <w:i w:val="0"/>
@@ -4250,7 +4212,7 @@
                 <w:kern w:val="0"/>
                 <w:sz w:val="18"/>
                 <w:szCs w:val="18"/>
-                <w:lang w:val="en-US" w:eastAsia="zh-CN" w:bidi="ar"/>
+                <w:lang w:val="en-US" w:eastAsia="zh-CN"/>
               </w:rPr>
               <w:t>（通常由质量管理部专员或数智运营部指定骨干工程师兼任）</w:t>
             </w:r>
@@ -4259,14 +4221,8 @@
       </w:tr>
       <w:tr>
         <w:tblPrEx>
-          <w:tblBorders>
-            <w:top w:val="single" w:color="auto" w:sz="4" w:space="0"/>
-            <w:left w:val="single" w:color="auto" w:sz="4" w:space="0"/>
-            <w:bottom w:val="single" w:color="auto" w:sz="4" w:space="0"/>
-            <w:right w:val="single" w:color="auto" w:sz="4" w:space="0"/>
-            <w:insideH w:val="single" w:color="auto" w:sz="4" w:space="0"/>
-            <w:insideV w:val="single" w:color="auto" w:sz="4" w:space="0"/>
-          </w:tblBorders>
+          <w:tblW w:w="9024" w:type="dxa"/>
+          <w:tblInd w:w="0" w:type="dxa"/>
           <w:shd w:val="clear" w:color="auto" w:fill="auto"/>
           <w:tblCellMar>
             <w:top w:w="15" w:type="dxa"/>
@@ -4296,7 +4252,7 @@
               <w:spacing w:line="300" w:lineRule="atLeast"/>
               <w:jc w:val="left"/>
               <w:rPr>
-                <w:rFonts w:hint="default" w:ascii="Segoe UI" w:hAnsi="Segoe UI" w:eastAsia="Segoe UI" w:cs="Segoe UI"/>
+                <w:rFonts w:ascii="Segoe UI" w:eastAsia="Segoe UI" w:hAnsi="Segoe UI" w:cs="Segoe UI" w:hint="default"/>
                 <w:i w:val="0"/>
                 <w:iCs w:val="0"/>
                 <w:caps w:val="0"/>
@@ -4308,8 +4264,8 @@
             </w:pPr>
             <w:r>
               <w:rPr>
-                <w:rStyle w:val="23"/>
-                <w:rFonts w:hint="default" w:ascii="Segoe UI" w:hAnsi="Segoe UI" w:eastAsia="Segoe UI" w:cs="Segoe UI"/>
+                <w:rStyle w:val="Strong"/>
+                <w:rFonts w:ascii="Segoe UI" w:eastAsia="Segoe UI" w:hAnsi="Segoe UI" w:cs="Segoe UI" w:hint="default"/>
                 <w:b/>
                 <w:bCs/>
                 <w:i w:val="0"/>
@@ -4321,7 +4277,7 @@
                 <w:kern w:val="0"/>
                 <w:sz w:val="18"/>
                 <w:szCs w:val="18"/>
-                <w:lang w:val="en-US" w:eastAsia="zh-CN" w:bidi="ar"/>
+                <w:lang w:val="en-US" w:eastAsia="zh-CN"/>
               </w:rPr>
               <w:t>配置项责任人</w:t>
             </w:r>
@@ -4348,7 +4304,7 @@
               <w:spacing w:line="300" w:lineRule="atLeast"/>
               <w:jc w:val="left"/>
               <w:rPr>
-                <w:rFonts w:hint="default" w:ascii="Segoe UI" w:hAnsi="Segoe UI" w:eastAsia="Segoe UI" w:cs="Segoe UI"/>
+                <w:rFonts w:ascii="Segoe UI" w:eastAsia="Segoe UI" w:hAnsi="Segoe UI" w:cs="Segoe UI" w:hint="default"/>
                 <w:i w:val="0"/>
                 <w:iCs w:val="0"/>
                 <w:caps w:val="0"/>
@@ -4360,7 +4316,7 @@
             </w:pPr>
             <w:r>
               <w:rPr>
-                <w:rFonts w:hint="default" w:ascii="Segoe UI" w:hAnsi="Segoe UI" w:eastAsia="Segoe UI" w:cs="Segoe UI"/>
+                <w:rFonts w:ascii="Segoe UI" w:eastAsia="Segoe UI" w:hAnsi="Segoe UI" w:cs="Segoe UI" w:hint="default"/>
                 <w:i w:val="0"/>
                 <w:iCs w:val="0"/>
                 <w:caps w:val="0"/>
@@ -4370,13 +4326,13 @@
                 <w:kern w:val="0"/>
                 <w:sz w:val="18"/>
                 <w:szCs w:val="18"/>
-                <w:lang w:val="en-US" w:eastAsia="zh-CN" w:bidi="ar"/>
+                <w:lang w:val="en-US" w:eastAsia="zh-CN"/>
               </w:rPr>
               <w:t>1. 确保所负责配置项信息的真实性与及时性。</w:t>
             </w:r>
             <w:r>
               <w:rPr>
-                <w:rFonts w:hint="default" w:ascii="Segoe UI" w:hAnsi="Segoe UI" w:eastAsia="Segoe UI" w:cs="Segoe UI"/>
+                <w:rFonts w:ascii="Segoe UI" w:eastAsia="Segoe UI" w:hAnsi="Segoe UI" w:cs="Segoe UI" w:hint="default"/>
                 <w:i w:val="0"/>
                 <w:iCs w:val="0"/>
                 <w:caps w:val="0"/>
@@ -4386,13 +4342,13 @@
                 <w:kern w:val="0"/>
                 <w:sz w:val="18"/>
                 <w:szCs w:val="18"/>
-                <w:lang w:val="en-US" w:eastAsia="zh-CN" w:bidi="ar"/>
-              </w:rPr>
-              <w:br w:type="textWrapping"/>
-            </w:r>
-            <w:r>
-              <w:rPr>
-                <w:rFonts w:hint="default" w:ascii="Segoe UI" w:hAnsi="Segoe UI" w:eastAsia="Segoe UI" w:cs="Segoe UI"/>
+                <w:lang w:val="en-US" w:eastAsia="zh-CN"/>
+              </w:rPr>
+              <w:br/>
+            </w:r>
+            <w:r>
+              <w:rPr>
+                <w:rFonts w:ascii="Segoe UI" w:eastAsia="Segoe UI" w:hAnsi="Segoe UI" w:cs="Segoe UI" w:hint="default"/>
                 <w:i w:val="0"/>
                 <w:iCs w:val="0"/>
                 <w:caps w:val="0"/>
@@ -4402,13 +4358,13 @@
                 <w:kern w:val="0"/>
                 <w:sz w:val="18"/>
                 <w:szCs w:val="18"/>
-                <w:lang w:val="en-US" w:eastAsia="zh-CN" w:bidi="ar"/>
+                <w:lang w:val="en-US" w:eastAsia="zh-CN"/>
               </w:rPr>
               <w:t>2. 在配置发生变更后，主动或按要求向配置管理员提供准确信息。</w:t>
             </w:r>
             <w:r>
               <w:rPr>
-                <w:rFonts w:hint="default" w:ascii="Segoe UI" w:hAnsi="Segoe UI" w:eastAsia="Segoe UI" w:cs="Segoe UI"/>
+                <w:rFonts w:ascii="Segoe UI" w:eastAsia="Segoe UI" w:hAnsi="Segoe UI" w:cs="Segoe UI" w:hint="default"/>
                 <w:i w:val="0"/>
                 <w:iCs w:val="0"/>
                 <w:caps w:val="0"/>
@@ -4418,13 +4374,13 @@
                 <w:kern w:val="0"/>
                 <w:sz w:val="18"/>
                 <w:szCs w:val="18"/>
-                <w:lang w:val="en-US" w:eastAsia="zh-CN" w:bidi="ar"/>
-              </w:rPr>
-              <w:br w:type="textWrapping"/>
-            </w:r>
-            <w:r>
-              <w:rPr>
-                <w:rFonts w:hint="default" w:ascii="Segoe UI" w:hAnsi="Segoe UI" w:eastAsia="Segoe UI" w:cs="Segoe UI"/>
+                <w:lang w:val="en-US" w:eastAsia="zh-CN"/>
+              </w:rPr>
+              <w:br/>
+            </w:r>
+            <w:r>
+              <w:rPr>
+                <w:rFonts w:ascii="Segoe UI" w:eastAsia="Segoe UI" w:hAnsi="Segoe UI" w:cs="Segoe UI" w:hint="default"/>
                 <w:i w:val="0"/>
                 <w:iCs w:val="0"/>
                 <w:caps w:val="0"/>
@@ -4434,7 +4390,7 @@
                 <w:kern w:val="0"/>
                 <w:sz w:val="18"/>
                 <w:szCs w:val="18"/>
-                <w:lang w:val="en-US" w:eastAsia="zh-CN" w:bidi="ar"/>
+                <w:lang w:val="en-US" w:eastAsia="zh-CN"/>
               </w:rPr>
               <w:t>3. 配合完成配置审计的现场验证。</w:t>
             </w:r>
@@ -4461,7 +4417,7 @@
               <w:spacing w:line="300" w:lineRule="atLeast"/>
               <w:jc w:val="left"/>
               <w:rPr>
-                <w:rFonts w:hint="default" w:ascii="Segoe UI" w:hAnsi="Segoe UI" w:eastAsia="Segoe UI" w:cs="Segoe UI"/>
+                <w:rFonts w:ascii="Segoe UI" w:eastAsia="Segoe UI" w:hAnsi="Segoe UI" w:cs="Segoe UI" w:hint="default"/>
                 <w:i w:val="0"/>
                 <w:iCs w:val="0"/>
                 <w:caps w:val="0"/>
@@ -4473,8 +4429,8 @@
             </w:pPr>
             <w:r>
               <w:rPr>
-                <w:rStyle w:val="23"/>
-                <w:rFonts w:hint="default" w:ascii="Segoe UI" w:hAnsi="Segoe UI" w:eastAsia="Segoe UI" w:cs="Segoe UI"/>
+                <w:rStyle w:val="Strong"/>
+                <w:rFonts w:ascii="Segoe UI" w:eastAsia="Segoe UI" w:hAnsi="Segoe UI" w:cs="Segoe UI" w:hint="default"/>
                 <w:b/>
                 <w:bCs/>
                 <w:i w:val="0"/>
@@ -4486,13 +4442,13 @@
                 <w:kern w:val="0"/>
                 <w:sz w:val="18"/>
                 <w:szCs w:val="18"/>
-                <w:lang w:val="en-US" w:eastAsia="zh-CN" w:bidi="ar"/>
+                <w:lang w:val="en-US" w:eastAsia="zh-CN"/>
               </w:rPr>
               <w:t>运维项目经理</w:t>
             </w:r>
             <w:r>
               <w:rPr>
-                <w:rFonts w:hint="default" w:ascii="Segoe UI" w:hAnsi="Segoe UI" w:eastAsia="Segoe UI" w:cs="Segoe UI"/>
+                <w:rFonts w:ascii="Segoe UI" w:eastAsia="Segoe UI" w:hAnsi="Segoe UI" w:cs="Segoe UI" w:hint="default"/>
                 <w:i w:val="0"/>
                 <w:iCs w:val="0"/>
                 <w:caps w:val="0"/>
@@ -4502,13 +4458,13 @@
                 <w:kern w:val="0"/>
                 <w:sz w:val="18"/>
                 <w:szCs w:val="18"/>
-                <w:lang w:val="en-US" w:eastAsia="zh-CN" w:bidi="ar"/>
+                <w:lang w:val="en-US" w:eastAsia="zh-CN"/>
               </w:rPr>
               <w:t>（对服务整体配置负责）</w:t>
             </w:r>
             <w:r>
               <w:rPr>
-                <w:rFonts w:hint="default" w:ascii="Segoe UI" w:hAnsi="Segoe UI" w:eastAsia="Segoe UI" w:cs="Segoe UI"/>
+                <w:rFonts w:ascii="Segoe UI" w:eastAsia="Segoe UI" w:hAnsi="Segoe UI" w:cs="Segoe UI" w:hint="default"/>
                 <w:i w:val="0"/>
                 <w:iCs w:val="0"/>
                 <w:caps w:val="0"/>
@@ -4518,14 +4474,14 @@
                 <w:kern w:val="0"/>
                 <w:sz w:val="18"/>
                 <w:szCs w:val="18"/>
-                <w:lang w:val="en-US" w:eastAsia="zh-CN" w:bidi="ar"/>
-              </w:rPr>
-              <w:br w:type="textWrapping"/>
-            </w:r>
-            <w:r>
-              <w:rPr>
-                <w:rStyle w:val="23"/>
-                <w:rFonts w:hint="default" w:ascii="Segoe UI" w:hAnsi="Segoe UI" w:eastAsia="Segoe UI" w:cs="Segoe UI"/>
+                <w:lang w:val="en-US" w:eastAsia="zh-CN"/>
+              </w:rPr>
+              <w:br/>
+            </w:r>
+            <w:r>
+              <w:rPr>
+                <w:rStyle w:val="Strong"/>
+                <w:rFonts w:ascii="Segoe UI" w:eastAsia="Segoe UI" w:hAnsi="Segoe UI" w:cs="Segoe UI" w:hint="default"/>
                 <w:b/>
                 <w:bCs/>
                 <w:i w:val="0"/>
@@ -4537,13 +4493,13 @@
                 <w:kern w:val="0"/>
                 <w:sz w:val="18"/>
                 <w:szCs w:val="18"/>
-                <w:lang w:val="en-US" w:eastAsia="zh-CN" w:bidi="ar"/>
+                <w:lang w:val="en-US" w:eastAsia="zh-CN"/>
               </w:rPr>
               <w:t>运维工程师/开发工程师</w:t>
             </w:r>
             <w:r>
               <w:rPr>
-                <w:rFonts w:hint="default" w:ascii="Segoe UI" w:hAnsi="Segoe UI" w:eastAsia="Segoe UI" w:cs="Segoe UI"/>
+                <w:rFonts w:ascii="Segoe UI" w:eastAsia="Segoe UI" w:hAnsi="Segoe UI" w:cs="Segoe UI" w:hint="default"/>
                 <w:i w:val="0"/>
                 <w:iCs w:val="0"/>
                 <w:caps w:val="0"/>
@@ -4553,7 +4509,7 @@
                 <w:kern w:val="0"/>
                 <w:sz w:val="18"/>
                 <w:szCs w:val="18"/>
-                <w:lang w:val="en-US" w:eastAsia="zh-CN" w:bidi="ar"/>
+                <w:lang w:val="en-US" w:eastAsia="zh-CN"/>
               </w:rPr>
               <w:t>（对具体技术组件负责）</w:t>
             </w:r>
@@ -4562,14 +4518,8 @@
       </w:tr>
       <w:tr>
         <w:tblPrEx>
-          <w:tblBorders>
-            <w:top w:val="single" w:color="auto" w:sz="4" w:space="0"/>
-            <w:left w:val="single" w:color="auto" w:sz="4" w:space="0"/>
-            <w:bottom w:val="single" w:color="auto" w:sz="4" w:space="0"/>
-            <w:right w:val="single" w:color="auto" w:sz="4" w:space="0"/>
-            <w:insideH w:val="single" w:color="auto" w:sz="4" w:space="0"/>
-            <w:insideV w:val="single" w:color="auto" w:sz="4" w:space="0"/>
-          </w:tblBorders>
+          <w:tblW w:w="9024" w:type="dxa"/>
+          <w:tblInd w:w="0" w:type="dxa"/>
           <w:shd w:val="clear" w:color="auto" w:fill="auto"/>
           <w:tblCellMar>
             <w:top w:w="15" w:type="dxa"/>
@@ -4599,7 +4549,7 @@
               <w:spacing w:line="300" w:lineRule="atLeast"/>
               <w:jc w:val="left"/>
               <w:rPr>
-                <w:rFonts w:hint="default" w:ascii="Segoe UI" w:hAnsi="Segoe UI" w:eastAsia="Segoe UI" w:cs="Segoe UI"/>
+                <w:rFonts w:ascii="Segoe UI" w:eastAsia="Segoe UI" w:hAnsi="Segoe UI" w:cs="Segoe UI" w:hint="default"/>
                 <w:i w:val="0"/>
                 <w:iCs w:val="0"/>
                 <w:caps w:val="0"/>
@@ -4611,8 +4561,8 @@
             </w:pPr>
             <w:r>
               <w:rPr>
-                <w:rStyle w:val="23"/>
-                <w:rFonts w:hint="default" w:ascii="Segoe UI" w:hAnsi="Segoe UI" w:eastAsia="Segoe UI" w:cs="Segoe UI"/>
+                <w:rStyle w:val="Strong"/>
+                <w:rFonts w:ascii="Segoe UI" w:eastAsia="Segoe UI" w:hAnsi="Segoe UI" w:cs="Segoe UI" w:hint="default"/>
                 <w:b/>
                 <w:bCs/>
                 <w:i w:val="0"/>
@@ -4624,7 +4574,7 @@
                 <w:kern w:val="0"/>
                 <w:sz w:val="18"/>
                 <w:szCs w:val="18"/>
-                <w:lang w:val="en-US" w:eastAsia="zh-CN" w:bidi="ar"/>
+                <w:lang w:val="en-US" w:eastAsia="zh-CN"/>
               </w:rPr>
               <w:t>质量管理部</w:t>
             </w:r>
@@ -4651,7 +4601,7 @@
               <w:spacing w:line="300" w:lineRule="atLeast"/>
               <w:jc w:val="left"/>
               <w:rPr>
-                <w:rFonts w:hint="default" w:ascii="Segoe UI" w:hAnsi="Segoe UI" w:eastAsia="Segoe UI" w:cs="Segoe UI"/>
+                <w:rFonts w:ascii="Segoe UI" w:eastAsia="Segoe UI" w:hAnsi="Segoe UI" w:cs="Segoe UI" w:hint="default"/>
                 <w:i w:val="0"/>
                 <w:iCs w:val="0"/>
                 <w:caps w:val="0"/>
@@ -4663,7 +4613,7 @@
             </w:pPr>
             <w:r>
               <w:rPr>
-                <w:rFonts w:hint="default" w:ascii="Segoe UI" w:hAnsi="Segoe UI" w:eastAsia="Segoe UI" w:cs="Segoe UI"/>
+                <w:rFonts w:ascii="Segoe UI" w:eastAsia="Segoe UI" w:hAnsi="Segoe UI" w:cs="Segoe UI" w:hint="default"/>
                 <w:i w:val="0"/>
                 <w:iCs w:val="0"/>
                 <w:caps w:val="0"/>
@@ -4673,13 +4623,13 @@
                 <w:kern w:val="0"/>
                 <w:sz w:val="18"/>
                 <w:szCs w:val="18"/>
-                <w:lang w:val="en-US" w:eastAsia="zh-CN" w:bidi="ar"/>
+                <w:lang w:val="en-US" w:eastAsia="zh-CN"/>
               </w:rPr>
               <w:t>1. 监督本制度的执行情况与流程合规性。</w:t>
             </w:r>
             <w:r>
               <w:rPr>
-                <w:rFonts w:hint="default" w:ascii="Segoe UI" w:hAnsi="Segoe UI" w:eastAsia="Segoe UI" w:cs="Segoe UI"/>
+                <w:rFonts w:ascii="Segoe UI" w:eastAsia="Segoe UI" w:hAnsi="Segoe UI" w:cs="Segoe UI" w:hint="default"/>
                 <w:i w:val="0"/>
                 <w:iCs w:val="0"/>
                 <w:caps w:val="0"/>
@@ -4689,13 +4639,13 @@
                 <w:kern w:val="0"/>
                 <w:sz w:val="18"/>
                 <w:szCs w:val="18"/>
-                <w:lang w:val="en-US" w:eastAsia="zh-CN" w:bidi="ar"/>
-              </w:rPr>
-              <w:br w:type="textWrapping"/>
-            </w:r>
-            <w:r>
-              <w:rPr>
-                <w:rFonts w:hint="default" w:ascii="Segoe UI" w:hAnsi="Segoe UI" w:eastAsia="Segoe UI" w:cs="Segoe UI"/>
+                <w:lang w:val="en-US" w:eastAsia="zh-CN"/>
+              </w:rPr>
+              <w:br/>
+            </w:r>
+            <w:r>
+              <w:rPr>
+                <w:rFonts w:ascii="Segoe UI" w:eastAsia="Segoe UI" w:hAnsi="Segoe UI" w:cs="Segoe UI" w:hint="default"/>
                 <w:i w:val="0"/>
                 <w:iCs w:val="0"/>
                 <w:caps w:val="0"/>
@@ -4705,14 +4655,14 @@
                 <w:kern w:val="0"/>
                 <w:sz w:val="18"/>
                 <w:szCs w:val="18"/>
-                <w:lang w:val="en-US" w:eastAsia="zh-CN" w:bidi="ar"/>
+                <w:lang w:val="en-US" w:eastAsia="zh-CN"/>
               </w:rPr>
               <w:t>2. </w:t>
             </w:r>
             <w:r>
               <w:rPr>
-                <w:rStyle w:val="23"/>
-                <w:rFonts w:hint="default" w:ascii="Segoe UI" w:hAnsi="Segoe UI" w:eastAsia="Segoe UI" w:cs="Segoe UI"/>
+                <w:rStyle w:val="Strong"/>
+                <w:rFonts w:ascii="Segoe UI" w:eastAsia="Segoe UI" w:hAnsi="Segoe UI" w:cs="Segoe UI" w:hint="default"/>
                 <w:b/>
                 <w:bCs/>
                 <w:i w:val="0"/>
@@ -4724,7 +4674,7 @@
                 <w:kern w:val="0"/>
                 <w:sz w:val="18"/>
                 <w:szCs w:val="18"/>
-                <w:lang w:val="en-US" w:eastAsia="zh-CN" w:bidi="ar"/>
+                <w:lang w:val="en-US" w:eastAsia="zh-CN"/>
               </w:rPr>
               <w:t>参与配置审计，并对审计发现问题的整改进行跟踪验证。</w:t>
             </w:r>
@@ -4751,7 +4701,7 @@
               <w:spacing w:line="300" w:lineRule="atLeast"/>
               <w:jc w:val="left"/>
               <w:rPr>
-                <w:rFonts w:hint="default" w:ascii="Segoe UI" w:hAnsi="Segoe UI" w:eastAsia="Segoe UI" w:cs="Segoe UI"/>
+                <w:rFonts w:ascii="Segoe UI" w:eastAsia="Segoe UI" w:hAnsi="Segoe UI" w:cs="Segoe UI" w:hint="default"/>
                 <w:i w:val="0"/>
                 <w:iCs w:val="0"/>
                 <w:caps w:val="0"/>
@@ -4763,8 +4713,8 @@
             </w:pPr>
             <w:r>
               <w:rPr>
-                <w:rStyle w:val="23"/>
-                <w:rFonts w:hint="default" w:ascii="Segoe UI" w:hAnsi="Segoe UI" w:eastAsia="Segoe UI" w:cs="Segoe UI"/>
+                <w:rStyle w:val="Strong"/>
+                <w:rFonts w:ascii="Segoe UI" w:eastAsia="Segoe UI" w:hAnsi="Segoe UI" w:cs="Segoe UI" w:hint="default"/>
                 <w:b/>
                 <w:bCs/>
                 <w:i w:val="0"/>
@@ -4776,13 +4726,13 @@
                 <w:kern w:val="0"/>
                 <w:sz w:val="18"/>
                 <w:szCs w:val="18"/>
-                <w:lang w:val="en-US" w:eastAsia="zh-CN" w:bidi="ar"/>
+                <w:lang w:val="en-US" w:eastAsia="zh-CN"/>
               </w:rPr>
               <w:t>质量管理部经理</w:t>
             </w:r>
             <w:r>
               <w:rPr>
-                <w:rFonts w:hint="default" w:ascii="Segoe UI" w:hAnsi="Segoe UI" w:eastAsia="Segoe UI" w:cs="Segoe UI"/>
+                <w:rFonts w:ascii="Segoe UI" w:eastAsia="Segoe UI" w:hAnsi="Segoe UI" w:cs="Segoe UI" w:hint="default"/>
                 <w:i w:val="0"/>
                 <w:iCs w:val="0"/>
                 <w:caps w:val="0"/>
@@ -4792,14 +4742,14 @@
                 <w:kern w:val="0"/>
                 <w:sz w:val="18"/>
                 <w:szCs w:val="18"/>
-                <w:lang w:val="en-US" w:eastAsia="zh-CN" w:bidi="ar"/>
+                <w:lang w:val="en-US" w:eastAsia="zh-CN"/>
               </w:rPr>
               <w:t>及</w:t>
             </w:r>
             <w:r>
               <w:rPr>
-                <w:rStyle w:val="23"/>
-                <w:rFonts w:hint="default" w:ascii="Segoe UI" w:hAnsi="Segoe UI" w:eastAsia="Segoe UI" w:cs="Segoe UI"/>
+                <w:rStyle w:val="Strong"/>
+                <w:rFonts w:ascii="Segoe UI" w:eastAsia="Segoe UI" w:hAnsi="Segoe UI" w:cs="Segoe UI" w:hint="default"/>
                 <w:b/>
                 <w:bCs/>
                 <w:i w:val="0"/>
@@ -4811,7 +4761,7 @@
                 <w:kern w:val="0"/>
                 <w:sz w:val="18"/>
                 <w:szCs w:val="18"/>
-                <w:lang w:val="en-US" w:eastAsia="zh-CN" w:bidi="ar"/>
+                <w:lang w:val="en-US" w:eastAsia="zh-CN"/>
               </w:rPr>
               <w:t>质量管理专员</w:t>
             </w:r>
@@ -4821,45 +4771,45 @@
     </w:tbl>
     <w:p>
       <w:pPr>
-        <w:pStyle w:val="28"/>
+        <w:pStyle w:val="1"/>
         <w:bidi w:val="0"/>
         <w:rPr>
           <w:rFonts w:hint="default"/>
           <w:lang w:val="en-US" w:eastAsia="zh-CN"/>
         </w:rPr>
       </w:pPr>
-      <w:bookmarkStart w:id="7" w:name="_Toc31655"/>
+      <w:bookmarkStart w:id="8" w:name="_Toc31655"/>
       <w:r>
         <w:rPr>
           <w:rFonts w:hint="default"/>
           <w:lang w:val="en-US" w:eastAsia="zh-CN"/>
         </w:rPr>
         <w:t>核心管理活动</w:t>
-      </w:r>
-      <w:bookmarkEnd w:id="7"/>
-    </w:p>
-    <w:p>
-      <w:pPr>
-        <w:pStyle w:val="30"/>
-        <w:bidi w:val="0"/>
-        <w:rPr>
-          <w:rFonts w:hint="default"/>
-          <w:lang w:val="en-US" w:eastAsia="zh-CN"/>
-        </w:rPr>
-      </w:pPr>
-      <w:bookmarkStart w:id="8" w:name="_Toc7818"/>
-      <w:r>
-        <w:rPr>
-          <w:rFonts w:hint="default"/>
-          <w:lang w:val="en-US" w:eastAsia="zh-CN"/>
-        </w:rPr>
-        <w:t>配置项识别与建模</w:t>
       </w:r>
       <w:bookmarkEnd w:id="8"/>
     </w:p>
     <w:p>
       <w:pPr>
-        <w:pStyle w:val="29"/>
+        <w:pStyle w:val="2"/>
+        <w:bidi w:val="0"/>
+        <w:rPr>
+          <w:rFonts w:hint="default"/>
+          <w:lang w:val="en-US" w:eastAsia="zh-CN"/>
+        </w:rPr>
+      </w:pPr>
+      <w:bookmarkStart w:id="9" w:name="_Toc7818"/>
+      <w:r>
+        <w:rPr>
+          <w:rFonts w:hint="default"/>
+          <w:lang w:val="en-US" w:eastAsia="zh-CN"/>
+        </w:rPr>
+        <w:t>配置项识别与建模</w:t>
+      </w:r>
+      <w:bookmarkEnd w:id="9"/>
+    </w:p>
+    <w:p>
+      <w:pPr>
+        <w:pStyle w:val="a1"/>
         <w:rPr>
           <w:rFonts w:hint="default"/>
           <w:lang w:val="en-US" w:eastAsia="zh-CN"/>
@@ -4875,7 +4825,7 @@
     </w:p>
     <w:p>
       <w:pPr>
-        <w:pStyle w:val="29"/>
+        <w:pStyle w:val="a1"/>
         <w:rPr>
           <w:rFonts w:hint="default"/>
           <w:lang w:val="en-US" w:eastAsia="zh-CN"/>
@@ -4891,7 +4841,7 @@
     </w:p>
     <w:p>
       <w:pPr>
-        <w:pStyle w:val="29"/>
+        <w:pStyle w:val="a1"/>
         <w:rPr>
           <w:rFonts w:hint="default"/>
           <w:lang w:val="en-US" w:eastAsia="zh-CN"/>
@@ -4907,14 +4857,14 @@
     </w:p>
     <w:p>
       <w:pPr>
-        <w:pStyle w:val="30"/>
+        <w:pStyle w:val="2"/>
         <w:bidi w:val="0"/>
         <w:rPr>
           <w:rFonts w:hint="default"/>
           <w:lang w:val="en-US" w:eastAsia="zh-CN"/>
         </w:rPr>
       </w:pPr>
-      <w:bookmarkStart w:id="9" w:name="_Toc20415"/>
+      <w:bookmarkStart w:id="10" w:name="_Toc20415"/>
       <w:r>
         <w:rPr>
           <w:rFonts w:hint="default"/>
@@ -4922,11 +4872,11 @@
         </w:rPr>
         <w:t>配置信息录入与维护</w:t>
       </w:r>
-      <w:bookmarkEnd w:id="9"/>
+      <w:bookmarkEnd w:id="10"/>
     </w:p>
     <w:p>
       <w:pPr>
-        <w:pStyle w:val="29"/>
+        <w:pStyle w:val="a1"/>
         <w:rPr>
           <w:rFonts w:hint="default"/>
           <w:lang w:val="en-US" w:eastAsia="zh-CN"/>
@@ -4942,7 +4892,7 @@
     </w:p>
     <w:p>
       <w:pPr>
-        <w:pStyle w:val="29"/>
+        <w:pStyle w:val="a1"/>
         <w:rPr>
           <w:rFonts w:hint="default"/>
           <w:lang w:val="en-US" w:eastAsia="zh-CN"/>
@@ -4958,7 +4908,7 @@
     </w:p>
     <w:p>
       <w:pPr>
-        <w:pStyle w:val="29"/>
+        <w:pStyle w:val="a1"/>
         <w:rPr>
           <w:rFonts w:hint="default"/>
           <w:lang w:val="en-US" w:eastAsia="zh-CN"/>
@@ -4974,14 +4924,14 @@
     </w:p>
     <w:p>
       <w:pPr>
-        <w:pStyle w:val="30"/>
+        <w:pStyle w:val="2"/>
         <w:bidi w:val="0"/>
         <w:rPr>
           <w:rFonts w:hint="default"/>
           <w:lang w:val="en-US" w:eastAsia="zh-CN"/>
         </w:rPr>
       </w:pPr>
-      <w:bookmarkStart w:id="10" w:name="_Toc5495"/>
+      <w:bookmarkStart w:id="11" w:name="_Toc5495"/>
       <w:r>
         <w:rPr>
           <w:rFonts w:hint="default"/>
@@ -4989,11 +4939,11 @@
         </w:rPr>
         <w:t>配置状态报告</w:t>
       </w:r>
-      <w:bookmarkEnd w:id="10"/>
+      <w:bookmarkEnd w:id="11"/>
     </w:p>
     <w:p>
       <w:pPr>
-        <w:pStyle w:val="29"/>
+        <w:pStyle w:val="a1"/>
         <w:rPr>
           <w:rFonts w:hint="default"/>
           <w:lang w:val="en-US" w:eastAsia="zh-CN"/>
@@ -5009,14 +4959,14 @@
     </w:p>
     <w:p>
       <w:pPr>
-        <w:pStyle w:val="28"/>
+        <w:pStyle w:val="1"/>
         <w:bidi w:val="0"/>
         <w:rPr>
           <w:rFonts w:hint="default"/>
           <w:lang w:val="en-US" w:eastAsia="zh-CN"/>
         </w:rPr>
       </w:pPr>
-      <w:bookmarkStart w:id="11" w:name="_Toc883"/>
+      <w:bookmarkStart w:id="12" w:name="_Toc883"/>
       <w:r>
         <w:rPr>
           <w:rFonts w:hint="default"/>
@@ -5024,11 +4974,11 @@
         </w:rPr>
         <w:t>配置审计</w:t>
       </w:r>
-      <w:bookmarkEnd w:id="11"/>
+      <w:bookmarkEnd w:id="12"/>
     </w:p>
     <w:p>
       <w:pPr>
-        <w:pStyle w:val="29"/>
+        <w:pStyle w:val="a1"/>
         <w:rPr>
           <w:rFonts w:hint="default"/>
           <w:lang w:val="en-US" w:eastAsia="zh-CN"/>
@@ -5044,14 +4994,14 @@
     </w:p>
     <w:p>
       <w:pPr>
-        <w:pStyle w:val="30"/>
+        <w:pStyle w:val="2"/>
         <w:bidi w:val="0"/>
         <w:rPr>
           <w:rFonts w:hint="default"/>
           <w:lang w:val="en-US" w:eastAsia="zh-CN"/>
         </w:rPr>
       </w:pPr>
-      <w:bookmarkStart w:id="12" w:name="_Toc23170"/>
+      <w:bookmarkStart w:id="13" w:name="_Toc23170"/>
       <w:r>
         <w:rPr>
           <w:rFonts w:hint="default"/>
@@ -5059,11 +5009,11 @@
         </w:rPr>
         <w:t>审计类型与周期</w:t>
       </w:r>
-      <w:bookmarkEnd w:id="12"/>
+      <w:bookmarkEnd w:id="13"/>
     </w:p>
     <w:p>
       <w:pPr>
-        <w:pStyle w:val="29"/>
+        <w:pStyle w:val="a1"/>
         <w:rPr>
           <w:rFonts w:hint="default"/>
           <w:lang w:val="en-US" w:eastAsia="zh-CN"/>
@@ -5079,7 +5029,7 @@
     </w:p>
     <w:p>
       <w:pPr>
-        <w:pStyle w:val="29"/>
+        <w:pStyle w:val="a1"/>
         <w:rPr>
           <w:rFonts w:hint="default"/>
           <w:lang w:val="en-US" w:eastAsia="zh-CN"/>
@@ -5095,7 +5045,7 @@
     </w:p>
     <w:p>
       <w:pPr>
-        <w:pStyle w:val="29"/>
+        <w:pStyle w:val="a1"/>
         <w:rPr>
           <w:rFonts w:hint="default"/>
           <w:lang w:val="en-US" w:eastAsia="zh-CN"/>
@@ -5111,7 +5061,7 @@
     </w:p>
     <w:p>
       <w:pPr>
-        <w:pStyle w:val="29"/>
+        <w:pStyle w:val="a1"/>
         <w:rPr>
           <w:rFonts w:hint="default"/>
           <w:lang w:val="en-US" w:eastAsia="zh-CN"/>
@@ -5127,7 +5077,7 @@
     </w:p>
     <w:p>
       <w:pPr>
-        <w:pStyle w:val="29"/>
+        <w:pStyle w:val="a1"/>
         <w:rPr>
           <w:rFonts w:hint="default"/>
           <w:lang w:val="en-US" w:eastAsia="zh-CN"/>
@@ -5143,7 +5093,7 @@
     </w:p>
     <w:p>
       <w:pPr>
-        <w:pStyle w:val="29"/>
+        <w:pStyle w:val="a1"/>
         <w:rPr>
           <w:rFonts w:hint="default"/>
           <w:lang w:val="en-US" w:eastAsia="zh-CN"/>
@@ -5159,14 +5109,14 @@
     </w:p>
     <w:p>
       <w:pPr>
-        <w:pStyle w:val="30"/>
+        <w:pStyle w:val="2"/>
         <w:bidi w:val="0"/>
         <w:rPr>
           <w:rFonts w:hint="default"/>
           <w:lang w:val="en-US" w:eastAsia="zh-CN"/>
         </w:rPr>
       </w:pPr>
-      <w:bookmarkStart w:id="13" w:name="_Toc5890"/>
+      <w:bookmarkStart w:id="14" w:name="_Toc5890"/>
       <w:r>
         <w:rPr>
           <w:rFonts w:hint="default"/>
@@ -5174,11 +5124,11 @@
         </w:rPr>
         <w:t>审计流程</w:t>
       </w:r>
-      <w:bookmarkEnd w:id="13"/>
+      <w:bookmarkEnd w:id="14"/>
     </w:p>
     <w:p>
       <w:pPr>
-        <w:pStyle w:val="29"/>
+        <w:pStyle w:val="a1"/>
         <w:rPr>
           <w:rFonts w:hint="default"/>
           <w:lang w:val="en-US" w:eastAsia="zh-CN"/>
@@ -5194,7 +5144,7 @@
     </w:p>
     <w:p>
       <w:pPr>
-        <w:pStyle w:val="29"/>
+        <w:pStyle w:val="a1"/>
         <w:rPr>
           <w:rFonts w:hint="default"/>
           <w:lang w:val="en-US" w:eastAsia="zh-CN"/>
@@ -5210,7 +5160,7 @@
     </w:p>
     <w:p>
       <w:pPr>
-        <w:pStyle w:val="29"/>
+        <w:pStyle w:val="a1"/>
         <w:rPr>
           <w:rFonts w:hint="default"/>
           <w:lang w:val="en-US" w:eastAsia="zh-CN"/>
@@ -5226,7 +5176,7 @@
     </w:p>
     <w:p>
       <w:pPr>
-        <w:pStyle w:val="29"/>
+        <w:pStyle w:val="a1"/>
         <w:rPr>
           <w:rFonts w:hint="default"/>
           <w:lang w:val="en-US" w:eastAsia="zh-CN"/>
@@ -5242,7 +5192,7 @@
     </w:p>
     <w:p>
       <w:pPr>
-        <w:pStyle w:val="29"/>
+        <w:pStyle w:val="a1"/>
         <w:rPr>
           <w:rFonts w:hint="default"/>
           <w:lang w:val="en-US" w:eastAsia="zh-CN"/>
@@ -5258,14 +5208,14 @@
     </w:p>
     <w:p>
       <w:pPr>
-        <w:pStyle w:val="28"/>
+        <w:pStyle w:val="1"/>
         <w:bidi w:val="0"/>
         <w:rPr>
           <w:rFonts w:hint="default"/>
           <w:lang w:val="en-US" w:eastAsia="zh-CN"/>
         </w:rPr>
       </w:pPr>
-      <w:bookmarkStart w:id="14" w:name="_Toc28271"/>
+      <w:bookmarkStart w:id="15" w:name="_Toc28271"/>
       <w:r>
         <w:rPr>
           <w:rFonts w:hint="default"/>
@@ -5273,11 +5223,11 @@
         </w:rPr>
         <w:t>与其他流程的接口</w:t>
       </w:r>
-      <w:bookmarkEnd w:id="14"/>
+      <w:bookmarkEnd w:id="15"/>
     </w:p>
     <w:p>
       <w:pPr>
-        <w:pStyle w:val="29"/>
+        <w:pStyle w:val="a1"/>
         <w:rPr>
           <w:rFonts w:hint="default"/>
           <w:lang w:val="en-US" w:eastAsia="zh-CN"/>
@@ -5293,7 +5243,7 @@
     </w:p>
     <w:p>
       <w:pPr>
-        <w:pStyle w:val="29"/>
+        <w:pStyle w:val="a1"/>
         <w:rPr>
           <w:rFonts w:hint="default"/>
           <w:lang w:val="en-US" w:eastAsia="zh-CN"/>
@@ -5309,7 +5259,7 @@
     </w:p>
     <w:p>
       <w:pPr>
-        <w:pStyle w:val="29"/>
+        <w:pStyle w:val="a1"/>
         <w:rPr>
           <w:rFonts w:hint="default"/>
           <w:lang w:val="en-US" w:eastAsia="zh-CN"/>
@@ -5325,7 +5275,7 @@
     </w:p>
     <w:p>
       <w:pPr>
-        <w:pStyle w:val="28"/>
+        <w:pStyle w:val="1"/>
         <w:keepNext w:val="0"/>
         <w:keepLines w:val="0"/>
         <w:pageBreakBefore w:val="0"/>
@@ -5345,7 +5295,7 @@
           <w:lang w:val="en-US" w:eastAsia="zh-CN"/>
         </w:rPr>
       </w:pPr>
-      <w:bookmarkStart w:id="15" w:name="_Toc2961"/>
+      <w:bookmarkStart w:id="16" w:name="_Toc2961"/>
       <w:r>
         <w:rPr>
           <w:rFonts w:hint="eastAsia"/>
@@ -5353,23 +5303,22 @@
         </w:rPr>
         <w:t>考核指标</w:t>
       </w:r>
-      <w:bookmarkEnd w:id="15"/>
+      <w:bookmarkEnd w:id="16"/>
     </w:p>
     <w:tbl>
       <w:tblPr>
-        <w:tblStyle w:val="20"/>
+        <w:tblStyle w:val="TableNormal"/>
         <w:tblW w:w="7675" w:type="dxa"/>
         <w:tblInd w:w="96" w:type="dxa"/>
         <w:tblBorders>
-          <w:top w:val="none" w:color="auto" w:sz="0" w:space="0"/>
-          <w:left w:val="none" w:color="auto" w:sz="0" w:space="0"/>
-          <w:bottom w:val="none" w:color="auto" w:sz="0" w:space="0"/>
-          <w:right w:val="none" w:color="auto" w:sz="0" w:space="0"/>
-          <w:insideH w:val="none" w:color="auto" w:sz="0" w:space="0"/>
-          <w:insideV w:val="none" w:color="auto" w:sz="0" w:space="0"/>
+          <w:top w:val="nil"/>
+          <w:left w:val="nil"/>
+          <w:bottom w:val="nil"/>
+          <w:right w:val="nil"/>
+          <w:insideH w:val="nil"/>
+          <w:insideV w:val="nil"/>
         </w:tblBorders>
         <w:shd w:val="clear" w:color="auto" w:fill="auto"/>
-        <w:tblLayout w:type="autofit"/>
         <w:tblCellMar>
           <w:top w:w="0" w:type="dxa"/>
           <w:left w:w="108" w:type="dxa"/>
@@ -5385,13 +5334,15 @@
       </w:tblGrid>
       <w:tr>
         <w:tblPrEx>
+          <w:tblW w:w="7675" w:type="dxa"/>
+          <w:tblInd w:w="96" w:type="dxa"/>
           <w:tblBorders>
-            <w:top w:val="none" w:color="auto" w:sz="0" w:space="0"/>
-            <w:left w:val="none" w:color="auto" w:sz="0" w:space="0"/>
-            <w:bottom w:val="none" w:color="auto" w:sz="0" w:space="0"/>
-            <w:right w:val="none" w:color="auto" w:sz="0" w:space="0"/>
-            <w:insideH w:val="none" w:color="auto" w:sz="0" w:space="0"/>
-            <w:insideV w:val="none" w:color="auto" w:sz="0" w:space="0"/>
+            <w:top w:val="nil"/>
+            <w:left w:val="nil"/>
+            <w:bottom w:val="nil"/>
+            <w:right w:val="nil"/>
+            <w:insideH w:val="nil"/>
+            <w:insideV w:val="nil"/>
           </w:tblBorders>
           <w:shd w:val="clear" w:color="auto" w:fill="auto"/>
           <w:tblCellMar>
@@ -5402,16 +5353,16 @@
           </w:tblCellMar>
         </w:tblPrEx>
         <w:trPr>
-          <w:trHeight w:val="493" w:hRule="atLeast"/>
+          <w:trHeight w:val="493"/>
         </w:trPr>
         <w:tc>
           <w:tcPr>
             <w:tcW w:w="2011" w:type="dxa"/>
             <w:tcBorders>
-              <w:top w:val="single" w:color="000000" w:sz="4" w:space="0"/>
-              <w:left w:val="single" w:color="000000" w:sz="4" w:space="0"/>
-              <w:bottom w:val="single" w:color="000000" w:sz="4" w:space="0"/>
-              <w:right w:val="single" w:color="000000" w:sz="4" w:space="0"/>
+              <w:top w:val="single" w:sz="4" w:space="0" w:color="000000"/>
+              <w:left w:val="single" w:sz="4" w:space="0" w:color="000000"/>
+              <w:bottom w:val="single" w:sz="4" w:space="0" w:color="000000"/>
+              <w:right w:val="single" w:sz="4" w:space="0" w:color="000000"/>
             </w:tcBorders>
             <w:shd w:val="clear" w:color="auto" w:fill="C0C0C0"/>
             <w:vAlign w:val="center"/>
@@ -5425,7 +5376,7 @@
               <w:jc w:val="center"/>
               <w:textAlignment w:val="center"/>
               <w:rPr>
-                <w:rFonts w:hint="default" w:ascii="楷体_GB2312" w:hAnsi="宋体" w:eastAsia="楷体_GB2312" w:cs="楷体_GB2312"/>
+                <w:rFonts w:ascii="楷体_GB2312" w:eastAsia="楷体_GB2312" w:hAnsi="宋体" w:cs="楷体_GB2312" w:hint="default"/>
                 <w:b/>
                 <w:bCs/>
                 <w:i w:val="0"/>
@@ -5438,7 +5389,7 @@
             </w:pPr>
             <w:r>
               <w:rPr>
-                <w:rFonts w:hint="default" w:ascii="楷体_GB2312" w:hAnsi="宋体" w:eastAsia="楷体_GB2312" w:cs="楷体_GB2312"/>
+                <w:rFonts w:ascii="楷体_GB2312" w:eastAsia="楷体_GB2312" w:hAnsi="宋体" w:cs="楷体_GB2312" w:hint="default"/>
                 <w:b/>
                 <w:bCs/>
                 <w:i w:val="0"/>
@@ -5449,7 +5400,7 @@
                 <w:sz w:val="22"/>
                 <w:szCs w:val="22"/>
                 <w:u w:val="none"/>
-                <w:lang w:val="en-US" w:eastAsia="zh-CN" w:bidi="ar"/>
+                <w:lang w:val="en-US" w:eastAsia="zh-CN"/>
               </w:rPr>
               <w:t>KPI</w:t>
             </w:r>
@@ -5459,10 +5410,10 @@
           <w:tcPr>
             <w:tcW w:w="984" w:type="dxa"/>
             <w:tcBorders>
-              <w:top w:val="single" w:color="000000" w:sz="4" w:space="0"/>
-              <w:left w:val="single" w:color="000000" w:sz="4" w:space="0"/>
-              <w:bottom w:val="single" w:color="000000" w:sz="4" w:space="0"/>
-              <w:right w:val="single" w:color="000000" w:sz="4" w:space="0"/>
+              <w:top w:val="single" w:sz="4" w:space="0" w:color="000000"/>
+              <w:left w:val="single" w:sz="4" w:space="0" w:color="000000"/>
+              <w:bottom w:val="single" w:sz="4" w:space="0" w:color="000000"/>
+              <w:right w:val="single" w:sz="4" w:space="0" w:color="000000"/>
             </w:tcBorders>
             <w:shd w:val="clear" w:color="auto" w:fill="C0C0C0"/>
             <w:vAlign w:val="center"/>
@@ -5476,7 +5427,7 @@
               <w:jc w:val="center"/>
               <w:textAlignment w:val="center"/>
               <w:rPr>
-                <w:rFonts w:hint="default" w:ascii="楷体_GB2312" w:hAnsi="宋体" w:eastAsia="楷体_GB2312" w:cs="楷体_GB2312"/>
+                <w:rFonts w:ascii="楷体_GB2312" w:eastAsia="楷体_GB2312" w:hAnsi="宋体" w:cs="楷体_GB2312" w:hint="default"/>
                 <w:b/>
                 <w:bCs/>
                 <w:i w:val="0"/>
@@ -5489,7 +5440,7 @@
             </w:pPr>
             <w:r>
               <w:rPr>
-                <w:rFonts w:hint="default" w:ascii="楷体_GB2312" w:hAnsi="宋体" w:eastAsia="楷体_GB2312" w:cs="楷体_GB2312"/>
+                <w:rFonts w:ascii="楷体_GB2312" w:eastAsia="楷体_GB2312" w:hAnsi="宋体" w:cs="楷体_GB2312" w:hint="default"/>
                 <w:b/>
                 <w:bCs/>
                 <w:i w:val="0"/>
@@ -5500,7 +5451,7 @@
                 <w:sz w:val="22"/>
                 <w:szCs w:val="22"/>
                 <w:u w:val="none"/>
-                <w:lang w:val="en-US" w:eastAsia="zh-CN" w:bidi="ar"/>
+                <w:lang w:val="en-US" w:eastAsia="zh-CN"/>
               </w:rPr>
               <w:t>目标值</w:t>
             </w:r>
@@ -5510,10 +5461,10 @@
           <w:tcPr>
             <w:tcW w:w="3624" w:type="dxa"/>
             <w:tcBorders>
-              <w:top w:val="single" w:color="000000" w:sz="4" w:space="0"/>
-              <w:left w:val="single" w:color="000000" w:sz="4" w:space="0"/>
-              <w:bottom w:val="single" w:color="000000" w:sz="4" w:space="0"/>
-              <w:right w:val="single" w:color="000000" w:sz="4" w:space="0"/>
+              <w:top w:val="single" w:sz="4" w:space="0" w:color="000000"/>
+              <w:left w:val="single" w:sz="4" w:space="0" w:color="000000"/>
+              <w:bottom w:val="single" w:sz="4" w:space="0" w:color="000000"/>
+              <w:right w:val="single" w:sz="4" w:space="0" w:color="000000"/>
             </w:tcBorders>
             <w:shd w:val="clear" w:color="auto" w:fill="C0C0C0"/>
             <w:vAlign w:val="center"/>
@@ -5527,7 +5478,7 @@
               <w:jc w:val="center"/>
               <w:textAlignment w:val="center"/>
               <w:rPr>
-                <w:rFonts w:hint="default" w:ascii="楷体_GB2312" w:hAnsi="宋体" w:eastAsia="楷体_GB2312" w:cs="楷体_GB2312"/>
+                <w:rFonts w:ascii="楷体_GB2312" w:eastAsia="楷体_GB2312" w:hAnsi="宋体" w:cs="楷体_GB2312" w:hint="default"/>
                 <w:b/>
                 <w:bCs/>
                 <w:i w:val="0"/>
@@ -5540,7 +5491,7 @@
             </w:pPr>
             <w:r>
               <w:rPr>
-                <w:rFonts w:hint="default" w:ascii="楷体_GB2312" w:hAnsi="宋体" w:eastAsia="楷体_GB2312" w:cs="楷体_GB2312"/>
+                <w:rFonts w:ascii="楷体_GB2312" w:eastAsia="楷体_GB2312" w:hAnsi="宋体" w:cs="楷体_GB2312" w:hint="default"/>
                 <w:b/>
                 <w:bCs/>
                 <w:i w:val="0"/>
@@ -5551,7 +5502,7 @@
                 <w:sz w:val="22"/>
                 <w:szCs w:val="22"/>
                 <w:u w:val="none"/>
-                <w:lang w:val="en-US" w:eastAsia="zh-CN" w:bidi="ar"/>
+                <w:lang w:val="en-US" w:eastAsia="zh-CN"/>
               </w:rPr>
               <w:t>计算公式/方法</w:t>
             </w:r>
@@ -5561,10 +5512,10 @@
           <w:tcPr>
             <w:tcW w:w="1056" w:type="dxa"/>
             <w:tcBorders>
-              <w:top w:val="single" w:color="000000" w:sz="4" w:space="0"/>
-              <w:left w:val="single" w:color="000000" w:sz="4" w:space="0"/>
-              <w:bottom w:val="single" w:color="000000" w:sz="4" w:space="0"/>
-              <w:right w:val="single" w:color="000000" w:sz="4" w:space="0"/>
+              <w:top w:val="single" w:sz="4" w:space="0" w:color="000000"/>
+              <w:left w:val="single" w:sz="4" w:space="0" w:color="000000"/>
+              <w:bottom w:val="single" w:sz="4" w:space="0" w:color="000000"/>
+              <w:right w:val="single" w:sz="4" w:space="0" w:color="000000"/>
             </w:tcBorders>
             <w:shd w:val="clear" w:color="auto" w:fill="C0C0C0"/>
             <w:vAlign w:val="center"/>
@@ -5578,7 +5529,7 @@
               <w:jc w:val="center"/>
               <w:textAlignment w:val="center"/>
               <w:rPr>
-                <w:rFonts w:hint="default" w:ascii="楷体_GB2312" w:hAnsi="宋体" w:eastAsia="楷体_GB2312" w:cs="楷体_GB2312"/>
+                <w:rFonts w:ascii="楷体_GB2312" w:eastAsia="楷体_GB2312" w:hAnsi="宋体" w:cs="楷体_GB2312" w:hint="default"/>
                 <w:b/>
                 <w:bCs/>
                 <w:i w:val="0"/>
@@ -5591,7 +5542,7 @@
             </w:pPr>
             <w:r>
               <w:rPr>
-                <w:rFonts w:hint="default" w:ascii="楷体_GB2312" w:hAnsi="宋体" w:eastAsia="楷体_GB2312" w:cs="楷体_GB2312"/>
+                <w:rFonts w:ascii="楷体_GB2312" w:eastAsia="楷体_GB2312" w:hAnsi="宋体" w:cs="楷体_GB2312" w:hint="default"/>
                 <w:b/>
                 <w:bCs/>
                 <w:i w:val="0"/>
@@ -5602,7 +5553,7 @@
                 <w:sz w:val="22"/>
                 <w:szCs w:val="22"/>
                 <w:u w:val="none"/>
-                <w:lang w:val="en-US" w:eastAsia="zh-CN" w:bidi="ar"/>
+                <w:lang w:val="en-US" w:eastAsia="zh-CN"/>
               </w:rPr>
               <w:t>频度</w:t>
             </w:r>
@@ -5611,14 +5562,9 @@
       </w:tr>
       <w:tr>
         <w:tblPrEx>
-          <w:tblBorders>
-            <w:top w:val="none" w:color="auto" w:sz="0" w:space="0"/>
-            <w:left w:val="none" w:color="auto" w:sz="0" w:space="0"/>
-            <w:bottom w:val="none" w:color="auto" w:sz="0" w:space="0"/>
-            <w:right w:val="none" w:color="auto" w:sz="0" w:space="0"/>
-            <w:insideH w:val="none" w:color="auto" w:sz="0" w:space="0"/>
-            <w:insideV w:val="none" w:color="auto" w:sz="0" w:space="0"/>
-          </w:tblBorders>
+          <w:tblW w:w="7675" w:type="dxa"/>
+          <w:tblInd w:w="96" w:type="dxa"/>
+          <w:shd w:val="clear" w:color="auto" w:fill="auto"/>
           <w:tblCellMar>
             <w:top w:w="0" w:type="dxa"/>
             <w:left w:w="108" w:type="dxa"/>
@@ -5627,16 +5573,16 @@
           </w:tblCellMar>
         </w:tblPrEx>
         <w:trPr>
-          <w:trHeight w:val="493" w:hRule="atLeast"/>
+          <w:trHeight w:val="493"/>
         </w:trPr>
         <w:tc>
           <w:tcPr>
             <w:tcW w:w="2011" w:type="dxa"/>
             <w:tcBorders>
-              <w:top w:val="single" w:color="000000" w:sz="4" w:space="0"/>
-              <w:left w:val="single" w:color="000000" w:sz="4" w:space="0"/>
-              <w:bottom w:val="single" w:color="000000" w:sz="4" w:space="0"/>
-              <w:right w:val="single" w:color="000000" w:sz="4" w:space="0"/>
+              <w:top w:val="single" w:sz="4" w:space="0" w:color="000000"/>
+              <w:left w:val="single" w:sz="4" w:space="0" w:color="000000"/>
+              <w:bottom w:val="single" w:sz="4" w:space="0" w:color="000000"/>
+              <w:right w:val="single" w:sz="4" w:space="0" w:color="000000"/>
             </w:tcBorders>
             <w:shd w:val="clear" w:color="auto" w:fill="auto"/>
             <w:vAlign w:val="center"/>
@@ -5650,7 +5596,7 @@
               <w:jc w:val="left"/>
               <w:textAlignment w:val="center"/>
               <w:rPr>
-                <w:rFonts w:hint="default" w:ascii="楷体_GB2312" w:hAnsi="宋体" w:eastAsia="楷体_GB2312" w:cs="楷体_GB2312"/>
+                <w:rFonts w:ascii="楷体_GB2312" w:eastAsia="楷体_GB2312" w:hAnsi="宋体" w:cs="楷体_GB2312" w:hint="default"/>
                 <w:b/>
                 <w:bCs/>
                 <w:i w:val="0"/>
@@ -5661,12 +5607,12 @@
                 <w:sz w:val="22"/>
                 <w:szCs w:val="22"/>
                 <w:u w:val="none"/>
-                <w:lang w:val="en-US" w:eastAsia="zh-CN" w:bidi="ar"/>
+                <w:lang w:val="en-US" w:eastAsia="zh-CN"/>
               </w:rPr>
             </w:pPr>
             <w:r>
               <w:rPr>
-                <w:rFonts w:hint="eastAsia" w:ascii="宋体" w:hAnsi="宋体" w:eastAsia="宋体" w:cs="宋体"/>
+                <w:rFonts w:ascii="宋体" w:eastAsia="宋体" w:hAnsi="宋体" w:cs="宋体" w:hint="eastAsia"/>
                 <w:i w:val="0"/>
                 <w:iCs w:val="0"/>
                 <w:snapToGrid w:val="0"/>
@@ -5675,7 +5621,7 @@
                 <w:sz w:val="21"/>
                 <w:szCs w:val="21"/>
                 <w:u w:val="none"/>
-                <w:lang w:val="en-US" w:eastAsia="zh-CN" w:bidi="ar"/>
+                <w:lang w:val="en-US" w:eastAsia="zh-CN"/>
               </w:rPr>
               <w:t>配置数据的准确率</w:t>
             </w:r>
@@ -5685,10 +5631,10 @@
           <w:tcPr>
             <w:tcW w:w="984" w:type="dxa"/>
             <w:tcBorders>
-              <w:top w:val="single" w:color="000000" w:sz="4" w:space="0"/>
-              <w:left w:val="single" w:color="000000" w:sz="4" w:space="0"/>
-              <w:bottom w:val="single" w:color="000000" w:sz="4" w:space="0"/>
-              <w:right w:val="single" w:color="000000" w:sz="4" w:space="0"/>
+              <w:top w:val="single" w:sz="4" w:space="0" w:color="000000"/>
+              <w:left w:val="single" w:sz="4" w:space="0" w:color="000000"/>
+              <w:bottom w:val="single" w:sz="4" w:space="0" w:color="000000"/>
+              <w:right w:val="single" w:sz="4" w:space="0" w:color="000000"/>
             </w:tcBorders>
             <w:shd w:val="clear" w:color="auto" w:fill="auto"/>
             <w:vAlign w:val="center"/>
@@ -5702,7 +5648,7 @@
               <w:jc w:val="left"/>
               <w:textAlignment w:val="center"/>
               <w:rPr>
-                <w:rFonts w:hint="default" w:ascii="楷体_GB2312" w:hAnsi="宋体" w:eastAsia="楷体_GB2312" w:cs="楷体_GB2312"/>
+                <w:rFonts w:ascii="楷体_GB2312" w:eastAsia="楷体_GB2312" w:hAnsi="宋体" w:cs="楷体_GB2312" w:hint="default"/>
                 <w:b/>
                 <w:bCs/>
                 <w:i w:val="0"/>
@@ -5713,12 +5659,12 @@
                 <w:sz w:val="22"/>
                 <w:szCs w:val="22"/>
                 <w:u w:val="none"/>
-                <w:lang w:val="en-US" w:eastAsia="zh-CN" w:bidi="ar"/>
+                <w:lang w:val="en-US" w:eastAsia="zh-CN"/>
               </w:rPr>
             </w:pPr>
             <w:r>
               <w:rPr>
-                <w:rFonts w:hint="eastAsia" w:ascii="宋体" w:hAnsi="宋体" w:eastAsia="宋体" w:cs="宋体"/>
+                <w:rFonts w:ascii="宋体" w:eastAsia="宋体" w:hAnsi="宋体" w:cs="宋体" w:hint="eastAsia"/>
                 <w:i w:val="0"/>
                 <w:iCs w:val="0"/>
                 <w:snapToGrid w:val="0"/>
@@ -5727,7 +5673,7 @@
                 <w:sz w:val="21"/>
                 <w:szCs w:val="21"/>
                 <w:u w:val="none"/>
-                <w:lang w:val="en-US" w:eastAsia="zh-CN" w:bidi="ar"/>
+                <w:lang w:val="en-US" w:eastAsia="zh-CN"/>
               </w:rPr>
               <w:t>≥95%</w:t>
             </w:r>
@@ -5737,10 +5683,10 @@
           <w:tcPr>
             <w:tcW w:w="3624" w:type="dxa"/>
             <w:tcBorders>
-              <w:top w:val="single" w:color="000000" w:sz="4" w:space="0"/>
-              <w:left w:val="single" w:color="000000" w:sz="4" w:space="0"/>
-              <w:bottom w:val="single" w:color="000000" w:sz="4" w:space="0"/>
-              <w:right w:val="single" w:color="000000" w:sz="4" w:space="0"/>
+              <w:top w:val="single" w:sz="4" w:space="0" w:color="000000"/>
+              <w:left w:val="single" w:sz="4" w:space="0" w:color="000000"/>
+              <w:bottom w:val="single" w:sz="4" w:space="0" w:color="000000"/>
+              <w:right w:val="single" w:sz="4" w:space="0" w:color="000000"/>
             </w:tcBorders>
             <w:shd w:val="clear" w:color="auto" w:fill="auto"/>
             <w:vAlign w:val="center"/>
@@ -5754,7 +5700,7 @@
               <w:jc w:val="left"/>
               <w:textAlignment w:val="center"/>
               <w:rPr>
-                <w:rFonts w:hint="default" w:ascii="楷体_GB2312" w:hAnsi="宋体" w:eastAsia="楷体_GB2312" w:cs="楷体_GB2312"/>
+                <w:rFonts w:ascii="楷体_GB2312" w:eastAsia="楷体_GB2312" w:hAnsi="宋体" w:cs="楷体_GB2312" w:hint="default"/>
                 <w:b/>
                 <w:bCs/>
                 <w:i w:val="0"/>
@@ -5765,12 +5711,12 @@
                 <w:sz w:val="22"/>
                 <w:szCs w:val="22"/>
                 <w:u w:val="none"/>
-                <w:lang w:val="en-US" w:eastAsia="zh-CN" w:bidi="ar"/>
+                <w:lang w:val="en-US" w:eastAsia="zh-CN"/>
               </w:rPr>
             </w:pPr>
             <w:r>
               <w:rPr>
-                <w:rFonts w:hint="eastAsia" w:ascii="宋体" w:hAnsi="宋体" w:eastAsia="宋体" w:cs="宋体"/>
+                <w:rFonts w:ascii="宋体" w:eastAsia="宋体" w:hAnsi="宋体" w:cs="宋体" w:hint="eastAsia"/>
                 <w:i w:val="0"/>
                 <w:iCs w:val="0"/>
                 <w:snapToGrid w:val="0"/>
@@ -5779,7 +5725,7 @@
                 <w:sz w:val="21"/>
                 <w:szCs w:val="21"/>
                 <w:u w:val="none"/>
-                <w:lang w:val="en-US" w:eastAsia="zh-CN" w:bidi="ar"/>
+                <w:lang w:val="en-US" w:eastAsia="zh-CN"/>
               </w:rPr>
               <w:t>（配置数据匹配数/配置数据总数）*100%</w:t>
             </w:r>
@@ -5789,10 +5735,10 @@
           <w:tcPr>
             <w:tcW w:w="1056" w:type="dxa"/>
             <w:tcBorders>
-              <w:top w:val="single" w:color="000000" w:sz="4" w:space="0"/>
-              <w:left w:val="single" w:color="000000" w:sz="4" w:space="0"/>
-              <w:bottom w:val="single" w:color="000000" w:sz="4" w:space="0"/>
-              <w:right w:val="single" w:color="000000" w:sz="4" w:space="0"/>
+              <w:top w:val="single" w:sz="4" w:space="0" w:color="000000"/>
+              <w:left w:val="single" w:sz="4" w:space="0" w:color="000000"/>
+              <w:bottom w:val="single" w:sz="4" w:space="0" w:color="000000"/>
+              <w:right w:val="single" w:sz="4" w:space="0" w:color="000000"/>
             </w:tcBorders>
             <w:shd w:val="clear" w:color="auto" w:fill="auto"/>
             <w:vAlign w:val="center"/>
@@ -5806,7 +5752,7 @@
               <w:jc w:val="left"/>
               <w:textAlignment w:val="center"/>
               <w:rPr>
-                <w:rFonts w:hint="default" w:ascii="楷体_GB2312" w:hAnsi="宋体" w:eastAsia="楷体_GB2312" w:cs="楷体_GB2312"/>
+                <w:rFonts w:ascii="楷体_GB2312" w:eastAsia="楷体_GB2312" w:hAnsi="宋体" w:cs="楷体_GB2312" w:hint="default"/>
                 <w:b/>
                 <w:bCs/>
                 <w:i w:val="0"/>
@@ -5817,12 +5763,12 @@
                 <w:sz w:val="22"/>
                 <w:szCs w:val="22"/>
                 <w:u w:val="none"/>
-                <w:lang w:val="en-US" w:eastAsia="zh-CN" w:bidi="ar"/>
+                <w:lang w:val="en-US" w:eastAsia="zh-CN"/>
               </w:rPr>
             </w:pPr>
             <w:r>
               <w:rPr>
-                <w:rFonts w:hint="eastAsia" w:ascii="宋体" w:hAnsi="宋体" w:eastAsia="宋体" w:cs="宋体"/>
+                <w:rFonts w:ascii="宋体" w:eastAsia="宋体" w:hAnsi="宋体" w:cs="宋体" w:hint="eastAsia"/>
                 <w:i w:val="0"/>
                 <w:iCs w:val="0"/>
                 <w:snapToGrid w:val="0"/>
@@ -5831,7 +5777,7 @@
                 <w:sz w:val="21"/>
                 <w:szCs w:val="21"/>
                 <w:u w:val="none"/>
-                <w:lang w:val="en-US" w:eastAsia="zh-CN" w:bidi="ar"/>
+                <w:lang w:val="en-US" w:eastAsia="zh-CN"/>
               </w:rPr>
               <w:t>半年</w:t>
             </w:r>
@@ -5841,14 +5787,14 @@
     </w:tbl>
     <w:p>
       <w:pPr>
-        <w:pStyle w:val="28"/>
+        <w:pStyle w:val="1"/>
         <w:bidi w:val="0"/>
         <w:rPr>
           <w:rFonts w:hint="default"/>
           <w:lang w:val="en-US" w:eastAsia="zh-CN"/>
         </w:rPr>
       </w:pPr>
-      <w:bookmarkStart w:id="16" w:name="_Toc11102"/>
+      <w:bookmarkStart w:id="17" w:name="_Toc11102"/>
       <w:r>
         <w:rPr>
           <w:rFonts w:hint="default"/>
@@ -5856,11 +5802,11 @@
         </w:rPr>
         <w:t>附则</w:t>
       </w:r>
-      <w:bookmarkEnd w:id="16"/>
+      <w:bookmarkEnd w:id="17"/>
     </w:p>
     <w:p>
       <w:pPr>
-        <w:pStyle w:val="29"/>
+        <w:pStyle w:val="a1"/>
         <w:rPr>
           <w:rFonts w:hint="default"/>
           <w:lang w:val="en-US" w:eastAsia="zh-CN"/>
@@ -5875,73 +5821,23 @@
       </w:r>
     </w:p>
     <w:sectPr>
-      <w:headerReference r:id="rId5" w:type="default"/>
+      <w:headerReference w:type="default" r:id="rId7"/>
       <w:pgSz w:w="11906" w:h="16838"/>
       <w:pgMar w:top="1417" w:right="1800" w:bottom="1440" w:left="1800" w:header="1140" w:footer="992" w:gutter="0"/>
-      <w:cols w:space="425" w:num="1"/>
+      <w:cols w:num="1" w:space="425"/>
       <w:docGrid w:type="lines" w:linePitch="312" w:charSpace="0"/>
     </w:sectPr>
   </w:body>
 </w:document>
 </file>
 
-<file path=word/endnotes.xml><?xml version="1.0" encoding="utf-8"?>
-<w:endnotes xmlns:wpc="http://schemas.microsoft.com/office/word/2010/wordprocessingCanvas" xmlns:mc="http://schemas.openxmlformats.org/markup-compatibility/2006" xmlns:o="urn:schemas-microsoft-com:office:office" xmlns:r="http://schemas.openxmlformats.org/officeDocument/2006/relationships" xmlns:m="http://schemas.openxmlformats.org/officeDocument/2006/math" xmlns:v="urn:schemas-microsoft-com:vml" xmlns:wp14="http://schemas.microsoft.com/office/word/2010/wordprocessingDrawing" xmlns:wp="http://schemas.openxmlformats.org/drawingml/2006/wordprocessingDrawing" xmlns:w="http://schemas.openxmlformats.org/wordprocessingml/2006/main" xmlns:w14="http://schemas.microsoft.com/office/word/2010/wordml" xmlns:w15="http://schemas.microsoft.com/office/word/2012/wordml" xmlns:w10="urn:schemas-microsoft-com:office:word" xmlns:wpg="http://schemas.microsoft.com/office/word/2010/wordprocessingGroup" xmlns:wpi="http://schemas.microsoft.com/office/word/2010/wordprocessingInk" xmlns:wne="http://schemas.microsoft.com/office/word/2006/wordml" xmlns:wps="http://schemas.microsoft.com/office/word/2010/wordprocessingShape" xmlns:wpsCustomData="http://www.wps.cn/officeDocument/2013/wpsCustomData" mc:Ignorable="w14 w15 wp14">
-  <w:endnote w:type="separator" w:id="0">
-    <w:p>
-      <w:pPr>
-        <w:spacing w:line="240" w:lineRule="auto"/>
-      </w:pPr>
-      <w:r>
-        <w:separator/>
-      </w:r>
-    </w:p>
-  </w:endnote>
-  <w:endnote w:type="continuationSeparator" w:id="1">
-    <w:p>
-      <w:pPr>
-        <w:spacing w:line="240" w:lineRule="auto"/>
-      </w:pPr>
-      <w:r>
-        <w:continuationSeparator/>
-      </w:r>
-    </w:p>
-  </w:endnote>
-</w:endnotes>
-</file>
-
-<file path=word/footnotes.xml><?xml version="1.0" encoding="utf-8"?>
-<w:footnotes xmlns:wpc="http://schemas.microsoft.com/office/word/2010/wordprocessingCanvas" xmlns:mc="http://schemas.openxmlformats.org/markup-compatibility/2006" xmlns:o="urn:schemas-microsoft-com:office:office" xmlns:r="http://schemas.openxmlformats.org/officeDocument/2006/relationships" xmlns:m="http://schemas.openxmlformats.org/officeDocument/2006/math" xmlns:v="urn:schemas-microsoft-com:vml" xmlns:wp14="http://schemas.microsoft.com/office/word/2010/wordprocessingDrawing" xmlns:wp="http://schemas.openxmlformats.org/drawingml/2006/wordprocessingDrawing" xmlns:w="http://schemas.openxmlformats.org/wordprocessingml/2006/main" xmlns:w14="http://schemas.microsoft.com/office/word/2010/wordml" xmlns:w15="http://schemas.microsoft.com/office/word/2012/wordml" xmlns:w10="urn:schemas-microsoft-com:office:word" xmlns:wpg="http://schemas.microsoft.com/office/word/2010/wordprocessingGroup" xmlns:wpi="http://schemas.microsoft.com/office/word/2010/wordprocessingInk" xmlns:wne="http://schemas.microsoft.com/office/word/2006/wordml" xmlns:wps="http://schemas.microsoft.com/office/word/2010/wordprocessingShape" xmlns:wpsCustomData="http://www.wps.cn/officeDocument/2013/wpsCustomData" mc:Ignorable="w14 w15 wp14">
-  <w:footnote w:type="separator" w:id="0">
-    <w:p>
-      <w:pPr>
-        <w:spacing w:line="360" w:lineRule="auto"/>
-      </w:pPr>
-      <w:r>
-        <w:separator/>
-      </w:r>
-    </w:p>
-  </w:footnote>
-  <w:footnote w:type="continuationSeparator" w:id="1">
-    <w:p>
-      <w:pPr>
-        <w:spacing w:line="360" w:lineRule="auto"/>
-      </w:pPr>
-      <w:r>
-        <w:continuationSeparator/>
-      </w:r>
-    </w:p>
-  </w:footnote>
-</w:footnotes>
-</file>
-
 <file path=word/header1.xml><?xml version="1.0" encoding="utf-8"?>
-<w:hdr xmlns:wpc="http://schemas.microsoft.com/office/word/2010/wordprocessingCanvas" xmlns:mc="http://schemas.openxmlformats.org/markup-compatibility/2006" xmlns:o="urn:schemas-microsoft-com:office:office" xmlns:r="http://schemas.openxmlformats.org/officeDocument/2006/relationships" xmlns:m="http://schemas.openxmlformats.org/officeDocument/2006/math" xmlns:v="urn:schemas-microsoft-com:vml" xmlns:wp14="http://schemas.microsoft.com/office/word/2010/wordprocessingDrawing" xmlns:wp="http://schemas.openxmlformats.org/drawingml/2006/wordprocessingDrawing" xmlns:w10="urn:schemas-microsoft-com:office:word" xmlns:w="http://schemas.openxmlformats.org/wordprocessingml/2006/main" xmlns:w14="http://schemas.microsoft.com/office/word/2010/wordml" xmlns:w15="http://schemas.microsoft.com/office/word/2012/wordml" xmlns:wpg="http://schemas.microsoft.com/office/word/2010/wordprocessingGroup" xmlns:wpi="http://schemas.microsoft.com/office/word/2010/wordprocessingInk" xmlns:wne="http://schemas.microsoft.com/office/word/2006/wordml" xmlns:wps="http://schemas.microsoft.com/office/word/2010/wordprocessingShape" xmlns:wpsCustomData="http://www.wps.cn/officeDocument/2013/wpsCustomData" mc:Ignorable="w14 w15 wp14">
+<w:hdr xmlns:wpc="http://schemas.microsoft.com/office/word/2010/wordprocessingCanvas" xmlns:mc="http://schemas.openxmlformats.org/markup-compatibility/2006" xmlns:o="urn:schemas-microsoft-com:office:office" xmlns:r="http://schemas.openxmlformats.org/officeDocument/2006/relationships" xmlns:m="http://schemas.openxmlformats.org/officeDocument/2006/math" xmlns:v="urn:schemas-microsoft-com:vml" xmlns:wp14="http://schemas.microsoft.com/office/word/2010/wordprocessingDrawing" xmlns:wp="http://schemas.openxmlformats.org/drawingml/2006/wordprocessingDrawing" xmlns:w10="urn:schemas-microsoft-com:office:word" xmlns:w="http://schemas.openxmlformats.org/wordprocessingml/2006/main" xmlns:w14="http://schemas.microsoft.com/office/word/2010/wordml" xmlns:w15="http://schemas.microsoft.com/office/word/2012/wordml" xmlns:wne="http://schemas.microsoft.com/office/word/2006/wordml" xmlns:wpg="http://schemas.microsoft.com/office/word/2010/wordprocessingGroup" xmlns:wpi="http://schemas.microsoft.com/office/word/2010/wordprocessingInk" xmlns:wps="http://schemas.microsoft.com/office/word/2010/wordprocessingShape" mc:Ignorable="w14 w15 wp14">
   <w:p>
     <w:pPr>
-      <w:pStyle w:val="15"/>
+      <w:pStyle w:val="Header"/>
       <w:pBdr>
-        <w:bottom w:val="single" w:color="auto" w:sz="4" w:space="1"/>
+        <w:bottom w:val="single" w:sz="4" w:space="1" w:color="auto"/>
       </w:pBdr>
       <w:tabs>
         <w:tab w:val="left" w:pos="335"/>
@@ -5949,20 +5845,20 @@
       </w:tabs>
       <w:jc w:val="right"/>
       <w:rPr>
-        <w:rFonts w:hint="eastAsia" w:eastAsiaTheme="minorEastAsia"/>
+        <w:rFonts w:eastAsiaTheme="minorEastAsia" w:hint="eastAsia"/>
         <w:lang w:eastAsia="zh-CN"/>
       </w:rPr>
     </w:pPr>
     <w:r>
       <w:rPr>
-        <w:rFonts w:hint="eastAsia" w:eastAsiaTheme="minorEastAsia"/>
+        <w:rFonts w:eastAsiaTheme="minorEastAsia" w:hint="eastAsia"/>
         <w:lang w:val="en-US" w:eastAsia="zh-CN"/>
       </w:rPr>
       <w:tab/>
     </w:r>
     <w:r>
       <w:rPr>
-        <w:rFonts w:hint="eastAsia" w:eastAsiaTheme="minorEastAsia"/>
+        <w:rFonts w:eastAsiaTheme="minorEastAsia" w:hint="eastAsia"/>
         <w:lang w:val="en-US" w:eastAsia="zh-CN"/>
       </w:rPr>
       <w:t>江西通信产业服务有限公司</w:t>
@@ -5972,15 +5868,15 @@
 </file>
 
 <file path=word/numbering.xml><?xml version="1.0" encoding="utf-8"?>
-<w:numbering xmlns:wpc="http://schemas.microsoft.com/office/word/2010/wordprocessingCanvas" xmlns:mc="http://schemas.openxmlformats.org/markup-compatibility/2006" xmlns:o="urn:schemas-microsoft-com:office:office" xmlns:r="http://schemas.openxmlformats.org/officeDocument/2006/relationships" xmlns:m="http://schemas.openxmlformats.org/officeDocument/2006/math" xmlns:v="urn:schemas-microsoft-com:vml" xmlns:wp14="http://schemas.microsoft.com/office/word/2010/wordprocessingDrawing" xmlns:wp="http://schemas.openxmlformats.org/drawingml/2006/wordprocessingDrawing" xmlns:w10="urn:schemas-microsoft-com:office:word" xmlns:w="http://schemas.openxmlformats.org/wordprocessingml/2006/main" xmlns:w14="http://schemas.microsoft.com/office/word/2010/wordml" xmlns:wpg="http://schemas.microsoft.com/office/word/2010/wordprocessingGroup" xmlns:wpi="http://schemas.microsoft.com/office/word/2010/wordprocessingInk" xmlns:wne="http://schemas.microsoft.com/office/word/2006/wordml" xmlns:wps="http://schemas.microsoft.com/office/word/2010/wordprocessingShape" xmlns:wpsCustomData="http://www.wps.cn/officeDocument/2013/wpsCustomData" mc:Ignorable="w14 wp14">
+<w:numbering xmlns:wpc="http://schemas.microsoft.com/office/word/2010/wordprocessingCanvas" xmlns:mc="http://schemas.openxmlformats.org/markup-compatibility/2006" xmlns:o="urn:schemas-microsoft-com:office:office" xmlns:r="http://schemas.openxmlformats.org/officeDocument/2006/relationships" xmlns:m="http://schemas.openxmlformats.org/officeDocument/2006/math" xmlns:v="urn:schemas-microsoft-com:vml" xmlns:wp14="http://schemas.microsoft.com/office/word/2010/wordprocessingDrawing" xmlns:wp="http://schemas.openxmlformats.org/drawingml/2006/wordprocessingDrawing" xmlns:w10="urn:schemas-microsoft-com:office:word" xmlns:w="http://schemas.openxmlformats.org/wordprocessingml/2006/main" xmlns:w14="http://schemas.microsoft.com/office/word/2010/wordml" xmlns:w15="http://schemas.microsoft.com/office/word/2012/wordml" xmlns:wne="http://schemas.microsoft.com/office/word/2006/wordml" xmlns:wpg="http://schemas.microsoft.com/office/word/2010/wordprocessingGroup" xmlns:wpi="http://schemas.microsoft.com/office/word/2010/wordprocessingInk" xmlns:wps="http://schemas.microsoft.com/office/word/2010/wordprocessingShape" mc:Ignorable="w14 w15 wp14">
   <w:abstractNum w:abstractNumId="0">
     <w:nsid w:val="8E964DCE"/>
     <w:multiLevelType w:val="multilevel"/>
     <w:tmpl w:val="8E964DCE"/>
-    <w:lvl w:ilvl="0" w:tentative="0">
+    <w:lvl w:ilvl="0">
       <w:start w:val="1"/>
       <w:numFmt w:val="decimal"/>
-      <w:pStyle w:val="2"/>
+      <w:pStyle w:val="Heading1"/>
       <w:lvlText w:val="%1."/>
       <w:lvlJc w:val="left"/>
       <w:pPr>
@@ -5990,10 +5886,10 @@
         <w:rFonts w:hint="default"/>
       </w:rPr>
     </w:lvl>
-    <w:lvl w:ilvl="1" w:tentative="0">
+    <w:lvl w:ilvl="1">
       <w:start w:val="1"/>
       <w:numFmt w:val="decimal"/>
-      <w:pStyle w:val="3"/>
+      <w:pStyle w:val="Heading2"/>
       <w:lvlText w:val="%1.%2."/>
       <w:lvlJc w:val="left"/>
       <w:pPr>
@@ -6003,10 +5899,10 @@
         <w:rFonts w:hint="default"/>
       </w:rPr>
     </w:lvl>
-    <w:lvl w:ilvl="2" w:tentative="0">
+    <w:lvl w:ilvl="2">
       <w:start w:val="1"/>
       <w:numFmt w:val="decimal"/>
-      <w:pStyle w:val="4"/>
+      <w:pStyle w:val="Heading3"/>
       <w:lvlText w:val="%1.%2.%3."/>
       <w:lvlJc w:val="left"/>
       <w:pPr>
@@ -6016,10 +5912,10 @@
         <w:rFonts w:hint="default"/>
       </w:rPr>
     </w:lvl>
-    <w:lvl w:ilvl="3" w:tentative="0">
+    <w:lvl w:ilvl="3">
       <w:start w:val="1"/>
       <w:numFmt w:val="decimal"/>
-      <w:pStyle w:val="5"/>
+      <w:pStyle w:val="Heading4"/>
       <w:lvlText w:val="%1.%2.%3.%4."/>
       <w:lvlJc w:val="left"/>
       <w:pPr>
@@ -6029,10 +5925,10 @@
         <w:rFonts w:hint="default"/>
       </w:rPr>
     </w:lvl>
-    <w:lvl w:ilvl="4" w:tentative="0">
+    <w:lvl w:ilvl="4">
       <w:start w:val="1"/>
       <w:numFmt w:val="decimal"/>
-      <w:pStyle w:val="6"/>
+      <w:pStyle w:val="Heading5"/>
       <w:lvlText w:val="%1.%2.%3.%4.%5."/>
       <w:lvlJc w:val="left"/>
       <w:pPr>
@@ -6042,10 +5938,10 @@
         <w:rFonts w:hint="default"/>
       </w:rPr>
     </w:lvl>
-    <w:lvl w:ilvl="5" w:tentative="0">
+    <w:lvl w:ilvl="5">
       <w:start w:val="1"/>
       <w:numFmt w:val="decimal"/>
-      <w:pStyle w:val="7"/>
+      <w:pStyle w:val="Heading6"/>
       <w:lvlText w:val="%1.%2.%3.%4.%5.%6."/>
       <w:lvlJc w:val="left"/>
       <w:pPr>
@@ -6055,10 +5951,10 @@
         <w:rFonts w:hint="default"/>
       </w:rPr>
     </w:lvl>
-    <w:lvl w:ilvl="6" w:tentative="0">
+    <w:lvl w:ilvl="6">
       <w:start w:val="1"/>
       <w:numFmt w:val="decimal"/>
-      <w:pStyle w:val="8"/>
+      <w:pStyle w:val="Heading7"/>
       <w:lvlText w:val="%1.%2.%3.%4.%5.%6.%7."/>
       <w:lvlJc w:val="left"/>
       <w:pPr>
@@ -6068,10 +5964,10 @@
         <w:rFonts w:hint="default"/>
       </w:rPr>
     </w:lvl>
-    <w:lvl w:ilvl="7" w:tentative="0">
+    <w:lvl w:ilvl="7">
       <w:start w:val="1"/>
       <w:numFmt w:val="decimal"/>
-      <w:pStyle w:val="9"/>
+      <w:pStyle w:val="Heading8"/>
       <w:lvlText w:val="%1.%2.%3.%4.%5.%6.%7.%8."/>
       <w:lvlJc w:val="left"/>
       <w:pPr>
@@ -6081,10 +5977,10 @@
         <w:rFonts w:hint="default"/>
       </w:rPr>
     </w:lvl>
-    <w:lvl w:ilvl="8" w:tentative="0">
+    <w:lvl w:ilvl="8">
       <w:start w:val="1"/>
       <w:numFmt w:val="decimal"/>
-      <w:pStyle w:val="10"/>
+      <w:pStyle w:val="Heading9"/>
       <w:lvlText w:val="%1.%2.%3.%4.%5.%6.%7.%8.%9."/>
       <w:lvlJc w:val="left"/>
       <w:pPr>
@@ -6102,269 +5998,267 @@
 </file>
 
 <file path=word/styles.xml><?xml version="1.0" encoding="utf-8"?>
-<w:styles xmlns:mc="http://schemas.openxmlformats.org/markup-compatibility/2006" xmlns:o="urn:schemas-microsoft-com:office:office" xmlns:r="http://schemas.openxmlformats.org/officeDocument/2006/relationships" xmlns:m="http://schemas.openxmlformats.org/officeDocument/2006/math" xmlns:v="urn:schemas-microsoft-com:vml" xmlns:w="http://schemas.openxmlformats.org/wordprocessingml/2006/main" xmlns:w14="http://schemas.microsoft.com/office/word/2010/wordml" xmlns:w10="urn:schemas-microsoft-com:office:word" xmlns:sl="http://schemas.openxmlformats.org/schemaLibrary/2006/main" xmlns:wpsCustomData="http://www.wps.cn/officeDocument/2013/wpsCustomData" mc:Ignorable="w14">
+<w:styles xmlns:mc="http://schemas.openxmlformats.org/markup-compatibility/2006" xmlns:r="http://schemas.openxmlformats.org/officeDocument/2006/relationships" xmlns:w="http://schemas.openxmlformats.org/wordprocessingml/2006/main" xmlns:w14="http://schemas.microsoft.com/office/word/2010/wordml" xmlns:w15="http://schemas.microsoft.com/office/word/2012/wordml" mc:Ignorable="w14 w15">
   <w:docDefaults>
     <w:rPrDefault>
       <w:rPr>
-        <w:rFonts w:ascii="Times New Roman" w:hAnsi="Times New Roman" w:eastAsia="宋体" w:cs="Times New Roman"/>
+        <w:rFonts w:ascii="Times New Roman" w:eastAsia="宋体" w:hAnsi="Times New Roman" w:cs="Times New Roman"/>
       </w:rPr>
     </w:rPrDefault>
     <w:pPrDefault/>
   </w:docDefaults>
-  <w:latentStyles w:count="260" w:defQFormat="0" w:defUnhideWhenUsed="1" w:defSemiHidden="1" w:defUIPriority="99" w:defLockedState="0">
-    <w:lsdException w:qFormat="1" w:unhideWhenUsed="0" w:uiPriority="0" w:semiHidden="0" w:name="Normal"/>
-    <w:lsdException w:qFormat="1" w:unhideWhenUsed="0" w:uiPriority="0" w:semiHidden="0" w:name="heading 1"/>
-    <w:lsdException w:qFormat="1" w:uiPriority="0" w:semiHidden="0" w:name="heading 2"/>
-    <w:lsdException w:qFormat="1" w:uiPriority="0" w:name="heading 3"/>
-    <w:lsdException w:qFormat="1" w:uiPriority="0" w:semiHidden="0" w:name="heading 4"/>
-    <w:lsdException w:qFormat="1" w:uiPriority="0" w:name="heading 5"/>
-    <w:lsdException w:qFormat="1" w:uiPriority="0" w:name="heading 6"/>
-    <w:lsdException w:qFormat="1" w:uiPriority="0" w:name="heading 7"/>
-    <w:lsdException w:qFormat="1" w:uiPriority="0" w:name="heading 8"/>
-    <w:lsdException w:qFormat="1" w:uiPriority="0" w:name="heading 9"/>
-    <w:lsdException w:unhideWhenUsed="0" w:uiPriority="0" w:semiHidden="0" w:name="index 1"/>
-    <w:lsdException w:unhideWhenUsed="0" w:uiPriority="0" w:semiHidden="0" w:name="index 2"/>
-    <w:lsdException w:unhideWhenUsed="0" w:uiPriority="0" w:semiHidden="0" w:name="index 3"/>
-    <w:lsdException w:unhideWhenUsed="0" w:uiPriority="0" w:semiHidden="0" w:name="index 4"/>
-    <w:lsdException w:unhideWhenUsed="0" w:uiPriority="0" w:semiHidden="0" w:name="index 5"/>
-    <w:lsdException w:unhideWhenUsed="0" w:uiPriority="0" w:semiHidden="0" w:name="index 6"/>
-    <w:lsdException w:unhideWhenUsed="0" w:uiPriority="0" w:semiHidden="0" w:name="index 7"/>
-    <w:lsdException w:unhideWhenUsed="0" w:uiPriority="0" w:semiHidden="0" w:name="index 8"/>
-    <w:lsdException w:unhideWhenUsed="0" w:uiPriority="0" w:semiHidden="0" w:name="index 9"/>
-    <w:lsdException w:qFormat="1" w:unhideWhenUsed="0" w:uiPriority="0" w:semiHidden="0" w:name="toc 1"/>
-    <w:lsdException w:qFormat="1" w:unhideWhenUsed="0" w:uiPriority="0" w:semiHidden="0" w:name="toc 2"/>
-    <w:lsdException w:qFormat="1" w:unhideWhenUsed="0" w:uiPriority="0" w:semiHidden="0" w:name="toc 3"/>
-    <w:lsdException w:unhideWhenUsed="0" w:uiPriority="0" w:semiHidden="0" w:name="toc 4"/>
-    <w:lsdException w:unhideWhenUsed="0" w:uiPriority="0" w:semiHidden="0" w:name="toc 5"/>
-    <w:lsdException w:unhideWhenUsed="0" w:uiPriority="0" w:semiHidden="0" w:name="toc 6"/>
-    <w:lsdException w:unhideWhenUsed="0" w:uiPriority="0" w:semiHidden="0" w:name="toc 7"/>
-    <w:lsdException w:unhideWhenUsed="0" w:uiPriority="0" w:semiHidden="0" w:name="toc 8"/>
-    <w:lsdException w:unhideWhenUsed="0" w:uiPriority="0" w:semiHidden="0" w:name="toc 9"/>
-    <w:lsdException w:unhideWhenUsed="0" w:uiPriority="0" w:semiHidden="0" w:name="Normal Indent"/>
-    <w:lsdException w:unhideWhenUsed="0" w:uiPriority="0" w:semiHidden="0" w:name="footnote text"/>
-    <w:lsdException w:qFormat="1" w:unhideWhenUsed="0" w:uiPriority="0" w:semiHidden="0" w:name="annotation text"/>
-    <w:lsdException w:qFormat="1" w:unhideWhenUsed="0" w:uiPriority="0" w:semiHidden="0" w:name="header"/>
-    <w:lsdException w:qFormat="1" w:unhideWhenUsed="0" w:uiPriority="0" w:semiHidden="0" w:name="footer"/>
-    <w:lsdException w:unhideWhenUsed="0" w:uiPriority="0" w:semiHidden="0" w:name="index heading"/>
-    <w:lsdException w:qFormat="1" w:uiPriority="0" w:name="caption"/>
-    <w:lsdException w:unhideWhenUsed="0" w:uiPriority="0" w:semiHidden="0" w:name="table of figures"/>
-    <w:lsdException w:unhideWhenUsed="0" w:uiPriority="0" w:semiHidden="0" w:name="envelope address"/>
-    <w:lsdException w:unhideWhenUsed="0" w:uiPriority="0" w:semiHidden="0" w:name="envelope return"/>
-    <w:lsdException w:unhideWhenUsed="0" w:uiPriority="0" w:semiHidden="0" w:name="footnote reference"/>
-    <w:lsdException w:unhideWhenUsed="0" w:uiPriority="0" w:semiHidden="0" w:name="annotation reference"/>
-    <w:lsdException w:unhideWhenUsed="0" w:uiPriority="0" w:semiHidden="0" w:name="line number"/>
-    <w:lsdException w:unhideWhenUsed="0" w:uiPriority="0" w:semiHidden="0" w:name="page number"/>
-    <w:lsdException w:unhideWhenUsed="0" w:uiPriority="0" w:semiHidden="0" w:name="endnote reference"/>
-    <w:lsdException w:unhideWhenUsed="0" w:uiPriority="0" w:semiHidden="0" w:name="endnote text"/>
-    <w:lsdException w:unhideWhenUsed="0" w:uiPriority="0" w:semiHidden="0" w:name="table of authorities"/>
-    <w:lsdException w:unhideWhenUsed="0" w:uiPriority="0" w:semiHidden="0" w:name="macro"/>
-    <w:lsdException w:unhideWhenUsed="0" w:uiPriority="0" w:semiHidden="0" w:name="toa heading"/>
-    <w:lsdException w:unhideWhenUsed="0" w:uiPriority="0" w:semiHidden="0" w:name="List"/>
-    <w:lsdException w:unhideWhenUsed="0" w:uiPriority="0" w:semiHidden="0" w:name="List Bullet"/>
-    <w:lsdException w:unhideWhenUsed="0" w:uiPriority="0" w:semiHidden="0" w:name="List Number"/>
-    <w:lsdException w:unhideWhenUsed="0" w:uiPriority="0" w:semiHidden="0" w:name="List 2"/>
-    <w:lsdException w:unhideWhenUsed="0" w:uiPriority="0" w:semiHidden="0" w:name="List 3"/>
-    <w:lsdException w:unhideWhenUsed="0" w:uiPriority="0" w:semiHidden="0" w:name="List 4"/>
-    <w:lsdException w:unhideWhenUsed="0" w:uiPriority="0" w:semiHidden="0" w:name="List 5"/>
-    <w:lsdException w:unhideWhenUsed="0" w:uiPriority="0" w:semiHidden="0" w:name="List Bullet 2"/>
-    <w:lsdException w:unhideWhenUsed="0" w:uiPriority="0" w:semiHidden="0" w:name="List Bullet 3"/>
-    <w:lsdException w:unhideWhenUsed="0" w:uiPriority="0" w:semiHidden="0" w:name="List Bullet 4"/>
-    <w:lsdException w:unhideWhenUsed="0" w:uiPriority="0" w:semiHidden="0" w:name="List Bullet 5"/>
-    <w:lsdException w:unhideWhenUsed="0" w:uiPriority="0" w:semiHidden="0" w:name="List Number 2"/>
-    <w:lsdException w:unhideWhenUsed="0" w:uiPriority="0" w:semiHidden="0" w:name="List Number 3"/>
-    <w:lsdException w:unhideWhenUsed="0" w:uiPriority="0" w:semiHidden="0" w:name="List Number 4"/>
-    <w:lsdException w:unhideWhenUsed="0" w:uiPriority="0" w:semiHidden="0" w:name="List Number 5"/>
-    <w:lsdException w:qFormat="1" w:unhideWhenUsed="0" w:uiPriority="0" w:semiHidden="0" w:name="Title"/>
-    <w:lsdException w:unhideWhenUsed="0" w:uiPriority="0" w:semiHidden="0" w:name="Closing"/>
-    <w:lsdException w:unhideWhenUsed="0" w:uiPriority="0" w:semiHidden="0" w:name="Signature"/>
-    <w:lsdException w:qFormat="1" w:unhideWhenUsed="0" w:uiPriority="0" w:name="Default Paragraph Font"/>
-    <w:lsdException w:qFormat="1" w:unhideWhenUsed="0" w:uiPriority="0" w:name="Body Text"/>
-    <w:lsdException w:unhideWhenUsed="0" w:uiPriority="0" w:semiHidden="0" w:name="Body Text Indent"/>
-    <w:lsdException w:unhideWhenUsed="0" w:uiPriority="0" w:semiHidden="0" w:name="List Continue"/>
-    <w:lsdException w:unhideWhenUsed="0" w:uiPriority="0" w:semiHidden="0" w:name="List Continue 2"/>
-    <w:lsdException w:unhideWhenUsed="0" w:uiPriority="0" w:semiHidden="0" w:name="List Continue 3"/>
-    <w:lsdException w:unhideWhenUsed="0" w:uiPriority="0" w:semiHidden="0" w:name="List Continue 4"/>
-    <w:lsdException w:unhideWhenUsed="0" w:uiPriority="0" w:semiHidden="0" w:name="List Continue 5"/>
-    <w:lsdException w:unhideWhenUsed="0" w:uiPriority="0" w:semiHidden="0" w:name="Message Header"/>
-    <w:lsdException w:qFormat="1" w:unhideWhenUsed="0" w:uiPriority="0" w:semiHidden="0" w:name="Subtitle"/>
-    <w:lsdException w:unhideWhenUsed="0" w:uiPriority="0" w:semiHidden="0" w:name="Salutation"/>
-    <w:lsdException w:unhideWhenUsed="0" w:uiPriority="0" w:semiHidden="0" w:name="Date"/>
-    <w:lsdException w:unhideWhenUsed="0" w:uiPriority="0" w:semiHidden="0" w:name="Body Text First Indent"/>
-    <w:lsdException w:unhideWhenUsed="0" w:uiPriority="0" w:semiHidden="0" w:name="Body Text First Indent 2"/>
-    <w:lsdException w:uiPriority="99" w:name="Note Heading"/>
-    <w:lsdException w:unhideWhenUsed="0" w:uiPriority="0" w:semiHidden="0" w:name="Body Text 2"/>
-    <w:lsdException w:unhideWhenUsed="0" w:uiPriority="0" w:semiHidden="0" w:name="Body Text 3"/>
-    <w:lsdException w:unhideWhenUsed="0" w:uiPriority="0" w:semiHidden="0" w:name="Body Text Indent 2"/>
-    <w:lsdException w:unhideWhenUsed="0" w:uiPriority="0" w:semiHidden="0" w:name="Body Text Indent 3"/>
-    <w:lsdException w:unhideWhenUsed="0" w:uiPriority="0" w:semiHidden="0" w:name="Block Text"/>
-    <w:lsdException w:unhideWhenUsed="0" w:uiPriority="0" w:semiHidden="0" w:name="Hyperlink"/>
-    <w:lsdException w:unhideWhenUsed="0" w:uiPriority="0" w:semiHidden="0" w:name="FollowedHyperlink"/>
-    <w:lsdException w:qFormat="1" w:unhideWhenUsed="0" w:uiPriority="0" w:semiHidden="0" w:name="Strong"/>
-    <w:lsdException w:qFormat="1" w:unhideWhenUsed="0" w:uiPriority="0" w:semiHidden="0" w:name="Emphasis"/>
-    <w:lsdException w:unhideWhenUsed="0" w:uiPriority="0" w:semiHidden="0" w:name="Document Map"/>
-    <w:lsdException w:unhideWhenUsed="0" w:uiPriority="0" w:semiHidden="0" w:name="Plain Text"/>
-    <w:lsdException w:unhideWhenUsed="0" w:uiPriority="0" w:semiHidden="0" w:name="E-mail Signature"/>
-    <w:lsdException w:qFormat="1" w:unhideWhenUsed="0" w:uiPriority="0" w:semiHidden="0" w:name="Normal (Web)"/>
-    <w:lsdException w:unhideWhenUsed="0" w:uiPriority="0" w:semiHidden="0" w:name="HTML Acronym"/>
-    <w:lsdException w:unhideWhenUsed="0" w:uiPriority="0" w:semiHidden="0" w:name="HTML Address"/>
-    <w:lsdException w:unhideWhenUsed="0" w:uiPriority="0" w:semiHidden="0" w:name="HTML Cite"/>
-    <w:lsdException w:unhideWhenUsed="0" w:uiPriority="0" w:semiHidden="0" w:name="HTML Code"/>
-    <w:lsdException w:unhideWhenUsed="0" w:uiPriority="0" w:semiHidden="0" w:name="HTML Definition"/>
-    <w:lsdException w:unhideWhenUsed="0" w:uiPriority="0" w:semiHidden="0" w:name="HTML Keyboard"/>
-    <w:lsdException w:unhideWhenUsed="0" w:uiPriority="0" w:semiHidden="0" w:name="HTML Preformatted"/>
-    <w:lsdException w:unhideWhenUsed="0" w:uiPriority="0" w:semiHidden="0" w:name="HTML Sample"/>
-    <w:lsdException w:unhideWhenUsed="0" w:uiPriority="0" w:semiHidden="0" w:name="HTML Typewriter"/>
-    <w:lsdException w:unhideWhenUsed="0" w:uiPriority="0" w:semiHidden="0" w:name="HTML Variable"/>
-    <w:lsdException w:qFormat="1" w:unhideWhenUsed="0" w:uiPriority="0" w:name="Normal Table"/>
-    <w:lsdException w:unhideWhenUsed="0" w:uiPriority="0" w:semiHidden="0" w:name="annotation subject"/>
-    <w:lsdException w:unhideWhenUsed="0" w:uiPriority="0" w:semiHidden="0" w:name="Table Simple 1"/>
-    <w:lsdException w:unhideWhenUsed="0" w:uiPriority="0" w:semiHidden="0" w:name="Table Simple 2"/>
-    <w:lsdException w:unhideWhenUsed="0" w:uiPriority="0" w:semiHidden="0" w:name="Table Simple 3"/>
-    <w:lsdException w:unhideWhenUsed="0" w:uiPriority="0" w:semiHidden="0" w:name="Table Classic 1"/>
-    <w:lsdException w:unhideWhenUsed="0" w:uiPriority="0" w:semiHidden="0" w:name="Table Classic 2"/>
-    <w:lsdException w:unhideWhenUsed="0" w:uiPriority="0" w:semiHidden="0" w:name="Table Classic 3"/>
-    <w:lsdException w:unhideWhenUsed="0" w:uiPriority="0" w:semiHidden="0" w:name="Table Classic 4"/>
-    <w:lsdException w:unhideWhenUsed="0" w:uiPriority="0" w:semiHidden="0" w:name="Table Colorful 1"/>
-    <w:lsdException w:unhideWhenUsed="0" w:uiPriority="0" w:semiHidden="0" w:name="Table Colorful 2"/>
-    <w:lsdException w:unhideWhenUsed="0" w:uiPriority="0" w:semiHidden="0" w:name="Table Colorful 3"/>
-    <w:lsdException w:unhideWhenUsed="0" w:uiPriority="0" w:semiHidden="0" w:name="Table Columns 1"/>
-    <w:lsdException w:unhideWhenUsed="0" w:uiPriority="0" w:semiHidden="0" w:name="Table Columns 2"/>
-    <w:lsdException w:unhideWhenUsed="0" w:uiPriority="0" w:semiHidden="0" w:name="Table Columns 3"/>
-    <w:lsdException w:unhideWhenUsed="0" w:uiPriority="0" w:semiHidden="0" w:name="Table Columns 4"/>
-    <w:lsdException w:unhideWhenUsed="0" w:uiPriority="0" w:semiHidden="0" w:name="Table Columns 5"/>
-    <w:lsdException w:unhideWhenUsed="0" w:uiPriority="0" w:semiHidden="0" w:name="Table Grid 1"/>
-    <w:lsdException w:unhideWhenUsed="0" w:uiPriority="0" w:semiHidden="0" w:name="Table Grid 2"/>
-    <w:lsdException w:unhideWhenUsed="0" w:uiPriority="0" w:semiHidden="0" w:name="Table Grid 3"/>
-    <w:lsdException w:unhideWhenUsed="0" w:uiPriority="0" w:semiHidden="0" w:name="Table Grid 4"/>
-    <w:lsdException w:unhideWhenUsed="0" w:uiPriority="0" w:semiHidden="0" w:name="Table Grid 5"/>
-    <w:lsdException w:unhideWhenUsed="0" w:uiPriority="0" w:semiHidden="0" w:name="Table Grid 6"/>
-    <w:lsdException w:unhideWhenUsed="0" w:uiPriority="0" w:semiHidden="0" w:name="Table Grid 7"/>
-    <w:lsdException w:unhideWhenUsed="0" w:uiPriority="0" w:semiHidden="0" w:name="Table Grid 8"/>
-    <w:lsdException w:unhideWhenUsed="0" w:uiPriority="0" w:semiHidden="0" w:name="Table List 1"/>
-    <w:lsdException w:unhideWhenUsed="0" w:uiPriority="0" w:semiHidden="0" w:name="Table List 2"/>
-    <w:lsdException w:unhideWhenUsed="0" w:uiPriority="0" w:semiHidden="0" w:name="Table List 3"/>
-    <w:lsdException w:unhideWhenUsed="0" w:uiPriority="0" w:semiHidden="0" w:name="Table List 4"/>
-    <w:lsdException w:unhideWhenUsed="0" w:uiPriority="0" w:semiHidden="0" w:name="Table List 5"/>
-    <w:lsdException w:unhideWhenUsed="0" w:uiPriority="0" w:semiHidden="0" w:name="Table List 6"/>
-    <w:lsdException w:unhideWhenUsed="0" w:uiPriority="0" w:semiHidden="0" w:name="Table List 7"/>
-    <w:lsdException w:unhideWhenUsed="0" w:uiPriority="0" w:semiHidden="0" w:name="Table List 8"/>
-    <w:lsdException w:unhideWhenUsed="0" w:uiPriority="0" w:semiHidden="0" w:name="Table 3D effects 1"/>
-    <w:lsdException w:unhideWhenUsed="0" w:uiPriority="0" w:semiHidden="0" w:name="Table 3D effects 2"/>
-    <w:lsdException w:unhideWhenUsed="0" w:uiPriority="0" w:semiHidden="0" w:name="Table 3D effects 3"/>
-    <w:lsdException w:unhideWhenUsed="0" w:uiPriority="0" w:semiHidden="0" w:name="Table Contemporary"/>
-    <w:lsdException w:unhideWhenUsed="0" w:uiPriority="0" w:semiHidden="0" w:name="Table Elegant"/>
-    <w:lsdException w:unhideWhenUsed="0" w:uiPriority="0" w:semiHidden="0" w:name="Table Professional"/>
-    <w:lsdException w:unhideWhenUsed="0" w:uiPriority="0" w:semiHidden="0" w:name="Table Subtle 1"/>
-    <w:lsdException w:unhideWhenUsed="0" w:uiPriority="0" w:semiHidden="0" w:name="Table Subtle 2"/>
-    <w:lsdException w:unhideWhenUsed="0" w:uiPriority="0" w:semiHidden="0" w:name="Table Web 1"/>
-    <w:lsdException w:unhideWhenUsed="0" w:uiPriority="0" w:semiHidden="0" w:name="Table Web 2"/>
-    <w:lsdException w:unhideWhenUsed="0" w:uiPriority="0" w:semiHidden="0" w:name="Table Web 3"/>
-    <w:lsdException w:unhideWhenUsed="0" w:uiPriority="0" w:semiHidden="0" w:name="Balloon Text"/>
-    <w:lsdException w:qFormat="1" w:unhideWhenUsed="0" w:uiPriority="0" w:semiHidden="0" w:name="Table Grid"/>
-    <w:lsdException w:unhideWhenUsed="0" w:uiPriority="0" w:semiHidden="0" w:name="Table Theme"/>
-    <w:lsdException w:unhideWhenUsed="0" w:uiPriority="60" w:semiHidden="0" w:name="Light Shading"/>
-    <w:lsdException w:unhideWhenUsed="0" w:uiPriority="61" w:semiHidden="0" w:name="Light List"/>
-    <w:lsdException w:unhideWhenUsed="0" w:uiPriority="62" w:semiHidden="0" w:name="Light Grid"/>
-    <w:lsdException w:unhideWhenUsed="0" w:uiPriority="63" w:semiHidden="0" w:name="Medium Shading 1"/>
-    <w:lsdException w:unhideWhenUsed="0" w:uiPriority="64" w:semiHidden="0" w:name="Medium Shading 2"/>
-    <w:lsdException w:unhideWhenUsed="0" w:uiPriority="65" w:semiHidden="0" w:name="Medium List 1"/>
-    <w:lsdException w:unhideWhenUsed="0" w:uiPriority="66" w:semiHidden="0" w:name="Medium List 2"/>
-    <w:lsdException w:unhideWhenUsed="0" w:uiPriority="67" w:semiHidden="0" w:name="Medium Grid 1"/>
-    <w:lsdException w:unhideWhenUsed="0" w:uiPriority="68" w:semiHidden="0" w:name="Medium Grid 2"/>
-    <w:lsdException w:unhideWhenUsed="0" w:uiPriority="69" w:semiHidden="0" w:name="Medium Grid 3"/>
-    <w:lsdException w:unhideWhenUsed="0" w:uiPriority="70" w:semiHidden="0" w:name="Dark List"/>
-    <w:lsdException w:unhideWhenUsed="0" w:uiPriority="71" w:semiHidden="0" w:name="Colorful Shading"/>
-    <w:lsdException w:unhideWhenUsed="0" w:uiPriority="72" w:semiHidden="0" w:name="Colorful List"/>
-    <w:lsdException w:unhideWhenUsed="0" w:uiPriority="73" w:semiHidden="0" w:name="Colorful Grid"/>
-    <w:lsdException w:unhideWhenUsed="0" w:uiPriority="60" w:semiHidden="0" w:name="Light Shading Accent 1"/>
-    <w:lsdException w:unhideWhenUsed="0" w:uiPriority="61" w:semiHidden="0" w:name="Light List Accent 1"/>
-    <w:lsdException w:unhideWhenUsed="0" w:uiPriority="62" w:semiHidden="0" w:name="Light Grid Accent 1"/>
-    <w:lsdException w:unhideWhenUsed="0" w:uiPriority="63" w:semiHidden="0" w:name="Medium Shading 1 Accent 1"/>
-    <w:lsdException w:unhideWhenUsed="0" w:uiPriority="64" w:semiHidden="0" w:name="Medium Shading 2 Accent 1"/>
-    <w:lsdException w:unhideWhenUsed="0" w:uiPriority="65" w:semiHidden="0" w:name="Medium List 1 Accent 1"/>
-    <w:lsdException w:unhideWhenUsed="0" w:uiPriority="66" w:semiHidden="0" w:name="Medium List 2 Accent 1"/>
-    <w:lsdException w:unhideWhenUsed="0" w:uiPriority="67" w:semiHidden="0" w:name="Medium Grid 1 Accent 1"/>
-    <w:lsdException w:unhideWhenUsed="0" w:uiPriority="68" w:semiHidden="0" w:name="Medium Grid 2 Accent 1"/>
-    <w:lsdException w:unhideWhenUsed="0" w:uiPriority="69" w:semiHidden="0" w:name="Medium Grid 3 Accent 1"/>
-    <w:lsdException w:unhideWhenUsed="0" w:uiPriority="70" w:semiHidden="0" w:name="Dark List Accent 1"/>
-    <w:lsdException w:unhideWhenUsed="0" w:uiPriority="71" w:semiHidden="0" w:name="Colorful Shading Accent 1"/>
-    <w:lsdException w:unhideWhenUsed="0" w:uiPriority="72" w:semiHidden="0" w:name="Colorful List Accent 1"/>
-    <w:lsdException w:unhideWhenUsed="0" w:uiPriority="73" w:semiHidden="0" w:name="Colorful Grid Accent 1"/>
-    <w:lsdException w:unhideWhenUsed="0" w:uiPriority="60" w:semiHidden="0" w:name="Light Shading Accent 2"/>
-    <w:lsdException w:unhideWhenUsed="0" w:uiPriority="61" w:semiHidden="0" w:name="Light List Accent 2"/>
-    <w:lsdException w:unhideWhenUsed="0" w:uiPriority="62" w:semiHidden="0" w:name="Light Grid Accent 2"/>
-    <w:lsdException w:unhideWhenUsed="0" w:uiPriority="63" w:semiHidden="0" w:name="Medium Shading 1 Accent 2"/>
-    <w:lsdException w:unhideWhenUsed="0" w:uiPriority="64" w:semiHidden="0" w:name="Medium Shading 2 Accent 2"/>
-    <w:lsdException w:unhideWhenUsed="0" w:uiPriority="65" w:semiHidden="0" w:name="Medium List 1 Accent 2"/>
-    <w:lsdException w:unhideWhenUsed="0" w:uiPriority="66" w:semiHidden="0" w:name="Medium List 2 Accent 2"/>
-    <w:lsdException w:unhideWhenUsed="0" w:uiPriority="67" w:semiHidden="0" w:name="Medium Grid 1 Accent 2"/>
-    <w:lsdException w:unhideWhenUsed="0" w:uiPriority="68" w:semiHidden="0" w:name="Medium Grid 2 Accent 2"/>
-    <w:lsdException w:unhideWhenUsed="0" w:uiPriority="69" w:semiHidden="0" w:name="Medium Grid 3 Accent 2"/>
-    <w:lsdException w:unhideWhenUsed="0" w:uiPriority="70" w:semiHidden="0" w:name="Dark List Accent 2"/>
-    <w:lsdException w:unhideWhenUsed="0" w:uiPriority="71" w:semiHidden="0" w:name="Colorful Shading Accent 2"/>
-    <w:lsdException w:unhideWhenUsed="0" w:uiPriority="72" w:semiHidden="0" w:name="Colorful List Accent 2"/>
-    <w:lsdException w:unhideWhenUsed="0" w:uiPriority="73" w:semiHidden="0" w:name="Colorful Grid Accent 2"/>
-    <w:lsdException w:unhideWhenUsed="0" w:uiPriority="60" w:semiHidden="0" w:name="Light Shading Accent 3"/>
-    <w:lsdException w:unhideWhenUsed="0" w:uiPriority="61" w:semiHidden="0" w:name="Light List Accent 3"/>
-    <w:lsdException w:unhideWhenUsed="0" w:uiPriority="62" w:semiHidden="0" w:name="Light Grid Accent 3"/>
-    <w:lsdException w:unhideWhenUsed="0" w:uiPriority="63" w:semiHidden="0" w:name="Medium Shading 1 Accent 3"/>
-    <w:lsdException w:unhideWhenUsed="0" w:uiPriority="64" w:semiHidden="0" w:name="Medium Shading 2 Accent 3"/>
-    <w:lsdException w:unhideWhenUsed="0" w:uiPriority="65" w:semiHidden="0" w:name="Medium List 1 Accent 3"/>
-    <w:lsdException w:unhideWhenUsed="0" w:uiPriority="66" w:semiHidden="0" w:name="Medium List 2 Accent 3"/>
-    <w:lsdException w:unhideWhenUsed="0" w:uiPriority="67" w:semiHidden="0" w:name="Medium Grid 1 Accent 3"/>
-    <w:lsdException w:unhideWhenUsed="0" w:uiPriority="68" w:semiHidden="0" w:name="Medium Grid 2 Accent 3"/>
-    <w:lsdException w:unhideWhenUsed="0" w:uiPriority="69" w:semiHidden="0" w:name="Medium Grid 3 Accent 3"/>
-    <w:lsdException w:unhideWhenUsed="0" w:uiPriority="70" w:semiHidden="0" w:name="Dark List Accent 3"/>
-    <w:lsdException w:unhideWhenUsed="0" w:uiPriority="71" w:semiHidden="0" w:name="Colorful Shading Accent 3"/>
-    <w:lsdException w:unhideWhenUsed="0" w:uiPriority="72" w:semiHidden="0" w:name="Colorful List Accent 3"/>
-    <w:lsdException w:unhideWhenUsed="0" w:uiPriority="73" w:semiHidden="0" w:name="Colorful Grid Accent 3"/>
-    <w:lsdException w:unhideWhenUsed="0" w:uiPriority="60" w:semiHidden="0" w:name="Light Shading Accent 4"/>
-    <w:lsdException w:unhideWhenUsed="0" w:uiPriority="61" w:semiHidden="0" w:name="Light List Accent 4"/>
-    <w:lsdException w:unhideWhenUsed="0" w:uiPriority="62" w:semiHidden="0" w:name="Light Grid Accent 4"/>
-    <w:lsdException w:unhideWhenUsed="0" w:uiPriority="63" w:semiHidden="0" w:name="Medium Shading 1 Accent 4"/>
-    <w:lsdException w:unhideWhenUsed="0" w:uiPriority="64" w:semiHidden="0" w:name="Medium Shading 2 Accent 4"/>
-    <w:lsdException w:unhideWhenUsed="0" w:uiPriority="65" w:semiHidden="0" w:name="Medium List 1 Accent 4"/>
-    <w:lsdException w:unhideWhenUsed="0" w:uiPriority="66" w:semiHidden="0" w:name="Medium List 2 Accent 4"/>
-    <w:lsdException w:unhideWhenUsed="0" w:uiPriority="67" w:semiHidden="0" w:name="Medium Grid 1 Accent 4"/>
-    <w:lsdException w:unhideWhenUsed="0" w:uiPriority="68" w:semiHidden="0" w:name="Medium Grid 2 Accent 4"/>
-    <w:lsdException w:unhideWhenUsed="0" w:uiPriority="69" w:semiHidden="0" w:name="Medium Grid 3 Accent 4"/>
-    <w:lsdException w:unhideWhenUsed="0" w:uiPriority="70" w:semiHidden="0" w:name="Dark List Accent 4"/>
-    <w:lsdException w:unhideWhenUsed="0" w:uiPriority="71" w:semiHidden="0" w:name="Colorful Shading Accent 4"/>
-    <w:lsdException w:unhideWhenUsed="0" w:uiPriority="72" w:semiHidden="0" w:name="Colorful List Accent 4"/>
-    <w:lsdException w:unhideWhenUsed="0" w:uiPriority="73" w:semiHidden="0" w:name="Colorful Grid Accent 4"/>
-    <w:lsdException w:unhideWhenUsed="0" w:uiPriority="60" w:semiHidden="0" w:name="Light Shading Accent 5"/>
-    <w:lsdException w:unhideWhenUsed="0" w:uiPriority="61" w:semiHidden="0" w:name="Light List Accent 5"/>
-    <w:lsdException w:unhideWhenUsed="0" w:uiPriority="62" w:semiHidden="0" w:name="Light Grid Accent 5"/>
-    <w:lsdException w:unhideWhenUsed="0" w:uiPriority="63" w:semiHidden="0" w:name="Medium Shading 1 Accent 5"/>
-    <w:lsdException w:unhideWhenUsed="0" w:uiPriority="64" w:semiHidden="0" w:name="Medium Shading 2 Accent 5"/>
-    <w:lsdException w:unhideWhenUsed="0" w:uiPriority="65" w:semiHidden="0" w:name="Medium List 1 Accent 5"/>
-    <w:lsdException w:unhideWhenUsed="0" w:uiPriority="66" w:semiHidden="0" w:name="Medium List 2 Accent 5"/>
-    <w:lsdException w:unhideWhenUsed="0" w:uiPriority="67" w:semiHidden="0" w:name="Medium Grid 1 Accent 5"/>
-    <w:lsdException w:unhideWhenUsed="0" w:uiPriority="68" w:semiHidden="0" w:name="Medium Grid 2 Accent 5"/>
-    <w:lsdException w:unhideWhenUsed="0" w:uiPriority="69" w:semiHidden="0" w:name="Medium Grid 3 Accent 5"/>
-    <w:lsdException w:unhideWhenUsed="0" w:uiPriority="70" w:semiHidden="0" w:name="Dark List Accent 5"/>
-    <w:lsdException w:unhideWhenUsed="0" w:uiPriority="71" w:semiHidden="0" w:name="Colorful Shading Accent 5"/>
-    <w:lsdException w:unhideWhenUsed="0" w:uiPriority="72" w:semiHidden="0" w:name="Colorful List Accent 5"/>
-    <w:lsdException w:unhideWhenUsed="0" w:uiPriority="73" w:semiHidden="0" w:name="Colorful Grid Accent 5"/>
-    <w:lsdException w:unhideWhenUsed="0" w:uiPriority="60" w:semiHidden="0" w:name="Light Shading Accent 6"/>
-    <w:lsdException w:unhideWhenUsed="0" w:uiPriority="61" w:semiHidden="0" w:name="Light List Accent 6"/>
-    <w:lsdException w:unhideWhenUsed="0" w:uiPriority="62" w:semiHidden="0" w:name="Light Grid Accent 6"/>
-    <w:lsdException w:unhideWhenUsed="0" w:uiPriority="63" w:semiHidden="0" w:name="Medium Shading 1 Accent 6"/>
-    <w:lsdException w:unhideWhenUsed="0" w:uiPriority="64" w:semiHidden="0" w:name="Medium Shading 2 Accent 6"/>
-    <w:lsdException w:unhideWhenUsed="0" w:uiPriority="65" w:semiHidden="0" w:name="Medium List 1 Accent 6"/>
-    <w:lsdException w:unhideWhenUsed="0" w:uiPriority="66" w:semiHidden="0" w:name="Medium List 2 Accent 6"/>
-    <w:lsdException w:unhideWhenUsed="0" w:uiPriority="67" w:semiHidden="0" w:name="Medium Grid 1 Accent 6"/>
-    <w:lsdException w:unhideWhenUsed="0" w:uiPriority="68" w:semiHidden="0" w:name="Medium Grid 2 Accent 6"/>
-    <w:lsdException w:unhideWhenUsed="0" w:uiPriority="69" w:semiHidden="0" w:name="Medium Grid 3 Accent 6"/>
-    <w:lsdException w:unhideWhenUsed="0" w:uiPriority="70" w:semiHidden="0" w:name="Dark List Accent 6"/>
-    <w:lsdException w:unhideWhenUsed="0" w:uiPriority="71" w:semiHidden="0" w:name="Colorful Shading Accent 6"/>
-    <w:lsdException w:unhideWhenUsed="0" w:uiPriority="72" w:semiHidden="0" w:name="Colorful List Accent 6"/>
-    <w:lsdException w:unhideWhenUsed="0" w:uiPriority="73" w:semiHidden="0" w:name="Colorful Grid Accent 6"/>
+  <w:latentStyles w:defLockedState="0" w:defUIPriority="99" w:defSemiHidden="1" w:defUnhideWhenUsed="1" w:defQFormat="0" w:count="260">
+    <w:lsdException w:name="Normal" w:semiHidden="0" w:uiPriority="0" w:unhideWhenUsed="0" w:qFormat="1"/>
+    <w:lsdException w:name="heading 1" w:semiHidden="0" w:uiPriority="0" w:unhideWhenUsed="0" w:qFormat="1"/>
+    <w:lsdException w:name="heading 2" w:semiHidden="0" w:uiPriority="0" w:qFormat="1"/>
+    <w:lsdException w:name="heading 3" w:uiPriority="0" w:qFormat="1"/>
+    <w:lsdException w:name="heading 4" w:semiHidden="0" w:uiPriority="0" w:qFormat="1"/>
+    <w:lsdException w:name="heading 5" w:uiPriority="0" w:qFormat="1"/>
+    <w:lsdException w:name="heading 6" w:uiPriority="0" w:qFormat="1"/>
+    <w:lsdException w:name="heading 7" w:uiPriority="0" w:qFormat="1"/>
+    <w:lsdException w:name="heading 8" w:uiPriority="0" w:qFormat="1"/>
+    <w:lsdException w:name="heading 9" w:uiPriority="0" w:qFormat="1"/>
+    <w:lsdException w:name="index 1" w:semiHidden="0" w:uiPriority="0" w:unhideWhenUsed="0"/>
+    <w:lsdException w:name="index 2" w:semiHidden="0" w:uiPriority="0" w:unhideWhenUsed="0"/>
+    <w:lsdException w:name="index 3" w:semiHidden="0" w:uiPriority="0" w:unhideWhenUsed="0"/>
+    <w:lsdException w:name="index 4" w:semiHidden="0" w:uiPriority="0" w:unhideWhenUsed="0"/>
+    <w:lsdException w:name="index 5" w:semiHidden="0" w:uiPriority="0" w:unhideWhenUsed="0"/>
+    <w:lsdException w:name="index 6" w:semiHidden="0" w:uiPriority="0" w:unhideWhenUsed="0"/>
+    <w:lsdException w:name="index 7" w:semiHidden="0" w:uiPriority="0" w:unhideWhenUsed="0"/>
+    <w:lsdException w:name="index 8" w:semiHidden="0" w:uiPriority="0" w:unhideWhenUsed="0"/>
+    <w:lsdException w:name="index 9" w:semiHidden="0" w:uiPriority="0" w:unhideWhenUsed="0"/>
+    <w:lsdException w:name="toc 1" w:semiHidden="0" w:uiPriority="0" w:unhideWhenUsed="0" w:qFormat="1"/>
+    <w:lsdException w:name="toc 2" w:semiHidden="0" w:uiPriority="0" w:unhideWhenUsed="0" w:qFormat="1"/>
+    <w:lsdException w:name="toc 3" w:semiHidden="0" w:uiPriority="0" w:unhideWhenUsed="0" w:qFormat="1"/>
+    <w:lsdException w:name="toc 4" w:semiHidden="0" w:uiPriority="0" w:unhideWhenUsed="0"/>
+    <w:lsdException w:name="toc 5" w:semiHidden="0" w:uiPriority="0" w:unhideWhenUsed="0"/>
+    <w:lsdException w:name="toc 6" w:semiHidden="0" w:uiPriority="0" w:unhideWhenUsed="0"/>
+    <w:lsdException w:name="toc 7" w:semiHidden="0" w:uiPriority="0" w:unhideWhenUsed="0"/>
+    <w:lsdException w:name="toc 8" w:semiHidden="0" w:uiPriority="0" w:unhideWhenUsed="0"/>
+    <w:lsdException w:name="toc 9" w:semiHidden="0" w:uiPriority="0" w:unhideWhenUsed="0"/>
+    <w:lsdException w:name="Normal Indent" w:semiHidden="0" w:uiPriority="0" w:unhideWhenUsed="0"/>
+    <w:lsdException w:name="footnote text" w:semiHidden="0" w:uiPriority="0" w:unhideWhenUsed="0"/>
+    <w:lsdException w:name="annotation text" w:semiHidden="0" w:uiPriority="0" w:unhideWhenUsed="0" w:qFormat="1"/>
+    <w:lsdException w:name="header" w:semiHidden="0" w:uiPriority="0" w:unhideWhenUsed="0" w:qFormat="1"/>
+    <w:lsdException w:name="footer" w:semiHidden="0" w:uiPriority="0" w:unhideWhenUsed="0" w:qFormat="1"/>
+    <w:lsdException w:name="index heading" w:semiHidden="0" w:uiPriority="0" w:unhideWhenUsed="0"/>
+    <w:lsdException w:name="caption" w:uiPriority="0" w:qFormat="1"/>
+    <w:lsdException w:name="table of figures" w:semiHidden="0" w:uiPriority="0" w:unhideWhenUsed="0"/>
+    <w:lsdException w:name="envelope address" w:semiHidden="0" w:uiPriority="0" w:unhideWhenUsed="0"/>
+    <w:lsdException w:name="envelope return" w:semiHidden="0" w:uiPriority="0" w:unhideWhenUsed="0"/>
+    <w:lsdException w:name="footnote reference" w:semiHidden="0" w:uiPriority="0" w:unhideWhenUsed="0"/>
+    <w:lsdException w:name="annotation reference" w:semiHidden="0" w:uiPriority="0" w:unhideWhenUsed="0"/>
+    <w:lsdException w:name="line number" w:semiHidden="0" w:uiPriority="0" w:unhideWhenUsed="0"/>
+    <w:lsdException w:name="page number" w:semiHidden="0" w:uiPriority="0" w:unhideWhenUsed="0"/>
+    <w:lsdException w:name="endnote reference" w:semiHidden="0" w:uiPriority="0" w:unhideWhenUsed="0"/>
+    <w:lsdException w:name="endnote text" w:semiHidden="0" w:uiPriority="0" w:unhideWhenUsed="0"/>
+    <w:lsdException w:name="table of authorities" w:semiHidden="0" w:uiPriority="0" w:unhideWhenUsed="0"/>
+    <w:lsdException w:name="macro" w:semiHidden="0" w:uiPriority="0" w:unhideWhenUsed="0"/>
+    <w:lsdException w:name="toa heading" w:semiHidden="0" w:uiPriority="0" w:unhideWhenUsed="0"/>
+    <w:lsdException w:name="List" w:semiHidden="0" w:uiPriority="0" w:unhideWhenUsed="0"/>
+    <w:lsdException w:name="List Bullet" w:semiHidden="0" w:uiPriority="0" w:unhideWhenUsed="0"/>
+    <w:lsdException w:name="List Number" w:semiHidden="0" w:uiPriority="0" w:unhideWhenUsed="0"/>
+    <w:lsdException w:name="List 2" w:semiHidden="0" w:uiPriority="0" w:unhideWhenUsed="0"/>
+    <w:lsdException w:name="List 3" w:semiHidden="0" w:uiPriority="0" w:unhideWhenUsed="0"/>
+    <w:lsdException w:name="List 4" w:semiHidden="0" w:uiPriority="0" w:unhideWhenUsed="0"/>
+    <w:lsdException w:name="List 5" w:semiHidden="0" w:uiPriority="0" w:unhideWhenUsed="0"/>
+    <w:lsdException w:name="List Bullet 2" w:semiHidden="0" w:uiPriority="0" w:unhideWhenUsed="0"/>
+    <w:lsdException w:name="List Bullet 3" w:semiHidden="0" w:uiPriority="0" w:unhideWhenUsed="0"/>
+    <w:lsdException w:name="List Bullet 4" w:semiHidden="0" w:uiPriority="0" w:unhideWhenUsed="0"/>
+    <w:lsdException w:name="List Bullet 5" w:semiHidden="0" w:uiPriority="0" w:unhideWhenUsed="0"/>
+    <w:lsdException w:name="List Number 2" w:semiHidden="0" w:uiPriority="0" w:unhideWhenUsed="0"/>
+    <w:lsdException w:name="List Number 3" w:semiHidden="0" w:uiPriority="0" w:unhideWhenUsed="0"/>
+    <w:lsdException w:name="List Number 4" w:semiHidden="0" w:uiPriority="0" w:unhideWhenUsed="0"/>
+    <w:lsdException w:name="List Number 5" w:semiHidden="0" w:uiPriority="0" w:unhideWhenUsed="0"/>
+    <w:lsdException w:name="Title" w:semiHidden="0" w:uiPriority="0" w:unhideWhenUsed="0" w:qFormat="1"/>
+    <w:lsdException w:name="Closing" w:semiHidden="0" w:uiPriority="0" w:unhideWhenUsed="0"/>
+    <w:lsdException w:name="Signature" w:semiHidden="0" w:uiPriority="0" w:unhideWhenUsed="0"/>
+    <w:lsdException w:name="Default Paragraph Font" w:uiPriority="0" w:unhideWhenUsed="0" w:qFormat="1"/>
+    <w:lsdException w:name="Body Text" w:uiPriority="0" w:unhideWhenUsed="0" w:qFormat="1"/>
+    <w:lsdException w:name="Body Text Indent" w:semiHidden="0" w:uiPriority="0" w:unhideWhenUsed="0"/>
+    <w:lsdException w:name="List Continue" w:semiHidden="0" w:uiPriority="0" w:unhideWhenUsed="0"/>
+    <w:lsdException w:name="List Continue 2" w:semiHidden="0" w:uiPriority="0" w:unhideWhenUsed="0"/>
+    <w:lsdException w:name="List Continue 3" w:semiHidden="0" w:uiPriority="0" w:unhideWhenUsed="0"/>
+    <w:lsdException w:name="List Continue 4" w:semiHidden="0" w:uiPriority="0" w:unhideWhenUsed="0"/>
+    <w:lsdException w:name="List Continue 5" w:semiHidden="0" w:uiPriority="0" w:unhideWhenUsed="0"/>
+    <w:lsdException w:name="Message Header" w:semiHidden="0" w:uiPriority="0" w:unhideWhenUsed="0"/>
+    <w:lsdException w:name="Subtitle" w:semiHidden="0" w:uiPriority="0" w:unhideWhenUsed="0" w:qFormat="1"/>
+    <w:lsdException w:name="Salutation" w:semiHidden="0" w:uiPriority="0" w:unhideWhenUsed="0"/>
+    <w:lsdException w:name="Date" w:semiHidden="0" w:uiPriority="0" w:unhideWhenUsed="0"/>
+    <w:lsdException w:name="Body Text First Indent" w:semiHidden="0" w:uiPriority="0" w:unhideWhenUsed="0"/>
+    <w:lsdException w:name="Body Text First Indent 2" w:semiHidden="0" w:uiPriority="0" w:unhideWhenUsed="0"/>
+    <w:lsdException w:name="Body Text 2" w:semiHidden="0" w:uiPriority="0" w:unhideWhenUsed="0"/>
+    <w:lsdException w:name="Body Text 3" w:semiHidden="0" w:uiPriority="0" w:unhideWhenUsed="0"/>
+    <w:lsdException w:name="Body Text Indent 2" w:semiHidden="0" w:uiPriority="0" w:unhideWhenUsed="0"/>
+    <w:lsdException w:name="Body Text Indent 3" w:semiHidden="0" w:uiPriority="0" w:unhideWhenUsed="0"/>
+    <w:lsdException w:name="Block Text" w:semiHidden="0" w:uiPriority="0" w:unhideWhenUsed="0"/>
+    <w:lsdException w:name="Hyperlink" w:semiHidden="0" w:uiPriority="0" w:unhideWhenUsed="0"/>
+    <w:lsdException w:name="FollowedHyperlink" w:semiHidden="0" w:uiPriority="0" w:unhideWhenUsed="0"/>
+    <w:lsdException w:name="Strong" w:semiHidden="0" w:uiPriority="0" w:unhideWhenUsed="0" w:qFormat="1"/>
+    <w:lsdException w:name="Emphasis" w:semiHidden="0" w:uiPriority="0" w:unhideWhenUsed="0" w:qFormat="1"/>
+    <w:lsdException w:name="Document Map" w:semiHidden="0" w:uiPriority="0" w:unhideWhenUsed="0"/>
+    <w:lsdException w:name="Plain Text" w:semiHidden="0" w:uiPriority="0" w:unhideWhenUsed="0"/>
+    <w:lsdException w:name="E-mail Signature" w:semiHidden="0" w:uiPriority="0" w:unhideWhenUsed="0"/>
+    <w:lsdException w:name="Normal (Web)" w:semiHidden="0" w:uiPriority="0" w:unhideWhenUsed="0" w:qFormat="1"/>
+    <w:lsdException w:name="HTML Acronym" w:semiHidden="0" w:uiPriority="0" w:unhideWhenUsed="0"/>
+    <w:lsdException w:name="HTML Address" w:semiHidden="0" w:uiPriority="0" w:unhideWhenUsed="0"/>
+    <w:lsdException w:name="HTML Cite" w:semiHidden="0" w:uiPriority="0" w:unhideWhenUsed="0"/>
+    <w:lsdException w:name="HTML Code" w:semiHidden="0" w:uiPriority="0" w:unhideWhenUsed="0"/>
+    <w:lsdException w:name="HTML Definition" w:semiHidden="0" w:uiPriority="0" w:unhideWhenUsed="0"/>
+    <w:lsdException w:name="HTML Keyboard" w:semiHidden="0" w:uiPriority="0" w:unhideWhenUsed="0"/>
+    <w:lsdException w:name="HTML Preformatted" w:semiHidden="0" w:uiPriority="0" w:unhideWhenUsed="0"/>
+    <w:lsdException w:name="HTML Sample" w:semiHidden="0" w:uiPriority="0" w:unhideWhenUsed="0"/>
+    <w:lsdException w:name="HTML Typewriter" w:semiHidden="0" w:uiPriority="0" w:unhideWhenUsed="0"/>
+    <w:lsdException w:name="HTML Variable" w:semiHidden="0" w:uiPriority="0" w:unhideWhenUsed="0"/>
+    <w:lsdException w:name="Normal Table" w:uiPriority="0" w:unhideWhenUsed="0" w:qFormat="1"/>
+    <w:lsdException w:name="annotation subject" w:semiHidden="0" w:uiPriority="0" w:unhideWhenUsed="0"/>
+    <w:lsdException w:name="Table Simple 1" w:semiHidden="0" w:uiPriority="0" w:unhideWhenUsed="0"/>
+    <w:lsdException w:name="Table Simple 2" w:semiHidden="0" w:uiPriority="0" w:unhideWhenUsed="0"/>
+    <w:lsdException w:name="Table Simple 3" w:semiHidden="0" w:uiPriority="0" w:unhideWhenUsed="0"/>
+    <w:lsdException w:name="Table Classic 1" w:semiHidden="0" w:uiPriority="0" w:unhideWhenUsed="0"/>
+    <w:lsdException w:name="Table Classic 2" w:semiHidden="0" w:uiPriority="0" w:unhideWhenUsed="0"/>
+    <w:lsdException w:name="Table Classic 3" w:semiHidden="0" w:uiPriority="0" w:unhideWhenUsed="0"/>
+    <w:lsdException w:name="Table Classic 4" w:semiHidden="0" w:uiPriority="0" w:unhideWhenUsed="0"/>
+    <w:lsdException w:name="Table Colorful 1" w:semiHidden="0" w:uiPriority="0" w:unhideWhenUsed="0"/>
+    <w:lsdException w:name="Table Colorful 2" w:semiHidden="0" w:uiPriority="0" w:unhideWhenUsed="0"/>
+    <w:lsdException w:name="Table Colorful 3" w:semiHidden="0" w:uiPriority="0" w:unhideWhenUsed="0"/>
+    <w:lsdException w:name="Table Columns 1" w:semiHidden="0" w:uiPriority="0" w:unhideWhenUsed="0"/>
+    <w:lsdException w:name="Table Columns 2" w:semiHidden="0" w:uiPriority="0" w:unhideWhenUsed="0"/>
+    <w:lsdException w:name="Table Columns 3" w:semiHidden="0" w:uiPriority="0" w:unhideWhenUsed="0"/>
+    <w:lsdException w:name="Table Columns 4" w:semiHidden="0" w:uiPriority="0" w:unhideWhenUsed="0"/>
+    <w:lsdException w:name="Table Columns 5" w:semiHidden="0" w:uiPriority="0" w:unhideWhenUsed="0"/>
+    <w:lsdException w:name="Table Grid 1" w:semiHidden="0" w:uiPriority="0" w:unhideWhenUsed="0"/>
+    <w:lsdException w:name="Table Grid 2" w:semiHidden="0" w:uiPriority="0" w:unhideWhenUsed="0"/>
+    <w:lsdException w:name="Table Grid 3" w:semiHidden="0" w:uiPriority="0" w:unhideWhenUsed="0"/>
+    <w:lsdException w:name="Table Grid 4" w:semiHidden="0" w:uiPriority="0" w:unhideWhenUsed="0"/>
+    <w:lsdException w:name="Table Grid 5" w:semiHidden="0" w:uiPriority="0" w:unhideWhenUsed="0"/>
+    <w:lsdException w:name="Table Grid 6" w:semiHidden="0" w:uiPriority="0" w:unhideWhenUsed="0"/>
+    <w:lsdException w:name="Table Grid 7" w:semiHidden="0" w:uiPriority="0" w:unhideWhenUsed="0"/>
+    <w:lsdException w:name="Table Grid 8" w:semiHidden="0" w:uiPriority="0" w:unhideWhenUsed="0"/>
+    <w:lsdException w:name="Table List 1" w:semiHidden="0" w:uiPriority="0" w:unhideWhenUsed="0"/>
+    <w:lsdException w:name="Table List 2" w:semiHidden="0" w:uiPriority="0" w:unhideWhenUsed="0"/>
+    <w:lsdException w:name="Table List 3" w:semiHidden="0" w:uiPriority="0" w:unhideWhenUsed="0"/>
+    <w:lsdException w:name="Table List 4" w:semiHidden="0" w:uiPriority="0" w:unhideWhenUsed="0"/>
+    <w:lsdException w:name="Table List 5" w:semiHidden="0" w:uiPriority="0" w:unhideWhenUsed="0"/>
+    <w:lsdException w:name="Table List 6" w:semiHidden="0" w:uiPriority="0" w:unhideWhenUsed="0"/>
+    <w:lsdException w:name="Table List 7" w:semiHidden="0" w:uiPriority="0" w:unhideWhenUsed="0"/>
+    <w:lsdException w:name="Table List 8" w:semiHidden="0" w:uiPriority="0" w:unhideWhenUsed="0"/>
+    <w:lsdException w:name="Table 3D effects 1" w:semiHidden="0" w:uiPriority="0" w:unhideWhenUsed="0"/>
+    <w:lsdException w:name="Table 3D effects 2" w:semiHidden="0" w:uiPriority="0" w:unhideWhenUsed="0"/>
+    <w:lsdException w:name="Table 3D effects 3" w:semiHidden="0" w:uiPriority="0" w:unhideWhenUsed="0"/>
+    <w:lsdException w:name="Table Contemporary" w:semiHidden="0" w:uiPriority="0" w:unhideWhenUsed="0"/>
+    <w:lsdException w:name="Table Elegant" w:semiHidden="0" w:uiPriority="0" w:unhideWhenUsed="0"/>
+    <w:lsdException w:name="Table Professional" w:semiHidden="0" w:uiPriority="0" w:unhideWhenUsed="0"/>
+    <w:lsdException w:name="Table Subtle 1" w:semiHidden="0" w:uiPriority="0" w:unhideWhenUsed="0"/>
+    <w:lsdException w:name="Table Subtle 2" w:semiHidden="0" w:uiPriority="0" w:unhideWhenUsed="0"/>
+    <w:lsdException w:name="Table Web 1" w:semiHidden="0" w:uiPriority="0" w:unhideWhenUsed="0"/>
+    <w:lsdException w:name="Table Web 2" w:semiHidden="0" w:uiPriority="0" w:unhideWhenUsed="0"/>
+    <w:lsdException w:name="Table Web 3" w:semiHidden="0" w:uiPriority="0" w:unhideWhenUsed="0"/>
+    <w:lsdException w:name="Balloon Text" w:semiHidden="0" w:uiPriority="0" w:unhideWhenUsed="0"/>
+    <w:lsdException w:name="Table Grid" w:semiHidden="0" w:uiPriority="0" w:unhideWhenUsed="0" w:qFormat="1"/>
+    <w:lsdException w:name="Table Theme" w:semiHidden="0" w:uiPriority="0" w:unhideWhenUsed="0"/>
+    <w:lsdException w:name="Light Shading" w:semiHidden="0" w:uiPriority="60" w:unhideWhenUsed="0"/>
+    <w:lsdException w:name="Light List" w:semiHidden="0" w:uiPriority="61" w:unhideWhenUsed="0"/>
+    <w:lsdException w:name="Light Grid" w:semiHidden="0" w:uiPriority="62" w:unhideWhenUsed="0"/>
+    <w:lsdException w:name="Medium Shading 1" w:semiHidden="0" w:uiPriority="63" w:unhideWhenUsed="0"/>
+    <w:lsdException w:name="Medium Shading 2" w:semiHidden="0" w:uiPriority="64" w:unhideWhenUsed="0"/>
+    <w:lsdException w:name="Medium List 1" w:semiHidden="0" w:uiPriority="65" w:unhideWhenUsed="0"/>
+    <w:lsdException w:name="Medium List 2" w:semiHidden="0" w:uiPriority="66" w:unhideWhenUsed="0"/>
+    <w:lsdException w:name="Medium Grid 1" w:semiHidden="0" w:uiPriority="67" w:unhideWhenUsed="0"/>
+    <w:lsdException w:name="Medium Grid 2" w:semiHidden="0" w:uiPriority="68" w:unhideWhenUsed="0"/>
+    <w:lsdException w:name="Medium Grid 3" w:semiHidden="0" w:uiPriority="69" w:unhideWhenUsed="0"/>
+    <w:lsdException w:name="Dark List" w:semiHidden="0" w:uiPriority="70" w:unhideWhenUsed="0"/>
+    <w:lsdException w:name="Colorful Shading" w:semiHidden="0" w:uiPriority="71" w:unhideWhenUsed="0"/>
+    <w:lsdException w:name="Colorful List" w:semiHidden="0" w:uiPriority="72" w:unhideWhenUsed="0"/>
+    <w:lsdException w:name="Colorful Grid" w:semiHidden="0" w:uiPriority="73" w:unhideWhenUsed="0"/>
+    <w:lsdException w:name="Light Shading Accent 1" w:semiHidden="0" w:uiPriority="60" w:unhideWhenUsed="0"/>
+    <w:lsdException w:name="Light List Accent 1" w:semiHidden="0" w:uiPriority="61" w:unhideWhenUsed="0"/>
+    <w:lsdException w:name="Light Grid Accent 1" w:semiHidden="0" w:uiPriority="62" w:unhideWhenUsed="0"/>
+    <w:lsdException w:name="Medium Shading 1 Accent 1" w:semiHidden="0" w:uiPriority="63" w:unhideWhenUsed="0"/>
+    <w:lsdException w:name="Medium Shading 2 Accent 1" w:semiHidden="0" w:uiPriority="64" w:unhideWhenUsed="0"/>
+    <w:lsdException w:name="Medium List 1 Accent 1" w:semiHidden="0" w:uiPriority="65" w:unhideWhenUsed="0"/>
+    <w:lsdException w:name="Medium List 2 Accent 1" w:semiHidden="0" w:uiPriority="66" w:unhideWhenUsed="0"/>
+    <w:lsdException w:name="Medium Grid 1 Accent 1" w:semiHidden="0" w:uiPriority="67" w:unhideWhenUsed="0"/>
+    <w:lsdException w:name="Medium Grid 2 Accent 1" w:semiHidden="0" w:uiPriority="68" w:unhideWhenUsed="0"/>
+    <w:lsdException w:name="Medium Grid 3 Accent 1" w:semiHidden="0" w:uiPriority="69" w:unhideWhenUsed="0"/>
+    <w:lsdException w:name="Dark List Accent 1" w:semiHidden="0" w:uiPriority="70" w:unhideWhenUsed="0"/>
+    <w:lsdException w:name="Colorful Shading Accent 1" w:semiHidden="0" w:uiPriority="71" w:unhideWhenUsed="0"/>
+    <w:lsdException w:name="Colorful List Accent 1" w:semiHidden="0" w:uiPriority="72" w:unhideWhenUsed="0"/>
+    <w:lsdException w:name="Colorful Grid Accent 1" w:semiHidden="0" w:uiPriority="73" w:unhideWhenUsed="0"/>
+    <w:lsdException w:name="Light Shading Accent 2" w:semiHidden="0" w:uiPriority="60" w:unhideWhenUsed="0"/>
+    <w:lsdException w:name="Light List Accent 2" w:semiHidden="0" w:uiPriority="61" w:unhideWhenUsed="0"/>
+    <w:lsdException w:name="Light Grid Accent 2" w:semiHidden="0" w:uiPriority="62" w:unhideWhenUsed="0"/>
+    <w:lsdException w:name="Medium Shading 1 Accent 2" w:semiHidden="0" w:uiPriority="63" w:unhideWhenUsed="0"/>
+    <w:lsdException w:name="Medium Shading 2 Accent 2" w:semiHidden="0" w:uiPriority="64" w:unhideWhenUsed="0"/>
+    <w:lsdException w:name="Medium List 1 Accent 2" w:semiHidden="0" w:uiPriority="65" w:unhideWhenUsed="0"/>
+    <w:lsdException w:name="Medium List 2 Accent 2" w:semiHidden="0" w:uiPriority="66" w:unhideWhenUsed="0"/>
+    <w:lsdException w:name="Medium Grid 1 Accent 2" w:semiHidden="0" w:uiPriority="67" w:unhideWhenUsed="0"/>
+    <w:lsdException w:name="Medium Grid 2 Accent 2" w:semiHidden="0" w:uiPriority="68" w:unhideWhenUsed="0"/>
+    <w:lsdException w:name="Medium Grid 3 Accent 2" w:semiHidden="0" w:uiPriority="69" w:unhideWhenUsed="0"/>
+    <w:lsdException w:name="Dark List Accent 2" w:semiHidden="0" w:uiPriority="70" w:unhideWhenUsed="0"/>
+    <w:lsdException w:name="Colorful Shading Accent 2" w:semiHidden="0" w:uiPriority="71" w:unhideWhenUsed="0"/>
+    <w:lsdException w:name="Colorful List Accent 2" w:semiHidden="0" w:uiPriority="72" w:unhideWhenUsed="0"/>
+    <w:lsdException w:name="Colorful Grid Accent 2" w:semiHidden="0" w:uiPriority="73" w:unhideWhenUsed="0"/>
+    <w:lsdException w:name="Light Shading Accent 3" w:semiHidden="0" w:uiPriority="60" w:unhideWhenUsed="0"/>
+    <w:lsdException w:name="Light List Accent 3" w:semiHidden="0" w:uiPriority="61" w:unhideWhenUsed="0"/>
+    <w:lsdException w:name="Light Grid Accent 3" w:semiHidden="0" w:uiPriority="62" w:unhideWhenUsed="0"/>
+    <w:lsdException w:name="Medium Shading 1 Accent 3" w:semiHidden="0" w:uiPriority="63" w:unhideWhenUsed="0"/>
+    <w:lsdException w:name="Medium Shading 2 Accent 3" w:semiHidden="0" w:uiPriority="64" w:unhideWhenUsed="0"/>
+    <w:lsdException w:name="Medium List 1 Accent 3" w:semiHidden="0" w:uiPriority="65" w:unhideWhenUsed="0"/>
+    <w:lsdException w:name="Medium List 2 Accent 3" w:semiHidden="0" w:uiPriority="66" w:unhideWhenUsed="0"/>
+    <w:lsdException w:name="Medium Grid 1 Accent 3" w:semiHidden="0" w:uiPriority="67" w:unhideWhenUsed="0"/>
+    <w:lsdException w:name="Medium Grid 2 Accent 3" w:semiHidden="0" w:uiPriority="68" w:unhideWhenUsed="0"/>
+    <w:lsdException w:name="Medium Grid 3 Accent 3" w:semiHidden="0" w:uiPriority="69" w:unhideWhenUsed="0"/>
+    <w:lsdException w:name="Dark List Accent 3" w:semiHidden="0" w:uiPriority="70" w:unhideWhenUsed="0"/>
+    <w:lsdException w:name="Colorful Shading Accent 3" w:semiHidden="0" w:uiPriority="71" w:unhideWhenUsed="0"/>
+    <w:lsdException w:name="Colorful List Accent 3" w:semiHidden="0" w:uiPriority="72" w:unhideWhenUsed="0"/>
+    <w:lsdException w:name="Colorful Grid Accent 3" w:semiHidden="0" w:uiPriority="73" w:unhideWhenUsed="0"/>
+    <w:lsdException w:name="Light Shading Accent 4" w:semiHidden="0" w:uiPriority="60" w:unhideWhenUsed="0"/>
+    <w:lsdException w:name="Light List Accent 4" w:semiHidden="0" w:uiPriority="61" w:unhideWhenUsed="0"/>
+    <w:lsdException w:name="Light Grid Accent 4" w:semiHidden="0" w:uiPriority="62" w:unhideWhenUsed="0"/>
+    <w:lsdException w:name="Medium Shading 1 Accent 4" w:semiHidden="0" w:uiPriority="63" w:unhideWhenUsed="0"/>
+    <w:lsdException w:name="Medium Shading 2 Accent 4" w:semiHidden="0" w:uiPriority="64" w:unhideWhenUsed="0"/>
+    <w:lsdException w:name="Medium List 1 Accent 4" w:semiHidden="0" w:uiPriority="65" w:unhideWhenUsed="0"/>
+    <w:lsdException w:name="Medium List 2 Accent 4" w:semiHidden="0" w:uiPriority="66" w:unhideWhenUsed="0"/>
+    <w:lsdException w:name="Medium Grid 1 Accent 4" w:semiHidden="0" w:uiPriority="67" w:unhideWhenUsed="0"/>
+    <w:lsdException w:name="Medium Grid 2 Accent 4" w:semiHidden="0" w:uiPriority="68" w:unhideWhenUsed="0"/>
+    <w:lsdException w:name="Medium Grid 3 Accent 4" w:semiHidden="0" w:uiPriority="69" w:unhideWhenUsed="0"/>
+    <w:lsdException w:name="Dark List Accent 4" w:semiHidden="0" w:uiPriority="70" w:unhideWhenUsed="0"/>
+    <w:lsdException w:name="Colorful Shading Accent 4" w:semiHidden="0" w:uiPriority="71" w:unhideWhenUsed="0"/>
+    <w:lsdException w:name="Colorful List Accent 4" w:semiHidden="0" w:uiPriority="72" w:unhideWhenUsed="0"/>
+    <w:lsdException w:name="Colorful Grid Accent 4" w:semiHidden="0" w:uiPriority="73" w:unhideWhenUsed="0"/>
+    <w:lsdException w:name="Light Shading Accent 5" w:semiHidden="0" w:uiPriority="60" w:unhideWhenUsed="0"/>
+    <w:lsdException w:name="Light List Accent 5" w:semiHidden="0" w:uiPriority="61" w:unhideWhenUsed="0"/>
+    <w:lsdException w:name="Light Grid Accent 5" w:semiHidden="0" w:uiPriority="62" w:unhideWhenUsed="0"/>
+    <w:lsdException w:name="Medium Shading 1 Accent 5" w:semiHidden="0" w:uiPriority="63" w:unhideWhenUsed="0"/>
+    <w:lsdException w:name="Medium Shading 2 Accent 5" w:semiHidden="0" w:uiPriority="64" w:unhideWhenUsed="0"/>
+    <w:lsdException w:name="Medium List 1 Accent 5" w:semiHidden="0" w:uiPriority="65" w:unhideWhenUsed="0"/>
+    <w:lsdException w:name="Medium List 2 Accent 5" w:semiHidden="0" w:uiPriority="66" w:unhideWhenUsed="0"/>
+    <w:lsdException w:name="Medium Grid 1 Accent 5" w:semiHidden="0" w:uiPriority="67" w:unhideWhenUsed="0"/>
+    <w:lsdException w:name="Medium Grid 2 Accent 5" w:semiHidden="0" w:uiPriority="68" w:unhideWhenUsed="0"/>
+    <w:lsdException w:name="Medium Grid 3 Accent 5" w:semiHidden="0" w:uiPriority="69" w:unhideWhenUsed="0"/>
+    <w:lsdException w:name="Dark List Accent 5" w:semiHidden="0" w:uiPriority="70" w:unhideWhenUsed="0"/>
+    <w:lsdException w:name="Colorful Shading Accent 5" w:semiHidden="0" w:uiPriority="71" w:unhideWhenUsed="0"/>
+    <w:lsdException w:name="Colorful List Accent 5" w:semiHidden="0" w:uiPriority="72" w:unhideWhenUsed="0"/>
+    <w:lsdException w:name="Colorful Grid Accent 5" w:semiHidden="0" w:uiPriority="73" w:unhideWhenUsed="0"/>
+    <w:lsdException w:name="Light Shading Accent 6" w:semiHidden="0" w:uiPriority="60" w:unhideWhenUsed="0"/>
+    <w:lsdException w:name="Light List Accent 6" w:semiHidden="0" w:uiPriority="61" w:unhideWhenUsed="0"/>
+    <w:lsdException w:name="Light Grid Accent 6" w:semiHidden="0" w:uiPriority="62" w:unhideWhenUsed="0"/>
+    <w:lsdException w:name="Medium Shading 1 Accent 6" w:semiHidden="0" w:uiPriority="63" w:unhideWhenUsed="0"/>
+    <w:lsdException w:name="Medium Shading 2 Accent 6" w:semiHidden="0" w:uiPriority="64" w:unhideWhenUsed="0"/>
+    <w:lsdException w:name="Medium List 1 Accent 6" w:semiHidden="0" w:uiPriority="65" w:unhideWhenUsed="0"/>
+    <w:lsdException w:name="Medium List 2 Accent 6" w:semiHidden="0" w:uiPriority="66" w:unhideWhenUsed="0"/>
+    <w:lsdException w:name="Medium Grid 1 Accent 6" w:semiHidden="0" w:uiPriority="67" w:unhideWhenUsed="0"/>
+    <w:lsdException w:name="Medium Grid 2 Accent 6" w:semiHidden="0" w:uiPriority="68" w:unhideWhenUsed="0"/>
+    <w:lsdException w:name="Medium Grid 3 Accent 6" w:semiHidden="0" w:uiPriority="69" w:unhideWhenUsed="0"/>
+    <w:lsdException w:name="Dark List Accent 6" w:semiHidden="0" w:uiPriority="70" w:unhideWhenUsed="0"/>
+    <w:lsdException w:name="Colorful Shading Accent 6" w:semiHidden="0" w:uiPriority="71" w:unhideWhenUsed="0"/>
+    <w:lsdException w:name="Colorful List Accent 6" w:semiHidden="0" w:uiPriority="72" w:unhideWhenUsed="0"/>
+    <w:lsdException w:name="Colorful Grid Accent 6" w:semiHidden="0" w:uiPriority="73" w:unhideWhenUsed="0"/>
   </w:latentStyles>
-  <w:style w:type="paragraph" w:default="1" w:styleId="1">
+  <w:style w:type="paragraph" w:default="1" w:styleId="Normal">
     <w:name w:val="Normal"/>
     <w:qFormat/>
-    <w:uiPriority w:val="0"/>
     <w:pPr>
       <w:kinsoku w:val="0"/>
       <w:autoSpaceDE w:val="0"/>
@@ -6376,7 +6270,7 @@
       <w:textAlignment w:val="baseline"/>
     </w:pPr>
     <w:rPr>
-      <w:rFonts w:ascii="Arial" w:hAnsi="Arial" w:eastAsia="宋体" w:cs="Arial"/>
+      <w:rFonts w:ascii="Arial" w:eastAsia="宋体" w:hAnsi="Arial" w:cs="Arial"/>
       <w:snapToGrid w:val="0"/>
       <w:color w:val="000000"/>
       <w:kern w:val="0"/>
@@ -6385,12 +6279,11 @@
       <w:lang w:val="en-US" w:eastAsia="en-US" w:bidi="ar-SA"/>
     </w:rPr>
   </w:style>
-  <w:style w:type="paragraph" w:styleId="2">
+  <w:style w:type="paragraph" w:styleId="Heading1">
     <w:name w:val="heading 1"/>
-    <w:basedOn w:val="1"/>
-    <w:next w:val="1"/>
+    <w:basedOn w:val="Normal"/>
+    <w:next w:val="Normal"/>
     <w:qFormat/>
-    <w:uiPriority w:val="0"/>
     <w:pPr>
       <w:keepNext/>
       <w:keepLines/>
@@ -6408,13 +6301,12 @@
       <w:sz w:val="44"/>
     </w:rPr>
   </w:style>
-  <w:style w:type="paragraph" w:styleId="3">
+  <w:style w:type="paragraph" w:styleId="Heading2">
     <w:name w:val="heading 2"/>
-    <w:basedOn w:val="1"/>
-    <w:next w:val="1"/>
+    <w:basedOn w:val="Normal"/>
+    <w:next w:val="Normal"/>
     <w:unhideWhenUsed/>
     <w:qFormat/>
-    <w:uiPriority w:val="0"/>
     <w:pPr>
       <w:keepNext/>
       <w:keepLines/>
@@ -6427,19 +6319,18 @@
       <w:outlineLvl w:val="1"/>
     </w:pPr>
     <w:rPr>
-      <w:rFonts w:ascii="Arial" w:hAnsi="Arial" w:eastAsia="黑体"/>
+      <w:rFonts w:ascii="Arial" w:eastAsia="黑体" w:hAnsi="Arial"/>
       <w:b/>
       <w:sz w:val="32"/>
     </w:rPr>
   </w:style>
-  <w:style w:type="paragraph" w:styleId="4">
+  <w:style w:type="paragraph" w:styleId="Heading3">
     <w:name w:val="heading 3"/>
-    <w:basedOn w:val="1"/>
-    <w:next w:val="1"/>
+    <w:basedOn w:val="Normal"/>
+    <w:next w:val="Normal"/>
     <w:semiHidden/>
     <w:unhideWhenUsed/>
     <w:qFormat/>
-    <w:uiPriority w:val="0"/>
     <w:pPr>
       <w:keepNext/>
       <w:keepLines/>
@@ -6456,13 +6347,12 @@
       <w:sz w:val="32"/>
     </w:rPr>
   </w:style>
-  <w:style w:type="paragraph" w:styleId="5">
+  <w:style w:type="paragraph" w:styleId="Heading4">
     <w:name w:val="heading 4"/>
-    <w:basedOn w:val="1"/>
-    <w:next w:val="1"/>
+    <w:basedOn w:val="Normal"/>
+    <w:next w:val="Normal"/>
     <w:unhideWhenUsed/>
     <w:qFormat/>
-    <w:uiPriority w:val="0"/>
     <w:pPr>
       <w:keepNext/>
       <w:keepLines/>
@@ -6475,19 +6365,18 @@
       <w:outlineLvl w:val="3"/>
     </w:pPr>
     <w:rPr>
-      <w:rFonts w:ascii="Arial" w:hAnsi="Arial" w:eastAsia="黑体"/>
+      <w:rFonts w:ascii="Arial" w:eastAsia="黑体" w:hAnsi="Arial"/>
       <w:b/>
       <w:sz w:val="28"/>
     </w:rPr>
   </w:style>
-  <w:style w:type="paragraph" w:styleId="6">
+  <w:style w:type="paragraph" w:styleId="Heading5">
     <w:name w:val="heading 5"/>
-    <w:basedOn w:val="1"/>
-    <w:next w:val="1"/>
+    <w:basedOn w:val="Normal"/>
+    <w:next w:val="Normal"/>
     <w:semiHidden/>
     <w:unhideWhenUsed/>
     <w:qFormat/>
-    <w:uiPriority w:val="0"/>
     <w:pPr>
       <w:keepNext/>
       <w:keepLines/>
@@ -6504,14 +6393,13 @@
       <w:sz w:val="28"/>
     </w:rPr>
   </w:style>
-  <w:style w:type="paragraph" w:styleId="7">
+  <w:style w:type="paragraph" w:styleId="Heading6">
     <w:name w:val="heading 6"/>
-    <w:basedOn w:val="1"/>
-    <w:next w:val="1"/>
+    <w:basedOn w:val="Normal"/>
+    <w:next w:val="Normal"/>
     <w:semiHidden/>
     <w:unhideWhenUsed/>
     <w:qFormat/>
-    <w:uiPriority w:val="0"/>
     <w:pPr>
       <w:keepNext/>
       <w:keepLines/>
@@ -6524,19 +6412,18 @@
       <w:outlineLvl w:val="5"/>
     </w:pPr>
     <w:rPr>
-      <w:rFonts w:ascii="Arial" w:hAnsi="Arial" w:eastAsia="黑体"/>
+      <w:rFonts w:ascii="Arial" w:eastAsia="黑体" w:hAnsi="Arial"/>
       <w:b/>
       <w:sz w:val="24"/>
     </w:rPr>
   </w:style>
-  <w:style w:type="paragraph" w:styleId="8">
+  <w:style w:type="paragraph" w:styleId="Heading7">
     <w:name w:val="heading 7"/>
-    <w:basedOn w:val="1"/>
-    <w:next w:val="1"/>
+    <w:basedOn w:val="Normal"/>
+    <w:next w:val="Normal"/>
     <w:semiHidden/>
     <w:unhideWhenUsed/>
     <w:qFormat/>
-    <w:uiPriority w:val="0"/>
     <w:pPr>
       <w:keepNext/>
       <w:keepLines/>
@@ -6553,14 +6440,13 @@
       <w:sz w:val="24"/>
     </w:rPr>
   </w:style>
-  <w:style w:type="paragraph" w:styleId="9">
+  <w:style w:type="paragraph" w:styleId="Heading8">
     <w:name w:val="heading 8"/>
-    <w:basedOn w:val="1"/>
-    <w:next w:val="1"/>
+    <w:basedOn w:val="Normal"/>
+    <w:next w:val="Normal"/>
     <w:semiHidden/>
     <w:unhideWhenUsed/>
     <w:qFormat/>
-    <w:uiPriority w:val="0"/>
     <w:pPr>
       <w:keepNext/>
       <w:keepLines/>
@@ -6573,18 +6459,17 @@
       <w:outlineLvl w:val="7"/>
     </w:pPr>
     <w:rPr>
-      <w:rFonts w:ascii="Arial" w:hAnsi="Arial" w:eastAsia="黑体"/>
+      <w:rFonts w:ascii="Arial" w:eastAsia="黑体" w:hAnsi="Arial"/>
       <w:sz w:val="24"/>
     </w:rPr>
   </w:style>
-  <w:style w:type="paragraph" w:styleId="10">
+  <w:style w:type="paragraph" w:styleId="Heading9">
     <w:name w:val="heading 9"/>
-    <w:basedOn w:val="1"/>
-    <w:next w:val="1"/>
+    <w:basedOn w:val="Normal"/>
+    <w:next w:val="Normal"/>
     <w:semiHidden/>
     <w:unhideWhenUsed/>
     <w:qFormat/>
-    <w:uiPriority w:val="0"/>
     <w:pPr>
       <w:keepNext/>
       <w:keepLines/>
@@ -6597,21 +6482,19 @@
       <w:outlineLvl w:val="8"/>
     </w:pPr>
     <w:rPr>
-      <w:rFonts w:ascii="Arial" w:hAnsi="Arial" w:eastAsia="黑体"/>
+      <w:rFonts w:ascii="Arial" w:eastAsia="黑体" w:hAnsi="Arial"/>
       <w:sz w:val="21"/>
     </w:rPr>
   </w:style>
-  <w:style w:type="character" w:default="1" w:styleId="22">
+  <w:style w:type="character" w:default="1" w:styleId="DefaultParagraphFont">
     <w:name w:val="Default Paragraph Font"/>
     <w:semiHidden/>
     <w:qFormat/>
-    <w:uiPriority w:val="0"/>
   </w:style>
-  <w:style w:type="table" w:default="1" w:styleId="20">
+  <w:style w:type="table" w:default="1" w:styleId="TableNormal">
     <w:name w:val="Normal Table"/>
     <w:semiHidden/>
     <w:qFormat/>
-    <w:uiPriority w:val="0"/>
     <w:tblPr>
       <w:tblCellMar>
         <w:top w:w="0" w:type="dxa"/>
@@ -6621,43 +6504,39 @@
       </w:tblCellMar>
     </w:tblPr>
   </w:style>
-  <w:style w:type="paragraph" w:styleId="11">
+  <w:style w:type="paragraph" w:styleId="CommentText">
     <w:name w:val="annotation text"/>
-    <w:basedOn w:val="1"/>
+    <w:basedOn w:val="Normal"/>
     <w:qFormat/>
-    <w:uiPriority w:val="0"/>
     <w:pPr>
       <w:jc w:val="left"/>
     </w:pPr>
   </w:style>
-  <w:style w:type="paragraph" w:styleId="12">
+  <w:style w:type="paragraph" w:styleId="BodyText">
     <w:name w:val="Body Text"/>
-    <w:basedOn w:val="1"/>
+    <w:basedOn w:val="Normal"/>
     <w:semiHidden/>
     <w:qFormat/>
-    <w:uiPriority w:val="0"/>
     <w:rPr>
-      <w:rFonts w:ascii="Arial" w:hAnsi="Arial" w:eastAsia="Arial" w:cs="Arial"/>
+      <w:rFonts w:ascii="Arial" w:eastAsia="Arial" w:hAnsi="Arial" w:cs="Arial"/>
       <w:sz w:val="21"/>
       <w:szCs w:val="21"/>
       <w:lang w:val="en-US" w:eastAsia="en-US" w:bidi="ar-SA"/>
     </w:rPr>
   </w:style>
-  <w:style w:type="paragraph" w:styleId="13">
+  <w:style w:type="paragraph" w:styleId="TOC3">
     <w:name w:val="toc 3"/>
-    <w:basedOn w:val="1"/>
-    <w:next w:val="1"/>
+    <w:basedOn w:val="Normal"/>
+    <w:next w:val="Normal"/>
     <w:qFormat/>
-    <w:uiPriority w:val="0"/>
     <w:pPr>
       <w:ind w:left="840" w:leftChars="400"/>
     </w:pPr>
   </w:style>
-  <w:style w:type="paragraph" w:styleId="14">
+  <w:style w:type="paragraph" w:styleId="Footer">
     <w:name w:val="footer"/>
-    <w:basedOn w:val="1"/>
+    <w:basedOn w:val="Normal"/>
     <w:qFormat/>
-    <w:uiPriority w:val="0"/>
     <w:pPr>
       <w:tabs>
         <w:tab w:val="center" w:pos="4153"/>
@@ -6670,17 +6549,16 @@
       <w:sz w:val="18"/>
     </w:rPr>
   </w:style>
-  <w:style w:type="paragraph" w:styleId="15">
+  <w:style w:type="paragraph" w:styleId="Header">
     <w:name w:val="header"/>
-    <w:basedOn w:val="1"/>
+    <w:basedOn w:val="Normal"/>
     <w:qFormat/>
-    <w:uiPriority w:val="0"/>
     <w:pPr>
       <w:pBdr>
-        <w:top w:val="none" w:color="auto" w:sz="0" w:space="0"/>
-        <w:left w:val="none" w:color="auto" w:sz="0" w:space="0"/>
-        <w:bottom w:val="none" w:color="auto" w:sz="0" w:space="0"/>
-        <w:right w:val="none" w:color="auto" w:sz="0" w:space="0"/>
+        <w:top w:val="nil"/>
+        <w:left w:val="nil"/>
+        <w:bottom w:val="nil"/>
+        <w:right w:val="nil"/>
       </w:pBdr>
       <w:tabs>
         <w:tab w:val="center" w:pos="4153"/>
@@ -6695,41 +6573,37 @@
       <w:sz w:val="18"/>
     </w:rPr>
   </w:style>
-  <w:style w:type="paragraph" w:styleId="16">
+  <w:style w:type="paragraph" w:styleId="TOC1">
     <w:name w:val="toc 1"/>
-    <w:basedOn w:val="1"/>
-    <w:next w:val="1"/>
+    <w:basedOn w:val="Normal"/>
+    <w:next w:val="Normal"/>
     <w:qFormat/>
-    <w:uiPriority w:val="0"/>
     <w:rPr>
-      <w:rFonts w:ascii="Arial" w:hAnsi="Arial" w:eastAsia="Microsoft JhengHei"/>
+      <w:rFonts w:ascii="Arial" w:eastAsia="Microsoft JhengHei" w:hAnsi="Arial"/>
       <w:sz w:val="24"/>
     </w:rPr>
   </w:style>
-  <w:style w:type="paragraph" w:styleId="17">
+  <w:style w:type="paragraph" w:styleId="TOC2">
     <w:name w:val="toc 2"/>
-    <w:basedOn w:val="1"/>
-    <w:next w:val="1"/>
+    <w:basedOn w:val="Normal"/>
+    <w:next w:val="Normal"/>
     <w:qFormat/>
-    <w:uiPriority w:val="0"/>
     <w:pPr>
       <w:ind w:left="420" w:leftChars="200"/>
     </w:pPr>
   </w:style>
-  <w:style w:type="paragraph" w:styleId="18">
+  <w:style w:type="paragraph" w:styleId="NormalWeb">
     <w:name w:val="Normal (Web)"/>
-    <w:basedOn w:val="1"/>
+    <w:basedOn w:val="Normal"/>
     <w:qFormat/>
-    <w:uiPriority w:val="0"/>
     <w:rPr>
       <w:sz w:val="24"/>
     </w:rPr>
   </w:style>
-  <w:style w:type="paragraph" w:styleId="19">
+  <w:style w:type="paragraph" w:styleId="Title">
     <w:name w:val="Title"/>
-    <w:basedOn w:val="1"/>
+    <w:basedOn w:val="Normal"/>
     <w:qFormat/>
-    <w:uiPriority w:val="0"/>
     <w:pPr>
       <w:spacing w:before="240" w:beforeLines="0" w:beforeAutospacing="0" w:after="60" w:afterLines="0" w:afterAutospacing="0"/>
       <w:jc w:val="center"/>
@@ -6741,73 +6615,68 @@
       <w:sz w:val="32"/>
     </w:rPr>
   </w:style>
-  <w:style w:type="table" w:styleId="21">
+  <w:style w:type="table" w:styleId="TableGrid">
     <w:name w:val="Table Grid"/>
-    <w:basedOn w:val="20"/>
+    <w:basedOn w:val="TableNormal"/>
     <w:qFormat/>
-    <w:uiPriority w:val="0"/>
     <w:pPr>
       <w:widowControl w:val="0"/>
       <w:jc w:val="both"/>
     </w:pPr>
     <w:tblPr>
       <w:tblBorders>
-        <w:top w:val="single" w:color="auto" w:sz="4" w:space="0"/>
-        <w:left w:val="single" w:color="auto" w:sz="4" w:space="0"/>
-        <w:bottom w:val="single" w:color="auto" w:sz="4" w:space="0"/>
-        <w:right w:val="single" w:color="auto" w:sz="4" w:space="0"/>
-        <w:insideH w:val="single" w:color="auto" w:sz="4" w:space="0"/>
-        <w:insideV w:val="single" w:color="auto" w:sz="4" w:space="0"/>
+        <w:top w:val="single" w:sz="4" w:space="0" w:color="auto"/>
+        <w:left w:val="single" w:sz="4" w:space="0" w:color="auto"/>
+        <w:bottom w:val="single" w:sz="4" w:space="0" w:color="auto"/>
+        <w:right w:val="single" w:sz="4" w:space="0" w:color="auto"/>
+        <w:insideH w:val="single" w:sz="4" w:space="0" w:color="auto"/>
+        <w:insideV w:val="single" w:sz="4" w:space="0" w:color="auto"/>
       </w:tblBorders>
     </w:tblPr>
   </w:style>
-  <w:style w:type="character" w:styleId="23">
+  <w:style w:type="character" w:styleId="Strong">
     <w:name w:val="Strong"/>
-    <w:basedOn w:val="22"/>
+    <w:basedOn w:val="DefaultParagraphFont"/>
     <w:qFormat/>
-    <w:uiPriority w:val="0"/>
     <w:rPr>
       <w:b/>
     </w:rPr>
   </w:style>
-  <w:style w:type="paragraph" w:customStyle="1" w:styleId="24">
+  <w:style w:type="paragraph" w:customStyle="1" w:styleId="a">
     <w:name w:val="柴_公司名"/>
-    <w:basedOn w:val="19"/>
+    <w:basedOn w:val="Title"/>
     <w:qFormat/>
-    <w:uiPriority w:val="0"/>
     <w:pPr>
       <w:spacing w:after="600" w:afterLines="600"/>
     </w:pPr>
     <w:rPr>
-      <w:rFonts w:hint="eastAsia" w:ascii="宋体" w:hAnsi="宋体" w:eastAsia="宋体" w:cs="宋体"/>
+      <w:rFonts w:ascii="宋体" w:eastAsia="宋体" w:hAnsi="宋体" w:cs="宋体" w:hint="eastAsia"/>
       <w:bCs/>
       <w:spacing w:val="-6"/>
       <w:sz w:val="52"/>
       <w:szCs w:val="52"/>
     </w:rPr>
   </w:style>
-  <w:style w:type="paragraph" w:customStyle="1" w:styleId="25">
+  <w:style w:type="paragraph" w:customStyle="1" w:styleId="a0">
     <w:name w:val="柴_文档名"/>
-    <w:basedOn w:val="19"/>
+    <w:basedOn w:val="Title"/>
     <w:qFormat/>
-    <w:uiPriority w:val="0"/>
     <w:pPr>
       <w:spacing w:after="900" w:afterLines="900"/>
     </w:pPr>
     <w:rPr>
-      <w:rFonts w:ascii="黑体" w:hAnsi="黑体" w:eastAsia="黑体" w:cs="黑体"/>
+      <w:rFonts w:ascii="黑体" w:eastAsia="黑体" w:hAnsi="黑体" w:cs="黑体"/>
       <w:bCs/>
       <w:spacing w:val="-7"/>
       <w:sz w:val="52"/>
       <w:szCs w:val="52"/>
     </w:rPr>
   </w:style>
-  <w:style w:type="table" w:customStyle="1" w:styleId="26">
+  <w:style w:type="table" w:customStyle="1" w:styleId="TableNormal0">
     <w:name w:val="Table Normal_0"/>
     <w:semiHidden/>
     <w:unhideWhenUsed/>
     <w:qFormat/>
-    <w:uiPriority w:val="0"/>
     <w:tblPr>
       <w:tblCellMar>
         <w:top w:w="0" w:type="dxa"/>
@@ -6817,87 +6686,81 @@
       </w:tblCellMar>
     </w:tblPr>
   </w:style>
-  <w:style w:type="paragraph" w:customStyle="1" w:styleId="27">
+  <w:style w:type="paragraph" w:customStyle="1" w:styleId="TableText">
     <w:name w:val="Table Text"/>
-    <w:basedOn w:val="1"/>
+    <w:basedOn w:val="Normal"/>
     <w:semiHidden/>
     <w:qFormat/>
-    <w:uiPriority w:val="0"/>
     <w:rPr>
-      <w:rFonts w:ascii="宋体" w:hAnsi="宋体" w:eastAsia="宋体" w:cs="宋体"/>
+      <w:rFonts w:ascii="宋体" w:eastAsia="宋体" w:hAnsi="宋体" w:cs="宋体"/>
       <w:sz w:val="21"/>
       <w:szCs w:val="21"/>
       <w:lang w:val="en-US" w:eastAsia="en-US" w:bidi="ar-SA"/>
     </w:rPr>
   </w:style>
-  <w:style w:type="paragraph" w:customStyle="1" w:styleId="28">
+  <w:style w:type="paragraph" w:customStyle="1" w:styleId="1">
     <w:name w:val="柴_标题1"/>
-    <w:basedOn w:val="2"/>
-    <w:next w:val="29"/>
-    <w:link w:val="38"/>
+    <w:basedOn w:val="Heading1"/>
+    <w:next w:val="a1"/>
+    <w:link w:val="1Char"/>
     <w:qFormat/>
-    <w:uiPriority w:val="0"/>
     <w:pPr>
       <w:spacing w:before="100" w:after="90" w:line="360" w:lineRule="auto"/>
     </w:pPr>
     <w:rPr>
-      <w:rFonts w:ascii="Arial" w:hAnsi="Arial" w:eastAsia="宋体"/>
+      <w:rFonts w:ascii="Arial" w:eastAsia="宋体" w:hAnsi="Arial"/>
       <w:sz w:val="32"/>
     </w:rPr>
   </w:style>
-  <w:style w:type="paragraph" w:customStyle="1" w:styleId="29">
+  <w:style w:type="paragraph" w:customStyle="1" w:styleId="a1">
     <w:name w:val="柴_正文"/>
-    <w:basedOn w:val="12"/>
-    <w:link w:val="42"/>
+    <w:basedOn w:val="BodyText"/>
+    <w:link w:val="Char"/>
     <w:qFormat/>
-    <w:uiPriority w:val="0"/>
     <w:pPr>
       <w:spacing w:line="360" w:lineRule="auto"/>
       <w:ind w:firstLine="470" w:firstLineChars="200"/>
     </w:pPr>
     <w:rPr>
-      <w:rFonts w:ascii="Arial" w:hAnsi="Arial" w:eastAsia="宋体"/>
+      <w:rFonts w:ascii="Arial" w:eastAsia="宋体" w:hAnsi="Arial"/>
       <w:sz w:val="24"/>
       <w:lang w:eastAsia="zh-CN"/>
     </w:rPr>
   </w:style>
-  <w:style w:type="paragraph" w:customStyle="1" w:styleId="30">
+  <w:style w:type="paragraph" w:customStyle="1" w:styleId="2">
     <w:name w:val="柴_标题2"/>
-    <w:basedOn w:val="3"/>
-    <w:next w:val="29"/>
+    <w:basedOn w:val="Heading2"/>
+    <w:next w:val="a1"/>
     <w:qFormat/>
-    <w:uiPriority w:val="0"/>
     <w:pPr>
       <w:spacing w:line="360" w:lineRule="auto"/>
     </w:pPr>
     <w:rPr>
-      <w:rFonts w:ascii="Arial" w:hAnsi="Arial" w:eastAsia="宋体"/>
+      <w:rFonts w:ascii="Arial" w:eastAsia="宋体" w:hAnsi="Arial"/>
       <w:sz w:val="28"/>
     </w:rPr>
   </w:style>
-  <w:style w:type="paragraph" w:customStyle="1" w:styleId="31">
+  <w:style w:type="paragraph" w:customStyle="1" w:styleId="3">
     <w:name w:val="柴_标题3"/>
-    <w:basedOn w:val="4"/>
-    <w:next w:val="29"/>
+    <w:basedOn w:val="Heading3"/>
+    <w:next w:val="a1"/>
     <w:qFormat/>
-    <w:uiPriority w:val="0"/>
     <w:pPr>
       <w:spacing w:line="360" w:lineRule="auto"/>
       <w:ind w:left="0" w:firstLine="472" w:firstLineChars="200"/>
     </w:pPr>
     <w:rPr>
-      <w:rFonts w:ascii="宋体" w:hAnsi="宋体" w:eastAsia="宋体" w:cs="宋体"/>
+      <w:rFonts w:ascii="宋体" w:eastAsia="宋体" w:hAnsi="宋体" w:cs="宋体"/>
       <w:spacing w:val="-2"/>
       <w:sz w:val="24"/>
       <w:szCs w:val="24"/>
     </w:rPr>
   </w:style>
-  <w:style w:type="paragraph" w:customStyle="1" w:styleId="32">
+  <w:style w:type="paragraph" w:customStyle="1" w:styleId="a2">
     <w:name w:val="柴_目录"/>
-    <w:basedOn w:val="1"/>
-    <w:next w:val="12"/>
+    <w:basedOn w:val="Normal"/>
+    <w:next w:val="BodyText"/>
     <w:qFormat/>
-    <w:uiPriority w:val="0"/>
     <w:pPr>
       <w:tabs>
         <w:tab w:val="right" w:leader="dot" w:pos="8442"/>
@@ -6905,64 +6768,59 @@
       <w:ind w:left="0" w:leftChars="0"/>
     </w:pPr>
     <w:rPr>
-      <w:rFonts w:ascii="Arial" w:hAnsi="Arial" w:eastAsia="Microsoft JhengHei"/>
+      <w:rFonts w:ascii="Arial" w:eastAsia="Microsoft JhengHei" w:hAnsi="Arial"/>
       <w:sz w:val="24"/>
     </w:rPr>
   </w:style>
-  <w:style w:type="paragraph" w:customStyle="1" w:styleId="33">
+  <w:style w:type="paragraph" w:customStyle="1" w:styleId="WPSOffice1">
     <w:name w:val="WPSOffice手动目录 1"/>
     <w:qFormat/>
-    <w:uiPriority w:val="0"/>
     <w:pPr>
       <w:ind w:leftChars="0"/>
     </w:pPr>
     <w:rPr>
-      <w:rFonts w:ascii="Times New Roman" w:hAnsi="Times New Roman" w:eastAsia="宋体" w:cs="Times New Roman"/>
+      <w:rFonts w:ascii="Times New Roman" w:eastAsia="宋体" w:hAnsi="Times New Roman" w:cs="Times New Roman"/>
       <w:sz w:val="20"/>
       <w:szCs w:val="20"/>
     </w:rPr>
   </w:style>
-  <w:style w:type="paragraph" w:customStyle="1" w:styleId="34">
+  <w:style w:type="paragraph" w:customStyle="1" w:styleId="WPSOffice2">
     <w:name w:val="WPSOffice手动目录 2"/>
     <w:qFormat/>
-    <w:uiPriority w:val="0"/>
     <w:pPr>
       <w:ind w:leftChars="200"/>
     </w:pPr>
     <w:rPr>
-      <w:rFonts w:ascii="Times New Roman" w:hAnsi="Times New Roman" w:eastAsia="宋体" w:cs="Times New Roman"/>
+      <w:rFonts w:ascii="Times New Roman" w:eastAsia="宋体" w:hAnsi="Times New Roman" w:cs="Times New Roman"/>
       <w:sz w:val="20"/>
       <w:szCs w:val="20"/>
     </w:rPr>
   </w:style>
-  <w:style w:type="paragraph" w:customStyle="1" w:styleId="35">
+  <w:style w:type="paragraph" w:customStyle="1" w:styleId="WPSOffice3">
     <w:name w:val="WPSOffice手动目录 3"/>
     <w:qFormat/>
-    <w:uiPriority w:val="0"/>
     <w:pPr>
       <w:ind w:leftChars="400"/>
     </w:pPr>
     <w:rPr>
-      <w:rFonts w:ascii="Times New Roman" w:hAnsi="Times New Roman" w:eastAsia="宋体" w:cs="Times New Roman"/>
+      <w:rFonts w:ascii="Times New Roman" w:eastAsia="宋体" w:hAnsi="Times New Roman" w:cs="Times New Roman"/>
       <w:sz w:val="20"/>
       <w:szCs w:val="20"/>
     </w:rPr>
   </w:style>
-  <w:style w:type="paragraph" w:customStyle="1" w:styleId="36">
+  <w:style w:type="paragraph" w:customStyle="1" w:styleId="Compact">
     <w:name w:val="Compact"/>
-    <w:basedOn w:val="12"/>
+    <w:basedOn w:val="BodyText"/>
     <w:qFormat/>
-    <w:uiPriority w:val="0"/>
     <w:pPr>
       <w:spacing w:before="36" w:after="36"/>
     </w:pPr>
   </w:style>
-  <w:style w:type="table" w:customStyle="1" w:styleId="37">
+  <w:style w:type="table" w:customStyle="1" w:styleId="Table">
     <w:name w:val="Table"/>
     <w:semiHidden/>
     <w:unhideWhenUsed/>
     <w:qFormat/>
-    <w:uiPriority w:val="0"/>
     <w:tblPr>
       <w:tblCellMar>
         <w:top w:w="0" w:type="dxa"/>
@@ -6974,28 +6832,26 @@
     <w:tblStylePr w:type="firstRow">
       <w:tcPr>
         <w:tcBorders>
-          <w:bottom w:val="single" w:color="auto" w:sz="0" w:space="0"/>
+          <w:bottom w:val="single" w:sz="0" w:space="0" w:color="auto"/>
         </w:tcBorders>
         <w:vAlign w:val="bottom"/>
       </w:tcPr>
     </w:tblStylePr>
   </w:style>
-  <w:style w:type="character" w:customStyle="1" w:styleId="38">
+  <w:style w:type="character" w:customStyle="1" w:styleId="1Char">
     <w:name w:val="柴_标题1 Char"/>
-    <w:link w:val="28"/>
+    <w:link w:val="1"/>
     <w:qFormat/>
-    <w:uiPriority w:val="0"/>
     <w:rPr>
-      <w:rFonts w:ascii="Arial" w:hAnsi="Arial" w:eastAsia="宋体"/>
+      <w:rFonts w:ascii="Arial" w:eastAsia="宋体" w:hAnsi="Arial"/>
       <w:sz w:val="32"/>
     </w:rPr>
   </w:style>
-  <w:style w:type="table" w:customStyle="1" w:styleId="39">
+  <w:style w:type="table" w:customStyle="1" w:styleId="TableNormal1">
     <w:name w:val="Table Normal_1"/>
     <w:semiHidden/>
     <w:unhideWhenUsed/>
     <w:qFormat/>
-    <w:uiPriority w:val="0"/>
     <w:tblPr>
       <w:tblCellMar>
         <w:top w:w="0" w:type="dxa"/>
@@ -7005,11 +6861,10 @@
       </w:tblCellMar>
     </w:tblPr>
   </w:style>
-  <w:style w:type="paragraph" w:customStyle="1" w:styleId="40">
+  <w:style w:type="paragraph" w:customStyle="1" w:styleId="a3">
     <w:name w:val="柴_正文_无缩进"/>
-    <w:basedOn w:val="1"/>
+    <w:basedOn w:val="Normal"/>
     <w:qFormat/>
-    <w:uiPriority w:val="0"/>
     <w:pPr>
       <w:ind w:firstLine="0" w:firstLineChars="0"/>
     </w:pPr>
@@ -7019,31 +6874,29 @@
       <w:lang w:eastAsia="zh-CN"/>
     </w:rPr>
   </w:style>
-  <w:style w:type="paragraph" w:customStyle="1" w:styleId="41">
+  <w:style w:type="paragraph" w:customStyle="1" w:styleId="4">
     <w:name w:val="柴_标题4"/>
-    <w:basedOn w:val="5"/>
-    <w:next w:val="1"/>
+    <w:basedOn w:val="Heading4"/>
+    <w:next w:val="Normal"/>
     <w:qFormat/>
-    <w:uiPriority w:val="0"/>
     <w:pPr>
       <w:widowControl w:val="0"/>
       <w:spacing w:before="160" w:line="360" w:lineRule="auto"/>
-      <w:ind w:left="981" w:leftChars="300" w:hanging="862"/>
+      <w:ind w:left="981" w:hanging="862" w:leftChars="300"/>
     </w:pPr>
     <w:rPr>
-      <w:rFonts w:hint="eastAsia" w:ascii="Calibri" w:hAnsi="Calibri" w:eastAsia="宋体" w:cs="宋体"/>
+      <w:rFonts w:ascii="Calibri" w:eastAsia="宋体" w:hAnsi="Calibri" w:cs="宋体" w:hint="eastAsia"/>
       <w:sz w:val="24"/>
       <w:szCs w:val="24"/>
       <w:lang w:eastAsia="zh-CN" w:bidi="zh-CN"/>
     </w:rPr>
   </w:style>
-  <w:style w:type="character" w:customStyle="1" w:styleId="42">
+  <w:style w:type="character" w:customStyle="1" w:styleId="Char">
     <w:name w:val="柴_正文 Char"/>
-    <w:link w:val="29"/>
+    <w:link w:val="a1"/>
     <w:qFormat/>
-    <w:uiPriority w:val="0"/>
     <w:rPr>
-      <w:rFonts w:ascii="Arial" w:hAnsi="Arial" w:eastAsia="宋体"/>
+      <w:rFonts w:ascii="Arial" w:eastAsia="宋体" w:hAnsi="Arial"/>
       <w:sz w:val="24"/>
       <w:lang w:eastAsia="zh-CN"/>
     </w:rPr>

--- a/6-过程管理/流程制度规范类文件/JXTX-06-08-配置管理制度.docx
+++ b/6-过程管理/流程制度规范类文件/JXTX-06-08-配置管理制度.docx
@@ -1,11 +1,10 @@
 
 <file path=word/document.xml><?xml version="1.0" encoding="utf-8"?>
-<w:document xmlns:wpc="http://schemas.microsoft.com/office/word/2010/wordprocessingCanvas" xmlns:mc="http://schemas.openxmlformats.org/markup-compatibility/2006" xmlns:o="urn:schemas-microsoft-com:office:office" xmlns:r="http://schemas.openxmlformats.org/officeDocument/2006/relationships" xmlns:m="http://schemas.openxmlformats.org/officeDocument/2006/math" xmlns:v="urn:schemas-microsoft-com:vml" xmlns:wp14="http://schemas.microsoft.com/office/word/2010/wordprocessingDrawing" xmlns:wp="http://schemas.openxmlformats.org/drawingml/2006/wordprocessingDrawing" xmlns:w10="urn:schemas-microsoft-com:office:word" xmlns:w="http://schemas.openxmlformats.org/wordprocessingml/2006/main" xmlns:w14="http://schemas.microsoft.com/office/word/2010/wordml" xmlns:w15="http://schemas.microsoft.com/office/word/2012/wordml" xmlns:wne="http://schemas.microsoft.com/office/word/2006/wordml" xmlns:wpg="http://schemas.microsoft.com/office/word/2010/wordprocessingGroup" xmlns:wpi="http://schemas.microsoft.com/office/word/2010/wordprocessingInk" xmlns:wps="http://schemas.microsoft.com/office/word/2010/wordprocessingShape" mc:Ignorable="w14 w15 wp14">
-  <!-- Generated by Aspose.Words for .NET 13.3.0.1 -->
+<w:document xmlns:wpc="http://schemas.microsoft.com/office/word/2010/wordprocessingCanvas" xmlns:mc="http://schemas.openxmlformats.org/markup-compatibility/2006" xmlns:o="urn:schemas-microsoft-com:office:office" xmlns:r="http://schemas.openxmlformats.org/officeDocument/2006/relationships" xmlns:m="http://schemas.openxmlformats.org/officeDocument/2006/math" xmlns:v="urn:schemas-microsoft-com:vml" xmlns:wp14="http://schemas.microsoft.com/office/word/2010/wordprocessingDrawing" xmlns:wp="http://schemas.openxmlformats.org/drawingml/2006/wordprocessingDrawing" xmlns:w="http://schemas.openxmlformats.org/wordprocessingml/2006/main" xmlns:w14="http://schemas.microsoft.com/office/word/2010/wordml" xmlns:w10="urn:schemas-microsoft-com:office:word" xmlns:w15="http://schemas.microsoft.com/office/word/2012/wordml" xmlns:wpg="http://schemas.microsoft.com/office/word/2010/wordprocessingGroup" xmlns:wpi="http://schemas.microsoft.com/office/word/2010/wordprocessingInk" xmlns:wne="http://schemas.microsoft.com/office/word/2006/wordml" xmlns:wps="http://schemas.microsoft.com/office/word/2010/wordprocessingShape" xmlns:wpsCustomData="http://www.wps.cn/officeDocument/2013/wpsCustomData" mc:Ignorable="w14 w15 wp14">
   <w:body>
     <w:p>
       <w:pPr>
-        <w:pStyle w:val="a"/>
+        <w:pStyle w:val="24"/>
         <w:keepNext w:val="0"/>
         <w:keepLines w:val="0"/>
         <w:pageBreakBefore w:val="0"/>
@@ -22,10 +21,10 @@
         <w:spacing w:before="3120" w:beforeLines="1000"/>
         <w:textAlignment w:val="baseline"/>
       </w:pPr>
-      <w:bookmarkStart w:id="0" w:name="_Toc11154"/>
+      <w:bookmarkStart w:id="0" w:name="_Toc31015"/>
       <w:r>
         <w:drawing>
-          <wp:anchor distT="0" distB="0" distL="114300" distR="114300" simplePos="0" relativeHeight="251660288" behindDoc="1" locked="0" layoutInCell="1" allowOverlap="1">
+          <wp:anchor distT="0" distB="0" distL="114300" distR="114300" simplePos="0" relativeHeight="251661312" behindDoc="1" locked="0" layoutInCell="1" allowOverlap="1">
             <wp:simplePos x="0" y="0"/>
             <wp:positionH relativeFrom="column">
               <wp:posOffset>-19050</wp:posOffset>
@@ -50,7 +49,7 @@
                     </pic:cNvPicPr>
                   </pic:nvPicPr>
                   <pic:blipFill>
-                    <a:blip xmlns:r="http://schemas.openxmlformats.org/officeDocument/2006/relationships" r:embed="rId4"/>
+                    <a:blip r:embed="rId7"/>
                     <a:stretch>
                       <a:fillRect/>
                     </a:stretch>
@@ -76,7 +75,7 @@
       </w:r>
       <w:r>
         <w:drawing>
-          <wp:anchor distT="0" distB="0" distL="114300" distR="114300" simplePos="0" relativeHeight="251659264" behindDoc="1" locked="0" layoutInCell="1" allowOverlap="1">
+          <wp:anchor distT="0" distB="0" distL="114300" distR="114300" simplePos="0" relativeHeight="251660288" behindDoc="1" locked="0" layoutInCell="1" allowOverlap="1">
             <wp:simplePos x="0" y="0"/>
             <wp:positionH relativeFrom="column">
               <wp:posOffset>0</wp:posOffset>
@@ -101,7 +100,7 @@
                     </pic:cNvPicPr>
                   </pic:nvPicPr>
                   <pic:blipFill>
-                    <a:blip xmlns:r="http://schemas.openxmlformats.org/officeDocument/2006/relationships" r:embed="rId5"/>
+                    <a:blip r:embed="rId8"/>
                     <a:stretch>
                       <a:fillRect/>
                     </a:stretch>
@@ -131,7 +130,7 @@
           <w:lang w:val="en-US" w:eastAsia="zh-CN"/>
         </w:rPr>
         <w:drawing>
-          <wp:anchor distT="0" distB="0" distL="114300" distR="114300" simplePos="0" relativeHeight="251658240" behindDoc="1" locked="0" layoutInCell="1" allowOverlap="1">
+          <wp:anchor distT="0" distB="0" distL="114300" distR="114300" simplePos="0" relativeHeight="251659264" behindDoc="1" locked="0" layoutInCell="1" allowOverlap="1">
             <wp:simplePos x="0" y="0"/>
             <wp:positionH relativeFrom="column">
               <wp:posOffset>635</wp:posOffset>
@@ -156,7 +155,7 @@
                     </pic:cNvPicPr>
                   </pic:nvPicPr>
                   <pic:blipFill>
-                    <a:blip xmlns:r="http://schemas.openxmlformats.org/officeDocument/2006/relationships" r:embed="rId6">
+                    <a:blip r:embed="rId9">
                       <a:alphaModFix amt="58000"/>
                       <a:lum contrast="-52000"/>
                     </a:blip>
@@ -190,7 +189,7 @@
     </w:p>
     <w:p>
       <w:pPr>
-        <w:pStyle w:val="a0"/>
+        <w:pStyle w:val="25"/>
         <w:keepNext w:val="0"/>
         <w:keepLines w:val="0"/>
         <w:pageBreakBefore w:val="0"/>
@@ -211,7 +210,7 @@
           <w:lang w:val="en-US" w:eastAsia="zh-CN"/>
         </w:rPr>
       </w:pPr>
-      <w:bookmarkStart w:id="1" w:name="_Toc18542"/>
+      <w:bookmarkStart w:id="1" w:name="_Toc11521"/>
       <w:r>
         <w:rPr>
           <w:rFonts w:hint="eastAsia"/>
@@ -237,11 +236,11 @@
         <w:adjustRightInd w:val="0"/>
         <w:snapToGrid w:val="0"/>
         <w:spacing w:after="624" w:afterLines="200" w:line="219" w:lineRule="auto"/>
-        <w:ind w:left="0" w:right="0" w:firstLine="0" w:leftChars="0" w:rightChars="0" w:firstLineChars="0"/>
+        <w:ind w:left="0" w:leftChars="0" w:right="0" w:rightChars="0" w:firstLine="0" w:firstLineChars="0"/>
         <w:jc w:val="center"/>
         <w:textAlignment w:val="baseline"/>
         <w:rPr>
-          <w:rFonts w:ascii="宋体" w:eastAsia="宋体" w:hAnsi="宋体" w:cs="宋体" w:hint="eastAsia"/>
+          <w:rFonts w:hint="eastAsia" w:ascii="宋体" w:hAnsi="宋体" w:eastAsia="宋体" w:cs="宋体"/>
           <w:sz w:val="24"/>
           <w:szCs w:val="24"/>
           <w:lang w:val="en-US" w:eastAsia="zh-CN"/>
@@ -249,7 +248,7 @@
       </w:pPr>
       <w:r>
         <w:rPr>
-          <w:rFonts w:ascii="宋体" w:eastAsia="宋体" w:hAnsi="宋体" w:cs="宋体"/>
+          <w:rFonts w:ascii="宋体" w:hAnsi="宋体" w:eastAsia="宋体" w:cs="宋体"/>
           <w:b/>
           <w:bCs/>
           <w:spacing w:val="-3"/>
@@ -260,7 +259,7 @@
       </w:r>
       <w:r>
         <w:rPr>
-          <w:rFonts w:ascii="宋体" w:eastAsia="宋体" w:hAnsi="宋体" w:cs="宋体" w:hint="eastAsia"/>
+          <w:rFonts w:hint="eastAsia" w:ascii="宋体" w:hAnsi="宋体" w:eastAsia="宋体" w:cs="宋体"/>
           <w:b/>
           <w:bCs/>
           <w:spacing w:val="-3"/>
@@ -272,7 +271,7 @@
       </w:r>
       <w:r>
         <w:rPr>
-          <w:rFonts w:ascii="宋体" w:eastAsia="宋体" w:hAnsi="宋体" w:cs="宋体"/>
+          <w:rFonts w:ascii="宋体" w:hAnsi="宋体" w:eastAsia="宋体" w:cs="宋体"/>
           <w:b/>
           <w:bCs/>
           <w:spacing w:val="-3"/>
@@ -283,7 +282,7 @@
       </w:r>
       <w:r>
         <w:rPr>
-          <w:rFonts w:ascii="宋体" w:hAnsi="宋体" w:cs="宋体" w:hint="eastAsia"/>
+          <w:rFonts w:hint="eastAsia" w:ascii="宋体" w:hAnsi="宋体" w:cs="宋体"/>
           <w:b/>
           <w:bCs/>
           <w:spacing w:val="-3"/>
@@ -295,7 +294,7 @@
       </w:r>
       <w:r>
         <w:rPr>
-          <w:rFonts w:ascii="宋体" w:eastAsia="宋体" w:hAnsi="宋体" w:cs="宋体"/>
+          <w:rFonts w:ascii="宋体" w:hAnsi="宋体" w:eastAsia="宋体" w:cs="宋体"/>
           <w:b/>
           <w:bCs/>
           <w:spacing w:val="-3"/>
@@ -306,7 +305,7 @@
       </w:r>
       <w:r>
         <w:rPr>
-          <w:rFonts w:ascii="宋体" w:hAnsi="宋体" w:cs="宋体" w:hint="eastAsia"/>
+          <w:rFonts w:hint="eastAsia" w:ascii="宋体" w:hAnsi="宋体" w:cs="宋体"/>
           <w:b/>
           <w:bCs/>
           <w:spacing w:val="-3"/>
@@ -319,17 +318,18 @@
     </w:p>
     <w:tbl>
       <w:tblPr>
-        <w:tblStyle w:val="TableGrid"/>
+        <w:tblStyle w:val="21"/>
         <w:tblW w:w="0" w:type="auto"/>
         <w:jc w:val="center"/>
         <w:tblBorders>
-          <w:top w:val="nil"/>
-          <w:left w:val="nil"/>
-          <w:bottom w:val="nil"/>
-          <w:right w:val="nil"/>
-          <w:insideH w:val="nil"/>
-          <w:insideV w:val="nil"/>
+          <w:top w:val="none" w:color="auto" w:sz="0" w:space="0"/>
+          <w:left w:val="none" w:color="auto" w:sz="0" w:space="0"/>
+          <w:bottom w:val="none" w:color="auto" w:sz="0" w:space="0"/>
+          <w:right w:val="none" w:color="auto" w:sz="0" w:space="0"/>
+          <w:insideH w:val="none" w:color="auto" w:sz="0" w:space="0"/>
+          <w:insideV w:val="none" w:color="auto" w:sz="0" w:space="0"/>
         </w:tblBorders>
+        <w:tblLayout w:type="autofit"/>
         <w:tblCellMar>
           <w:top w:w="0" w:type="dxa"/>
           <w:left w:w="108" w:type="dxa"/>
@@ -343,25 +343,17 @@
       </w:tblGrid>
       <w:tr>
         <w:tblPrEx>
-          <w:tblW w:w="0" w:type="auto"/>
-          <w:jc w:val="center"/>
           <w:tblBorders>
-            <w:top w:val="nil"/>
-            <w:left w:val="nil"/>
-            <w:bottom w:val="nil"/>
-            <w:right w:val="nil"/>
-            <w:insideH w:val="nil"/>
-            <w:insideV w:val="nil"/>
+            <w:top w:val="none" w:color="auto" w:sz="0" w:space="0"/>
+            <w:left w:val="none" w:color="auto" w:sz="0" w:space="0"/>
+            <w:bottom w:val="none" w:color="auto" w:sz="0" w:space="0"/>
+            <w:right w:val="none" w:color="auto" w:sz="0" w:space="0"/>
+            <w:insideH w:val="none" w:color="auto" w:sz="0" w:space="0"/>
+            <w:insideV w:val="none" w:color="auto" w:sz="0" w:space="0"/>
           </w:tblBorders>
-          <w:tblCellMar>
-            <w:top w:w="0" w:type="dxa"/>
-            <w:left w:w="108" w:type="dxa"/>
-            <w:bottom w:w="0" w:type="dxa"/>
-            <w:right w:w="108" w:type="dxa"/>
-          </w:tblCellMar>
         </w:tblPrEx>
         <w:trPr>
-          <w:trHeight w:val="810"/>
+          <w:trHeight w:val="810" w:hRule="atLeast"/>
           <w:jc w:val="center"/>
         </w:trPr>
         <w:tc>
@@ -399,7 +391,7 @@
             </w:r>
             <w:r>
               <w:rPr>
-                <w:rFonts w:asciiTheme="minorAscii" w:eastAsiaTheme="minorEastAsia" w:hAnsiTheme="minorAscii" w:hint="default"/>
+                <w:rFonts w:hint="default" w:asciiTheme="minorAscii" w:hAnsiTheme="minorAscii" w:eastAsiaTheme="minorEastAsia"/>
                 <w:spacing w:val="227"/>
                 <w:sz w:val="21"/>
                 <w:vertAlign w:val="baseline"/>
@@ -453,7 +445,7 @@
             </w:r>
             <w:r>
               <w:rPr>
-                <w:rFonts w:asciiTheme="minorAscii" w:eastAsiaTheme="minorEastAsia" w:hAnsiTheme="minorAscii" w:hint="eastAsia"/>
+                <w:rFonts w:hint="eastAsia" w:asciiTheme="minorAscii" w:hAnsiTheme="minorAscii" w:eastAsiaTheme="minorEastAsia"/>
                 <w:spacing w:val="227"/>
                 <w:sz w:val="21"/>
                 <w:vertAlign w:val="baseline"/>
@@ -475,8 +467,14 @@
       </w:tr>
       <w:tr>
         <w:tblPrEx>
-          <w:tblW w:w="0" w:type="auto"/>
-          <w:jc w:val="center"/>
+          <w:tblBorders>
+            <w:top w:val="none" w:color="auto" w:sz="0" w:space="0"/>
+            <w:left w:val="none" w:color="auto" w:sz="0" w:space="0"/>
+            <w:bottom w:val="none" w:color="auto" w:sz="0" w:space="0"/>
+            <w:right w:val="none" w:color="auto" w:sz="0" w:space="0"/>
+            <w:insideH w:val="none" w:color="auto" w:sz="0" w:space="0"/>
+            <w:insideV w:val="none" w:color="auto" w:sz="0" w:space="0"/>
+          </w:tblBorders>
           <w:tblCellMar>
             <w:top w:w="0" w:type="dxa"/>
             <w:left w:w="108" w:type="dxa"/>
@@ -485,7 +483,7 @@
           </w:tblCellMar>
         </w:tblPrEx>
         <w:trPr>
-          <w:trHeight w:val="810"/>
+          <w:trHeight w:val="810" w:hRule="atLeast"/>
           <w:jc w:val="center"/>
         </w:trPr>
         <w:tc>
@@ -509,7 +507,7 @@
               <w:snapToGrid w:val="0"/>
               <w:textAlignment w:val="baseline"/>
               <w:rPr>
-                <w:rFonts w:ascii="Arial" w:eastAsia="Arial" w:hAnsi="Arial" w:cs="Arial" w:hint="default"/>
+                <w:rFonts w:hint="default" w:ascii="Arial" w:hAnsi="Arial" w:eastAsia="Arial" w:cs="Arial"/>
                 <w:snapToGrid w:val="0"/>
                 <w:color w:val="000000"/>
                 <w:kern w:val="0"/>
@@ -541,7 +539,7 @@
             </w:r>
             <w:r>
               <w:rPr>
-                <w:rFonts w:asciiTheme="minorAscii" w:eastAsiaTheme="minorEastAsia" w:hAnsiTheme="minorAscii" w:hint="default"/>
+                <w:rFonts w:hint="default" w:asciiTheme="minorAscii" w:hAnsiTheme="minorAscii" w:eastAsiaTheme="minorEastAsia"/>
                 <w:spacing w:val="227"/>
                 <w:sz w:val="21"/>
                 <w:vertAlign w:val="baseline"/>
@@ -594,7 +592,7 @@
               <w:snapToGrid w:val="0"/>
               <w:textAlignment w:val="baseline"/>
               <w:rPr>
-                <w:rFonts w:ascii="Arial" w:eastAsia="Arial" w:hAnsi="Arial" w:cs="Arial" w:hint="default"/>
+                <w:rFonts w:hint="default" w:ascii="Arial" w:hAnsi="Arial" w:eastAsia="Arial" w:cs="Arial"/>
                 <w:snapToGrid w:val="0"/>
                 <w:color w:val="000000"/>
                 <w:kern w:val="0"/>
@@ -614,7 +612,7 @@
             </w:r>
             <w:r>
               <w:rPr>
-                <w:rFonts w:asciiTheme="minorAscii" w:eastAsiaTheme="minorEastAsia" w:hAnsiTheme="minorAscii" w:hint="eastAsia"/>
+                <w:rFonts w:hint="eastAsia" w:asciiTheme="minorAscii" w:hAnsiTheme="minorAscii" w:eastAsiaTheme="minorEastAsia"/>
                 <w:spacing w:val="227"/>
                 <w:sz w:val="21"/>
                 <w:vertAlign w:val="baseline"/>
@@ -636,8 +634,14 @@
       </w:tr>
       <w:tr>
         <w:tblPrEx>
-          <w:tblW w:w="0" w:type="auto"/>
-          <w:jc w:val="center"/>
+          <w:tblBorders>
+            <w:top w:val="none" w:color="auto" w:sz="0" w:space="0"/>
+            <w:left w:val="none" w:color="auto" w:sz="0" w:space="0"/>
+            <w:bottom w:val="none" w:color="auto" w:sz="0" w:space="0"/>
+            <w:right w:val="none" w:color="auto" w:sz="0" w:space="0"/>
+            <w:insideH w:val="none" w:color="auto" w:sz="0" w:space="0"/>
+            <w:insideV w:val="none" w:color="auto" w:sz="0" w:space="0"/>
+          </w:tblBorders>
           <w:tblCellMar>
             <w:top w:w="0" w:type="dxa"/>
             <w:left w:w="108" w:type="dxa"/>
@@ -646,7 +650,7 @@
           </w:tblCellMar>
         </w:tblPrEx>
         <w:trPr>
-          <w:trHeight w:val="635"/>
+          <w:trHeight w:val="635" w:hRule="atLeast"/>
           <w:jc w:val="center"/>
         </w:trPr>
         <w:tc>
@@ -696,7 +700,7 @@
             </w:r>
             <w:r>
               <w:rPr>
-                <w:rFonts w:asciiTheme="minorAscii" w:eastAsiaTheme="minorEastAsia" w:hAnsiTheme="minorAscii" w:hint="eastAsia"/>
+                <w:rFonts w:hint="eastAsia" w:asciiTheme="minorAscii" w:hAnsiTheme="minorAscii" w:eastAsiaTheme="minorEastAsia"/>
                 <w:spacing w:val="227"/>
                 <w:sz w:val="21"/>
                 <w:vertAlign w:val="baseline"/>
@@ -749,7 +753,7 @@
             </w:r>
             <w:r>
               <w:rPr>
-                <w:rFonts w:asciiTheme="minorAscii" w:eastAsiaTheme="minorEastAsia" w:hAnsiTheme="minorAscii" w:hint="eastAsia"/>
+                <w:rFonts w:hint="eastAsia" w:asciiTheme="minorAscii" w:hAnsiTheme="minorAscii" w:eastAsiaTheme="minorEastAsia"/>
                 <w:spacing w:val="227"/>
                 <w:sz w:val="21"/>
                 <w:vertAlign w:val="baseline"/>
@@ -808,14 +812,14 @@
         <w:ind w:left="3634"/>
         <w:textAlignment w:val="baseline"/>
         <w:rPr>
-          <w:rFonts w:ascii="宋体" w:eastAsia="宋体" w:hAnsi="宋体" w:cs="宋体"/>
+          <w:rFonts w:ascii="宋体" w:hAnsi="宋体" w:eastAsia="宋体" w:cs="宋体"/>
           <w:sz w:val="31"/>
           <w:szCs w:val="31"/>
         </w:rPr>
       </w:pPr>
       <w:r>
         <w:rPr>
-          <w:rFonts w:ascii="宋体" w:eastAsia="宋体" w:hAnsi="宋体" w:cs="宋体"/>
+          <w:rFonts w:ascii="宋体" w:hAnsi="宋体" w:eastAsia="宋体" w:cs="宋体"/>
           <w:b/>
           <w:bCs/>
           <w:spacing w:val="4"/>
@@ -827,16 +831,16 @@
     </w:p>
     <w:tbl>
       <w:tblPr>
-        <w:tblStyle w:val="TableNormal0"/>
+        <w:tblStyle w:val="26"/>
         <w:tblW w:w="8214" w:type="dxa"/>
         <w:jc w:val="center"/>
         <w:tblBorders>
-          <w:top w:val="single" w:sz="2" w:space="0" w:color="000000"/>
-          <w:left w:val="single" w:sz="2" w:space="0" w:color="000000"/>
-          <w:bottom w:val="single" w:sz="2" w:space="0" w:color="000000"/>
-          <w:right w:val="single" w:sz="2" w:space="0" w:color="000000"/>
-          <w:insideH w:val="single" w:sz="2" w:space="0" w:color="000000"/>
-          <w:insideV w:val="single" w:sz="2" w:space="0" w:color="000000"/>
+          <w:top w:val="single" w:color="000000" w:sz="2" w:space="0"/>
+          <w:left w:val="single" w:color="000000" w:sz="2" w:space="0"/>
+          <w:bottom w:val="single" w:color="000000" w:sz="2" w:space="0"/>
+          <w:right w:val="single" w:color="000000" w:sz="2" w:space="0"/>
+          <w:insideH w:val="single" w:color="000000" w:sz="2" w:space="0"/>
+          <w:insideV w:val="single" w:color="000000" w:sz="2" w:space="0"/>
         </w:tblBorders>
         <w:tblLayout w:type="fixed"/>
         <w:tblCellMar>
@@ -856,17 +860,14 @@
       </w:tblGrid>
       <w:tr>
         <w:tblPrEx>
-          <w:tblW w:w="8214" w:type="dxa"/>
-          <w:jc w:val="center"/>
           <w:tblBorders>
-            <w:top w:val="single" w:sz="2" w:space="0" w:color="000000"/>
-            <w:left w:val="single" w:sz="2" w:space="0" w:color="000000"/>
-            <w:bottom w:val="single" w:sz="2" w:space="0" w:color="000000"/>
-            <w:right w:val="single" w:sz="2" w:space="0" w:color="000000"/>
-            <w:insideH w:val="single" w:sz="2" w:space="0" w:color="000000"/>
-            <w:insideV w:val="single" w:sz="2" w:space="0" w:color="000000"/>
+            <w:top w:val="single" w:color="000000" w:sz="2" w:space="0"/>
+            <w:left w:val="single" w:color="000000" w:sz="2" w:space="0"/>
+            <w:bottom w:val="single" w:color="000000" w:sz="2" w:space="0"/>
+            <w:right w:val="single" w:color="000000" w:sz="2" w:space="0"/>
+            <w:insideH w:val="single" w:color="000000" w:sz="2" w:space="0"/>
+            <w:insideV w:val="single" w:color="000000" w:sz="2" w:space="0"/>
           </w:tblBorders>
-          <w:tblLayout w:type="fixed"/>
           <w:tblCellMar>
             <w:top w:w="0" w:type="dxa"/>
             <w:left w:w="0" w:type="dxa"/>
@@ -875,7 +876,7 @@
           </w:tblCellMar>
         </w:tblPrEx>
         <w:trPr>
-          <w:trHeight w:val="593"/>
+          <w:trHeight w:val="593" w:hRule="atLeast"/>
           <w:jc w:val="center"/>
         </w:trPr>
         <w:tc>
@@ -897,18 +898,18 @@
               <w:adjustRightInd w:val="0"/>
               <w:snapToGrid w:val="0"/>
               <w:spacing w:before="176" w:line="228" w:lineRule="auto"/>
-              <w:ind w:left="0" w:right="0" w:firstLine="0" w:leftChars="0" w:rightChars="0" w:firstLineChars="0"/>
+              <w:ind w:left="0" w:leftChars="0" w:right="0" w:rightChars="0" w:firstLine="0" w:firstLineChars="0"/>
               <w:jc w:val="center"/>
               <w:textAlignment w:val="baseline"/>
               <w:rPr>
-                <w:rFonts w:ascii="宋体" w:eastAsia="宋体" w:hAnsi="宋体" w:cs="宋体"/>
+                <w:rFonts w:ascii="宋体" w:hAnsi="宋体" w:eastAsia="宋体" w:cs="宋体"/>
                 <w:sz w:val="20"/>
                 <w:szCs w:val="20"/>
               </w:rPr>
             </w:pPr>
             <w:r>
               <w:rPr>
-                <w:rFonts w:ascii="宋体" w:hAnsi="宋体" w:cs="宋体" w:hint="eastAsia"/>
+                <w:rFonts w:hint="eastAsia" w:ascii="宋体" w:hAnsi="宋体" w:cs="宋体"/>
                 <w:spacing w:val="-14"/>
                 <w:sz w:val="20"/>
                 <w:szCs w:val="20"/>
@@ -918,7 +919,7 @@
             </w:r>
             <w:r>
               <w:rPr>
-                <w:rFonts w:ascii="宋体" w:eastAsia="宋体" w:hAnsi="宋体" w:cs="宋体"/>
+                <w:rFonts w:ascii="宋体" w:hAnsi="宋体" w:eastAsia="宋体" w:cs="宋体"/>
                 <w:spacing w:val="-14"/>
                 <w:sz w:val="20"/>
                 <w:szCs w:val="20"/>
@@ -946,18 +947,18 @@
               <w:adjustRightInd w:val="0"/>
               <w:snapToGrid w:val="0"/>
               <w:spacing w:before="175" w:line="227" w:lineRule="auto"/>
-              <w:ind w:left="0" w:right="0" w:firstLine="0" w:leftChars="0" w:rightChars="0" w:firstLineChars="0"/>
+              <w:ind w:left="0" w:leftChars="0" w:right="0" w:rightChars="0" w:firstLine="0" w:firstLineChars="0"/>
               <w:jc w:val="center"/>
               <w:textAlignment w:val="baseline"/>
               <w:rPr>
-                <w:rFonts w:ascii="宋体" w:eastAsia="宋体" w:hAnsi="宋体" w:cs="宋体"/>
+                <w:rFonts w:ascii="宋体" w:hAnsi="宋体" w:eastAsia="宋体" w:cs="宋体"/>
                 <w:sz w:val="20"/>
                 <w:szCs w:val="20"/>
               </w:rPr>
             </w:pPr>
             <w:r>
               <w:rPr>
-                <w:rFonts w:ascii="宋体" w:eastAsia="宋体" w:hAnsi="宋体" w:cs="宋体"/>
+                <w:rFonts w:ascii="宋体" w:hAnsi="宋体" w:eastAsia="宋体" w:cs="宋体"/>
                 <w:spacing w:val="4"/>
                 <w:sz w:val="20"/>
                 <w:szCs w:val="20"/>
@@ -985,18 +986,18 @@
               <w:adjustRightInd w:val="0"/>
               <w:snapToGrid w:val="0"/>
               <w:spacing w:before="175" w:line="228" w:lineRule="auto"/>
-              <w:ind w:left="0" w:right="0" w:firstLine="0" w:leftChars="0" w:rightChars="0" w:firstLineChars="0"/>
+              <w:ind w:left="0" w:leftChars="0" w:right="0" w:rightChars="0" w:firstLine="0" w:firstLineChars="0"/>
               <w:jc w:val="center"/>
               <w:textAlignment w:val="baseline"/>
               <w:rPr>
-                <w:rFonts w:ascii="宋体" w:eastAsia="宋体" w:hAnsi="宋体" w:cs="宋体"/>
+                <w:rFonts w:ascii="宋体" w:hAnsi="宋体" w:eastAsia="宋体" w:cs="宋体"/>
                 <w:sz w:val="20"/>
                 <w:szCs w:val="20"/>
               </w:rPr>
             </w:pPr>
             <w:r>
               <w:rPr>
-                <w:rFonts w:ascii="宋体" w:eastAsia="宋体" w:hAnsi="宋体" w:cs="宋体"/>
+                <w:rFonts w:ascii="宋体" w:hAnsi="宋体" w:eastAsia="宋体" w:cs="宋体"/>
                 <w:spacing w:val="7"/>
                 <w:sz w:val="20"/>
                 <w:szCs w:val="20"/>
@@ -1024,11 +1025,11 @@
               <w:adjustRightInd w:val="0"/>
               <w:snapToGrid w:val="0"/>
               <w:spacing w:before="175" w:line="228" w:lineRule="auto"/>
-              <w:ind w:left="0" w:right="0" w:firstLine="0" w:leftChars="0" w:rightChars="0" w:firstLineChars="0"/>
+              <w:ind w:left="0" w:leftChars="0" w:right="0" w:rightChars="0" w:firstLine="0" w:firstLineChars="0"/>
               <w:jc w:val="center"/>
               <w:textAlignment w:val="baseline"/>
               <w:rPr>
-                <w:rFonts w:ascii="宋体" w:eastAsia="宋体" w:hAnsi="宋体" w:cs="宋体" w:hint="eastAsia"/>
+                <w:rFonts w:hint="eastAsia" w:ascii="宋体" w:hAnsi="宋体" w:eastAsia="宋体" w:cs="宋体"/>
                 <w:spacing w:val="7"/>
                 <w:sz w:val="20"/>
                 <w:szCs w:val="20"/>
@@ -1037,7 +1038,7 @@
             </w:pPr>
             <w:r>
               <w:rPr>
-                <w:rFonts w:ascii="宋体" w:hAnsi="宋体" w:cs="宋体" w:hint="eastAsia"/>
+                <w:rFonts w:hint="eastAsia" w:ascii="宋体" w:hAnsi="宋体" w:cs="宋体"/>
                 <w:spacing w:val="7"/>
                 <w:sz w:val="20"/>
                 <w:szCs w:val="20"/>
@@ -1066,11 +1067,11 @@
               <w:adjustRightInd w:val="0"/>
               <w:snapToGrid w:val="0"/>
               <w:spacing w:before="175" w:line="228" w:lineRule="auto"/>
-              <w:ind w:left="0" w:right="0" w:firstLine="0" w:leftChars="0" w:rightChars="0" w:firstLineChars="0"/>
+              <w:ind w:left="0" w:leftChars="0" w:right="0" w:rightChars="0" w:firstLine="0" w:firstLineChars="0"/>
               <w:jc w:val="center"/>
               <w:textAlignment w:val="baseline"/>
               <w:rPr>
-                <w:rFonts w:ascii="宋体" w:hAnsi="宋体" w:cs="宋体" w:hint="default"/>
+                <w:rFonts w:hint="default" w:ascii="宋体" w:hAnsi="宋体" w:cs="宋体"/>
                 <w:spacing w:val="7"/>
                 <w:sz w:val="20"/>
                 <w:szCs w:val="20"/>
@@ -1079,7 +1080,7 @@
             </w:pPr>
             <w:r>
               <w:rPr>
-                <w:rFonts w:ascii="宋体" w:hAnsi="宋体" w:cs="宋体" w:hint="eastAsia"/>
+                <w:rFonts w:hint="eastAsia" w:ascii="宋体" w:hAnsi="宋体" w:cs="宋体"/>
                 <w:spacing w:val="7"/>
                 <w:sz w:val="20"/>
                 <w:szCs w:val="20"/>
@@ -1108,18 +1109,18 @@
               <w:adjustRightInd w:val="0"/>
               <w:snapToGrid w:val="0"/>
               <w:spacing w:before="176" w:line="229" w:lineRule="auto"/>
-              <w:ind w:left="0" w:right="0" w:firstLine="0" w:leftChars="0" w:rightChars="0" w:firstLineChars="0"/>
+              <w:ind w:left="0" w:leftChars="0" w:right="0" w:rightChars="0" w:firstLine="0" w:firstLineChars="0"/>
               <w:jc w:val="center"/>
               <w:textAlignment w:val="baseline"/>
               <w:rPr>
-                <w:rFonts w:ascii="宋体" w:eastAsia="宋体" w:hAnsi="宋体" w:cs="宋体"/>
+                <w:rFonts w:ascii="宋体" w:hAnsi="宋体" w:eastAsia="宋体" w:cs="宋体"/>
                 <w:sz w:val="20"/>
                 <w:szCs w:val="20"/>
               </w:rPr>
             </w:pPr>
             <w:r>
               <w:rPr>
-                <w:rFonts w:ascii="宋体" w:eastAsia="宋体" w:hAnsi="宋体" w:cs="宋体"/>
+                <w:rFonts w:ascii="宋体" w:hAnsi="宋体" w:eastAsia="宋体" w:cs="宋体"/>
                 <w:spacing w:val="7"/>
                 <w:sz w:val="20"/>
                 <w:szCs w:val="20"/>
@@ -1131,9 +1132,14 @@
       </w:tr>
       <w:tr>
         <w:tblPrEx>
-          <w:tblW w:w="8214" w:type="dxa"/>
-          <w:jc w:val="center"/>
-          <w:tblLayout w:type="fixed"/>
+          <w:tblBorders>
+            <w:top w:val="single" w:color="000000" w:sz="2" w:space="0"/>
+            <w:left w:val="single" w:color="000000" w:sz="2" w:space="0"/>
+            <w:bottom w:val="single" w:color="000000" w:sz="2" w:space="0"/>
+            <w:right w:val="single" w:color="000000" w:sz="2" w:space="0"/>
+            <w:insideH w:val="single" w:color="000000" w:sz="2" w:space="0"/>
+            <w:insideV w:val="single" w:color="000000" w:sz="2" w:space="0"/>
+          </w:tblBorders>
           <w:tblCellMar>
             <w:top w:w="0" w:type="dxa"/>
             <w:left w:w="0" w:type="dxa"/>
@@ -1142,7 +1148,7 @@
           </w:tblCellMar>
         </w:tblPrEx>
         <w:trPr>
-          <w:trHeight w:val="516"/>
+          <w:trHeight w:val="516" w:hRule="atLeast"/>
           <w:jc w:val="center"/>
         </w:trPr>
         <w:tc>
@@ -1164,11 +1170,11 @@
               <w:adjustRightInd w:val="0"/>
               <w:snapToGrid w:val="0"/>
               <w:spacing w:before="173" w:line="267" w:lineRule="exact"/>
-              <w:ind w:left="0" w:right="0" w:firstLine="0" w:leftChars="0" w:rightChars="0" w:firstLineChars="0"/>
+              <w:ind w:left="0" w:leftChars="0" w:right="0" w:rightChars="0" w:firstLine="0" w:firstLineChars="0"/>
               <w:jc w:val="center"/>
               <w:textAlignment w:val="baseline"/>
               <w:rPr>
-                <w:rFonts w:ascii="宋体" w:eastAsia="宋体" w:hAnsi="宋体" w:cs="宋体" w:hint="default"/>
+                <w:rFonts w:hint="default" w:ascii="宋体" w:hAnsi="宋体" w:eastAsia="宋体" w:cs="宋体"/>
                 <w:sz w:val="20"/>
                 <w:szCs w:val="20"/>
                 <w:lang w:val="en-US"/>
@@ -1176,7 +1182,7 @@
             </w:pPr>
             <w:r>
               <w:rPr>
-                <w:rFonts w:ascii="宋体" w:eastAsia="宋体" w:hAnsi="宋体" w:cs="宋体"/>
+                <w:rFonts w:ascii="宋体" w:hAnsi="宋体" w:eastAsia="宋体" w:cs="宋体"/>
                 <w:spacing w:val="3"/>
                 <w:position w:val="1"/>
                 <w:sz w:val="20"/>
@@ -1186,7 +1192,7 @@
             </w:r>
             <w:r>
               <w:rPr>
-                <w:rFonts w:ascii="宋体" w:hAnsi="宋体" w:cs="宋体" w:hint="eastAsia"/>
+                <w:rFonts w:hint="eastAsia" w:ascii="宋体" w:hAnsi="宋体" w:cs="宋体"/>
                 <w:spacing w:val="3"/>
                 <w:position w:val="1"/>
                 <w:sz w:val="20"/>
@@ -1197,7 +1203,7 @@
             </w:r>
             <w:r>
               <w:rPr>
-                <w:rFonts w:ascii="宋体" w:eastAsia="宋体" w:hAnsi="宋体" w:cs="宋体"/>
+                <w:rFonts w:ascii="宋体" w:hAnsi="宋体" w:eastAsia="宋体" w:cs="宋体"/>
                 <w:spacing w:val="3"/>
                 <w:position w:val="1"/>
                 <w:sz w:val="20"/>
@@ -1207,7 +1213,7 @@
             </w:r>
             <w:r>
               <w:rPr>
-                <w:rFonts w:ascii="宋体" w:hAnsi="宋体" w:cs="宋体" w:hint="eastAsia"/>
+                <w:rFonts w:hint="eastAsia" w:ascii="宋体" w:hAnsi="宋体" w:cs="宋体"/>
                 <w:spacing w:val="3"/>
                 <w:position w:val="1"/>
                 <w:sz w:val="20"/>
@@ -1237,18 +1243,18 @@
               <w:adjustRightInd w:val="0"/>
               <w:snapToGrid w:val="0"/>
               <w:spacing w:before="173" w:line="267" w:lineRule="exact"/>
-              <w:ind w:left="0" w:right="0" w:firstLine="0" w:leftChars="0" w:rightChars="0" w:firstLineChars="0"/>
+              <w:ind w:left="0" w:leftChars="0" w:right="0" w:rightChars="0" w:firstLine="0" w:firstLineChars="0"/>
               <w:jc w:val="center"/>
               <w:textAlignment w:val="baseline"/>
               <w:rPr>
-                <w:rFonts w:ascii="宋体" w:eastAsia="宋体" w:hAnsi="宋体" w:cs="宋体"/>
+                <w:rFonts w:ascii="宋体" w:hAnsi="宋体" w:eastAsia="宋体" w:cs="宋体"/>
                 <w:sz w:val="20"/>
                 <w:szCs w:val="20"/>
               </w:rPr>
             </w:pPr>
             <w:r>
               <w:rPr>
-                <w:rFonts w:ascii="宋体" w:eastAsia="宋体" w:hAnsi="宋体" w:cs="宋体"/>
+                <w:rFonts w:ascii="宋体" w:hAnsi="宋体" w:eastAsia="宋体" w:cs="宋体"/>
                 <w:spacing w:val="4"/>
                 <w:position w:val="1"/>
                 <w:sz w:val="20"/>
@@ -1277,18 +1283,18 @@
               <w:adjustRightInd w:val="0"/>
               <w:snapToGrid w:val="0"/>
               <w:spacing w:before="172" w:line="228" w:lineRule="auto"/>
-              <w:ind w:left="0" w:right="0" w:firstLine="0" w:leftChars="0" w:rightChars="0" w:firstLineChars="0"/>
+              <w:ind w:left="0" w:leftChars="0" w:right="0" w:rightChars="0" w:firstLine="0" w:firstLineChars="0"/>
               <w:jc w:val="center"/>
               <w:textAlignment w:val="baseline"/>
               <w:rPr>
-                <w:rFonts w:ascii="宋体" w:eastAsia="宋体" w:hAnsi="宋体" w:cs="宋体"/>
+                <w:rFonts w:ascii="宋体" w:hAnsi="宋体" w:eastAsia="宋体" w:cs="宋体"/>
                 <w:sz w:val="20"/>
                 <w:szCs w:val="20"/>
               </w:rPr>
             </w:pPr>
             <w:r>
               <w:rPr>
-                <w:rFonts w:ascii="宋体" w:eastAsia="宋体" w:hAnsi="宋体" w:cs="宋体"/>
+                <w:rFonts w:ascii="宋体" w:hAnsi="宋体" w:eastAsia="宋体" w:cs="宋体"/>
                 <w:spacing w:val="200"/>
                 <w:kern w:val="0"/>
                 <w:sz w:val="20"/>
@@ -1298,7 +1304,7 @@
             </w:r>
             <w:r>
               <w:rPr>
-                <w:rFonts w:ascii="宋体" w:eastAsia="宋体" w:hAnsi="宋体" w:cs="宋体"/>
+                <w:rFonts w:ascii="宋体" w:hAnsi="宋体" w:eastAsia="宋体" w:cs="宋体"/>
                 <w:spacing w:val="0"/>
                 <w:kern w:val="0"/>
                 <w:sz w:val="20"/>
@@ -1327,11 +1333,11 @@
               <w:adjustRightInd w:val="0"/>
               <w:snapToGrid w:val="0"/>
               <w:spacing w:before="173" w:line="229" w:lineRule="auto"/>
-              <w:ind w:left="0" w:right="0" w:firstLine="0" w:leftChars="0" w:rightChars="0" w:firstLineChars="0"/>
+              <w:ind w:left="0" w:leftChars="0" w:right="0" w:rightChars="0" w:firstLine="0" w:firstLineChars="0"/>
               <w:jc w:val="center"/>
               <w:textAlignment w:val="baseline"/>
               <w:rPr>
-                <w:rFonts w:ascii="宋体" w:eastAsia="宋体" w:hAnsi="宋体" w:cs="宋体"/>
+                <w:rFonts w:ascii="宋体" w:hAnsi="宋体" w:eastAsia="宋体" w:cs="宋体"/>
                 <w:spacing w:val="200"/>
                 <w:kern w:val="0"/>
                 <w:sz w:val="20"/>
@@ -1340,7 +1346,7 @@
             </w:pPr>
             <w:r>
               <w:rPr>
-                <w:rFonts w:asciiTheme="minorAscii" w:eastAsiaTheme="minorEastAsia" w:hAnsiTheme="minorAscii" w:hint="eastAsia"/>
+                <w:rFonts w:hint="eastAsia" w:asciiTheme="minorAscii" w:hAnsiTheme="minorAscii" w:eastAsiaTheme="minorEastAsia"/>
                 <w:spacing w:val="0"/>
                 <w:kern w:val="0"/>
                 <w:sz w:val="21"/>
@@ -1370,11 +1376,11 @@
               <w:adjustRightInd w:val="0"/>
               <w:snapToGrid w:val="0"/>
               <w:spacing w:before="172" w:line="228" w:lineRule="auto"/>
-              <w:ind w:left="0" w:right="0" w:firstLine="0" w:leftChars="0" w:rightChars="0" w:firstLineChars="0"/>
+              <w:ind w:left="0" w:leftChars="0" w:right="0" w:rightChars="0" w:firstLine="0" w:firstLineChars="0"/>
               <w:jc w:val="center"/>
               <w:textAlignment w:val="baseline"/>
               <w:rPr>
-                <w:rFonts w:ascii="宋体" w:eastAsia="宋体" w:hAnsi="宋体" w:cs="宋体"/>
+                <w:rFonts w:ascii="宋体" w:hAnsi="宋体" w:eastAsia="宋体" w:cs="宋体"/>
                 <w:spacing w:val="200"/>
                 <w:kern w:val="0"/>
                 <w:sz w:val="20"/>
@@ -1383,7 +1389,7 @@
             </w:pPr>
             <w:r>
               <w:rPr>
-                <w:rFonts w:ascii="宋体" w:eastAsia="宋体" w:hAnsi="宋体" w:cs="宋体" w:hint="eastAsia"/>
+                <w:rFonts w:hint="eastAsia" w:ascii="宋体" w:hAnsi="宋体" w:eastAsia="宋体" w:cs="宋体"/>
                 <w:spacing w:val="200"/>
                 <w:kern w:val="0"/>
                 <w:sz w:val="20"/>
@@ -1393,7 +1399,7 @@
             </w:r>
             <w:r>
               <w:rPr>
-                <w:rFonts w:asciiTheme="minorAscii" w:eastAsiaTheme="minorEastAsia" w:hAnsiTheme="minorAscii" w:hint="eastAsia"/>
+                <w:rFonts w:hint="eastAsia" w:asciiTheme="minorAscii" w:hAnsiTheme="minorAscii" w:eastAsiaTheme="minorEastAsia"/>
                 <w:spacing w:val="0"/>
                 <w:kern w:val="0"/>
                 <w:sz w:val="21"/>
@@ -1423,18 +1429,18 @@
               <w:adjustRightInd w:val="0"/>
               <w:snapToGrid w:val="0"/>
               <w:spacing w:before="173" w:line="229" w:lineRule="auto"/>
-              <w:ind w:left="0" w:right="0" w:firstLine="0" w:leftChars="0" w:rightChars="0" w:firstLineChars="0"/>
+              <w:ind w:left="0" w:leftChars="0" w:right="0" w:rightChars="0" w:firstLine="0" w:firstLineChars="0"/>
               <w:jc w:val="center"/>
               <w:textAlignment w:val="baseline"/>
               <w:rPr>
-                <w:rFonts w:ascii="宋体" w:eastAsia="宋体" w:hAnsi="宋体" w:cs="宋体"/>
+                <w:rFonts w:ascii="宋体" w:hAnsi="宋体" w:eastAsia="宋体" w:cs="宋体"/>
                 <w:sz w:val="20"/>
                 <w:szCs w:val="20"/>
               </w:rPr>
             </w:pPr>
             <w:r>
               <w:rPr>
-                <w:rFonts w:asciiTheme="minorAscii" w:eastAsiaTheme="minorEastAsia" w:hAnsiTheme="minorAscii" w:hint="eastAsia"/>
+                <w:rFonts w:hint="eastAsia" w:asciiTheme="minorAscii" w:hAnsiTheme="minorAscii" w:eastAsiaTheme="minorEastAsia"/>
                 <w:spacing w:val="0"/>
                 <w:kern w:val="0"/>
                 <w:sz w:val="21"/>
@@ -1448,9 +1454,14 @@
       </w:tr>
       <w:tr>
         <w:tblPrEx>
-          <w:tblW w:w="8214" w:type="dxa"/>
-          <w:jc w:val="center"/>
-          <w:tblLayout w:type="fixed"/>
+          <w:tblBorders>
+            <w:top w:val="single" w:color="000000" w:sz="2" w:space="0"/>
+            <w:left w:val="single" w:color="000000" w:sz="2" w:space="0"/>
+            <w:bottom w:val="single" w:color="000000" w:sz="2" w:space="0"/>
+            <w:right w:val="single" w:color="000000" w:sz="2" w:space="0"/>
+            <w:insideH w:val="single" w:color="000000" w:sz="2" w:space="0"/>
+            <w:insideV w:val="single" w:color="000000" w:sz="2" w:space="0"/>
+          </w:tblBorders>
           <w:tblCellMar>
             <w:top w:w="0" w:type="dxa"/>
             <w:left w:w="0" w:type="dxa"/>
@@ -1459,7 +1470,7 @@
           </w:tblCellMar>
         </w:tblPrEx>
         <w:trPr>
-          <w:trHeight w:val="556"/>
+          <w:trHeight w:val="556" w:hRule="atLeast"/>
           <w:jc w:val="center"/>
         </w:trPr>
         <w:tc>
@@ -1468,7 +1479,7 @@
           </w:tcPr>
           <w:p>
             <w:pPr>
-              <w:pStyle w:val="TableText"/>
+              <w:pStyle w:val="27"/>
               <w:keepNext w:val="0"/>
               <w:keepLines w:val="0"/>
               <w:pageBreakBefore w:val="0"/>
@@ -1481,7 +1492,7 @@
               <w:bidi w:val="0"/>
               <w:adjustRightInd w:val="0"/>
               <w:snapToGrid w:val="0"/>
-              <w:ind w:left="0" w:right="0" w:firstLine="0" w:leftChars="0" w:rightChars="0" w:firstLineChars="0"/>
+              <w:ind w:left="0" w:leftChars="0" w:right="0" w:rightChars="0" w:firstLine="0" w:firstLineChars="0"/>
               <w:jc w:val="center"/>
               <w:textAlignment w:val="baseline"/>
             </w:pPr>
@@ -1493,7 +1504,7 @@
           </w:tcPr>
           <w:p>
             <w:pPr>
-              <w:pStyle w:val="TableText"/>
+              <w:pStyle w:val="27"/>
               <w:keepNext w:val="0"/>
               <w:keepLines w:val="0"/>
               <w:pageBreakBefore w:val="0"/>
@@ -1506,7 +1517,7 @@
               <w:bidi w:val="0"/>
               <w:adjustRightInd w:val="0"/>
               <w:snapToGrid w:val="0"/>
-              <w:ind w:left="0" w:right="0" w:firstLine="0" w:leftChars="0" w:rightChars="0" w:firstLineChars="0"/>
+              <w:ind w:left="0" w:leftChars="0" w:right="0" w:rightChars="0" w:firstLine="0" w:firstLineChars="0"/>
               <w:jc w:val="center"/>
               <w:textAlignment w:val="baseline"/>
             </w:pPr>
@@ -1518,7 +1529,7 @@
           </w:tcPr>
           <w:p>
             <w:pPr>
-              <w:pStyle w:val="TableText"/>
+              <w:pStyle w:val="27"/>
               <w:keepNext w:val="0"/>
               <w:keepLines w:val="0"/>
               <w:pageBreakBefore w:val="0"/>
@@ -1531,7 +1542,7 @@
               <w:bidi w:val="0"/>
               <w:adjustRightInd w:val="0"/>
               <w:snapToGrid w:val="0"/>
-              <w:ind w:left="0" w:right="0" w:firstLine="0" w:leftChars="0" w:rightChars="0" w:firstLineChars="0"/>
+              <w:ind w:left="0" w:leftChars="0" w:right="0" w:rightChars="0" w:firstLine="0" w:firstLineChars="0"/>
               <w:jc w:val="center"/>
               <w:textAlignment w:val="baseline"/>
             </w:pPr>
@@ -1543,7 +1554,7 @@
           </w:tcPr>
           <w:p>
             <w:pPr>
-              <w:pStyle w:val="TableText"/>
+              <w:pStyle w:val="27"/>
               <w:keepNext w:val="0"/>
               <w:keepLines w:val="0"/>
               <w:pageBreakBefore w:val="0"/>
@@ -1556,7 +1567,7 @@
               <w:bidi w:val="0"/>
               <w:adjustRightInd w:val="0"/>
               <w:snapToGrid w:val="0"/>
-              <w:ind w:left="0" w:right="0" w:firstLine="0" w:leftChars="0" w:rightChars="0" w:firstLineChars="0"/>
+              <w:ind w:left="0" w:leftChars="0" w:right="0" w:rightChars="0" w:firstLine="0" w:firstLineChars="0"/>
               <w:jc w:val="center"/>
               <w:textAlignment w:val="baseline"/>
             </w:pPr>
@@ -1568,7 +1579,7 @@
           </w:tcPr>
           <w:p>
             <w:pPr>
-              <w:pStyle w:val="TableText"/>
+              <w:pStyle w:val="27"/>
               <w:keepNext w:val="0"/>
               <w:keepLines w:val="0"/>
               <w:pageBreakBefore w:val="0"/>
@@ -1581,7 +1592,7 @@
               <w:bidi w:val="0"/>
               <w:adjustRightInd w:val="0"/>
               <w:snapToGrid w:val="0"/>
-              <w:ind w:left="0" w:right="0" w:firstLine="0" w:leftChars="0" w:rightChars="0" w:firstLineChars="0"/>
+              <w:ind w:left="0" w:leftChars="0" w:right="0" w:rightChars="0" w:firstLine="0" w:firstLineChars="0"/>
               <w:jc w:val="center"/>
               <w:textAlignment w:val="baseline"/>
             </w:pPr>
@@ -1593,7 +1604,7 @@
           </w:tcPr>
           <w:p>
             <w:pPr>
-              <w:pStyle w:val="TableText"/>
+              <w:pStyle w:val="27"/>
               <w:keepNext w:val="0"/>
               <w:keepLines w:val="0"/>
               <w:pageBreakBefore w:val="0"/>
@@ -1606,7 +1617,7 @@
               <w:bidi w:val="0"/>
               <w:adjustRightInd w:val="0"/>
               <w:snapToGrid w:val="0"/>
-              <w:ind w:left="0" w:right="0" w:firstLine="0" w:leftChars="0" w:rightChars="0" w:firstLineChars="0"/>
+              <w:ind w:left="0" w:leftChars="0" w:right="0" w:rightChars="0" w:firstLine="0" w:firstLineChars="0"/>
               <w:jc w:val="center"/>
               <w:textAlignment w:val="baseline"/>
             </w:pPr>
@@ -1615,9 +1626,14 @@
       </w:tr>
       <w:tr>
         <w:tblPrEx>
-          <w:tblW w:w="8214" w:type="dxa"/>
-          <w:jc w:val="center"/>
-          <w:tblLayout w:type="fixed"/>
+          <w:tblBorders>
+            <w:top w:val="single" w:color="000000" w:sz="2" w:space="0"/>
+            <w:left w:val="single" w:color="000000" w:sz="2" w:space="0"/>
+            <w:bottom w:val="single" w:color="000000" w:sz="2" w:space="0"/>
+            <w:right w:val="single" w:color="000000" w:sz="2" w:space="0"/>
+            <w:insideH w:val="single" w:color="000000" w:sz="2" w:space="0"/>
+            <w:insideV w:val="single" w:color="000000" w:sz="2" w:space="0"/>
+          </w:tblBorders>
           <w:tblCellMar>
             <w:top w:w="0" w:type="dxa"/>
             <w:left w:w="0" w:type="dxa"/>
@@ -1626,7 +1642,7 @@
           </w:tblCellMar>
         </w:tblPrEx>
         <w:trPr>
-          <w:trHeight w:val="556"/>
+          <w:trHeight w:val="556" w:hRule="atLeast"/>
           <w:jc w:val="center"/>
         </w:trPr>
         <w:tc>
@@ -1635,7 +1651,7 @@
           </w:tcPr>
           <w:p>
             <w:pPr>
-              <w:pStyle w:val="TableText"/>
+              <w:pStyle w:val="27"/>
               <w:keepNext w:val="0"/>
               <w:keepLines w:val="0"/>
               <w:pageBreakBefore w:val="0"/>
@@ -1648,7 +1664,7 @@
               <w:bidi w:val="0"/>
               <w:adjustRightInd w:val="0"/>
               <w:snapToGrid w:val="0"/>
-              <w:ind w:left="0" w:right="0" w:firstLine="0" w:leftChars="0" w:rightChars="0" w:firstLineChars="0"/>
+              <w:ind w:left="0" w:leftChars="0" w:right="0" w:rightChars="0" w:firstLine="0" w:firstLineChars="0"/>
               <w:jc w:val="center"/>
               <w:textAlignment w:val="baseline"/>
             </w:pPr>
@@ -1660,7 +1676,7 @@
           </w:tcPr>
           <w:p>
             <w:pPr>
-              <w:pStyle w:val="TableText"/>
+              <w:pStyle w:val="27"/>
               <w:keepNext w:val="0"/>
               <w:keepLines w:val="0"/>
               <w:pageBreakBefore w:val="0"/>
@@ -1673,7 +1689,7 @@
               <w:bidi w:val="0"/>
               <w:adjustRightInd w:val="0"/>
               <w:snapToGrid w:val="0"/>
-              <w:ind w:left="0" w:right="0" w:firstLine="0" w:leftChars="0" w:rightChars="0" w:firstLineChars="0"/>
+              <w:ind w:left="0" w:leftChars="0" w:right="0" w:rightChars="0" w:firstLine="0" w:firstLineChars="0"/>
               <w:jc w:val="center"/>
               <w:textAlignment w:val="baseline"/>
             </w:pPr>
@@ -1685,7 +1701,7 @@
           </w:tcPr>
           <w:p>
             <w:pPr>
-              <w:pStyle w:val="TableText"/>
+              <w:pStyle w:val="27"/>
               <w:keepNext w:val="0"/>
               <w:keepLines w:val="0"/>
               <w:pageBreakBefore w:val="0"/>
@@ -1698,7 +1714,7 @@
               <w:bidi w:val="0"/>
               <w:adjustRightInd w:val="0"/>
               <w:snapToGrid w:val="0"/>
-              <w:ind w:left="0" w:right="0" w:firstLine="0" w:leftChars="0" w:rightChars="0" w:firstLineChars="0"/>
+              <w:ind w:left="0" w:leftChars="0" w:right="0" w:rightChars="0" w:firstLine="0" w:firstLineChars="0"/>
               <w:jc w:val="center"/>
               <w:textAlignment w:val="baseline"/>
             </w:pPr>
@@ -1710,7 +1726,7 @@
           </w:tcPr>
           <w:p>
             <w:pPr>
-              <w:pStyle w:val="TableText"/>
+              <w:pStyle w:val="27"/>
               <w:keepNext w:val="0"/>
               <w:keepLines w:val="0"/>
               <w:pageBreakBefore w:val="0"/>
@@ -1723,7 +1739,7 @@
               <w:bidi w:val="0"/>
               <w:adjustRightInd w:val="0"/>
               <w:snapToGrid w:val="0"/>
-              <w:ind w:left="0" w:right="0" w:firstLine="0" w:leftChars="0" w:rightChars="0" w:firstLineChars="0"/>
+              <w:ind w:left="0" w:leftChars="0" w:right="0" w:rightChars="0" w:firstLine="0" w:firstLineChars="0"/>
               <w:jc w:val="center"/>
               <w:textAlignment w:val="baseline"/>
             </w:pPr>
@@ -1735,7 +1751,7 @@
           </w:tcPr>
           <w:p>
             <w:pPr>
-              <w:pStyle w:val="TableText"/>
+              <w:pStyle w:val="27"/>
               <w:keepNext w:val="0"/>
               <w:keepLines w:val="0"/>
               <w:pageBreakBefore w:val="0"/>
@@ -1748,7 +1764,7 @@
               <w:bidi w:val="0"/>
               <w:adjustRightInd w:val="0"/>
               <w:snapToGrid w:val="0"/>
-              <w:ind w:left="0" w:right="0" w:firstLine="0" w:leftChars="0" w:rightChars="0" w:firstLineChars="0"/>
+              <w:ind w:left="0" w:leftChars="0" w:right="0" w:rightChars="0" w:firstLine="0" w:firstLineChars="0"/>
               <w:jc w:val="center"/>
               <w:textAlignment w:val="baseline"/>
             </w:pPr>
@@ -1760,7 +1776,7 @@
           </w:tcPr>
           <w:p>
             <w:pPr>
-              <w:pStyle w:val="TableText"/>
+              <w:pStyle w:val="27"/>
               <w:keepNext w:val="0"/>
               <w:keepLines w:val="0"/>
               <w:pageBreakBefore w:val="0"/>
@@ -1773,7 +1789,7 @@
               <w:bidi w:val="0"/>
               <w:adjustRightInd w:val="0"/>
               <w:snapToGrid w:val="0"/>
-              <w:ind w:left="0" w:right="0" w:firstLine="0" w:leftChars="0" w:rightChars="0" w:firstLineChars="0"/>
+              <w:ind w:left="0" w:leftChars="0" w:right="0" w:rightChars="0" w:firstLine="0" w:firstLineChars="0"/>
               <w:jc w:val="center"/>
               <w:textAlignment w:val="baseline"/>
             </w:pPr>
@@ -1782,9 +1798,14 @@
       </w:tr>
       <w:tr>
         <w:tblPrEx>
-          <w:tblW w:w="8214" w:type="dxa"/>
-          <w:jc w:val="center"/>
-          <w:tblLayout w:type="fixed"/>
+          <w:tblBorders>
+            <w:top w:val="single" w:color="000000" w:sz="2" w:space="0"/>
+            <w:left w:val="single" w:color="000000" w:sz="2" w:space="0"/>
+            <w:bottom w:val="single" w:color="000000" w:sz="2" w:space="0"/>
+            <w:right w:val="single" w:color="000000" w:sz="2" w:space="0"/>
+            <w:insideH w:val="single" w:color="000000" w:sz="2" w:space="0"/>
+            <w:insideV w:val="single" w:color="000000" w:sz="2" w:space="0"/>
+          </w:tblBorders>
           <w:tblCellMar>
             <w:top w:w="0" w:type="dxa"/>
             <w:left w:w="0" w:type="dxa"/>
@@ -1793,7 +1814,7 @@
           </w:tblCellMar>
         </w:tblPrEx>
         <w:trPr>
-          <w:trHeight w:val="557"/>
+          <w:trHeight w:val="557" w:hRule="atLeast"/>
           <w:jc w:val="center"/>
         </w:trPr>
         <w:tc>
@@ -1802,7 +1823,7 @@
           </w:tcPr>
           <w:p>
             <w:pPr>
-              <w:pStyle w:val="TableText"/>
+              <w:pStyle w:val="27"/>
               <w:keepNext w:val="0"/>
               <w:keepLines w:val="0"/>
               <w:pageBreakBefore w:val="0"/>
@@ -1815,7 +1836,7 @@
               <w:bidi w:val="0"/>
               <w:adjustRightInd w:val="0"/>
               <w:snapToGrid w:val="0"/>
-              <w:ind w:left="0" w:right="0" w:firstLine="0" w:leftChars="0" w:rightChars="0" w:firstLineChars="0"/>
+              <w:ind w:left="0" w:leftChars="0" w:right="0" w:rightChars="0" w:firstLine="0" w:firstLineChars="0"/>
               <w:jc w:val="center"/>
               <w:textAlignment w:val="baseline"/>
             </w:pPr>
@@ -1827,7 +1848,7 @@
           </w:tcPr>
           <w:p>
             <w:pPr>
-              <w:pStyle w:val="TableText"/>
+              <w:pStyle w:val="27"/>
               <w:keepNext w:val="0"/>
               <w:keepLines w:val="0"/>
               <w:pageBreakBefore w:val="0"/>
@@ -1840,7 +1861,7 @@
               <w:bidi w:val="0"/>
               <w:adjustRightInd w:val="0"/>
               <w:snapToGrid w:val="0"/>
-              <w:ind w:left="0" w:right="0" w:firstLine="0" w:leftChars="0" w:rightChars="0" w:firstLineChars="0"/>
+              <w:ind w:left="0" w:leftChars="0" w:right="0" w:rightChars="0" w:firstLine="0" w:firstLineChars="0"/>
               <w:jc w:val="center"/>
               <w:textAlignment w:val="baseline"/>
             </w:pPr>
@@ -1852,7 +1873,7 @@
           </w:tcPr>
           <w:p>
             <w:pPr>
-              <w:pStyle w:val="TableText"/>
+              <w:pStyle w:val="27"/>
               <w:keepNext w:val="0"/>
               <w:keepLines w:val="0"/>
               <w:pageBreakBefore w:val="0"/>
@@ -1865,7 +1886,7 @@
               <w:bidi w:val="0"/>
               <w:adjustRightInd w:val="0"/>
               <w:snapToGrid w:val="0"/>
-              <w:ind w:left="0" w:right="0" w:firstLine="0" w:leftChars="0" w:rightChars="0" w:firstLineChars="0"/>
+              <w:ind w:left="0" w:leftChars="0" w:right="0" w:rightChars="0" w:firstLine="0" w:firstLineChars="0"/>
               <w:jc w:val="center"/>
               <w:textAlignment w:val="baseline"/>
             </w:pPr>
@@ -1877,7 +1898,7 @@
           </w:tcPr>
           <w:p>
             <w:pPr>
-              <w:pStyle w:val="TableText"/>
+              <w:pStyle w:val="27"/>
               <w:keepNext w:val="0"/>
               <w:keepLines w:val="0"/>
               <w:pageBreakBefore w:val="0"/>
@@ -1890,7 +1911,7 @@
               <w:bidi w:val="0"/>
               <w:adjustRightInd w:val="0"/>
               <w:snapToGrid w:val="0"/>
-              <w:ind w:left="0" w:right="0" w:firstLine="0" w:leftChars="0" w:rightChars="0" w:firstLineChars="0"/>
+              <w:ind w:left="0" w:leftChars="0" w:right="0" w:rightChars="0" w:firstLine="0" w:firstLineChars="0"/>
               <w:jc w:val="center"/>
               <w:textAlignment w:val="baseline"/>
             </w:pPr>
@@ -1902,7 +1923,7 @@
           </w:tcPr>
           <w:p>
             <w:pPr>
-              <w:pStyle w:val="TableText"/>
+              <w:pStyle w:val="27"/>
               <w:keepNext w:val="0"/>
               <w:keepLines w:val="0"/>
               <w:pageBreakBefore w:val="0"/>
@@ -1915,7 +1936,7 @@
               <w:bidi w:val="0"/>
               <w:adjustRightInd w:val="0"/>
               <w:snapToGrid w:val="0"/>
-              <w:ind w:left="0" w:right="0" w:firstLine="0" w:leftChars="0" w:rightChars="0" w:firstLineChars="0"/>
+              <w:ind w:left="0" w:leftChars="0" w:right="0" w:rightChars="0" w:firstLine="0" w:firstLineChars="0"/>
               <w:jc w:val="center"/>
               <w:textAlignment w:val="baseline"/>
             </w:pPr>
@@ -1927,7 +1948,7 @@
           </w:tcPr>
           <w:p>
             <w:pPr>
-              <w:pStyle w:val="TableText"/>
+              <w:pStyle w:val="27"/>
               <w:keepNext w:val="0"/>
               <w:keepLines w:val="0"/>
               <w:pageBreakBefore w:val="0"/>
@@ -1940,7 +1961,7 @@
               <w:bidi w:val="0"/>
               <w:adjustRightInd w:val="0"/>
               <w:snapToGrid w:val="0"/>
-              <w:ind w:left="0" w:right="0" w:firstLine="0" w:leftChars="0" w:rightChars="0" w:firstLineChars="0"/>
+              <w:ind w:left="0" w:leftChars="0" w:right="0" w:rightChars="0" w:firstLine="0" w:firstLineChars="0"/>
               <w:jc w:val="center"/>
               <w:textAlignment w:val="baseline"/>
             </w:pPr>
@@ -1971,7 +1992,7 @@
     <w:sdt>
       <w:sdtPr>
         <w:rPr>
-          <w:rFonts w:ascii="宋体" w:eastAsia="宋体" w:hAnsi="宋体" w:cs="Arial"/>
+          <w:rFonts w:ascii="宋体" w:hAnsi="宋体" w:eastAsia="宋体" w:cs="Arial"/>
           <w:snapToGrid w:val="0"/>
           <w:color w:val="000000"/>
           <w:kern w:val="0"/>
@@ -1987,7 +2008,7 @@
       </w:sdtPr>
       <w:sdtEndPr>
         <w:rPr>
-          <w:rFonts w:ascii="宋体" w:eastAsia="宋体" w:hAnsi="宋体" w:cs="宋体" w:hint="eastAsia"/>
+          <w:rFonts w:hint="eastAsia" w:ascii="宋体" w:hAnsi="宋体" w:eastAsia="宋体" w:cs="宋体"/>
           <w:snapToGrid w:val="0"/>
           <w:color w:val="000000"/>
           <w:kern w:val="0"/>
@@ -2012,18 +2033,18 @@
             <w:adjustRightInd w:val="0"/>
             <w:snapToGrid w:val="0"/>
             <w:spacing w:before="0" w:beforeLines="0" w:after="0" w:afterLines="0" w:line="240" w:lineRule="auto"/>
-            <w:ind w:left="0" w:right="0" w:firstLine="0" w:leftChars="0" w:rightChars="0" w:firstLineChars="0"/>
+            <w:ind w:left="0" w:leftChars="0" w:right="0" w:rightChars="0" w:firstLine="0" w:firstLineChars="0"/>
             <w:jc w:val="center"/>
             <w:textAlignment w:val="baseline"/>
             <w:rPr>
-              <w:rFonts w:ascii="宋体" w:eastAsia="宋体" w:hAnsi="宋体" w:cs="宋体" w:hint="eastAsia"/>
+              <w:rFonts w:hint="eastAsia" w:ascii="宋体" w:hAnsi="宋体" w:eastAsia="宋体" w:cs="宋体"/>
               <w:sz w:val="24"/>
               <w:szCs w:val="24"/>
             </w:rPr>
           </w:pPr>
           <w:r>
             <w:rPr>
-              <w:rFonts w:ascii="宋体" w:eastAsia="宋体" w:hAnsi="宋体" w:cs="宋体" w:hint="eastAsia"/>
+              <w:rFonts w:hint="eastAsia" w:ascii="宋体" w:hAnsi="宋体" w:eastAsia="宋体" w:cs="宋体"/>
               <w:sz w:val="24"/>
               <w:szCs w:val="24"/>
             </w:rPr>
@@ -2032,16 +2053,14 @@
         </w:p>
         <w:p>
           <w:pPr>
-            <w:pStyle w:val="TOC1"/>
+            <w:pStyle w:val="16"/>
             <w:tabs>
               <w:tab w:val="right" w:leader="dot" w:pos="8306"/>
             </w:tabs>
           </w:pPr>
-          <w:bookmarkStart w:id="2" w:name="_GoBack"/>
-          <w:bookmarkEnd w:id="2"/>
-          <w:r>
-            <w:rPr>
-              <w:rFonts w:ascii="宋体" w:eastAsia="宋体" w:hAnsi="宋体" w:cs="宋体" w:hint="eastAsia"/>
+          <w:r>
+            <w:rPr>
+              <w:rFonts w:hint="eastAsia" w:ascii="宋体" w:hAnsi="宋体" w:eastAsia="宋体" w:cs="宋体"/>
               <w:sz w:val="24"/>
               <w:szCs w:val="24"/>
             </w:rPr>
@@ -2049,7 +2068,7 @@
           </w:r>
           <w:r>
             <w:rPr>
-              <w:rFonts w:ascii="宋体" w:eastAsia="宋体" w:hAnsi="宋体" w:cs="宋体" w:hint="eastAsia"/>
+              <w:rFonts w:hint="eastAsia" w:ascii="宋体" w:hAnsi="宋体" w:eastAsia="宋体" w:cs="宋体"/>
               <w:sz w:val="24"/>
               <w:szCs w:val="24"/>
             </w:rPr>
@@ -2057,7 +2076,7 @@
           </w:r>
           <w:r>
             <w:rPr>
-              <w:rFonts w:ascii="宋体" w:eastAsia="宋体" w:hAnsi="宋体" w:cs="宋体" w:hint="eastAsia"/>
+              <w:rFonts w:hint="eastAsia" w:ascii="宋体" w:hAnsi="宋体" w:eastAsia="宋体" w:cs="宋体"/>
               <w:sz w:val="24"/>
               <w:szCs w:val="24"/>
             </w:rPr>
@@ -2065,21 +2084,21 @@
           </w:r>
           <w:r>
             <w:rPr>
-              <w:rFonts w:ascii="宋体" w:eastAsia="宋体" w:hAnsi="宋体" w:cs="宋体" w:hint="eastAsia"/>
+              <w:rFonts w:hint="eastAsia" w:ascii="宋体" w:hAnsi="宋体" w:eastAsia="宋体" w:cs="宋体"/>
               <w:szCs w:val="24"/>
             </w:rPr>
             <w:fldChar w:fldCharType="begin"/>
           </w:r>
           <w:r>
             <w:rPr>
-              <w:rFonts w:ascii="宋体" w:eastAsia="宋体" w:hAnsi="宋体" w:cs="宋体" w:hint="eastAsia"/>
-              <w:szCs w:val="24"/>
-            </w:rPr>
-            <w:instrText xml:space="preserve"> HYPERLINK \l _Toc11154 </w:instrText>
-          </w:r>
-          <w:r>
-            <w:rPr>
-              <w:rFonts w:ascii="宋体" w:eastAsia="宋体" w:hAnsi="宋体" w:cs="宋体" w:hint="eastAsia"/>
+              <w:rFonts w:hint="eastAsia" w:ascii="宋体" w:hAnsi="宋体" w:eastAsia="宋体" w:cs="宋体"/>
+              <w:szCs w:val="24"/>
+            </w:rPr>
+            <w:instrText xml:space="preserve"> HYPERLINK \l _Toc31015 </w:instrText>
+          </w:r>
+          <w:r>
+            <w:rPr>
+              <w:rFonts w:hint="eastAsia" w:ascii="宋体" w:hAnsi="宋体" w:eastAsia="宋体" w:cs="宋体"/>
               <w:szCs w:val="24"/>
             </w:rPr>
             <w:fldChar w:fldCharType="separate"/>
@@ -2098,7 +2117,7 @@
             <w:fldChar w:fldCharType="begin"/>
           </w:r>
           <w:r>
-            <w:instrText xml:space="preserve"> PAGEREF _Toc11154 \h </w:instrText>
+            <w:instrText xml:space="preserve"> PAGEREF _Toc31015 \h </w:instrText>
           </w:r>
           <w:r>
             <w:fldChar w:fldCharType="separate"/>
@@ -2111,7 +2130,7 @@
           </w:r>
           <w:r>
             <w:rPr>
-              <w:rFonts w:ascii="宋体" w:eastAsia="宋体" w:hAnsi="宋体" w:cs="宋体" w:hint="eastAsia"/>
+              <w:rFonts w:hint="eastAsia" w:ascii="宋体" w:hAnsi="宋体" w:eastAsia="宋体" w:cs="宋体"/>
               <w:szCs w:val="24"/>
             </w:rPr>
             <w:fldChar w:fldCharType="end"/>
@@ -2119,28 +2138,28 @@
         </w:p>
         <w:p>
           <w:pPr>
-            <w:pStyle w:val="TOC1"/>
+            <w:pStyle w:val="16"/>
             <w:tabs>
               <w:tab w:val="right" w:leader="dot" w:pos="8306"/>
             </w:tabs>
           </w:pPr>
           <w:r>
             <w:rPr>
-              <w:rFonts w:ascii="宋体" w:eastAsia="宋体" w:hAnsi="宋体" w:cs="宋体" w:hint="eastAsia"/>
+              <w:rFonts w:hint="eastAsia" w:ascii="宋体" w:hAnsi="宋体" w:eastAsia="宋体" w:cs="宋体"/>
               <w:szCs w:val="24"/>
             </w:rPr>
             <w:fldChar w:fldCharType="begin"/>
           </w:r>
           <w:r>
             <w:rPr>
-              <w:rFonts w:ascii="宋体" w:eastAsia="宋体" w:hAnsi="宋体" w:cs="宋体" w:hint="eastAsia"/>
-              <w:szCs w:val="24"/>
-            </w:rPr>
-            <w:instrText xml:space="preserve"> HYPERLINK \l _Toc18542 </w:instrText>
-          </w:r>
-          <w:r>
-            <w:rPr>
-              <w:rFonts w:ascii="宋体" w:eastAsia="宋体" w:hAnsi="宋体" w:cs="宋体" w:hint="eastAsia"/>
+              <w:rFonts w:hint="eastAsia" w:ascii="宋体" w:hAnsi="宋体" w:eastAsia="宋体" w:cs="宋体"/>
+              <w:szCs w:val="24"/>
+            </w:rPr>
+            <w:instrText xml:space="preserve"> HYPERLINK \l _Toc11521 </w:instrText>
+          </w:r>
+          <w:r>
+            <w:rPr>
+              <w:rFonts w:hint="eastAsia" w:ascii="宋体" w:hAnsi="宋体" w:eastAsia="宋体" w:cs="宋体"/>
               <w:szCs w:val="24"/>
             </w:rPr>
             <w:fldChar w:fldCharType="separate"/>
@@ -2159,7 +2178,7 @@
             <w:fldChar w:fldCharType="begin"/>
           </w:r>
           <w:r>
-            <w:instrText xml:space="preserve"> PAGEREF _Toc18542 \h </w:instrText>
+            <w:instrText xml:space="preserve"> PAGEREF _Toc11521 \h </w:instrText>
           </w:r>
           <w:r>
             <w:fldChar w:fldCharType="separate"/>
@@ -2172,7 +2191,7 @@
           </w:r>
           <w:r>
             <w:rPr>
-              <w:rFonts w:ascii="宋体" w:eastAsia="宋体" w:hAnsi="宋体" w:cs="宋体" w:hint="eastAsia"/>
+              <w:rFonts w:hint="eastAsia" w:ascii="宋体" w:hAnsi="宋体" w:eastAsia="宋体" w:cs="宋体"/>
               <w:szCs w:val="24"/>
             </w:rPr>
             <w:fldChar w:fldCharType="end"/>
@@ -2180,28 +2199,28 @@
         </w:p>
         <w:p>
           <w:pPr>
-            <w:pStyle w:val="TOC1"/>
+            <w:pStyle w:val="16"/>
             <w:tabs>
               <w:tab w:val="right" w:leader="dot" w:pos="8306"/>
             </w:tabs>
           </w:pPr>
           <w:r>
             <w:rPr>
-              <w:rFonts w:ascii="宋体" w:eastAsia="宋体" w:hAnsi="宋体" w:cs="宋体" w:hint="eastAsia"/>
+              <w:rFonts w:hint="eastAsia" w:ascii="宋体" w:hAnsi="宋体" w:eastAsia="宋体" w:cs="宋体"/>
               <w:szCs w:val="24"/>
             </w:rPr>
             <w:fldChar w:fldCharType="begin"/>
           </w:r>
           <w:r>
             <w:rPr>
-              <w:rFonts w:ascii="宋体" w:eastAsia="宋体" w:hAnsi="宋体" w:cs="宋体" w:hint="eastAsia"/>
-              <w:szCs w:val="24"/>
-            </w:rPr>
-            <w:instrText xml:space="preserve"> HYPERLINK \l _Toc18320 </w:instrText>
-          </w:r>
-          <w:r>
-            <w:rPr>
-              <w:rFonts w:ascii="宋体" w:eastAsia="宋体" w:hAnsi="宋体" w:cs="宋体" w:hint="eastAsia"/>
+              <w:rFonts w:hint="eastAsia" w:ascii="宋体" w:hAnsi="宋体" w:eastAsia="宋体" w:cs="宋体"/>
+              <w:szCs w:val="24"/>
+            </w:rPr>
+            <w:instrText xml:space="preserve"> HYPERLINK \l _Toc15837 </w:instrText>
+          </w:r>
+          <w:r>
+            <w:rPr>
+              <w:rFonts w:hint="eastAsia" w:ascii="宋体" w:hAnsi="宋体" w:eastAsia="宋体" w:cs="宋体"/>
               <w:szCs w:val="24"/>
             </w:rPr>
             <w:fldChar w:fldCharType="separate"/>
@@ -2220,7 +2239,7 @@
             <w:fldChar w:fldCharType="begin"/>
           </w:r>
           <w:r>
-            <w:instrText xml:space="preserve"> PAGEREF _Toc18320 \h </w:instrText>
+            <w:instrText xml:space="preserve"> PAGEREF _Toc15837 \h </w:instrText>
           </w:r>
           <w:r>
             <w:fldChar w:fldCharType="separate"/>
@@ -2233,7 +2252,7 @@
           </w:r>
           <w:r>
             <w:rPr>
-              <w:rFonts w:ascii="宋体" w:eastAsia="宋体" w:hAnsi="宋体" w:cs="宋体" w:hint="eastAsia"/>
+              <w:rFonts w:hint="eastAsia" w:ascii="宋体" w:hAnsi="宋体" w:eastAsia="宋体" w:cs="宋体"/>
               <w:szCs w:val="24"/>
             </w:rPr>
             <w:fldChar w:fldCharType="end"/>
@@ -2241,28 +2260,28 @@
         </w:p>
         <w:p>
           <w:pPr>
-            <w:pStyle w:val="TOC2"/>
+            <w:pStyle w:val="17"/>
             <w:tabs>
               <w:tab w:val="right" w:leader="dot" w:pos="8306"/>
             </w:tabs>
           </w:pPr>
           <w:r>
             <w:rPr>
-              <w:rFonts w:ascii="宋体" w:eastAsia="宋体" w:hAnsi="宋体" w:cs="宋体" w:hint="eastAsia"/>
+              <w:rFonts w:hint="eastAsia" w:ascii="宋体" w:hAnsi="宋体" w:eastAsia="宋体" w:cs="宋体"/>
               <w:szCs w:val="24"/>
             </w:rPr>
             <w:fldChar w:fldCharType="begin"/>
           </w:r>
           <w:r>
             <w:rPr>
-              <w:rFonts w:ascii="宋体" w:eastAsia="宋体" w:hAnsi="宋体" w:cs="宋体" w:hint="eastAsia"/>
-              <w:szCs w:val="24"/>
-            </w:rPr>
-            <w:instrText xml:space="preserve"> HYPERLINK \l _Toc9786 </w:instrText>
-          </w:r>
-          <w:r>
-            <w:rPr>
-              <w:rFonts w:ascii="宋体" w:eastAsia="宋体" w:hAnsi="宋体" w:cs="宋体" w:hint="eastAsia"/>
+              <w:rFonts w:hint="eastAsia" w:ascii="宋体" w:hAnsi="宋体" w:eastAsia="宋体" w:cs="宋体"/>
+              <w:szCs w:val="24"/>
+            </w:rPr>
+            <w:instrText xml:space="preserve"> HYPERLINK \l _Toc13118 </w:instrText>
+          </w:r>
+          <w:r>
+            <w:rPr>
+              <w:rFonts w:hint="eastAsia" w:ascii="宋体" w:hAnsi="宋体" w:eastAsia="宋体" w:cs="宋体"/>
               <w:szCs w:val="24"/>
             </w:rPr>
             <w:fldChar w:fldCharType="separate"/>
@@ -2281,7 +2300,7 @@
             <w:fldChar w:fldCharType="begin"/>
           </w:r>
           <w:r>
-            <w:instrText xml:space="preserve"> PAGEREF _Toc9786 \h </w:instrText>
+            <w:instrText xml:space="preserve"> PAGEREF _Toc13118 \h </w:instrText>
           </w:r>
           <w:r>
             <w:fldChar w:fldCharType="separate"/>
@@ -2294,7 +2313,7 @@
           </w:r>
           <w:r>
             <w:rPr>
-              <w:rFonts w:ascii="宋体" w:eastAsia="宋体" w:hAnsi="宋体" w:cs="宋体" w:hint="eastAsia"/>
+              <w:rFonts w:hint="eastAsia" w:ascii="宋体" w:hAnsi="宋体" w:eastAsia="宋体" w:cs="宋体"/>
               <w:szCs w:val="24"/>
             </w:rPr>
             <w:fldChar w:fldCharType="end"/>
@@ -2302,28 +2321,28 @@
         </w:p>
         <w:p>
           <w:pPr>
-            <w:pStyle w:val="TOC2"/>
+            <w:pStyle w:val="17"/>
             <w:tabs>
               <w:tab w:val="right" w:leader="dot" w:pos="8306"/>
             </w:tabs>
           </w:pPr>
           <w:r>
             <w:rPr>
-              <w:rFonts w:ascii="宋体" w:eastAsia="宋体" w:hAnsi="宋体" w:cs="宋体" w:hint="eastAsia"/>
+              <w:rFonts w:hint="eastAsia" w:ascii="宋体" w:hAnsi="宋体" w:eastAsia="宋体" w:cs="宋体"/>
               <w:szCs w:val="24"/>
             </w:rPr>
             <w:fldChar w:fldCharType="begin"/>
           </w:r>
           <w:r>
             <w:rPr>
-              <w:rFonts w:ascii="宋体" w:eastAsia="宋体" w:hAnsi="宋体" w:cs="宋体" w:hint="eastAsia"/>
-              <w:szCs w:val="24"/>
-            </w:rPr>
-            <w:instrText xml:space="preserve"> HYPERLINK \l _Toc7805 </w:instrText>
-          </w:r>
-          <w:r>
-            <w:rPr>
-              <w:rFonts w:ascii="宋体" w:eastAsia="宋体" w:hAnsi="宋体" w:cs="宋体" w:hint="eastAsia"/>
+              <w:rFonts w:hint="eastAsia" w:ascii="宋体" w:hAnsi="宋体" w:eastAsia="宋体" w:cs="宋体"/>
+              <w:szCs w:val="24"/>
+            </w:rPr>
+            <w:instrText xml:space="preserve"> HYPERLINK \l _Toc5040 </w:instrText>
+          </w:r>
+          <w:r>
+            <w:rPr>
+              <w:rFonts w:hint="eastAsia" w:ascii="宋体" w:hAnsi="宋体" w:eastAsia="宋体" w:cs="宋体"/>
               <w:szCs w:val="24"/>
             </w:rPr>
             <w:fldChar w:fldCharType="separate"/>
@@ -2342,7 +2361,7 @@
             <w:fldChar w:fldCharType="begin"/>
           </w:r>
           <w:r>
-            <w:instrText xml:space="preserve"> PAGEREF _Toc7805 \h </w:instrText>
+            <w:instrText xml:space="preserve"> PAGEREF _Toc5040 \h </w:instrText>
           </w:r>
           <w:r>
             <w:fldChar w:fldCharType="separate"/>
@@ -2355,7 +2374,7 @@
           </w:r>
           <w:r>
             <w:rPr>
-              <w:rFonts w:ascii="宋体" w:eastAsia="宋体" w:hAnsi="宋体" w:cs="宋体" w:hint="eastAsia"/>
+              <w:rFonts w:hint="eastAsia" w:ascii="宋体" w:hAnsi="宋体" w:eastAsia="宋体" w:cs="宋体"/>
               <w:szCs w:val="24"/>
             </w:rPr>
             <w:fldChar w:fldCharType="end"/>
@@ -2363,28 +2382,28 @@
         </w:p>
         <w:p>
           <w:pPr>
-            <w:pStyle w:val="TOC2"/>
+            <w:pStyle w:val="17"/>
             <w:tabs>
               <w:tab w:val="right" w:leader="dot" w:pos="8306"/>
             </w:tabs>
           </w:pPr>
           <w:r>
             <w:rPr>
-              <w:rFonts w:ascii="宋体" w:eastAsia="宋体" w:hAnsi="宋体" w:cs="宋体" w:hint="eastAsia"/>
+              <w:rFonts w:hint="eastAsia" w:ascii="宋体" w:hAnsi="宋体" w:eastAsia="宋体" w:cs="宋体"/>
               <w:szCs w:val="24"/>
             </w:rPr>
             <w:fldChar w:fldCharType="begin"/>
           </w:r>
           <w:r>
             <w:rPr>
-              <w:rFonts w:ascii="宋体" w:eastAsia="宋体" w:hAnsi="宋体" w:cs="宋体" w:hint="eastAsia"/>
-              <w:szCs w:val="24"/>
-            </w:rPr>
-            <w:instrText xml:space="preserve"> HYPERLINK \l _Toc16287 </w:instrText>
-          </w:r>
-          <w:r>
-            <w:rPr>
-              <w:rFonts w:ascii="宋体" w:eastAsia="宋体" w:hAnsi="宋体" w:cs="宋体" w:hint="eastAsia"/>
+              <w:rFonts w:hint="eastAsia" w:ascii="宋体" w:hAnsi="宋体" w:eastAsia="宋体" w:cs="宋体"/>
+              <w:szCs w:val="24"/>
+            </w:rPr>
+            <w:instrText xml:space="preserve"> HYPERLINK \l _Toc18249 </w:instrText>
+          </w:r>
+          <w:r>
+            <w:rPr>
+              <w:rFonts w:hint="eastAsia" w:ascii="宋体" w:hAnsi="宋体" w:eastAsia="宋体" w:cs="宋体"/>
               <w:szCs w:val="24"/>
             </w:rPr>
             <w:fldChar w:fldCharType="separate"/>
@@ -2403,7 +2422,7 @@
             <w:fldChar w:fldCharType="begin"/>
           </w:r>
           <w:r>
-            <w:instrText xml:space="preserve"> PAGEREF _Toc16287 \h </w:instrText>
+            <w:instrText xml:space="preserve"> PAGEREF _Toc18249 \h </w:instrText>
           </w:r>
           <w:r>
             <w:fldChar w:fldCharType="separate"/>
@@ -2416,7 +2435,7 @@
           </w:r>
           <w:r>
             <w:rPr>
-              <w:rFonts w:ascii="宋体" w:eastAsia="宋体" w:hAnsi="宋体" w:cs="宋体" w:hint="eastAsia"/>
+              <w:rFonts w:hint="eastAsia" w:ascii="宋体" w:hAnsi="宋体" w:eastAsia="宋体" w:cs="宋体"/>
               <w:szCs w:val="24"/>
             </w:rPr>
             <w:fldChar w:fldCharType="end"/>
@@ -2424,28 +2443,28 @@
         </w:p>
         <w:p>
           <w:pPr>
-            <w:pStyle w:val="TOC1"/>
+            <w:pStyle w:val="16"/>
             <w:tabs>
               <w:tab w:val="right" w:leader="dot" w:pos="8306"/>
             </w:tabs>
           </w:pPr>
           <w:r>
             <w:rPr>
-              <w:rFonts w:ascii="宋体" w:eastAsia="宋体" w:hAnsi="宋体" w:cs="宋体" w:hint="eastAsia"/>
+              <w:rFonts w:hint="eastAsia" w:ascii="宋体" w:hAnsi="宋体" w:eastAsia="宋体" w:cs="宋体"/>
               <w:szCs w:val="24"/>
             </w:rPr>
             <w:fldChar w:fldCharType="begin"/>
           </w:r>
           <w:r>
             <w:rPr>
-              <w:rFonts w:ascii="宋体" w:eastAsia="宋体" w:hAnsi="宋体" w:cs="宋体" w:hint="eastAsia"/>
-              <w:szCs w:val="24"/>
-            </w:rPr>
-            <w:instrText xml:space="preserve"> HYPERLINK \l _Toc10857 </w:instrText>
-          </w:r>
-          <w:r>
-            <w:rPr>
-              <w:rFonts w:ascii="宋体" w:eastAsia="宋体" w:hAnsi="宋体" w:cs="宋体" w:hint="eastAsia"/>
+              <w:rFonts w:hint="eastAsia" w:ascii="宋体" w:hAnsi="宋体" w:eastAsia="宋体" w:cs="宋体"/>
+              <w:szCs w:val="24"/>
+            </w:rPr>
+            <w:instrText xml:space="preserve"> HYPERLINK \l _Toc10658 </w:instrText>
+          </w:r>
+          <w:r>
+            <w:rPr>
+              <w:rFonts w:hint="eastAsia" w:ascii="宋体" w:hAnsi="宋体" w:eastAsia="宋体" w:cs="宋体"/>
               <w:szCs w:val="24"/>
             </w:rPr>
             <w:fldChar w:fldCharType="separate"/>
@@ -2464,7 +2483,7 @@
             <w:fldChar w:fldCharType="begin"/>
           </w:r>
           <w:r>
-            <w:instrText xml:space="preserve"> PAGEREF _Toc10857 \h </w:instrText>
+            <w:instrText xml:space="preserve"> PAGEREF _Toc10658 \h </w:instrText>
           </w:r>
           <w:r>
             <w:fldChar w:fldCharType="separate"/>
@@ -2477,7 +2496,7 @@
           </w:r>
           <w:r>
             <w:rPr>
-              <w:rFonts w:ascii="宋体" w:eastAsia="宋体" w:hAnsi="宋体" w:cs="宋体" w:hint="eastAsia"/>
+              <w:rFonts w:hint="eastAsia" w:ascii="宋体" w:hAnsi="宋体" w:eastAsia="宋体" w:cs="宋体"/>
               <w:szCs w:val="24"/>
             </w:rPr>
             <w:fldChar w:fldCharType="end"/>
@@ -2485,28 +2504,28 @@
         </w:p>
         <w:p>
           <w:pPr>
-            <w:pStyle w:val="TOC1"/>
+            <w:pStyle w:val="16"/>
             <w:tabs>
               <w:tab w:val="right" w:leader="dot" w:pos="8306"/>
             </w:tabs>
           </w:pPr>
           <w:r>
             <w:rPr>
-              <w:rFonts w:ascii="宋体" w:eastAsia="宋体" w:hAnsi="宋体" w:cs="宋体" w:hint="eastAsia"/>
+              <w:rFonts w:hint="eastAsia" w:ascii="宋体" w:hAnsi="宋体" w:eastAsia="宋体" w:cs="宋体"/>
               <w:szCs w:val="24"/>
             </w:rPr>
             <w:fldChar w:fldCharType="begin"/>
           </w:r>
           <w:r>
             <w:rPr>
-              <w:rFonts w:ascii="宋体" w:eastAsia="宋体" w:hAnsi="宋体" w:cs="宋体" w:hint="eastAsia"/>
-              <w:szCs w:val="24"/>
-            </w:rPr>
-            <w:instrText xml:space="preserve"> HYPERLINK \l _Toc31655 </w:instrText>
-          </w:r>
-          <w:r>
-            <w:rPr>
-              <w:rFonts w:ascii="宋体" w:eastAsia="宋体" w:hAnsi="宋体" w:cs="宋体" w:hint="eastAsia"/>
+              <w:rFonts w:hint="eastAsia" w:ascii="宋体" w:hAnsi="宋体" w:eastAsia="宋体" w:cs="宋体"/>
+              <w:szCs w:val="24"/>
+            </w:rPr>
+            <w:instrText xml:space="preserve"> HYPERLINK \l _Toc22360 </w:instrText>
+          </w:r>
+          <w:r>
+            <w:rPr>
+              <w:rFonts w:hint="eastAsia" w:ascii="宋体" w:hAnsi="宋体" w:eastAsia="宋体" w:cs="宋体"/>
               <w:szCs w:val="24"/>
             </w:rPr>
             <w:fldChar w:fldCharType="separate"/>
@@ -2525,7 +2544,7 @@
             <w:fldChar w:fldCharType="begin"/>
           </w:r>
           <w:r>
-            <w:instrText xml:space="preserve"> PAGEREF _Toc31655 \h </w:instrText>
+            <w:instrText xml:space="preserve"> PAGEREF _Toc22360 \h </w:instrText>
           </w:r>
           <w:r>
             <w:fldChar w:fldCharType="separate"/>
@@ -2538,7 +2557,7 @@
           </w:r>
           <w:r>
             <w:rPr>
-              <w:rFonts w:ascii="宋体" w:eastAsia="宋体" w:hAnsi="宋体" w:cs="宋体" w:hint="eastAsia"/>
+              <w:rFonts w:hint="eastAsia" w:ascii="宋体" w:hAnsi="宋体" w:eastAsia="宋体" w:cs="宋体"/>
               <w:szCs w:val="24"/>
             </w:rPr>
             <w:fldChar w:fldCharType="end"/>
@@ -2546,28 +2565,28 @@
         </w:p>
         <w:p>
           <w:pPr>
-            <w:pStyle w:val="TOC2"/>
+            <w:pStyle w:val="17"/>
             <w:tabs>
               <w:tab w:val="right" w:leader="dot" w:pos="8306"/>
             </w:tabs>
           </w:pPr>
           <w:r>
             <w:rPr>
-              <w:rFonts w:ascii="宋体" w:eastAsia="宋体" w:hAnsi="宋体" w:cs="宋体" w:hint="eastAsia"/>
+              <w:rFonts w:hint="eastAsia" w:ascii="宋体" w:hAnsi="宋体" w:eastAsia="宋体" w:cs="宋体"/>
               <w:szCs w:val="24"/>
             </w:rPr>
             <w:fldChar w:fldCharType="begin"/>
           </w:r>
           <w:r>
             <w:rPr>
-              <w:rFonts w:ascii="宋体" w:eastAsia="宋体" w:hAnsi="宋体" w:cs="宋体" w:hint="eastAsia"/>
-              <w:szCs w:val="24"/>
-            </w:rPr>
-            <w:instrText xml:space="preserve"> HYPERLINK \l _Toc7818 </w:instrText>
-          </w:r>
-          <w:r>
-            <w:rPr>
-              <w:rFonts w:ascii="宋体" w:eastAsia="宋体" w:hAnsi="宋体" w:cs="宋体" w:hint="eastAsia"/>
+              <w:rFonts w:hint="eastAsia" w:ascii="宋体" w:hAnsi="宋体" w:eastAsia="宋体" w:cs="宋体"/>
+              <w:szCs w:val="24"/>
+            </w:rPr>
+            <w:instrText xml:space="preserve"> HYPERLINK \l _Toc11109 </w:instrText>
+          </w:r>
+          <w:r>
+            <w:rPr>
+              <w:rFonts w:hint="eastAsia" w:ascii="宋体" w:hAnsi="宋体" w:eastAsia="宋体" w:cs="宋体"/>
               <w:szCs w:val="24"/>
             </w:rPr>
             <w:fldChar w:fldCharType="separate"/>
@@ -2586,7 +2605,7 @@
             <w:fldChar w:fldCharType="begin"/>
           </w:r>
           <w:r>
-            <w:instrText xml:space="preserve"> PAGEREF _Toc7818 \h </w:instrText>
+            <w:instrText xml:space="preserve"> PAGEREF _Toc11109 \h </w:instrText>
           </w:r>
           <w:r>
             <w:fldChar w:fldCharType="separate"/>
@@ -2599,7 +2618,7 @@
           </w:r>
           <w:r>
             <w:rPr>
-              <w:rFonts w:ascii="宋体" w:eastAsia="宋体" w:hAnsi="宋体" w:cs="宋体" w:hint="eastAsia"/>
+              <w:rFonts w:hint="eastAsia" w:ascii="宋体" w:hAnsi="宋体" w:eastAsia="宋体" w:cs="宋体"/>
               <w:szCs w:val="24"/>
             </w:rPr>
             <w:fldChar w:fldCharType="end"/>
@@ -2607,28 +2626,28 @@
         </w:p>
         <w:p>
           <w:pPr>
-            <w:pStyle w:val="TOC2"/>
+            <w:pStyle w:val="17"/>
             <w:tabs>
               <w:tab w:val="right" w:leader="dot" w:pos="8306"/>
             </w:tabs>
           </w:pPr>
           <w:r>
             <w:rPr>
-              <w:rFonts w:ascii="宋体" w:eastAsia="宋体" w:hAnsi="宋体" w:cs="宋体" w:hint="eastAsia"/>
+              <w:rFonts w:hint="eastAsia" w:ascii="宋体" w:hAnsi="宋体" w:eastAsia="宋体" w:cs="宋体"/>
               <w:szCs w:val="24"/>
             </w:rPr>
             <w:fldChar w:fldCharType="begin"/>
           </w:r>
           <w:r>
             <w:rPr>
-              <w:rFonts w:ascii="宋体" w:eastAsia="宋体" w:hAnsi="宋体" w:cs="宋体" w:hint="eastAsia"/>
-              <w:szCs w:val="24"/>
-            </w:rPr>
-            <w:instrText xml:space="preserve"> HYPERLINK \l _Toc20415 </w:instrText>
-          </w:r>
-          <w:r>
-            <w:rPr>
-              <w:rFonts w:ascii="宋体" w:eastAsia="宋体" w:hAnsi="宋体" w:cs="宋体" w:hint="eastAsia"/>
+              <w:rFonts w:hint="eastAsia" w:ascii="宋体" w:hAnsi="宋体" w:eastAsia="宋体" w:cs="宋体"/>
+              <w:szCs w:val="24"/>
+            </w:rPr>
+            <w:instrText xml:space="preserve"> HYPERLINK \l _Toc17760 </w:instrText>
+          </w:r>
+          <w:r>
+            <w:rPr>
+              <w:rFonts w:hint="eastAsia" w:ascii="宋体" w:hAnsi="宋体" w:eastAsia="宋体" w:cs="宋体"/>
               <w:szCs w:val="24"/>
             </w:rPr>
             <w:fldChar w:fldCharType="separate"/>
@@ -2647,7 +2666,7 @@
             <w:fldChar w:fldCharType="begin"/>
           </w:r>
           <w:r>
-            <w:instrText xml:space="preserve"> PAGEREF _Toc20415 \h </w:instrText>
+            <w:instrText xml:space="preserve"> PAGEREF _Toc17760 \h </w:instrText>
           </w:r>
           <w:r>
             <w:fldChar w:fldCharType="separate"/>
@@ -2660,7 +2679,7 @@
           </w:r>
           <w:r>
             <w:rPr>
-              <w:rFonts w:ascii="宋体" w:eastAsia="宋体" w:hAnsi="宋体" w:cs="宋体" w:hint="eastAsia"/>
+              <w:rFonts w:hint="eastAsia" w:ascii="宋体" w:hAnsi="宋体" w:eastAsia="宋体" w:cs="宋体"/>
               <w:szCs w:val="24"/>
             </w:rPr>
             <w:fldChar w:fldCharType="end"/>
@@ -2668,28 +2687,28 @@
         </w:p>
         <w:p>
           <w:pPr>
-            <w:pStyle w:val="TOC2"/>
+            <w:pStyle w:val="17"/>
             <w:tabs>
               <w:tab w:val="right" w:leader="dot" w:pos="8306"/>
             </w:tabs>
           </w:pPr>
           <w:r>
             <w:rPr>
-              <w:rFonts w:ascii="宋体" w:eastAsia="宋体" w:hAnsi="宋体" w:cs="宋体" w:hint="eastAsia"/>
+              <w:rFonts w:hint="eastAsia" w:ascii="宋体" w:hAnsi="宋体" w:eastAsia="宋体" w:cs="宋体"/>
               <w:szCs w:val="24"/>
             </w:rPr>
             <w:fldChar w:fldCharType="begin"/>
           </w:r>
           <w:r>
             <w:rPr>
-              <w:rFonts w:ascii="宋体" w:eastAsia="宋体" w:hAnsi="宋体" w:cs="宋体" w:hint="eastAsia"/>
-              <w:szCs w:val="24"/>
-            </w:rPr>
-            <w:instrText xml:space="preserve"> HYPERLINK \l _Toc5495 </w:instrText>
-          </w:r>
-          <w:r>
-            <w:rPr>
-              <w:rFonts w:ascii="宋体" w:eastAsia="宋体" w:hAnsi="宋体" w:cs="宋体" w:hint="eastAsia"/>
+              <w:rFonts w:hint="eastAsia" w:ascii="宋体" w:hAnsi="宋体" w:eastAsia="宋体" w:cs="宋体"/>
+              <w:szCs w:val="24"/>
+            </w:rPr>
+            <w:instrText xml:space="preserve"> HYPERLINK \l _Toc27644 </w:instrText>
+          </w:r>
+          <w:r>
+            <w:rPr>
+              <w:rFonts w:hint="eastAsia" w:ascii="宋体" w:hAnsi="宋体" w:eastAsia="宋体" w:cs="宋体"/>
               <w:szCs w:val="24"/>
             </w:rPr>
             <w:fldChar w:fldCharType="separate"/>
@@ -2708,7 +2727,7 @@
             <w:fldChar w:fldCharType="begin"/>
           </w:r>
           <w:r>
-            <w:instrText xml:space="preserve"> PAGEREF _Toc5495 \h </w:instrText>
+            <w:instrText xml:space="preserve"> PAGEREF _Toc27644 \h </w:instrText>
           </w:r>
           <w:r>
             <w:fldChar w:fldCharType="separate"/>
@@ -2721,7 +2740,7 @@
           </w:r>
           <w:r>
             <w:rPr>
-              <w:rFonts w:ascii="宋体" w:eastAsia="宋体" w:hAnsi="宋体" w:cs="宋体" w:hint="eastAsia"/>
+              <w:rFonts w:hint="eastAsia" w:ascii="宋体" w:hAnsi="宋体" w:eastAsia="宋体" w:cs="宋体"/>
               <w:szCs w:val="24"/>
             </w:rPr>
             <w:fldChar w:fldCharType="end"/>
@@ -2729,28 +2748,28 @@
         </w:p>
         <w:p>
           <w:pPr>
-            <w:pStyle w:val="TOC1"/>
+            <w:pStyle w:val="16"/>
             <w:tabs>
               <w:tab w:val="right" w:leader="dot" w:pos="8306"/>
             </w:tabs>
           </w:pPr>
           <w:r>
             <w:rPr>
-              <w:rFonts w:ascii="宋体" w:eastAsia="宋体" w:hAnsi="宋体" w:cs="宋体" w:hint="eastAsia"/>
+              <w:rFonts w:hint="eastAsia" w:ascii="宋体" w:hAnsi="宋体" w:eastAsia="宋体" w:cs="宋体"/>
               <w:szCs w:val="24"/>
             </w:rPr>
             <w:fldChar w:fldCharType="begin"/>
           </w:r>
           <w:r>
             <w:rPr>
-              <w:rFonts w:ascii="宋体" w:eastAsia="宋体" w:hAnsi="宋体" w:cs="宋体" w:hint="eastAsia"/>
-              <w:szCs w:val="24"/>
-            </w:rPr>
-            <w:instrText xml:space="preserve"> HYPERLINK \l _Toc883 </w:instrText>
-          </w:r>
-          <w:r>
-            <w:rPr>
-              <w:rFonts w:ascii="宋体" w:eastAsia="宋体" w:hAnsi="宋体" w:cs="宋体" w:hint="eastAsia"/>
+              <w:rFonts w:hint="eastAsia" w:ascii="宋体" w:hAnsi="宋体" w:eastAsia="宋体" w:cs="宋体"/>
+              <w:szCs w:val="24"/>
+            </w:rPr>
+            <w:instrText xml:space="preserve"> HYPERLINK \l _Toc13743 </w:instrText>
+          </w:r>
+          <w:r>
+            <w:rPr>
+              <w:rFonts w:hint="eastAsia" w:ascii="宋体" w:hAnsi="宋体" w:eastAsia="宋体" w:cs="宋体"/>
               <w:szCs w:val="24"/>
             </w:rPr>
             <w:fldChar w:fldCharType="separate"/>
@@ -2769,7 +2788,7 @@
             <w:fldChar w:fldCharType="begin"/>
           </w:r>
           <w:r>
-            <w:instrText xml:space="preserve"> PAGEREF _Toc883 \h </w:instrText>
+            <w:instrText xml:space="preserve"> PAGEREF _Toc13743 \h </w:instrText>
           </w:r>
           <w:r>
             <w:fldChar w:fldCharType="separate"/>
@@ -2782,7 +2801,7 @@
           </w:r>
           <w:r>
             <w:rPr>
-              <w:rFonts w:ascii="宋体" w:eastAsia="宋体" w:hAnsi="宋体" w:cs="宋体" w:hint="eastAsia"/>
+              <w:rFonts w:hint="eastAsia" w:ascii="宋体" w:hAnsi="宋体" w:eastAsia="宋体" w:cs="宋体"/>
               <w:szCs w:val="24"/>
             </w:rPr>
             <w:fldChar w:fldCharType="end"/>
@@ -2790,28 +2809,28 @@
         </w:p>
         <w:p>
           <w:pPr>
-            <w:pStyle w:val="TOC2"/>
+            <w:pStyle w:val="17"/>
             <w:tabs>
               <w:tab w:val="right" w:leader="dot" w:pos="8306"/>
             </w:tabs>
           </w:pPr>
           <w:r>
             <w:rPr>
-              <w:rFonts w:ascii="宋体" w:eastAsia="宋体" w:hAnsi="宋体" w:cs="宋体" w:hint="eastAsia"/>
+              <w:rFonts w:hint="eastAsia" w:ascii="宋体" w:hAnsi="宋体" w:eastAsia="宋体" w:cs="宋体"/>
               <w:szCs w:val="24"/>
             </w:rPr>
             <w:fldChar w:fldCharType="begin"/>
           </w:r>
           <w:r>
             <w:rPr>
-              <w:rFonts w:ascii="宋体" w:eastAsia="宋体" w:hAnsi="宋体" w:cs="宋体" w:hint="eastAsia"/>
-              <w:szCs w:val="24"/>
-            </w:rPr>
-            <w:instrText xml:space="preserve"> HYPERLINK \l _Toc23170 </w:instrText>
-          </w:r>
-          <w:r>
-            <w:rPr>
-              <w:rFonts w:ascii="宋体" w:eastAsia="宋体" w:hAnsi="宋体" w:cs="宋体" w:hint="eastAsia"/>
+              <w:rFonts w:hint="eastAsia" w:ascii="宋体" w:hAnsi="宋体" w:eastAsia="宋体" w:cs="宋体"/>
+              <w:szCs w:val="24"/>
+            </w:rPr>
+            <w:instrText xml:space="preserve"> HYPERLINK \l _Toc3692 </w:instrText>
+          </w:r>
+          <w:r>
+            <w:rPr>
+              <w:rFonts w:hint="eastAsia" w:ascii="宋体" w:hAnsi="宋体" w:eastAsia="宋体" w:cs="宋体"/>
               <w:szCs w:val="24"/>
             </w:rPr>
             <w:fldChar w:fldCharType="separate"/>
@@ -2830,7 +2849,7 @@
             <w:fldChar w:fldCharType="begin"/>
           </w:r>
           <w:r>
-            <w:instrText xml:space="preserve"> PAGEREF _Toc23170 \h </w:instrText>
+            <w:instrText xml:space="preserve"> PAGEREF _Toc3692 \h </w:instrText>
           </w:r>
           <w:r>
             <w:fldChar w:fldCharType="separate"/>
@@ -2843,7 +2862,7 @@
           </w:r>
           <w:r>
             <w:rPr>
-              <w:rFonts w:ascii="宋体" w:eastAsia="宋体" w:hAnsi="宋体" w:cs="宋体" w:hint="eastAsia"/>
+              <w:rFonts w:hint="eastAsia" w:ascii="宋体" w:hAnsi="宋体" w:eastAsia="宋体" w:cs="宋体"/>
               <w:szCs w:val="24"/>
             </w:rPr>
             <w:fldChar w:fldCharType="end"/>
@@ -2851,28 +2870,28 @@
         </w:p>
         <w:p>
           <w:pPr>
-            <w:pStyle w:val="TOC2"/>
+            <w:pStyle w:val="17"/>
             <w:tabs>
               <w:tab w:val="right" w:leader="dot" w:pos="8306"/>
             </w:tabs>
           </w:pPr>
           <w:r>
             <w:rPr>
-              <w:rFonts w:ascii="宋体" w:eastAsia="宋体" w:hAnsi="宋体" w:cs="宋体" w:hint="eastAsia"/>
+              <w:rFonts w:hint="eastAsia" w:ascii="宋体" w:hAnsi="宋体" w:eastAsia="宋体" w:cs="宋体"/>
               <w:szCs w:val="24"/>
             </w:rPr>
             <w:fldChar w:fldCharType="begin"/>
           </w:r>
           <w:r>
             <w:rPr>
-              <w:rFonts w:ascii="宋体" w:eastAsia="宋体" w:hAnsi="宋体" w:cs="宋体" w:hint="eastAsia"/>
-              <w:szCs w:val="24"/>
-            </w:rPr>
-            <w:instrText xml:space="preserve"> HYPERLINK \l _Toc5890 </w:instrText>
-          </w:r>
-          <w:r>
-            <w:rPr>
-              <w:rFonts w:ascii="宋体" w:eastAsia="宋体" w:hAnsi="宋体" w:cs="宋体" w:hint="eastAsia"/>
+              <w:rFonts w:hint="eastAsia" w:ascii="宋体" w:hAnsi="宋体" w:eastAsia="宋体" w:cs="宋体"/>
+              <w:szCs w:val="24"/>
+            </w:rPr>
+            <w:instrText xml:space="preserve"> HYPERLINK \l _Toc22373 </w:instrText>
+          </w:r>
+          <w:r>
+            <w:rPr>
+              <w:rFonts w:hint="eastAsia" w:ascii="宋体" w:hAnsi="宋体" w:eastAsia="宋体" w:cs="宋体"/>
               <w:szCs w:val="24"/>
             </w:rPr>
             <w:fldChar w:fldCharType="separate"/>
@@ -2891,7 +2910,7 @@
             <w:fldChar w:fldCharType="begin"/>
           </w:r>
           <w:r>
-            <w:instrText xml:space="preserve"> PAGEREF _Toc5890 \h </w:instrText>
+            <w:instrText xml:space="preserve"> PAGEREF _Toc22373 \h </w:instrText>
           </w:r>
           <w:r>
             <w:fldChar w:fldCharType="separate"/>
@@ -2904,7 +2923,7 @@
           </w:r>
           <w:r>
             <w:rPr>
-              <w:rFonts w:ascii="宋体" w:eastAsia="宋体" w:hAnsi="宋体" w:cs="宋体" w:hint="eastAsia"/>
+              <w:rFonts w:hint="eastAsia" w:ascii="宋体" w:hAnsi="宋体" w:eastAsia="宋体" w:cs="宋体"/>
               <w:szCs w:val="24"/>
             </w:rPr>
             <w:fldChar w:fldCharType="end"/>
@@ -2912,28 +2931,28 @@
         </w:p>
         <w:p>
           <w:pPr>
-            <w:pStyle w:val="TOC1"/>
+            <w:pStyle w:val="16"/>
             <w:tabs>
               <w:tab w:val="right" w:leader="dot" w:pos="8306"/>
             </w:tabs>
           </w:pPr>
           <w:r>
             <w:rPr>
-              <w:rFonts w:ascii="宋体" w:eastAsia="宋体" w:hAnsi="宋体" w:cs="宋体" w:hint="eastAsia"/>
+              <w:rFonts w:hint="eastAsia" w:ascii="宋体" w:hAnsi="宋体" w:eastAsia="宋体" w:cs="宋体"/>
               <w:szCs w:val="24"/>
             </w:rPr>
             <w:fldChar w:fldCharType="begin"/>
           </w:r>
           <w:r>
             <w:rPr>
-              <w:rFonts w:ascii="宋体" w:eastAsia="宋体" w:hAnsi="宋体" w:cs="宋体" w:hint="eastAsia"/>
-              <w:szCs w:val="24"/>
-            </w:rPr>
-            <w:instrText xml:space="preserve"> HYPERLINK \l _Toc28271 </w:instrText>
-          </w:r>
-          <w:r>
-            <w:rPr>
-              <w:rFonts w:ascii="宋体" w:eastAsia="宋体" w:hAnsi="宋体" w:cs="宋体" w:hint="eastAsia"/>
+              <w:rFonts w:hint="eastAsia" w:ascii="宋体" w:hAnsi="宋体" w:eastAsia="宋体" w:cs="宋体"/>
+              <w:szCs w:val="24"/>
+            </w:rPr>
+            <w:instrText xml:space="preserve"> HYPERLINK \l _Toc25821 </w:instrText>
+          </w:r>
+          <w:r>
+            <w:rPr>
+              <w:rFonts w:hint="eastAsia" w:ascii="宋体" w:hAnsi="宋体" w:eastAsia="宋体" w:cs="宋体"/>
               <w:szCs w:val="24"/>
             </w:rPr>
             <w:fldChar w:fldCharType="separate"/>
@@ -2952,7 +2971,7 @@
             <w:fldChar w:fldCharType="begin"/>
           </w:r>
           <w:r>
-            <w:instrText xml:space="preserve"> PAGEREF _Toc28271 \h </w:instrText>
+            <w:instrText xml:space="preserve"> PAGEREF _Toc25821 \h </w:instrText>
           </w:r>
           <w:r>
             <w:fldChar w:fldCharType="separate"/>
@@ -2965,7 +2984,7 @@
           </w:r>
           <w:r>
             <w:rPr>
-              <w:rFonts w:ascii="宋体" w:eastAsia="宋体" w:hAnsi="宋体" w:cs="宋体" w:hint="eastAsia"/>
+              <w:rFonts w:hint="eastAsia" w:ascii="宋体" w:hAnsi="宋体" w:eastAsia="宋体" w:cs="宋体"/>
               <w:szCs w:val="24"/>
             </w:rPr>
             <w:fldChar w:fldCharType="end"/>
@@ -2973,28 +2992,28 @@
         </w:p>
         <w:p>
           <w:pPr>
-            <w:pStyle w:val="TOC1"/>
+            <w:pStyle w:val="16"/>
             <w:tabs>
               <w:tab w:val="right" w:leader="dot" w:pos="8306"/>
             </w:tabs>
           </w:pPr>
           <w:r>
             <w:rPr>
-              <w:rFonts w:ascii="宋体" w:eastAsia="宋体" w:hAnsi="宋体" w:cs="宋体" w:hint="eastAsia"/>
+              <w:rFonts w:hint="eastAsia" w:ascii="宋体" w:hAnsi="宋体" w:eastAsia="宋体" w:cs="宋体"/>
               <w:szCs w:val="24"/>
             </w:rPr>
             <w:fldChar w:fldCharType="begin"/>
           </w:r>
           <w:r>
             <w:rPr>
-              <w:rFonts w:ascii="宋体" w:eastAsia="宋体" w:hAnsi="宋体" w:cs="宋体" w:hint="eastAsia"/>
-              <w:szCs w:val="24"/>
-            </w:rPr>
-            <w:instrText xml:space="preserve"> HYPERLINK \l _Toc2961 </w:instrText>
-          </w:r>
-          <w:r>
-            <w:rPr>
-              <w:rFonts w:ascii="宋体" w:eastAsia="宋体" w:hAnsi="宋体" w:cs="宋体" w:hint="eastAsia"/>
+              <w:rFonts w:hint="eastAsia" w:ascii="宋体" w:hAnsi="宋体" w:eastAsia="宋体" w:cs="宋体"/>
+              <w:szCs w:val="24"/>
+            </w:rPr>
+            <w:instrText xml:space="preserve"> HYPERLINK \l _Toc7554 </w:instrText>
+          </w:r>
+          <w:r>
+            <w:rPr>
+              <w:rFonts w:hint="eastAsia" w:ascii="宋体" w:hAnsi="宋体" w:eastAsia="宋体" w:cs="宋体"/>
               <w:szCs w:val="24"/>
             </w:rPr>
             <w:fldChar w:fldCharType="separate"/>
@@ -3020,7 +3039,7 @@
             <w:fldChar w:fldCharType="begin"/>
           </w:r>
           <w:r>
-            <w:instrText xml:space="preserve"> PAGEREF _Toc2961 \h </w:instrText>
+            <w:instrText xml:space="preserve"> PAGEREF _Toc7554 \h </w:instrText>
           </w:r>
           <w:r>
             <w:fldChar w:fldCharType="separate"/>
@@ -3033,7 +3052,7 @@
           </w:r>
           <w:r>
             <w:rPr>
-              <w:rFonts w:ascii="宋体" w:eastAsia="宋体" w:hAnsi="宋体" w:cs="宋体" w:hint="eastAsia"/>
+              <w:rFonts w:hint="eastAsia" w:ascii="宋体" w:hAnsi="宋体" w:eastAsia="宋体" w:cs="宋体"/>
               <w:szCs w:val="24"/>
             </w:rPr>
             <w:fldChar w:fldCharType="end"/>
@@ -3041,28 +3060,28 @@
         </w:p>
         <w:p>
           <w:pPr>
-            <w:pStyle w:val="TOC1"/>
+            <w:pStyle w:val="16"/>
             <w:tabs>
               <w:tab w:val="right" w:leader="dot" w:pos="8306"/>
             </w:tabs>
           </w:pPr>
           <w:r>
             <w:rPr>
-              <w:rFonts w:ascii="宋体" w:eastAsia="宋体" w:hAnsi="宋体" w:cs="宋体" w:hint="eastAsia"/>
+              <w:rFonts w:hint="eastAsia" w:ascii="宋体" w:hAnsi="宋体" w:eastAsia="宋体" w:cs="宋体"/>
               <w:szCs w:val="24"/>
             </w:rPr>
             <w:fldChar w:fldCharType="begin"/>
           </w:r>
           <w:r>
             <w:rPr>
-              <w:rFonts w:ascii="宋体" w:eastAsia="宋体" w:hAnsi="宋体" w:cs="宋体" w:hint="eastAsia"/>
-              <w:szCs w:val="24"/>
-            </w:rPr>
-            <w:instrText xml:space="preserve"> HYPERLINK \l _Toc11102 </w:instrText>
-          </w:r>
-          <w:r>
-            <w:rPr>
-              <w:rFonts w:ascii="宋体" w:eastAsia="宋体" w:hAnsi="宋体" w:cs="宋体" w:hint="eastAsia"/>
+              <w:rFonts w:hint="eastAsia" w:ascii="宋体" w:hAnsi="宋体" w:eastAsia="宋体" w:cs="宋体"/>
+              <w:szCs w:val="24"/>
+            </w:rPr>
+            <w:instrText xml:space="preserve"> HYPERLINK \l _Toc16859 </w:instrText>
+          </w:r>
+          <w:r>
+            <w:rPr>
+              <w:rFonts w:hint="eastAsia" w:ascii="宋体" w:hAnsi="宋体" w:eastAsia="宋体" w:cs="宋体"/>
               <w:szCs w:val="24"/>
             </w:rPr>
             <w:fldChar w:fldCharType="separate"/>
@@ -3081,7 +3100,7 @@
             <w:fldChar w:fldCharType="begin"/>
           </w:r>
           <w:r>
-            <w:instrText xml:space="preserve"> PAGEREF _Toc11102 \h </w:instrText>
+            <w:instrText xml:space="preserve"> PAGEREF _Toc16859 \h </w:instrText>
           </w:r>
           <w:r>
             <w:fldChar w:fldCharType="separate"/>
@@ -3094,7 +3113,7 @@
           </w:r>
           <w:r>
             <w:rPr>
-              <w:rFonts w:ascii="宋体" w:eastAsia="宋体" w:hAnsi="宋体" w:cs="宋体" w:hint="eastAsia"/>
+              <w:rFonts w:hint="eastAsia" w:ascii="宋体" w:hAnsi="宋体" w:eastAsia="宋体" w:cs="宋体"/>
               <w:szCs w:val="24"/>
             </w:rPr>
             <w:fldChar w:fldCharType="end"/>
@@ -3116,7 +3135,7 @@
             <w:snapToGrid w:val="0"/>
             <w:textAlignment w:val="baseline"/>
             <w:rPr>
-              <w:rFonts w:ascii="宋体" w:eastAsia="宋体" w:hAnsi="宋体" w:cs="宋体" w:hint="eastAsia"/>
+              <w:rFonts w:hint="eastAsia" w:ascii="宋体" w:hAnsi="宋体" w:eastAsia="宋体" w:cs="宋体"/>
               <w:snapToGrid w:val="0"/>
               <w:color w:val="000000"/>
               <w:kern w:val="0"/>
@@ -3127,7 +3146,7 @@
           </w:pPr>
           <w:r>
             <w:rPr>
-              <w:rFonts w:ascii="宋体" w:eastAsia="宋体" w:hAnsi="宋体" w:cs="宋体" w:hint="eastAsia"/>
+              <w:rFonts w:hint="eastAsia" w:ascii="宋体" w:hAnsi="宋体" w:eastAsia="宋体" w:cs="宋体"/>
               <w:szCs w:val="24"/>
             </w:rPr>
             <w:fldChar w:fldCharType="end"/>
@@ -3151,7 +3170,7 @@
         <w:snapToGrid w:val="0"/>
         <w:textAlignment w:val="baseline"/>
         <w:rPr>
-          <w:rFonts w:ascii="Arial" w:eastAsia="Arial" w:hAnsi="Arial" w:cs="Arial"/>
+          <w:rFonts w:ascii="Arial" w:hAnsi="Arial" w:eastAsia="Arial" w:cs="Arial"/>
           <w:snapToGrid w:val="0"/>
           <w:color w:val="000000"/>
           <w:kern w:val="0"/>
@@ -3162,7 +3181,7 @@
       </w:pPr>
       <w:r>
         <w:rPr>
-          <w:rFonts w:ascii="Arial" w:eastAsia="Arial" w:hAnsi="Arial" w:cs="Arial"/>
+          <w:rFonts w:ascii="Arial" w:hAnsi="Arial" w:eastAsia="Arial" w:cs="Arial"/>
           <w:snapToGrid w:val="0"/>
           <w:color w:val="000000"/>
           <w:kern w:val="0"/>
@@ -3175,45 +3194,80 @@
     </w:p>
     <w:p>
       <w:pPr>
-        <w:pStyle w:val="1"/>
+        <w:pStyle w:val="28"/>
         <w:bidi w:val="0"/>
         <w:rPr>
           <w:rFonts w:hint="default"/>
           <w:lang w:val="en-US" w:eastAsia="zh-CN"/>
         </w:rPr>
       </w:pPr>
-      <w:bookmarkStart w:id="3" w:name="_Toc18320"/>
+      <w:bookmarkStart w:id="2" w:name="_Toc15837"/>
       <w:r>
         <w:rPr>
           <w:rFonts w:hint="default"/>
           <w:lang w:val="en-US" w:eastAsia="zh-CN"/>
         </w:rPr>
         <w:t>总则</w:t>
+      </w:r>
+      <w:bookmarkEnd w:id="2"/>
+    </w:p>
+    <w:p>
+      <w:pPr>
+        <w:pStyle w:val="30"/>
+        <w:bidi w:val="0"/>
+        <w:rPr>
+          <w:rFonts w:hint="default"/>
+          <w:lang w:val="en-US" w:eastAsia="zh-CN"/>
+        </w:rPr>
+      </w:pPr>
+      <w:bookmarkStart w:id="3" w:name="_Toc13118"/>
+      <w:r>
+        <w:rPr>
+          <w:rFonts w:hint="default"/>
+          <w:lang w:val="en-US" w:eastAsia="zh-CN"/>
+        </w:rPr>
+        <w:t>目的</w:t>
       </w:r>
       <w:bookmarkEnd w:id="3"/>
     </w:p>
     <w:p>
       <w:pPr>
-        <w:pStyle w:val="2"/>
+        <w:pStyle w:val="29"/>
+        <w:rPr>
+          <w:rFonts w:hint="default"/>
+          <w:lang w:val="en-US" w:eastAsia="zh-CN"/>
+        </w:rPr>
+      </w:pPr>
+      <w:r>
+        <w:rPr>
+          <w:rFonts w:hint="default"/>
+          <w:lang w:val="en-US" w:eastAsia="zh-CN"/>
+        </w:rPr>
+        <w:t>为规范公司软件运维服务中配置项的管理，建立并维护一套准确、可信的配置管理数据库，为事件管理、问题管理、变更管理、发布管理等流程提供可靠的信息支撑，保障服务交付的稳定性与运维决策的有效性，特制定本制度。</w:t>
+      </w:r>
+    </w:p>
+    <w:p>
+      <w:pPr>
+        <w:pStyle w:val="30"/>
         <w:bidi w:val="0"/>
         <w:rPr>
           <w:rFonts w:hint="default"/>
           <w:lang w:val="en-US" w:eastAsia="zh-CN"/>
         </w:rPr>
       </w:pPr>
-      <w:bookmarkStart w:id="4" w:name="_Toc9786"/>
+      <w:bookmarkStart w:id="4" w:name="_Toc5040"/>
       <w:r>
         <w:rPr>
           <w:rFonts w:hint="default"/>
           <w:lang w:val="en-US" w:eastAsia="zh-CN"/>
         </w:rPr>
-        <w:t>目的</w:t>
+        <w:t>适用范围</w:t>
       </w:r>
       <w:bookmarkEnd w:id="4"/>
     </w:p>
     <w:p>
       <w:pPr>
-        <w:pStyle w:val="a1"/>
+        <w:pStyle w:val="29"/>
         <w:rPr>
           <w:rFonts w:hint="default"/>
           <w:lang w:val="en-US" w:eastAsia="zh-CN"/>
@@ -3224,31 +3278,111 @@
           <w:rFonts w:hint="default"/>
           <w:lang w:val="en-US" w:eastAsia="zh-CN"/>
         </w:rPr>
-        <w:t>为规范公司软件运维服务中配置项的管理，建立并维护一套准确、可信的配置管理数据库，为事件管理、问题管理、变更管理、发布管理等流程提供可靠的信息支撑，保障服务交付的稳定性与运维决策的有效性，特制定本制度。</w:t>
+        <w:t>本制度适用于公司所有软件运维服务项目中，纳入管理范围内的所有配置项，主要包括：</w:t>
       </w:r>
     </w:p>
     <w:p>
       <w:pPr>
-        <w:pStyle w:val="2"/>
+        <w:pStyle w:val="29"/>
+        <w:rPr>
+          <w:rFonts w:hint="default"/>
+          <w:lang w:val="en-US" w:eastAsia="zh-CN"/>
+        </w:rPr>
+      </w:pPr>
+      <w:r>
+        <w:rPr>
+          <w:rFonts w:hint="default"/>
+          <w:lang w:val="en-US" w:eastAsia="zh-CN"/>
+        </w:rPr>
+        <w:t>应用服务类：应用程序、微服务、API接口、前端页面。</w:t>
+      </w:r>
+    </w:p>
+    <w:p>
+      <w:pPr>
+        <w:pStyle w:val="29"/>
+        <w:rPr>
+          <w:rFonts w:hint="default"/>
+          <w:lang w:val="en-US" w:eastAsia="zh-CN"/>
+        </w:rPr>
+      </w:pPr>
+      <w:r>
+        <w:rPr>
+          <w:rFonts w:hint="default"/>
+          <w:lang w:val="en-US" w:eastAsia="zh-CN"/>
+        </w:rPr>
+        <w:t>数据与中间件类：数据库实例、缓存服务、消息队列、ETL流程。</w:t>
+      </w:r>
+    </w:p>
+    <w:p>
+      <w:pPr>
+        <w:pStyle w:val="29"/>
+        <w:rPr>
+          <w:rFonts w:hint="default"/>
+          <w:lang w:val="en-US" w:eastAsia="zh-CN"/>
+        </w:rPr>
+      </w:pPr>
+      <w:r>
+        <w:rPr>
+          <w:rFonts w:hint="default"/>
+          <w:lang w:val="en-US" w:eastAsia="zh-CN"/>
+        </w:rPr>
+        <w:t>运行环境类：服务器（含虚拟机/容器）操作系统、运行时环境、配置文件、环境变量。</w:t>
+      </w:r>
+    </w:p>
+    <w:p>
+      <w:pPr>
+        <w:pStyle w:val="29"/>
+        <w:rPr>
+          <w:rFonts w:hint="default"/>
+          <w:lang w:val="en-US" w:eastAsia="zh-CN"/>
+        </w:rPr>
+      </w:pPr>
+      <w:r>
+        <w:rPr>
+          <w:rFonts w:hint="default"/>
+          <w:lang w:val="en-US" w:eastAsia="zh-CN"/>
+        </w:rPr>
+        <w:t>工具与文档类：监控工具账号、运维脚本、架构图、部署文档。</w:t>
+      </w:r>
+    </w:p>
+    <w:p>
+      <w:pPr>
+        <w:pStyle w:val="29"/>
+        <w:rPr>
+          <w:rFonts w:hint="default"/>
+          <w:lang w:val="en-US" w:eastAsia="zh-CN"/>
+        </w:rPr>
+      </w:pPr>
+      <w:r>
+        <w:rPr>
+          <w:rFonts w:hint="default"/>
+          <w:lang w:val="en-US" w:eastAsia="zh-CN"/>
+        </w:rPr>
+        <w:t>逻辑实体类：客户组织机构、关键业务逻辑单元、服务目录条目。</w:t>
+      </w:r>
+    </w:p>
+    <w:p>
+      <w:pPr>
+        <w:pStyle w:val="30"/>
         <w:bidi w:val="0"/>
         <w:rPr>
           <w:rFonts w:hint="default"/>
           <w:lang w:val="en-US" w:eastAsia="zh-CN"/>
         </w:rPr>
       </w:pPr>
-      <w:bookmarkStart w:id="5" w:name="_Toc7805"/>
+      <w:bookmarkStart w:id="5" w:name="_Toc18249"/>
       <w:r>
         <w:rPr>
           <w:rFonts w:hint="default"/>
           <w:lang w:val="en-US" w:eastAsia="zh-CN"/>
         </w:rPr>
-        <w:t>适用范围</w:t>
+        <w:t>原则</w:t>
       </w:r>
       <w:bookmarkEnd w:id="5"/>
     </w:p>
     <w:p>
       <w:pPr>
-        <w:pStyle w:val="a1"/>
+        <w:pStyle w:val="29"/>
         <w:rPr>
           <w:rFonts w:hint="default"/>
           <w:lang w:val="en-US" w:eastAsia="zh-CN"/>
@@ -3259,12 +3393,12 @@
           <w:rFonts w:hint="default"/>
           <w:lang w:val="en-US" w:eastAsia="zh-CN"/>
         </w:rPr>
-        <w:t>本制度适用于公司所有软件运维服务项目中，纳入管理范围内的所有配置项，主要包括：</w:t>
+        <w:t>权威单一来源：配置管理数据库是配置项信息的唯一权威来源。</w:t>
       </w:r>
     </w:p>
     <w:p>
       <w:pPr>
-        <w:pStyle w:val="a1"/>
+        <w:pStyle w:val="29"/>
         <w:rPr>
           <w:rFonts w:hint="default"/>
           <w:lang w:val="en-US" w:eastAsia="zh-CN"/>
@@ -3275,12 +3409,12 @@
           <w:rFonts w:hint="default"/>
           <w:lang w:val="en-US" w:eastAsia="zh-CN"/>
         </w:rPr>
-        <w:t>应用服务类： 应用程序、微服务、API接口、前端页面。</w:t>
+        <w:t>全程跟踪：配置项在整个生命周期内的状态和关系变化必须被记录。</w:t>
       </w:r>
     </w:p>
     <w:p>
       <w:pPr>
-        <w:pStyle w:val="a1"/>
+        <w:pStyle w:val="29"/>
         <w:rPr>
           <w:rFonts w:hint="default"/>
           <w:lang w:val="en-US" w:eastAsia="zh-CN"/>
@@ -3291,12 +3425,12 @@
           <w:rFonts w:hint="default"/>
           <w:lang w:val="en-US" w:eastAsia="zh-CN"/>
         </w:rPr>
-        <w:t>数据与中间件类： 数据库实例、缓存服务、消息队列、ETL流程。</w:t>
+        <w:t>受控变更：所有配置项的变更必须通过变更管理流程驱动。</w:t>
       </w:r>
     </w:p>
     <w:p>
       <w:pPr>
-        <w:pStyle w:val="a1"/>
+        <w:pStyle w:val="29"/>
         <w:rPr>
           <w:rFonts w:hint="default"/>
           <w:lang w:val="en-US" w:eastAsia="zh-CN"/>
@@ -3307,157 +3441,43 @@
           <w:rFonts w:hint="default"/>
           <w:lang w:val="en-US" w:eastAsia="zh-CN"/>
         </w:rPr>
-        <w:t>运行环境类： 服务器（含虚拟机/容器）操作系统、运行时环境、配置文件、环境变量。</w:t>
+        <w:t>定期审计：必须定期对CMDB的准确性进行审计与验证。</w:t>
       </w:r>
     </w:p>
     <w:p>
       <w:pPr>
-        <w:pStyle w:val="a1"/>
+        <w:pStyle w:val="28"/>
+        <w:bidi w:val="0"/>
         <w:rPr>
           <w:rFonts w:hint="default"/>
           <w:lang w:val="en-US" w:eastAsia="zh-CN"/>
         </w:rPr>
       </w:pPr>
+      <w:bookmarkStart w:id="6" w:name="_Toc10658"/>
       <w:r>
         <w:rPr>
           <w:rFonts w:hint="default"/>
           <w:lang w:val="en-US" w:eastAsia="zh-CN"/>
         </w:rPr>
-        <w:t>工具与文档类： 监控工具账号、运维脚本、架构图、部署文档。</w:t>
-      </w:r>
-    </w:p>
-    <w:p>
-      <w:pPr>
-        <w:pStyle w:val="a1"/>
-        <w:rPr>
-          <w:rFonts w:hint="default"/>
-          <w:lang w:val="en-US" w:eastAsia="zh-CN"/>
-        </w:rPr>
-      </w:pPr>
-      <w:r>
-        <w:rPr>
-          <w:rFonts w:hint="default"/>
-          <w:lang w:val="en-US" w:eastAsia="zh-CN"/>
-        </w:rPr>
-        <w:t>逻辑实体类： 客户组织机构、关键业务逻辑单元、服务目录条目。</w:t>
-      </w:r>
-    </w:p>
-    <w:p>
-      <w:pPr>
-        <w:pStyle w:val="2"/>
-        <w:bidi w:val="0"/>
-        <w:rPr>
-          <w:rFonts w:hint="default"/>
-          <w:lang w:val="en-US" w:eastAsia="zh-CN"/>
-        </w:rPr>
-      </w:pPr>
-      <w:bookmarkStart w:id="6" w:name="_Toc16287"/>
-      <w:r>
-        <w:rPr>
-          <w:rFonts w:hint="default"/>
-          <w:lang w:val="en-US" w:eastAsia="zh-CN"/>
-        </w:rPr>
-        <w:t>原则</w:t>
+        <w:t>角色与职责</w:t>
       </w:r>
       <w:bookmarkEnd w:id="6"/>
     </w:p>
-    <w:p>
-      <w:pPr>
-        <w:pStyle w:val="a1"/>
-        <w:rPr>
-          <w:rFonts w:hint="default"/>
-          <w:lang w:val="en-US" w:eastAsia="zh-CN"/>
-        </w:rPr>
-      </w:pPr>
-      <w:r>
-        <w:rPr>
-          <w:rFonts w:hint="default"/>
-          <w:lang w:val="en-US" w:eastAsia="zh-CN"/>
-        </w:rPr>
-        <w:t>权威单一来源： 配置管理数据库是配置项信息的唯一权威来源。</w:t>
-      </w:r>
-    </w:p>
-    <w:p>
-      <w:pPr>
-        <w:pStyle w:val="a1"/>
-        <w:rPr>
-          <w:rFonts w:hint="default"/>
-          <w:lang w:val="en-US" w:eastAsia="zh-CN"/>
-        </w:rPr>
-      </w:pPr>
-      <w:r>
-        <w:rPr>
-          <w:rFonts w:hint="default"/>
-          <w:lang w:val="en-US" w:eastAsia="zh-CN"/>
-        </w:rPr>
-        <w:t>全程跟踪： 配置项在整个生命周期内的状态和关系变化必须被记录。</w:t>
-      </w:r>
-    </w:p>
-    <w:p>
-      <w:pPr>
-        <w:pStyle w:val="a1"/>
-        <w:rPr>
-          <w:rFonts w:hint="default"/>
-          <w:lang w:val="en-US" w:eastAsia="zh-CN"/>
-        </w:rPr>
-      </w:pPr>
-      <w:r>
-        <w:rPr>
-          <w:rFonts w:hint="default"/>
-          <w:lang w:val="en-US" w:eastAsia="zh-CN"/>
-        </w:rPr>
-        <w:t>受控变更： 所有配置项的变更必须通过变更管理流程驱动。</w:t>
-      </w:r>
-    </w:p>
-    <w:p>
-      <w:pPr>
-        <w:pStyle w:val="a1"/>
-        <w:rPr>
-          <w:rFonts w:hint="default"/>
-          <w:lang w:val="en-US" w:eastAsia="zh-CN"/>
-        </w:rPr>
-      </w:pPr>
-      <w:r>
-        <w:rPr>
-          <w:rFonts w:hint="default"/>
-          <w:lang w:val="en-US" w:eastAsia="zh-CN"/>
-        </w:rPr>
-        <w:t>定期审计： 必须定期对CMDB的准确性进行审计与验证。</w:t>
-      </w:r>
-    </w:p>
-    <w:p>
-      <w:pPr>
-        <w:pStyle w:val="1"/>
-        <w:bidi w:val="0"/>
-        <w:rPr>
-          <w:rFonts w:hint="default"/>
-          <w:lang w:val="en-US" w:eastAsia="zh-CN"/>
-        </w:rPr>
-      </w:pPr>
-      <w:bookmarkStart w:id="7" w:name="_Toc10857"/>
-      <w:r>
-        <w:rPr>
-          <w:rFonts w:hint="default"/>
-          <w:lang w:val="en-US" w:eastAsia="zh-CN"/>
-        </w:rPr>
-        <w:t>角色与职责</w:t>
-      </w:r>
-      <w:bookmarkEnd w:id="7"/>
-    </w:p>
     <w:tbl>
       <w:tblPr>
-        <w:tblStyle w:val="TableNormal"/>
+        <w:tblStyle w:val="20"/>
         <w:tblW w:w="9024" w:type="dxa"/>
         <w:tblInd w:w="0" w:type="dxa"/>
         <w:tblBorders>
-          <w:top w:val="single" w:sz="4" w:space="0" w:color="auto"/>
-          <w:left w:val="single" w:sz="4" w:space="0" w:color="auto"/>
-          <w:bottom w:val="single" w:sz="4" w:space="0" w:color="auto"/>
-          <w:right w:val="single" w:sz="4" w:space="0" w:color="auto"/>
-          <w:insideH w:val="single" w:sz="4" w:space="0" w:color="auto"/>
-          <w:insideV w:val="single" w:sz="4" w:space="0" w:color="auto"/>
+          <w:top w:val="single" w:color="auto" w:sz="4" w:space="0"/>
+          <w:left w:val="single" w:color="auto" w:sz="4" w:space="0"/>
+          <w:bottom w:val="single" w:color="auto" w:sz="4" w:space="0"/>
+          <w:right w:val="single" w:color="auto" w:sz="4" w:space="0"/>
+          <w:insideH w:val="single" w:color="auto" w:sz="4" w:space="0"/>
+          <w:insideV w:val="single" w:color="auto" w:sz="4" w:space="0"/>
         </w:tblBorders>
         <w:shd w:val="clear" w:color="auto" w:fill="auto"/>
+        <w:tblLayout w:type="autofit"/>
         <w:tblCellMar>
           <w:top w:w="15" w:type="dxa"/>
           <w:left w:w="15" w:type="dxa"/>
@@ -3472,17 +3492,14 @@
       </w:tblGrid>
       <w:tr>
         <w:tblPrEx>
-          <w:tblW w:w="9024" w:type="dxa"/>
-          <w:tblInd w:w="0" w:type="dxa"/>
           <w:tblBorders>
-            <w:top w:val="single" w:sz="4" w:space="0" w:color="auto"/>
-            <w:left w:val="single" w:sz="4" w:space="0" w:color="auto"/>
-            <w:bottom w:val="single" w:sz="4" w:space="0" w:color="auto"/>
-            <w:right w:val="single" w:sz="4" w:space="0" w:color="auto"/>
-            <w:insideH w:val="single" w:sz="4" w:space="0" w:color="auto"/>
-            <w:insideV w:val="single" w:sz="4" w:space="0" w:color="auto"/>
+            <w:top w:val="single" w:color="auto" w:sz="4" w:space="0"/>
+            <w:left w:val="single" w:color="auto" w:sz="4" w:space="0"/>
+            <w:bottom w:val="single" w:color="auto" w:sz="4" w:space="0"/>
+            <w:right w:val="single" w:color="auto" w:sz="4" w:space="0"/>
+            <w:insideH w:val="single" w:color="auto" w:sz="4" w:space="0"/>
+            <w:insideV w:val="single" w:color="auto" w:sz="4" w:space="0"/>
           </w:tblBorders>
-          <w:shd w:val="clear" w:color="auto" w:fill="auto"/>
           <w:tblCellMar>
             <w:top w:w="15" w:type="dxa"/>
             <w:left w:w="15" w:type="dxa"/>
@@ -3514,7 +3531,7 @@
               <w:spacing w:line="300" w:lineRule="atLeast"/>
               <w:jc w:val="left"/>
               <w:rPr>
-                <w:rFonts w:ascii="Segoe UI" w:eastAsia="Segoe UI" w:hAnsi="Segoe UI" w:cs="Segoe UI"/>
+                <w:rFonts w:ascii="Segoe UI" w:hAnsi="Segoe UI" w:eastAsia="Segoe UI" w:cs="Segoe UI"/>
                 <w:i w:val="0"/>
                 <w:iCs w:val="0"/>
                 <w:caps w:val="0"/>
@@ -3526,7 +3543,7 @@
             </w:pPr>
             <w:r>
               <w:rPr>
-                <w:rFonts w:ascii="Segoe UI" w:eastAsia="Segoe UI" w:hAnsi="Segoe UI" w:cs="Segoe UI" w:hint="default"/>
+                <w:rFonts w:hint="default" w:ascii="Segoe UI" w:hAnsi="Segoe UI" w:eastAsia="Segoe UI" w:cs="Segoe UI"/>
                 <w:i w:val="0"/>
                 <w:iCs w:val="0"/>
                 <w:caps w:val="0"/>
@@ -3563,7 +3580,7 @@
               <w:spacing w:line="300" w:lineRule="atLeast"/>
               <w:jc w:val="left"/>
               <w:rPr>
-                <w:rFonts w:ascii="Segoe UI" w:eastAsia="Segoe UI" w:hAnsi="Segoe UI" w:cs="Segoe UI" w:hint="default"/>
+                <w:rFonts w:hint="default" w:ascii="Segoe UI" w:hAnsi="Segoe UI" w:eastAsia="Segoe UI" w:cs="Segoe UI"/>
                 <w:i w:val="0"/>
                 <w:iCs w:val="0"/>
                 <w:caps w:val="0"/>
@@ -3575,7 +3592,7 @@
             </w:pPr>
             <w:r>
               <w:rPr>
-                <w:rFonts w:ascii="Segoe UI" w:eastAsia="Segoe UI" w:hAnsi="Segoe UI" w:cs="Segoe UI" w:hint="default"/>
+                <w:rFonts w:hint="default" w:ascii="Segoe UI" w:hAnsi="Segoe UI" w:eastAsia="Segoe UI" w:cs="Segoe UI"/>
                 <w:i w:val="0"/>
                 <w:iCs w:val="0"/>
                 <w:caps w:val="0"/>
@@ -3612,7 +3629,7 @@
               <w:spacing w:line="300" w:lineRule="atLeast"/>
               <w:jc w:val="left"/>
               <w:rPr>
-                <w:rFonts w:ascii="Segoe UI" w:eastAsia="Segoe UI" w:hAnsi="Segoe UI" w:cs="Segoe UI" w:hint="default"/>
+                <w:rFonts w:hint="default" w:ascii="Segoe UI" w:hAnsi="Segoe UI" w:eastAsia="Segoe UI" w:cs="Segoe UI"/>
                 <w:i w:val="0"/>
                 <w:iCs w:val="0"/>
                 <w:caps w:val="0"/>
@@ -3624,7 +3641,7 @@
             </w:pPr>
             <w:r>
               <w:rPr>
-                <w:rFonts w:ascii="Segoe UI" w:eastAsia="Segoe UI" w:hAnsi="Segoe UI" w:cs="Segoe UI" w:hint="default"/>
+                <w:rFonts w:hint="default" w:ascii="Segoe UI" w:hAnsi="Segoe UI" w:eastAsia="Segoe UI" w:cs="Segoe UI"/>
                 <w:i w:val="0"/>
                 <w:iCs w:val="0"/>
                 <w:caps w:val="0"/>
@@ -3643,8 +3660,14 @@
       </w:tr>
       <w:tr>
         <w:tblPrEx>
-          <w:tblW w:w="9024" w:type="dxa"/>
-          <w:tblInd w:w="0" w:type="dxa"/>
+          <w:tblBorders>
+            <w:top w:val="single" w:color="auto" w:sz="4" w:space="0"/>
+            <w:left w:val="single" w:color="auto" w:sz="4" w:space="0"/>
+            <w:bottom w:val="single" w:color="auto" w:sz="4" w:space="0"/>
+            <w:right w:val="single" w:color="auto" w:sz="4" w:space="0"/>
+            <w:insideH w:val="single" w:color="auto" w:sz="4" w:space="0"/>
+            <w:insideV w:val="single" w:color="auto" w:sz="4" w:space="0"/>
+          </w:tblBorders>
           <w:shd w:val="clear" w:color="auto" w:fill="auto"/>
           <w:tblCellMar>
             <w:top w:w="15" w:type="dxa"/>
@@ -3674,7 +3697,7 @@
               <w:spacing w:line="300" w:lineRule="atLeast"/>
               <w:jc w:val="left"/>
               <w:rPr>
-                <w:rFonts w:ascii="Segoe UI" w:eastAsia="Segoe UI" w:hAnsi="Segoe UI" w:cs="Segoe UI" w:hint="default"/>
+                <w:rFonts w:hint="default" w:ascii="Segoe UI" w:hAnsi="Segoe UI" w:eastAsia="Segoe UI" w:cs="Segoe UI"/>
                 <w:i w:val="0"/>
                 <w:iCs w:val="0"/>
                 <w:caps w:val="0"/>
@@ -3686,8 +3709,8 @@
             </w:pPr>
             <w:r>
               <w:rPr>
-                <w:rStyle w:val="Strong"/>
-                <w:rFonts w:ascii="Segoe UI" w:eastAsia="Segoe UI" w:hAnsi="Segoe UI" w:cs="Segoe UI" w:hint="default"/>
+                <w:rStyle w:val="23"/>
+                <w:rFonts w:hint="default" w:ascii="Segoe UI" w:hAnsi="Segoe UI" w:eastAsia="Segoe UI" w:cs="Segoe UI"/>
                 <w:b/>
                 <w:bCs/>
                 <w:i w:val="0"/>
@@ -3726,7 +3749,7 @@
               <w:spacing w:line="300" w:lineRule="atLeast"/>
               <w:jc w:val="left"/>
               <w:rPr>
-                <w:rFonts w:ascii="Segoe UI" w:eastAsia="Segoe UI" w:hAnsi="Segoe UI" w:cs="Segoe UI" w:hint="default"/>
+                <w:rFonts w:hint="default" w:ascii="Segoe UI" w:hAnsi="Segoe UI" w:eastAsia="Segoe UI" w:cs="Segoe UI"/>
                 <w:i w:val="0"/>
                 <w:iCs w:val="0"/>
                 <w:caps w:val="0"/>
@@ -3738,7 +3761,7 @@
             </w:pPr>
             <w:r>
               <w:rPr>
-                <w:rFonts w:ascii="Segoe UI" w:eastAsia="Segoe UI" w:hAnsi="Segoe UI" w:cs="Segoe UI" w:hint="default"/>
+                <w:rFonts w:hint="default" w:ascii="Segoe UI" w:hAnsi="Segoe UI" w:eastAsia="Segoe UI" w:cs="Segoe UI"/>
                 <w:i w:val="0"/>
                 <w:iCs w:val="0"/>
                 <w:caps w:val="0"/>
@@ -3754,7 +3777,7 @@
             </w:r>
             <w:r>
               <w:rPr>
-                <w:rFonts w:ascii="Segoe UI" w:eastAsia="Segoe UI" w:hAnsi="Segoe UI" w:cs="Segoe UI" w:hint="default"/>
+                <w:rFonts w:hint="default" w:ascii="Segoe UI" w:hAnsi="Segoe UI" w:eastAsia="Segoe UI" w:cs="Segoe UI"/>
                 <w:i w:val="0"/>
                 <w:iCs w:val="0"/>
                 <w:caps w:val="0"/>
@@ -3766,11 +3789,11 @@
                 <w:szCs w:val="18"/>
                 <w:lang w:val="en-US" w:eastAsia="zh-CN"/>
               </w:rPr>
-              <w:br/>
-            </w:r>
-            <w:r>
-              <w:rPr>
-                <w:rFonts w:ascii="Segoe UI" w:eastAsia="Segoe UI" w:hAnsi="Segoe UI" w:cs="Segoe UI" w:hint="default"/>
+              <w:br w:type="textWrapping"/>
+            </w:r>
+            <w:r>
+              <w:rPr>
+                <w:rFonts w:hint="default" w:ascii="Segoe UI" w:hAnsi="Segoe UI" w:eastAsia="Segoe UI" w:cs="Segoe UI"/>
                 <w:i w:val="0"/>
                 <w:iCs w:val="0"/>
                 <w:caps w:val="0"/>
@@ -3786,7 +3809,7 @@
             </w:r>
             <w:r>
               <w:rPr>
-                <w:rFonts w:ascii="Segoe UI" w:eastAsia="Segoe UI" w:hAnsi="Segoe UI" w:cs="Segoe UI" w:hint="default"/>
+                <w:rFonts w:hint="default" w:ascii="Segoe UI" w:hAnsi="Segoe UI" w:eastAsia="Segoe UI" w:cs="Segoe UI"/>
                 <w:i w:val="0"/>
                 <w:iCs w:val="0"/>
                 <w:caps w:val="0"/>
@@ -3798,11 +3821,11 @@
                 <w:szCs w:val="18"/>
                 <w:lang w:val="en-US" w:eastAsia="zh-CN"/>
               </w:rPr>
-              <w:br/>
-            </w:r>
-            <w:r>
-              <w:rPr>
-                <w:rFonts w:ascii="Segoe UI" w:eastAsia="Segoe UI" w:hAnsi="Segoe UI" w:cs="Segoe UI" w:hint="default"/>
+              <w:br w:type="textWrapping"/>
+            </w:r>
+            <w:r>
+              <w:rPr>
+                <w:rFonts w:hint="default" w:ascii="Segoe UI" w:hAnsi="Segoe UI" w:eastAsia="Segoe UI" w:cs="Segoe UI"/>
                 <w:i w:val="0"/>
                 <w:iCs w:val="0"/>
                 <w:caps w:val="0"/>
@@ -3818,7 +3841,7 @@
             </w:r>
             <w:r>
               <w:rPr>
-                <w:rFonts w:ascii="Segoe UI" w:eastAsia="Segoe UI" w:hAnsi="Segoe UI" w:cs="Segoe UI" w:hint="default"/>
+                <w:rFonts w:hint="default" w:ascii="Segoe UI" w:hAnsi="Segoe UI" w:eastAsia="Segoe UI" w:cs="Segoe UI"/>
                 <w:i w:val="0"/>
                 <w:iCs w:val="0"/>
                 <w:caps w:val="0"/>
@@ -3830,11 +3853,11 @@
                 <w:szCs w:val="18"/>
                 <w:lang w:val="en-US" w:eastAsia="zh-CN"/>
               </w:rPr>
-              <w:br/>
-            </w:r>
-            <w:r>
-              <w:rPr>
-                <w:rFonts w:ascii="Segoe UI" w:eastAsia="Segoe UI" w:hAnsi="Segoe UI" w:cs="Segoe UI" w:hint="default"/>
+              <w:br w:type="textWrapping"/>
+            </w:r>
+            <w:r>
+              <w:rPr>
+                <w:rFonts w:hint="default" w:ascii="Segoe UI" w:hAnsi="Segoe UI" w:eastAsia="Segoe UI" w:cs="Segoe UI"/>
                 <w:i w:val="0"/>
                 <w:iCs w:val="0"/>
                 <w:caps w:val="0"/>
@@ -3850,8 +3873,8 @@
             </w:r>
             <w:r>
               <w:rPr>
-                <w:rStyle w:val="Strong"/>
-                <w:rFonts w:ascii="Segoe UI" w:eastAsia="Segoe UI" w:hAnsi="Segoe UI" w:cs="Segoe UI" w:hint="default"/>
+                <w:rStyle w:val="23"/>
+                <w:rFonts w:hint="default" w:ascii="Segoe UI" w:hAnsi="Segoe UI" w:eastAsia="Segoe UI" w:cs="Segoe UI"/>
                 <w:b/>
                 <w:bCs/>
                 <w:i w:val="0"/>
@@ -3890,7 +3913,7 @@
               <w:spacing w:line="300" w:lineRule="atLeast"/>
               <w:jc w:val="left"/>
               <w:rPr>
-                <w:rFonts w:ascii="Segoe UI" w:eastAsia="Segoe UI" w:hAnsi="Segoe UI" w:cs="Segoe UI" w:hint="default"/>
+                <w:rFonts w:hint="default" w:ascii="Segoe UI" w:hAnsi="Segoe UI" w:eastAsia="Segoe UI" w:cs="Segoe UI"/>
                 <w:i w:val="0"/>
                 <w:iCs w:val="0"/>
                 <w:caps w:val="0"/>
@@ -3902,8 +3925,8 @@
             </w:pPr>
             <w:r>
               <w:rPr>
-                <w:rStyle w:val="Strong"/>
-                <w:rFonts w:ascii="Segoe UI" w:eastAsia="Segoe UI" w:hAnsi="Segoe UI" w:cs="Segoe UI" w:hint="default"/>
+                <w:rStyle w:val="23"/>
+                <w:rFonts w:hint="default" w:ascii="Segoe UI" w:hAnsi="Segoe UI" w:eastAsia="Segoe UI" w:cs="Segoe UI"/>
                 <w:b/>
                 <w:bCs/>
                 <w:i w:val="0"/>
@@ -3921,7 +3944,7 @@
             </w:r>
             <w:r>
               <w:rPr>
-                <w:rFonts w:ascii="Segoe UI" w:eastAsia="Segoe UI" w:hAnsi="Segoe UI" w:cs="Segoe UI" w:hint="default"/>
+                <w:rFonts w:hint="default" w:ascii="Segoe UI" w:hAnsi="Segoe UI" w:eastAsia="Segoe UI" w:cs="Segoe UI"/>
                 <w:i w:val="0"/>
                 <w:iCs w:val="0"/>
                 <w:caps w:val="0"/>
@@ -3940,8 +3963,602 @@
       </w:tr>
       <w:tr>
         <w:tblPrEx>
-          <w:tblW w:w="9024" w:type="dxa"/>
-          <w:tblInd w:w="0" w:type="dxa"/>
+          <w:tblBorders>
+            <w:top w:val="single" w:color="auto" w:sz="4" w:space="0"/>
+            <w:left w:val="single" w:color="auto" w:sz="4" w:space="0"/>
+            <w:bottom w:val="single" w:color="auto" w:sz="4" w:space="0"/>
+            <w:right w:val="single" w:color="auto" w:sz="4" w:space="0"/>
+            <w:insideH w:val="single" w:color="auto" w:sz="4" w:space="0"/>
+            <w:insideV w:val="single" w:color="auto" w:sz="4" w:space="0"/>
+          </w:tblBorders>
+          <w:tblCellMar>
+            <w:top w:w="15" w:type="dxa"/>
+            <w:left w:w="15" w:type="dxa"/>
+            <w:bottom w:w="15" w:type="dxa"/>
+            <w:right w:w="15" w:type="dxa"/>
+          </w:tblCellMar>
+        </w:tblPrEx>
+        <w:tc>
+          <w:tcPr>
+            <w:tcW w:w="0" w:type="auto"/>
+            <w:shd w:val="clear" w:color="auto" w:fill="auto"/>
+            <w:tcMar>
+              <w:top w:w="120" w:type="dxa"/>
+              <w:left w:w="0" w:type="dxa"/>
+              <w:bottom w:w="120" w:type="dxa"/>
+              <w:right w:w="192" w:type="dxa"/>
+            </w:tcMar>
+            <w:vAlign w:val="center"/>
+          </w:tcPr>
+          <w:p>
+            <w:pPr>
+              <w:keepNext w:val="0"/>
+              <w:keepLines w:val="0"/>
+              <w:widowControl/>
+              <w:suppressLineNumbers w:val="0"/>
+              <w:spacing w:line="300" w:lineRule="atLeast"/>
+              <w:jc w:val="left"/>
+              <w:rPr>
+                <w:rFonts w:hint="default" w:ascii="Segoe UI" w:hAnsi="Segoe UI" w:eastAsia="Segoe UI" w:cs="Segoe UI"/>
+                <w:i w:val="0"/>
+                <w:iCs w:val="0"/>
+                <w:caps w:val="0"/>
+                <w:color w:val="0F1115"/>
+                <w:spacing w:val="0"/>
+                <w:sz w:val="18"/>
+                <w:szCs w:val="18"/>
+              </w:rPr>
+            </w:pPr>
+            <w:r>
+              <w:rPr>
+                <w:rStyle w:val="23"/>
+                <w:rFonts w:hint="default" w:ascii="Segoe UI" w:hAnsi="Segoe UI" w:eastAsia="Segoe UI" w:cs="Segoe UI"/>
+                <w:b/>
+                <w:bCs/>
+                <w:i w:val="0"/>
+                <w:iCs w:val="0"/>
+                <w:caps w:val="0"/>
+                <w:snapToGrid w:val="0"/>
+                <w:color w:val="000000"/>
+                <w:spacing w:val="0"/>
+                <w:kern w:val="0"/>
+                <w:sz w:val="18"/>
+                <w:szCs w:val="18"/>
+                <w:lang w:val="en-US" w:eastAsia="zh-CN"/>
+              </w:rPr>
+              <w:t>配置管理员</w:t>
+            </w:r>
+          </w:p>
+        </w:tc>
+        <w:tc>
+          <w:tcPr>
+            <w:tcW w:w="0" w:type="auto"/>
+            <w:shd w:val="clear" w:color="auto" w:fill="auto"/>
+            <w:tcMar>
+              <w:top w:w="120" w:type="dxa"/>
+              <w:left w:w="192" w:type="dxa"/>
+              <w:bottom w:w="120" w:type="dxa"/>
+              <w:right w:w="192" w:type="dxa"/>
+            </w:tcMar>
+            <w:vAlign w:val="center"/>
+          </w:tcPr>
+          <w:p>
+            <w:pPr>
+              <w:keepNext w:val="0"/>
+              <w:keepLines w:val="0"/>
+              <w:widowControl/>
+              <w:suppressLineNumbers w:val="0"/>
+              <w:spacing w:line="300" w:lineRule="atLeast"/>
+              <w:jc w:val="left"/>
+              <w:rPr>
+                <w:rFonts w:hint="default" w:ascii="Segoe UI" w:hAnsi="Segoe UI" w:eastAsia="Segoe UI" w:cs="Segoe UI"/>
+                <w:i w:val="0"/>
+                <w:iCs w:val="0"/>
+                <w:caps w:val="0"/>
+                <w:color w:val="0F1115"/>
+                <w:spacing w:val="0"/>
+                <w:sz w:val="18"/>
+                <w:szCs w:val="18"/>
+              </w:rPr>
+            </w:pPr>
+            <w:r>
+              <w:rPr>
+                <w:rFonts w:hint="default" w:ascii="Segoe UI" w:hAnsi="Segoe UI" w:eastAsia="Segoe UI" w:cs="Segoe UI"/>
+                <w:i w:val="0"/>
+                <w:iCs w:val="0"/>
+                <w:caps w:val="0"/>
+                <w:snapToGrid w:val="0"/>
+                <w:color w:val="000000"/>
+                <w:spacing w:val="0"/>
+                <w:kern w:val="0"/>
+                <w:sz w:val="18"/>
+                <w:szCs w:val="18"/>
+                <w:lang w:val="en-US" w:eastAsia="zh-CN"/>
+              </w:rPr>
+              <w:t>1. 负责CMDB的日常操作，执行配置项的登记、更新、退役。</w:t>
+            </w:r>
+            <w:r>
+              <w:rPr>
+                <w:rFonts w:hint="default" w:ascii="Segoe UI" w:hAnsi="Segoe UI" w:eastAsia="Segoe UI" w:cs="Segoe UI"/>
+                <w:i w:val="0"/>
+                <w:iCs w:val="0"/>
+                <w:caps w:val="0"/>
+                <w:snapToGrid w:val="0"/>
+                <w:color w:val="000000"/>
+                <w:spacing w:val="0"/>
+                <w:kern w:val="0"/>
+                <w:sz w:val="18"/>
+                <w:szCs w:val="18"/>
+                <w:lang w:val="en-US" w:eastAsia="zh-CN"/>
+              </w:rPr>
+              <w:br w:type="textWrapping"/>
+            </w:r>
+            <w:r>
+              <w:rPr>
+                <w:rFonts w:hint="default" w:ascii="Segoe UI" w:hAnsi="Segoe UI" w:eastAsia="Segoe UI" w:cs="Segoe UI"/>
+                <w:i w:val="0"/>
+                <w:iCs w:val="0"/>
+                <w:caps w:val="0"/>
+                <w:snapToGrid w:val="0"/>
+                <w:color w:val="000000"/>
+                <w:spacing w:val="0"/>
+                <w:kern w:val="0"/>
+                <w:sz w:val="18"/>
+                <w:szCs w:val="18"/>
+                <w:lang w:val="en-US" w:eastAsia="zh-CN"/>
+              </w:rPr>
+              <w:t>2. 审核并执行来自变更流程的配置信息更新请求。</w:t>
+            </w:r>
+            <w:r>
+              <w:rPr>
+                <w:rFonts w:hint="default" w:ascii="Segoe UI" w:hAnsi="Segoe UI" w:eastAsia="Segoe UI" w:cs="Segoe UI"/>
+                <w:i w:val="0"/>
+                <w:iCs w:val="0"/>
+                <w:caps w:val="0"/>
+                <w:snapToGrid w:val="0"/>
+                <w:color w:val="000000"/>
+                <w:spacing w:val="0"/>
+                <w:kern w:val="0"/>
+                <w:sz w:val="18"/>
+                <w:szCs w:val="18"/>
+                <w:lang w:val="en-US" w:eastAsia="zh-CN"/>
+              </w:rPr>
+              <w:br w:type="textWrapping"/>
+            </w:r>
+            <w:r>
+              <w:rPr>
+                <w:rFonts w:hint="default" w:ascii="Segoe UI" w:hAnsi="Segoe UI" w:eastAsia="Segoe UI" w:cs="Segoe UI"/>
+                <w:i w:val="0"/>
+                <w:iCs w:val="0"/>
+                <w:caps w:val="0"/>
+                <w:snapToGrid w:val="0"/>
+                <w:color w:val="000000"/>
+                <w:spacing w:val="0"/>
+                <w:kern w:val="0"/>
+                <w:sz w:val="18"/>
+                <w:szCs w:val="18"/>
+                <w:lang w:val="en-US" w:eastAsia="zh-CN"/>
+              </w:rPr>
+              <w:t>3. 定期生成配置状态报告。</w:t>
+            </w:r>
+            <w:r>
+              <w:rPr>
+                <w:rFonts w:hint="default" w:ascii="Segoe UI" w:hAnsi="Segoe UI" w:eastAsia="Segoe UI" w:cs="Segoe UI"/>
+                <w:i w:val="0"/>
+                <w:iCs w:val="0"/>
+                <w:caps w:val="0"/>
+                <w:snapToGrid w:val="0"/>
+                <w:color w:val="000000"/>
+                <w:spacing w:val="0"/>
+                <w:kern w:val="0"/>
+                <w:sz w:val="18"/>
+                <w:szCs w:val="18"/>
+                <w:lang w:val="en-US" w:eastAsia="zh-CN"/>
+              </w:rPr>
+              <w:br w:type="textWrapping"/>
+            </w:r>
+            <w:r>
+              <w:rPr>
+                <w:rFonts w:hint="default" w:ascii="Segoe UI" w:hAnsi="Segoe UI" w:eastAsia="Segoe UI" w:cs="Segoe UI"/>
+                <w:i w:val="0"/>
+                <w:iCs w:val="0"/>
+                <w:caps w:val="0"/>
+                <w:snapToGrid w:val="0"/>
+                <w:color w:val="000000"/>
+                <w:spacing w:val="0"/>
+                <w:kern w:val="0"/>
+                <w:sz w:val="18"/>
+                <w:szCs w:val="18"/>
+                <w:lang w:val="en-US" w:eastAsia="zh-CN"/>
+              </w:rPr>
+              <w:t>4. </w:t>
+            </w:r>
+            <w:r>
+              <w:rPr>
+                <w:rStyle w:val="23"/>
+                <w:rFonts w:hint="default" w:ascii="Segoe UI" w:hAnsi="Segoe UI" w:eastAsia="Segoe UI" w:cs="Segoe UI"/>
+                <w:b/>
+                <w:bCs/>
+                <w:i w:val="0"/>
+                <w:iCs w:val="0"/>
+                <w:caps w:val="0"/>
+                <w:snapToGrid w:val="0"/>
+                <w:color w:val="000000"/>
+                <w:spacing w:val="0"/>
+                <w:kern w:val="0"/>
+                <w:sz w:val="18"/>
+                <w:szCs w:val="18"/>
+                <w:lang w:val="en-US" w:eastAsia="zh-CN"/>
+              </w:rPr>
+              <w:t>执行具体的配置审计与数据验证工作。</w:t>
+            </w:r>
+          </w:p>
+        </w:tc>
+        <w:tc>
+          <w:tcPr>
+            <w:tcW w:w="0" w:type="auto"/>
+            <w:shd w:val="clear" w:color="auto" w:fill="auto"/>
+            <w:tcMar>
+              <w:top w:w="120" w:type="dxa"/>
+              <w:left w:w="192" w:type="dxa"/>
+              <w:bottom w:w="120" w:type="dxa"/>
+              <w:right w:w="0" w:type="dxa"/>
+            </w:tcMar>
+            <w:vAlign w:val="center"/>
+          </w:tcPr>
+          <w:p>
+            <w:pPr>
+              <w:keepNext w:val="0"/>
+              <w:keepLines w:val="0"/>
+              <w:widowControl/>
+              <w:suppressLineNumbers w:val="0"/>
+              <w:spacing w:line="300" w:lineRule="atLeast"/>
+              <w:jc w:val="left"/>
+              <w:rPr>
+                <w:rFonts w:hint="default" w:ascii="Segoe UI" w:hAnsi="Segoe UI" w:eastAsia="Segoe UI" w:cs="Segoe UI"/>
+                <w:i w:val="0"/>
+                <w:iCs w:val="0"/>
+                <w:caps w:val="0"/>
+                <w:color w:val="0F1115"/>
+                <w:spacing w:val="0"/>
+                <w:sz w:val="18"/>
+                <w:szCs w:val="18"/>
+              </w:rPr>
+            </w:pPr>
+            <w:r>
+              <w:rPr>
+                <w:rStyle w:val="23"/>
+                <w:rFonts w:hint="default" w:ascii="Segoe UI" w:hAnsi="Segoe UI" w:eastAsia="Segoe UI" w:cs="Segoe UI"/>
+                <w:b/>
+                <w:bCs/>
+                <w:i w:val="0"/>
+                <w:iCs w:val="0"/>
+                <w:caps w:val="0"/>
+                <w:snapToGrid w:val="0"/>
+                <w:color w:val="000000"/>
+                <w:spacing w:val="0"/>
+                <w:kern w:val="0"/>
+                <w:sz w:val="18"/>
+                <w:szCs w:val="18"/>
+                <w:lang w:val="en-US" w:eastAsia="zh-CN"/>
+              </w:rPr>
+              <w:t>（通常由质量管理部专员或数智运营部指定骨干工程师兼任）</w:t>
+            </w:r>
+          </w:p>
+        </w:tc>
+      </w:tr>
+      <w:tr>
+        <w:tblPrEx>
+          <w:tblBorders>
+            <w:top w:val="single" w:color="auto" w:sz="4" w:space="0"/>
+            <w:left w:val="single" w:color="auto" w:sz="4" w:space="0"/>
+            <w:bottom w:val="single" w:color="auto" w:sz="4" w:space="0"/>
+            <w:right w:val="single" w:color="auto" w:sz="4" w:space="0"/>
+            <w:insideH w:val="single" w:color="auto" w:sz="4" w:space="0"/>
+            <w:insideV w:val="single" w:color="auto" w:sz="4" w:space="0"/>
+          </w:tblBorders>
+          <w:tblCellMar>
+            <w:top w:w="15" w:type="dxa"/>
+            <w:left w:w="15" w:type="dxa"/>
+            <w:bottom w:w="15" w:type="dxa"/>
+            <w:right w:w="15" w:type="dxa"/>
+          </w:tblCellMar>
+        </w:tblPrEx>
+        <w:tc>
+          <w:tcPr>
+            <w:tcW w:w="0" w:type="auto"/>
+            <w:shd w:val="clear" w:color="auto" w:fill="auto"/>
+            <w:tcMar>
+              <w:top w:w="120" w:type="dxa"/>
+              <w:left w:w="0" w:type="dxa"/>
+              <w:bottom w:w="120" w:type="dxa"/>
+              <w:right w:w="192" w:type="dxa"/>
+            </w:tcMar>
+            <w:vAlign w:val="center"/>
+          </w:tcPr>
+          <w:p>
+            <w:pPr>
+              <w:keepNext w:val="0"/>
+              <w:keepLines w:val="0"/>
+              <w:widowControl/>
+              <w:suppressLineNumbers w:val="0"/>
+              <w:spacing w:line="300" w:lineRule="atLeast"/>
+              <w:jc w:val="left"/>
+              <w:rPr>
+                <w:rFonts w:hint="default" w:ascii="Segoe UI" w:hAnsi="Segoe UI" w:eastAsia="Segoe UI" w:cs="Segoe UI"/>
+                <w:i w:val="0"/>
+                <w:iCs w:val="0"/>
+                <w:caps w:val="0"/>
+                <w:color w:val="0F1115"/>
+                <w:spacing w:val="0"/>
+                <w:sz w:val="18"/>
+                <w:szCs w:val="18"/>
+              </w:rPr>
+            </w:pPr>
+            <w:r>
+              <w:rPr>
+                <w:rStyle w:val="23"/>
+                <w:rFonts w:hint="default" w:ascii="Segoe UI" w:hAnsi="Segoe UI" w:eastAsia="Segoe UI" w:cs="Segoe UI"/>
+                <w:b/>
+                <w:bCs/>
+                <w:i w:val="0"/>
+                <w:iCs w:val="0"/>
+                <w:caps w:val="0"/>
+                <w:snapToGrid w:val="0"/>
+                <w:color w:val="000000"/>
+                <w:spacing w:val="0"/>
+                <w:kern w:val="0"/>
+                <w:sz w:val="18"/>
+                <w:szCs w:val="18"/>
+                <w:lang w:val="en-US" w:eastAsia="zh-CN"/>
+              </w:rPr>
+              <w:t>配置项责任人</w:t>
+            </w:r>
+          </w:p>
+        </w:tc>
+        <w:tc>
+          <w:tcPr>
+            <w:tcW w:w="0" w:type="auto"/>
+            <w:shd w:val="clear" w:color="auto" w:fill="auto"/>
+            <w:tcMar>
+              <w:top w:w="120" w:type="dxa"/>
+              <w:left w:w="192" w:type="dxa"/>
+              <w:bottom w:w="120" w:type="dxa"/>
+              <w:right w:w="192" w:type="dxa"/>
+            </w:tcMar>
+            <w:vAlign w:val="center"/>
+          </w:tcPr>
+          <w:p>
+            <w:pPr>
+              <w:keepNext w:val="0"/>
+              <w:keepLines w:val="0"/>
+              <w:widowControl/>
+              <w:suppressLineNumbers w:val="0"/>
+              <w:spacing w:line="300" w:lineRule="atLeast"/>
+              <w:jc w:val="left"/>
+              <w:rPr>
+                <w:rFonts w:hint="default" w:ascii="Segoe UI" w:hAnsi="Segoe UI" w:eastAsia="Segoe UI" w:cs="Segoe UI"/>
+                <w:i w:val="0"/>
+                <w:iCs w:val="0"/>
+                <w:caps w:val="0"/>
+                <w:color w:val="0F1115"/>
+                <w:spacing w:val="0"/>
+                <w:sz w:val="18"/>
+                <w:szCs w:val="18"/>
+              </w:rPr>
+            </w:pPr>
+            <w:r>
+              <w:rPr>
+                <w:rFonts w:hint="default" w:ascii="Segoe UI" w:hAnsi="Segoe UI" w:eastAsia="Segoe UI" w:cs="Segoe UI"/>
+                <w:i w:val="0"/>
+                <w:iCs w:val="0"/>
+                <w:caps w:val="0"/>
+                <w:snapToGrid w:val="0"/>
+                <w:color w:val="000000"/>
+                <w:spacing w:val="0"/>
+                <w:kern w:val="0"/>
+                <w:sz w:val="18"/>
+                <w:szCs w:val="18"/>
+                <w:lang w:val="en-US" w:eastAsia="zh-CN"/>
+              </w:rPr>
+              <w:t>1. 确保所负责配置项信息的真实性与及时性。</w:t>
+            </w:r>
+            <w:r>
+              <w:rPr>
+                <w:rFonts w:hint="default" w:ascii="Segoe UI" w:hAnsi="Segoe UI" w:eastAsia="Segoe UI" w:cs="Segoe UI"/>
+                <w:i w:val="0"/>
+                <w:iCs w:val="0"/>
+                <w:caps w:val="0"/>
+                <w:snapToGrid w:val="0"/>
+                <w:color w:val="000000"/>
+                <w:spacing w:val="0"/>
+                <w:kern w:val="0"/>
+                <w:sz w:val="18"/>
+                <w:szCs w:val="18"/>
+                <w:lang w:val="en-US" w:eastAsia="zh-CN"/>
+              </w:rPr>
+              <w:br w:type="textWrapping"/>
+            </w:r>
+            <w:r>
+              <w:rPr>
+                <w:rFonts w:hint="default" w:ascii="Segoe UI" w:hAnsi="Segoe UI" w:eastAsia="Segoe UI" w:cs="Segoe UI"/>
+                <w:i w:val="0"/>
+                <w:iCs w:val="0"/>
+                <w:caps w:val="0"/>
+                <w:snapToGrid w:val="0"/>
+                <w:color w:val="000000"/>
+                <w:spacing w:val="0"/>
+                <w:kern w:val="0"/>
+                <w:sz w:val="18"/>
+                <w:szCs w:val="18"/>
+                <w:lang w:val="en-US" w:eastAsia="zh-CN"/>
+              </w:rPr>
+              <w:t>2. 在配置发生变更后，主动或按要求向配置管理员提供准确信息。</w:t>
+            </w:r>
+            <w:r>
+              <w:rPr>
+                <w:rFonts w:hint="default" w:ascii="Segoe UI" w:hAnsi="Segoe UI" w:eastAsia="Segoe UI" w:cs="Segoe UI"/>
+                <w:i w:val="0"/>
+                <w:iCs w:val="0"/>
+                <w:caps w:val="0"/>
+                <w:snapToGrid w:val="0"/>
+                <w:color w:val="000000"/>
+                <w:spacing w:val="0"/>
+                <w:kern w:val="0"/>
+                <w:sz w:val="18"/>
+                <w:szCs w:val="18"/>
+                <w:lang w:val="en-US" w:eastAsia="zh-CN"/>
+              </w:rPr>
+              <w:br w:type="textWrapping"/>
+            </w:r>
+            <w:r>
+              <w:rPr>
+                <w:rFonts w:hint="default" w:ascii="Segoe UI" w:hAnsi="Segoe UI" w:eastAsia="Segoe UI" w:cs="Segoe UI"/>
+                <w:i w:val="0"/>
+                <w:iCs w:val="0"/>
+                <w:caps w:val="0"/>
+                <w:snapToGrid w:val="0"/>
+                <w:color w:val="000000"/>
+                <w:spacing w:val="0"/>
+                <w:kern w:val="0"/>
+                <w:sz w:val="18"/>
+                <w:szCs w:val="18"/>
+                <w:lang w:val="en-US" w:eastAsia="zh-CN"/>
+              </w:rPr>
+              <w:t>3. 配合完成配置审计的现场验证。</w:t>
+            </w:r>
+          </w:p>
+        </w:tc>
+        <w:tc>
+          <w:tcPr>
+            <w:tcW w:w="0" w:type="auto"/>
+            <w:shd w:val="clear" w:color="auto" w:fill="auto"/>
+            <w:tcMar>
+              <w:top w:w="120" w:type="dxa"/>
+              <w:left w:w="192" w:type="dxa"/>
+              <w:bottom w:w="120" w:type="dxa"/>
+              <w:right w:w="0" w:type="dxa"/>
+            </w:tcMar>
+            <w:vAlign w:val="center"/>
+          </w:tcPr>
+          <w:p>
+            <w:pPr>
+              <w:keepNext w:val="0"/>
+              <w:keepLines w:val="0"/>
+              <w:widowControl/>
+              <w:suppressLineNumbers w:val="0"/>
+              <w:spacing w:line="300" w:lineRule="atLeast"/>
+              <w:jc w:val="left"/>
+              <w:rPr>
+                <w:rFonts w:hint="default" w:ascii="Segoe UI" w:hAnsi="Segoe UI" w:eastAsia="Segoe UI" w:cs="Segoe UI"/>
+                <w:i w:val="0"/>
+                <w:iCs w:val="0"/>
+                <w:caps w:val="0"/>
+                <w:color w:val="0F1115"/>
+                <w:spacing w:val="0"/>
+                <w:sz w:val="18"/>
+                <w:szCs w:val="18"/>
+              </w:rPr>
+            </w:pPr>
+            <w:r>
+              <w:rPr>
+                <w:rStyle w:val="23"/>
+                <w:rFonts w:hint="default" w:ascii="Segoe UI" w:hAnsi="Segoe UI" w:eastAsia="Segoe UI" w:cs="Segoe UI"/>
+                <w:b/>
+                <w:bCs/>
+                <w:i w:val="0"/>
+                <w:iCs w:val="0"/>
+                <w:caps w:val="0"/>
+                <w:snapToGrid w:val="0"/>
+                <w:color w:val="000000"/>
+                <w:spacing w:val="0"/>
+                <w:kern w:val="0"/>
+                <w:sz w:val="18"/>
+                <w:szCs w:val="18"/>
+                <w:lang w:val="en-US" w:eastAsia="zh-CN"/>
+              </w:rPr>
+              <w:t>运维项目经理</w:t>
+            </w:r>
+            <w:r>
+              <w:rPr>
+                <w:rFonts w:hint="default" w:ascii="Segoe UI" w:hAnsi="Segoe UI" w:eastAsia="Segoe UI" w:cs="Segoe UI"/>
+                <w:i w:val="0"/>
+                <w:iCs w:val="0"/>
+                <w:caps w:val="0"/>
+                <w:snapToGrid w:val="0"/>
+                <w:color w:val="000000"/>
+                <w:spacing w:val="0"/>
+                <w:kern w:val="0"/>
+                <w:sz w:val="18"/>
+                <w:szCs w:val="18"/>
+                <w:lang w:val="en-US" w:eastAsia="zh-CN"/>
+              </w:rPr>
+              <w:t>（对服务整体配置负责）</w:t>
+            </w:r>
+            <w:r>
+              <w:rPr>
+                <w:rFonts w:hint="default" w:ascii="Segoe UI" w:hAnsi="Segoe UI" w:eastAsia="Segoe UI" w:cs="Segoe UI"/>
+                <w:i w:val="0"/>
+                <w:iCs w:val="0"/>
+                <w:caps w:val="0"/>
+                <w:snapToGrid w:val="0"/>
+                <w:color w:val="000000"/>
+                <w:spacing w:val="0"/>
+                <w:kern w:val="0"/>
+                <w:sz w:val="18"/>
+                <w:szCs w:val="18"/>
+                <w:lang w:val="en-US" w:eastAsia="zh-CN"/>
+              </w:rPr>
+              <w:br w:type="textWrapping"/>
+            </w:r>
+            <w:r>
+              <w:rPr>
+                <w:rStyle w:val="23"/>
+                <w:rFonts w:hint="default" w:ascii="Segoe UI" w:hAnsi="Segoe UI" w:eastAsia="Segoe UI" w:cs="Segoe UI"/>
+                <w:b/>
+                <w:bCs/>
+                <w:i w:val="0"/>
+                <w:iCs w:val="0"/>
+                <w:caps w:val="0"/>
+                <w:snapToGrid w:val="0"/>
+                <w:color w:val="000000"/>
+                <w:spacing w:val="0"/>
+                <w:kern w:val="0"/>
+                <w:sz w:val="18"/>
+                <w:szCs w:val="18"/>
+                <w:lang w:val="en-US" w:eastAsia="zh-CN"/>
+              </w:rPr>
+              <w:t>运维工程师/开发工程师</w:t>
+            </w:r>
+            <w:r>
+              <w:rPr>
+                <w:rFonts w:hint="default" w:ascii="Segoe UI" w:hAnsi="Segoe UI" w:eastAsia="Segoe UI" w:cs="Segoe UI"/>
+                <w:i w:val="0"/>
+                <w:iCs w:val="0"/>
+                <w:caps w:val="0"/>
+                <w:snapToGrid w:val="0"/>
+                <w:color w:val="000000"/>
+                <w:spacing w:val="0"/>
+                <w:kern w:val="0"/>
+                <w:sz w:val="18"/>
+                <w:szCs w:val="18"/>
+                <w:lang w:val="en-US" w:eastAsia="zh-CN"/>
+              </w:rPr>
+              <w:t>（对具体技术组件负责）</w:t>
+            </w:r>
+          </w:p>
+        </w:tc>
+      </w:tr>
+      <w:tr>
+        <w:tblPrEx>
+          <w:tblBorders>
+            <w:top w:val="single" w:color="auto" w:sz="4" w:space="0"/>
+            <w:left w:val="single" w:color="auto" w:sz="4" w:space="0"/>
+            <w:bottom w:val="single" w:color="auto" w:sz="4" w:space="0"/>
+            <w:right w:val="single" w:color="auto" w:sz="4" w:space="0"/>
+            <w:insideH w:val="single" w:color="auto" w:sz="4" w:space="0"/>
+            <w:insideV w:val="single" w:color="auto" w:sz="4" w:space="0"/>
+          </w:tblBorders>
           <w:shd w:val="clear" w:color="auto" w:fill="auto"/>
           <w:tblCellMar>
             <w:top w:w="15" w:type="dxa"/>
@@ -3971,7 +4588,7 @@
               <w:spacing w:line="300" w:lineRule="atLeast"/>
               <w:jc w:val="left"/>
               <w:rPr>
-                <w:rFonts w:ascii="Segoe UI" w:eastAsia="Segoe UI" w:hAnsi="Segoe UI" w:cs="Segoe UI" w:hint="default"/>
+                <w:rFonts w:hint="default" w:ascii="Segoe UI" w:hAnsi="Segoe UI" w:eastAsia="Segoe UI" w:cs="Segoe UI"/>
                 <w:i w:val="0"/>
                 <w:iCs w:val="0"/>
                 <w:caps w:val="0"/>
@@ -3983,8 +4600,8 @@
             </w:pPr>
             <w:r>
               <w:rPr>
-                <w:rStyle w:val="Strong"/>
-                <w:rFonts w:ascii="Segoe UI" w:eastAsia="Segoe UI" w:hAnsi="Segoe UI" w:cs="Segoe UI" w:hint="default"/>
+                <w:rStyle w:val="23"/>
+                <w:rFonts w:hint="default" w:ascii="Segoe UI" w:hAnsi="Segoe UI" w:eastAsia="Segoe UI" w:cs="Segoe UI"/>
                 <w:b/>
                 <w:bCs/>
                 <w:i w:val="0"/>
@@ -3998,7 +4615,7 @@
                 <w:szCs w:val="18"/>
                 <w:lang w:val="en-US" w:eastAsia="zh-CN"/>
               </w:rPr>
-              <w:t>配置管理员</w:t>
+              <w:t>质量管理部</w:t>
             </w:r>
           </w:p>
         </w:tc>
@@ -4023,7 +4640,7 @@
               <w:spacing w:line="300" w:lineRule="atLeast"/>
               <w:jc w:val="left"/>
               <w:rPr>
-                <w:rFonts w:ascii="Segoe UI" w:eastAsia="Segoe UI" w:hAnsi="Segoe UI" w:cs="Segoe UI" w:hint="default"/>
+                <w:rFonts w:hint="default" w:ascii="Segoe UI" w:hAnsi="Segoe UI" w:eastAsia="Segoe UI" w:cs="Segoe UI"/>
                 <w:i w:val="0"/>
                 <w:iCs w:val="0"/>
                 <w:caps w:val="0"/>
@@ -4035,7 +4652,7 @@
             </w:pPr>
             <w:r>
               <w:rPr>
-                <w:rFonts w:ascii="Segoe UI" w:eastAsia="Segoe UI" w:hAnsi="Segoe UI" w:cs="Segoe UI" w:hint="default"/>
+                <w:rFonts w:hint="default" w:ascii="Segoe UI" w:hAnsi="Segoe UI" w:eastAsia="Segoe UI" w:cs="Segoe UI"/>
                 <w:i w:val="0"/>
                 <w:iCs w:val="0"/>
                 <w:caps w:val="0"/>
@@ -4047,11 +4664,11 @@
                 <w:szCs w:val="18"/>
                 <w:lang w:val="en-US" w:eastAsia="zh-CN"/>
               </w:rPr>
-              <w:t>1. 负责CMDB的日常操作，执行配置项的登记、更新、退役。</w:t>
-            </w:r>
-            <w:r>
-              <w:rPr>
-                <w:rFonts w:ascii="Segoe UI" w:eastAsia="Segoe UI" w:hAnsi="Segoe UI" w:cs="Segoe UI" w:hint="default"/>
+              <w:t>1. 监督本制度的执行情况与流程合规性。</w:t>
+            </w:r>
+            <w:r>
+              <w:rPr>
+                <w:rFonts w:hint="default" w:ascii="Segoe UI" w:hAnsi="Segoe UI" w:eastAsia="Segoe UI" w:cs="Segoe UI"/>
                 <w:i w:val="0"/>
                 <w:iCs w:val="0"/>
                 <w:caps w:val="0"/>
@@ -4063,11 +4680,11 @@
                 <w:szCs w:val="18"/>
                 <w:lang w:val="en-US" w:eastAsia="zh-CN"/>
               </w:rPr>
-              <w:br/>
-            </w:r>
-            <w:r>
-              <w:rPr>
-                <w:rFonts w:ascii="Segoe UI" w:eastAsia="Segoe UI" w:hAnsi="Segoe UI" w:cs="Segoe UI" w:hint="default"/>
+              <w:br w:type="textWrapping"/>
+            </w:r>
+            <w:r>
+              <w:rPr>
+                <w:rFonts w:hint="default" w:ascii="Segoe UI" w:hAnsi="Segoe UI" w:eastAsia="Segoe UI" w:cs="Segoe UI"/>
                 <w:i w:val="0"/>
                 <w:iCs w:val="0"/>
                 <w:caps w:val="0"/>
@@ -4079,11 +4696,14 @@
                 <w:szCs w:val="18"/>
                 <w:lang w:val="en-US" w:eastAsia="zh-CN"/>
               </w:rPr>
-              <w:t>2. 审核并执行来自变更流程的配置信息更新请求。</w:t>
-            </w:r>
-            <w:r>
-              <w:rPr>
-                <w:rFonts w:ascii="Segoe UI" w:eastAsia="Segoe UI" w:hAnsi="Segoe UI" w:cs="Segoe UI" w:hint="default"/>
+              <w:t>2. </w:t>
+            </w:r>
+            <w:r>
+              <w:rPr>
+                <w:rStyle w:val="23"/>
+                <w:rFonts w:hint="default" w:ascii="Segoe UI" w:hAnsi="Segoe UI" w:eastAsia="Segoe UI" w:cs="Segoe UI"/>
+                <w:b/>
+                <w:bCs/>
                 <w:i w:val="0"/>
                 <w:iCs w:val="0"/>
                 <w:caps w:val="0"/>
@@ -4095,74 +4715,7 @@
                 <w:szCs w:val="18"/>
                 <w:lang w:val="en-US" w:eastAsia="zh-CN"/>
               </w:rPr>
-              <w:br/>
-            </w:r>
-            <w:r>
-              <w:rPr>
-                <w:rFonts w:ascii="Segoe UI" w:eastAsia="Segoe UI" w:hAnsi="Segoe UI" w:cs="Segoe UI" w:hint="default"/>
-                <w:i w:val="0"/>
-                <w:iCs w:val="0"/>
-                <w:caps w:val="0"/>
-                <w:snapToGrid w:val="0"/>
-                <w:color w:val="000000"/>
-                <w:spacing w:val="0"/>
-                <w:kern w:val="0"/>
-                <w:sz w:val="18"/>
-                <w:szCs w:val="18"/>
-                <w:lang w:val="en-US" w:eastAsia="zh-CN"/>
-              </w:rPr>
-              <w:t>3. 定期生成配置状态报告。</w:t>
-            </w:r>
-            <w:r>
-              <w:rPr>
-                <w:rFonts w:ascii="Segoe UI" w:eastAsia="Segoe UI" w:hAnsi="Segoe UI" w:cs="Segoe UI" w:hint="default"/>
-                <w:i w:val="0"/>
-                <w:iCs w:val="0"/>
-                <w:caps w:val="0"/>
-                <w:snapToGrid w:val="0"/>
-                <w:color w:val="000000"/>
-                <w:spacing w:val="0"/>
-                <w:kern w:val="0"/>
-                <w:sz w:val="18"/>
-                <w:szCs w:val="18"/>
-                <w:lang w:val="en-US" w:eastAsia="zh-CN"/>
-              </w:rPr>
-              <w:br/>
-            </w:r>
-            <w:r>
-              <w:rPr>
-                <w:rFonts w:ascii="Segoe UI" w:eastAsia="Segoe UI" w:hAnsi="Segoe UI" w:cs="Segoe UI" w:hint="default"/>
-                <w:i w:val="0"/>
-                <w:iCs w:val="0"/>
-                <w:caps w:val="0"/>
-                <w:snapToGrid w:val="0"/>
-                <w:color w:val="000000"/>
-                <w:spacing w:val="0"/>
-                <w:kern w:val="0"/>
-                <w:sz w:val="18"/>
-                <w:szCs w:val="18"/>
-                <w:lang w:val="en-US" w:eastAsia="zh-CN"/>
-              </w:rPr>
-              <w:t>4. </w:t>
-            </w:r>
-            <w:r>
-              <w:rPr>
-                <w:rStyle w:val="Strong"/>
-                <w:rFonts w:ascii="Segoe UI" w:eastAsia="Segoe UI" w:hAnsi="Segoe UI" w:cs="Segoe UI" w:hint="default"/>
-                <w:b/>
-                <w:bCs/>
-                <w:i w:val="0"/>
-                <w:iCs w:val="0"/>
-                <w:caps w:val="0"/>
-                <w:snapToGrid w:val="0"/>
-                <w:color w:val="000000"/>
-                <w:spacing w:val="0"/>
-                <w:kern w:val="0"/>
-                <w:sz w:val="18"/>
-                <w:szCs w:val="18"/>
-                <w:lang w:val="en-US" w:eastAsia="zh-CN"/>
-              </w:rPr>
-              <w:t>执行具体的配置审计与数据验证工作。</w:t>
+              <w:t>参与配置审计，并对审计发现问题的整改进行跟踪验证。</w:t>
             </w:r>
           </w:p>
         </w:tc>
@@ -4187,7 +4740,7 @@
               <w:spacing w:line="300" w:lineRule="atLeast"/>
               <w:jc w:val="left"/>
               <w:rPr>
-                <w:rFonts w:ascii="Segoe UI" w:eastAsia="Segoe UI" w:hAnsi="Segoe UI" w:cs="Segoe UI" w:hint="default"/>
+                <w:rFonts w:hint="default" w:ascii="Segoe UI" w:hAnsi="Segoe UI" w:eastAsia="Segoe UI" w:cs="Segoe UI"/>
                 <w:i w:val="0"/>
                 <w:iCs w:val="0"/>
                 <w:caps w:val="0"/>
@@ -4199,8 +4752,8 @@
             </w:pPr>
             <w:r>
               <w:rPr>
-                <w:rStyle w:val="Strong"/>
-                <w:rFonts w:ascii="Segoe UI" w:eastAsia="Segoe UI" w:hAnsi="Segoe UI" w:cs="Segoe UI" w:hint="default"/>
+                <w:rStyle w:val="23"/>
+                <w:rFonts w:hint="default" w:ascii="Segoe UI" w:hAnsi="Segoe UI" w:eastAsia="Segoe UI" w:cs="Segoe UI"/>
                 <w:b/>
                 <w:bCs/>
                 <w:i w:val="0"/>
@@ -4214,60 +4767,11 @@
                 <w:szCs w:val="18"/>
                 <w:lang w:val="en-US" w:eastAsia="zh-CN"/>
               </w:rPr>
-              <w:t>（通常由质量管理部专员或数智运营部指定骨干工程师兼任）</w:t>
-            </w:r>
-          </w:p>
-        </w:tc>
-      </w:tr>
-      <w:tr>
-        <w:tblPrEx>
-          <w:tblW w:w="9024" w:type="dxa"/>
-          <w:tblInd w:w="0" w:type="dxa"/>
-          <w:shd w:val="clear" w:color="auto" w:fill="auto"/>
-          <w:tblCellMar>
-            <w:top w:w="15" w:type="dxa"/>
-            <w:left w:w="15" w:type="dxa"/>
-            <w:bottom w:w="15" w:type="dxa"/>
-            <w:right w:w="15" w:type="dxa"/>
-          </w:tblCellMar>
-        </w:tblPrEx>
-        <w:tc>
-          <w:tcPr>
-            <w:tcW w:w="0" w:type="auto"/>
-            <w:shd w:val="clear" w:color="auto" w:fill="auto"/>
-            <w:tcMar>
-              <w:top w:w="120" w:type="dxa"/>
-              <w:left w:w="0" w:type="dxa"/>
-              <w:bottom w:w="120" w:type="dxa"/>
-              <w:right w:w="192" w:type="dxa"/>
-            </w:tcMar>
-            <w:vAlign w:val="center"/>
-          </w:tcPr>
-          <w:p>
-            <w:pPr>
-              <w:keepNext w:val="0"/>
-              <w:keepLines w:val="0"/>
-              <w:widowControl/>
-              <w:suppressLineNumbers w:val="0"/>
-              <w:spacing w:line="300" w:lineRule="atLeast"/>
-              <w:jc w:val="left"/>
-              <w:rPr>
-                <w:rFonts w:ascii="Segoe UI" w:eastAsia="Segoe UI" w:hAnsi="Segoe UI" w:cs="Segoe UI" w:hint="default"/>
-                <w:i w:val="0"/>
-                <w:iCs w:val="0"/>
-                <w:caps w:val="0"/>
-                <w:color w:val="0F1115"/>
-                <w:spacing w:val="0"/>
-                <w:sz w:val="18"/>
-                <w:szCs w:val="18"/>
-              </w:rPr>
-            </w:pPr>
-            <w:r>
-              <w:rPr>
-                <w:rStyle w:val="Strong"/>
-                <w:rFonts w:ascii="Segoe UI" w:eastAsia="Segoe UI" w:hAnsi="Segoe UI" w:cs="Segoe UI" w:hint="default"/>
-                <w:b/>
-                <w:bCs/>
+              <w:t>质量管理部经理</w:t>
+            </w:r>
+            <w:r>
+              <w:rPr>
+                <w:rFonts w:hint="default" w:ascii="Segoe UI" w:hAnsi="Segoe UI" w:eastAsia="Segoe UI" w:cs="Segoe UI"/>
                 <w:i w:val="0"/>
                 <w:iCs w:val="0"/>
                 <w:caps w:val="0"/>
@@ -4279,44 +4783,14 @@
                 <w:szCs w:val="18"/>
                 <w:lang w:val="en-US" w:eastAsia="zh-CN"/>
               </w:rPr>
-              <w:t>配置项责任人</w:t>
-            </w:r>
-          </w:p>
-        </w:tc>
-        <w:tc>
-          <w:tcPr>
-            <w:tcW w:w="0" w:type="auto"/>
-            <w:shd w:val="clear" w:color="auto" w:fill="auto"/>
-            <w:tcMar>
-              <w:top w:w="120" w:type="dxa"/>
-              <w:left w:w="192" w:type="dxa"/>
-              <w:bottom w:w="120" w:type="dxa"/>
-              <w:right w:w="192" w:type="dxa"/>
-            </w:tcMar>
-            <w:vAlign w:val="center"/>
-          </w:tcPr>
-          <w:p>
-            <w:pPr>
-              <w:keepNext w:val="0"/>
-              <w:keepLines w:val="0"/>
-              <w:widowControl/>
-              <w:suppressLineNumbers w:val="0"/>
-              <w:spacing w:line="300" w:lineRule="atLeast"/>
-              <w:jc w:val="left"/>
-              <w:rPr>
-                <w:rFonts w:ascii="Segoe UI" w:eastAsia="Segoe UI" w:hAnsi="Segoe UI" w:cs="Segoe UI" w:hint="default"/>
-                <w:i w:val="0"/>
-                <w:iCs w:val="0"/>
-                <w:caps w:val="0"/>
-                <w:color w:val="0F1115"/>
-                <w:spacing w:val="0"/>
-                <w:sz w:val="18"/>
-                <w:szCs w:val="18"/>
-              </w:rPr>
-            </w:pPr>
-            <w:r>
-              <w:rPr>
-                <w:rFonts w:ascii="Segoe UI" w:eastAsia="Segoe UI" w:hAnsi="Segoe UI" w:cs="Segoe UI" w:hint="default"/>
+              <w:t>及</w:t>
+            </w:r>
+            <w:r>
+              <w:rPr>
+                <w:rStyle w:val="23"/>
+                <w:rFonts w:hint="default" w:ascii="Segoe UI" w:hAnsi="Segoe UI" w:eastAsia="Segoe UI" w:cs="Segoe UI"/>
+                <w:b/>
+                <w:bCs/>
                 <w:i w:val="0"/>
                 <w:iCs w:val="0"/>
                 <w:caps w:val="0"/>
@@ -4328,441 +4802,6 @@
                 <w:szCs w:val="18"/>
                 <w:lang w:val="en-US" w:eastAsia="zh-CN"/>
               </w:rPr>
-              <w:t>1. 确保所负责配置项信息的真实性与及时性。</w:t>
-            </w:r>
-            <w:r>
-              <w:rPr>
-                <w:rFonts w:ascii="Segoe UI" w:eastAsia="Segoe UI" w:hAnsi="Segoe UI" w:cs="Segoe UI" w:hint="default"/>
-                <w:i w:val="0"/>
-                <w:iCs w:val="0"/>
-                <w:caps w:val="0"/>
-                <w:snapToGrid w:val="0"/>
-                <w:color w:val="000000"/>
-                <w:spacing w:val="0"/>
-                <w:kern w:val="0"/>
-                <w:sz w:val="18"/>
-                <w:szCs w:val="18"/>
-                <w:lang w:val="en-US" w:eastAsia="zh-CN"/>
-              </w:rPr>
-              <w:br/>
-            </w:r>
-            <w:r>
-              <w:rPr>
-                <w:rFonts w:ascii="Segoe UI" w:eastAsia="Segoe UI" w:hAnsi="Segoe UI" w:cs="Segoe UI" w:hint="default"/>
-                <w:i w:val="0"/>
-                <w:iCs w:val="0"/>
-                <w:caps w:val="0"/>
-                <w:snapToGrid w:val="0"/>
-                <w:color w:val="000000"/>
-                <w:spacing w:val="0"/>
-                <w:kern w:val="0"/>
-                <w:sz w:val="18"/>
-                <w:szCs w:val="18"/>
-                <w:lang w:val="en-US" w:eastAsia="zh-CN"/>
-              </w:rPr>
-              <w:t>2. 在配置发生变更后，主动或按要求向配置管理员提供准确信息。</w:t>
-            </w:r>
-            <w:r>
-              <w:rPr>
-                <w:rFonts w:ascii="Segoe UI" w:eastAsia="Segoe UI" w:hAnsi="Segoe UI" w:cs="Segoe UI" w:hint="default"/>
-                <w:i w:val="0"/>
-                <w:iCs w:val="0"/>
-                <w:caps w:val="0"/>
-                <w:snapToGrid w:val="0"/>
-                <w:color w:val="000000"/>
-                <w:spacing w:val="0"/>
-                <w:kern w:val="0"/>
-                <w:sz w:val="18"/>
-                <w:szCs w:val="18"/>
-                <w:lang w:val="en-US" w:eastAsia="zh-CN"/>
-              </w:rPr>
-              <w:br/>
-            </w:r>
-            <w:r>
-              <w:rPr>
-                <w:rFonts w:ascii="Segoe UI" w:eastAsia="Segoe UI" w:hAnsi="Segoe UI" w:cs="Segoe UI" w:hint="default"/>
-                <w:i w:val="0"/>
-                <w:iCs w:val="0"/>
-                <w:caps w:val="0"/>
-                <w:snapToGrid w:val="0"/>
-                <w:color w:val="000000"/>
-                <w:spacing w:val="0"/>
-                <w:kern w:val="0"/>
-                <w:sz w:val="18"/>
-                <w:szCs w:val="18"/>
-                <w:lang w:val="en-US" w:eastAsia="zh-CN"/>
-              </w:rPr>
-              <w:t>3. 配合完成配置审计的现场验证。</w:t>
-            </w:r>
-          </w:p>
-        </w:tc>
-        <w:tc>
-          <w:tcPr>
-            <w:tcW w:w="0" w:type="auto"/>
-            <w:shd w:val="clear" w:color="auto" w:fill="auto"/>
-            <w:tcMar>
-              <w:top w:w="120" w:type="dxa"/>
-              <w:left w:w="192" w:type="dxa"/>
-              <w:bottom w:w="120" w:type="dxa"/>
-              <w:right w:w="0" w:type="dxa"/>
-            </w:tcMar>
-            <w:vAlign w:val="center"/>
-          </w:tcPr>
-          <w:p>
-            <w:pPr>
-              <w:keepNext w:val="0"/>
-              <w:keepLines w:val="0"/>
-              <w:widowControl/>
-              <w:suppressLineNumbers w:val="0"/>
-              <w:spacing w:line="300" w:lineRule="atLeast"/>
-              <w:jc w:val="left"/>
-              <w:rPr>
-                <w:rFonts w:ascii="Segoe UI" w:eastAsia="Segoe UI" w:hAnsi="Segoe UI" w:cs="Segoe UI" w:hint="default"/>
-                <w:i w:val="0"/>
-                <w:iCs w:val="0"/>
-                <w:caps w:val="0"/>
-                <w:color w:val="0F1115"/>
-                <w:spacing w:val="0"/>
-                <w:sz w:val="18"/>
-                <w:szCs w:val="18"/>
-              </w:rPr>
-            </w:pPr>
-            <w:r>
-              <w:rPr>
-                <w:rStyle w:val="Strong"/>
-                <w:rFonts w:ascii="Segoe UI" w:eastAsia="Segoe UI" w:hAnsi="Segoe UI" w:cs="Segoe UI" w:hint="default"/>
-                <w:b/>
-                <w:bCs/>
-                <w:i w:val="0"/>
-                <w:iCs w:val="0"/>
-                <w:caps w:val="0"/>
-                <w:snapToGrid w:val="0"/>
-                <w:color w:val="000000"/>
-                <w:spacing w:val="0"/>
-                <w:kern w:val="0"/>
-                <w:sz w:val="18"/>
-                <w:szCs w:val="18"/>
-                <w:lang w:val="en-US" w:eastAsia="zh-CN"/>
-              </w:rPr>
-              <w:t>运维项目经理</w:t>
-            </w:r>
-            <w:r>
-              <w:rPr>
-                <w:rFonts w:ascii="Segoe UI" w:eastAsia="Segoe UI" w:hAnsi="Segoe UI" w:cs="Segoe UI" w:hint="default"/>
-                <w:i w:val="0"/>
-                <w:iCs w:val="0"/>
-                <w:caps w:val="0"/>
-                <w:snapToGrid w:val="0"/>
-                <w:color w:val="000000"/>
-                <w:spacing w:val="0"/>
-                <w:kern w:val="0"/>
-                <w:sz w:val="18"/>
-                <w:szCs w:val="18"/>
-                <w:lang w:val="en-US" w:eastAsia="zh-CN"/>
-              </w:rPr>
-              <w:t>（对服务整体配置负责）</w:t>
-            </w:r>
-            <w:r>
-              <w:rPr>
-                <w:rFonts w:ascii="Segoe UI" w:eastAsia="Segoe UI" w:hAnsi="Segoe UI" w:cs="Segoe UI" w:hint="default"/>
-                <w:i w:val="0"/>
-                <w:iCs w:val="0"/>
-                <w:caps w:val="0"/>
-                <w:snapToGrid w:val="0"/>
-                <w:color w:val="000000"/>
-                <w:spacing w:val="0"/>
-                <w:kern w:val="0"/>
-                <w:sz w:val="18"/>
-                <w:szCs w:val="18"/>
-                <w:lang w:val="en-US" w:eastAsia="zh-CN"/>
-              </w:rPr>
-              <w:br/>
-            </w:r>
-            <w:r>
-              <w:rPr>
-                <w:rStyle w:val="Strong"/>
-                <w:rFonts w:ascii="Segoe UI" w:eastAsia="Segoe UI" w:hAnsi="Segoe UI" w:cs="Segoe UI" w:hint="default"/>
-                <w:b/>
-                <w:bCs/>
-                <w:i w:val="0"/>
-                <w:iCs w:val="0"/>
-                <w:caps w:val="0"/>
-                <w:snapToGrid w:val="0"/>
-                <w:color w:val="000000"/>
-                <w:spacing w:val="0"/>
-                <w:kern w:val="0"/>
-                <w:sz w:val="18"/>
-                <w:szCs w:val="18"/>
-                <w:lang w:val="en-US" w:eastAsia="zh-CN"/>
-              </w:rPr>
-              <w:t>运维工程师/开发工程师</w:t>
-            </w:r>
-            <w:r>
-              <w:rPr>
-                <w:rFonts w:ascii="Segoe UI" w:eastAsia="Segoe UI" w:hAnsi="Segoe UI" w:cs="Segoe UI" w:hint="default"/>
-                <w:i w:val="0"/>
-                <w:iCs w:val="0"/>
-                <w:caps w:val="0"/>
-                <w:snapToGrid w:val="0"/>
-                <w:color w:val="000000"/>
-                <w:spacing w:val="0"/>
-                <w:kern w:val="0"/>
-                <w:sz w:val="18"/>
-                <w:szCs w:val="18"/>
-                <w:lang w:val="en-US" w:eastAsia="zh-CN"/>
-              </w:rPr>
-              <w:t>（对具体技术组件负责）</w:t>
-            </w:r>
-          </w:p>
-        </w:tc>
-      </w:tr>
-      <w:tr>
-        <w:tblPrEx>
-          <w:tblW w:w="9024" w:type="dxa"/>
-          <w:tblInd w:w="0" w:type="dxa"/>
-          <w:shd w:val="clear" w:color="auto" w:fill="auto"/>
-          <w:tblCellMar>
-            <w:top w:w="15" w:type="dxa"/>
-            <w:left w:w="15" w:type="dxa"/>
-            <w:bottom w:w="15" w:type="dxa"/>
-            <w:right w:w="15" w:type="dxa"/>
-          </w:tblCellMar>
-        </w:tblPrEx>
-        <w:tc>
-          <w:tcPr>
-            <w:tcW w:w="0" w:type="auto"/>
-            <w:shd w:val="clear" w:color="auto" w:fill="auto"/>
-            <w:tcMar>
-              <w:top w:w="120" w:type="dxa"/>
-              <w:left w:w="0" w:type="dxa"/>
-              <w:bottom w:w="120" w:type="dxa"/>
-              <w:right w:w="192" w:type="dxa"/>
-            </w:tcMar>
-            <w:vAlign w:val="center"/>
-          </w:tcPr>
-          <w:p>
-            <w:pPr>
-              <w:keepNext w:val="0"/>
-              <w:keepLines w:val="0"/>
-              <w:widowControl/>
-              <w:suppressLineNumbers w:val="0"/>
-              <w:spacing w:line="300" w:lineRule="atLeast"/>
-              <w:jc w:val="left"/>
-              <w:rPr>
-                <w:rFonts w:ascii="Segoe UI" w:eastAsia="Segoe UI" w:hAnsi="Segoe UI" w:cs="Segoe UI" w:hint="default"/>
-                <w:i w:val="0"/>
-                <w:iCs w:val="0"/>
-                <w:caps w:val="0"/>
-                <w:color w:val="0F1115"/>
-                <w:spacing w:val="0"/>
-                <w:sz w:val="18"/>
-                <w:szCs w:val="18"/>
-              </w:rPr>
-            </w:pPr>
-            <w:r>
-              <w:rPr>
-                <w:rStyle w:val="Strong"/>
-                <w:rFonts w:ascii="Segoe UI" w:eastAsia="Segoe UI" w:hAnsi="Segoe UI" w:cs="Segoe UI" w:hint="default"/>
-                <w:b/>
-                <w:bCs/>
-                <w:i w:val="0"/>
-                <w:iCs w:val="0"/>
-                <w:caps w:val="0"/>
-                <w:snapToGrid w:val="0"/>
-                <w:color w:val="000000"/>
-                <w:spacing w:val="0"/>
-                <w:kern w:val="0"/>
-                <w:sz w:val="18"/>
-                <w:szCs w:val="18"/>
-                <w:lang w:val="en-US" w:eastAsia="zh-CN"/>
-              </w:rPr>
-              <w:t>质量管理部</w:t>
-            </w:r>
-          </w:p>
-        </w:tc>
-        <w:tc>
-          <w:tcPr>
-            <w:tcW w:w="0" w:type="auto"/>
-            <w:shd w:val="clear" w:color="auto" w:fill="auto"/>
-            <w:tcMar>
-              <w:top w:w="120" w:type="dxa"/>
-              <w:left w:w="192" w:type="dxa"/>
-              <w:bottom w:w="120" w:type="dxa"/>
-              <w:right w:w="192" w:type="dxa"/>
-            </w:tcMar>
-            <w:vAlign w:val="center"/>
-          </w:tcPr>
-          <w:p>
-            <w:pPr>
-              <w:keepNext w:val="0"/>
-              <w:keepLines w:val="0"/>
-              <w:widowControl/>
-              <w:suppressLineNumbers w:val="0"/>
-              <w:spacing w:line="300" w:lineRule="atLeast"/>
-              <w:jc w:val="left"/>
-              <w:rPr>
-                <w:rFonts w:ascii="Segoe UI" w:eastAsia="Segoe UI" w:hAnsi="Segoe UI" w:cs="Segoe UI" w:hint="default"/>
-                <w:i w:val="0"/>
-                <w:iCs w:val="0"/>
-                <w:caps w:val="0"/>
-                <w:color w:val="0F1115"/>
-                <w:spacing w:val="0"/>
-                <w:sz w:val="18"/>
-                <w:szCs w:val="18"/>
-              </w:rPr>
-            </w:pPr>
-            <w:r>
-              <w:rPr>
-                <w:rFonts w:ascii="Segoe UI" w:eastAsia="Segoe UI" w:hAnsi="Segoe UI" w:cs="Segoe UI" w:hint="default"/>
-                <w:i w:val="0"/>
-                <w:iCs w:val="0"/>
-                <w:caps w:val="0"/>
-                <w:snapToGrid w:val="0"/>
-                <w:color w:val="000000"/>
-                <w:spacing w:val="0"/>
-                <w:kern w:val="0"/>
-                <w:sz w:val="18"/>
-                <w:szCs w:val="18"/>
-                <w:lang w:val="en-US" w:eastAsia="zh-CN"/>
-              </w:rPr>
-              <w:t>1. 监督本制度的执行情况与流程合规性。</w:t>
-            </w:r>
-            <w:r>
-              <w:rPr>
-                <w:rFonts w:ascii="Segoe UI" w:eastAsia="Segoe UI" w:hAnsi="Segoe UI" w:cs="Segoe UI" w:hint="default"/>
-                <w:i w:val="0"/>
-                <w:iCs w:val="0"/>
-                <w:caps w:val="0"/>
-                <w:snapToGrid w:val="0"/>
-                <w:color w:val="000000"/>
-                <w:spacing w:val="0"/>
-                <w:kern w:val="0"/>
-                <w:sz w:val="18"/>
-                <w:szCs w:val="18"/>
-                <w:lang w:val="en-US" w:eastAsia="zh-CN"/>
-              </w:rPr>
-              <w:br/>
-            </w:r>
-            <w:r>
-              <w:rPr>
-                <w:rFonts w:ascii="Segoe UI" w:eastAsia="Segoe UI" w:hAnsi="Segoe UI" w:cs="Segoe UI" w:hint="default"/>
-                <w:i w:val="0"/>
-                <w:iCs w:val="0"/>
-                <w:caps w:val="0"/>
-                <w:snapToGrid w:val="0"/>
-                <w:color w:val="000000"/>
-                <w:spacing w:val="0"/>
-                <w:kern w:val="0"/>
-                <w:sz w:val="18"/>
-                <w:szCs w:val="18"/>
-                <w:lang w:val="en-US" w:eastAsia="zh-CN"/>
-              </w:rPr>
-              <w:t>2. </w:t>
-            </w:r>
-            <w:r>
-              <w:rPr>
-                <w:rStyle w:val="Strong"/>
-                <w:rFonts w:ascii="Segoe UI" w:eastAsia="Segoe UI" w:hAnsi="Segoe UI" w:cs="Segoe UI" w:hint="default"/>
-                <w:b/>
-                <w:bCs/>
-                <w:i w:val="0"/>
-                <w:iCs w:val="0"/>
-                <w:caps w:val="0"/>
-                <w:snapToGrid w:val="0"/>
-                <w:color w:val="000000"/>
-                <w:spacing w:val="0"/>
-                <w:kern w:val="0"/>
-                <w:sz w:val="18"/>
-                <w:szCs w:val="18"/>
-                <w:lang w:val="en-US" w:eastAsia="zh-CN"/>
-              </w:rPr>
-              <w:t>参与配置审计，并对审计发现问题的整改进行跟踪验证。</w:t>
-            </w:r>
-          </w:p>
-        </w:tc>
-        <w:tc>
-          <w:tcPr>
-            <w:tcW w:w="0" w:type="auto"/>
-            <w:shd w:val="clear" w:color="auto" w:fill="auto"/>
-            <w:tcMar>
-              <w:top w:w="120" w:type="dxa"/>
-              <w:left w:w="192" w:type="dxa"/>
-              <w:bottom w:w="120" w:type="dxa"/>
-              <w:right w:w="0" w:type="dxa"/>
-            </w:tcMar>
-            <w:vAlign w:val="center"/>
-          </w:tcPr>
-          <w:p>
-            <w:pPr>
-              <w:keepNext w:val="0"/>
-              <w:keepLines w:val="0"/>
-              <w:widowControl/>
-              <w:suppressLineNumbers w:val="0"/>
-              <w:spacing w:line="300" w:lineRule="atLeast"/>
-              <w:jc w:val="left"/>
-              <w:rPr>
-                <w:rFonts w:ascii="Segoe UI" w:eastAsia="Segoe UI" w:hAnsi="Segoe UI" w:cs="Segoe UI" w:hint="default"/>
-                <w:i w:val="0"/>
-                <w:iCs w:val="0"/>
-                <w:caps w:val="0"/>
-                <w:color w:val="0F1115"/>
-                <w:spacing w:val="0"/>
-                <w:sz w:val="18"/>
-                <w:szCs w:val="18"/>
-              </w:rPr>
-            </w:pPr>
-            <w:r>
-              <w:rPr>
-                <w:rStyle w:val="Strong"/>
-                <w:rFonts w:ascii="Segoe UI" w:eastAsia="Segoe UI" w:hAnsi="Segoe UI" w:cs="Segoe UI" w:hint="default"/>
-                <w:b/>
-                <w:bCs/>
-                <w:i w:val="0"/>
-                <w:iCs w:val="0"/>
-                <w:caps w:val="0"/>
-                <w:snapToGrid w:val="0"/>
-                <w:color w:val="000000"/>
-                <w:spacing w:val="0"/>
-                <w:kern w:val="0"/>
-                <w:sz w:val="18"/>
-                <w:szCs w:val="18"/>
-                <w:lang w:val="en-US" w:eastAsia="zh-CN"/>
-              </w:rPr>
-              <w:t>质量管理部经理</w:t>
-            </w:r>
-            <w:r>
-              <w:rPr>
-                <w:rFonts w:ascii="Segoe UI" w:eastAsia="Segoe UI" w:hAnsi="Segoe UI" w:cs="Segoe UI" w:hint="default"/>
-                <w:i w:val="0"/>
-                <w:iCs w:val="0"/>
-                <w:caps w:val="0"/>
-                <w:snapToGrid w:val="0"/>
-                <w:color w:val="000000"/>
-                <w:spacing w:val="0"/>
-                <w:kern w:val="0"/>
-                <w:sz w:val="18"/>
-                <w:szCs w:val="18"/>
-                <w:lang w:val="en-US" w:eastAsia="zh-CN"/>
-              </w:rPr>
-              <w:t>及</w:t>
-            </w:r>
-            <w:r>
-              <w:rPr>
-                <w:rStyle w:val="Strong"/>
-                <w:rFonts w:ascii="Segoe UI" w:eastAsia="Segoe UI" w:hAnsi="Segoe UI" w:cs="Segoe UI" w:hint="default"/>
-                <w:b/>
-                <w:bCs/>
-                <w:i w:val="0"/>
-                <w:iCs w:val="0"/>
-                <w:caps w:val="0"/>
-                <w:snapToGrid w:val="0"/>
-                <w:color w:val="000000"/>
-                <w:spacing w:val="0"/>
-                <w:kern w:val="0"/>
-                <w:sz w:val="18"/>
-                <w:szCs w:val="18"/>
-                <w:lang w:val="en-US" w:eastAsia="zh-CN"/>
-              </w:rPr>
               <w:t>质量管理专员</w:t>
             </w:r>
           </w:p>
@@ -4771,45 +4810,112 @@
     </w:tbl>
     <w:p>
       <w:pPr>
-        <w:pStyle w:val="1"/>
+        <w:pStyle w:val="28"/>
         <w:bidi w:val="0"/>
         <w:rPr>
           <w:rFonts w:hint="default"/>
           <w:lang w:val="en-US" w:eastAsia="zh-CN"/>
         </w:rPr>
       </w:pPr>
-      <w:bookmarkStart w:id="8" w:name="_Toc31655"/>
+      <w:bookmarkStart w:id="7" w:name="_Toc22360"/>
       <w:r>
         <w:rPr>
           <w:rFonts w:hint="default"/>
           <w:lang w:val="en-US" w:eastAsia="zh-CN"/>
         </w:rPr>
         <w:t>核心管理活动</w:t>
+      </w:r>
+      <w:bookmarkEnd w:id="7"/>
+    </w:p>
+    <w:p>
+      <w:pPr>
+        <w:pStyle w:val="30"/>
+        <w:bidi w:val="0"/>
+        <w:rPr>
+          <w:rFonts w:hint="default"/>
+          <w:lang w:val="en-US" w:eastAsia="zh-CN"/>
+        </w:rPr>
+      </w:pPr>
+      <w:bookmarkStart w:id="8" w:name="_Toc11109"/>
+      <w:r>
+        <w:rPr>
+          <w:rFonts w:hint="default"/>
+          <w:lang w:val="en-US" w:eastAsia="zh-CN"/>
+        </w:rPr>
+        <w:t>配置项识别与建模</w:t>
       </w:r>
       <w:bookmarkEnd w:id="8"/>
     </w:p>
     <w:p>
       <w:pPr>
-        <w:pStyle w:val="2"/>
+        <w:pStyle w:val="29"/>
+        <w:rPr>
+          <w:rFonts w:hint="default"/>
+          <w:lang w:val="en-US" w:eastAsia="zh-CN"/>
+        </w:rPr>
+      </w:pPr>
+      <w:r>
+        <w:rPr>
+          <w:rFonts w:hint="default"/>
+          <w:lang w:val="en-US" w:eastAsia="zh-CN"/>
+        </w:rPr>
+        <w:t>识别范围：根据服务合同与SLA，确定需要管理的配置项及其颗粒度。</w:t>
+      </w:r>
+    </w:p>
+    <w:p>
+      <w:pPr>
+        <w:pStyle w:val="29"/>
+        <w:rPr>
+          <w:rFonts w:hint="default"/>
+          <w:lang w:val="en-US" w:eastAsia="zh-CN"/>
+        </w:rPr>
+      </w:pPr>
+      <w:r>
+        <w:rPr>
+          <w:rFonts w:hint="default"/>
+          <w:lang w:val="en-US" w:eastAsia="zh-CN"/>
+        </w:rPr>
+        <w:t>定义属性：为每类配置项定义关键属性（如名称、版本、IP/域名、负责人、状态）。</w:t>
+      </w:r>
+    </w:p>
+    <w:p>
+      <w:pPr>
+        <w:pStyle w:val="29"/>
+        <w:rPr>
+          <w:rFonts w:hint="default"/>
+          <w:lang w:val="en-US" w:eastAsia="zh-CN"/>
+        </w:rPr>
+      </w:pPr>
+      <w:r>
+        <w:rPr>
+          <w:rFonts w:hint="default"/>
+          <w:lang w:val="en-US" w:eastAsia="zh-CN"/>
+        </w:rPr>
+        <w:t>定义关系：明确配置项之间的逻辑与依赖关系（如“运行于”、“连接至”、“依赖”）。</w:t>
+      </w:r>
+    </w:p>
+    <w:p>
+      <w:pPr>
+        <w:pStyle w:val="30"/>
         <w:bidi w:val="0"/>
         <w:rPr>
           <w:rFonts w:hint="default"/>
           <w:lang w:val="en-US" w:eastAsia="zh-CN"/>
         </w:rPr>
       </w:pPr>
-      <w:bookmarkStart w:id="9" w:name="_Toc7818"/>
+      <w:bookmarkStart w:id="9" w:name="_Toc17760"/>
       <w:r>
         <w:rPr>
           <w:rFonts w:hint="default"/>
           <w:lang w:val="en-US" w:eastAsia="zh-CN"/>
         </w:rPr>
-        <w:t>配置项识别与建模</w:t>
+        <w:t>配置信息录入与维护</w:t>
       </w:r>
       <w:bookmarkEnd w:id="9"/>
     </w:p>
     <w:p>
       <w:pPr>
-        <w:pStyle w:val="a1"/>
+        <w:pStyle w:val="29"/>
         <w:rPr>
           <w:rFonts w:hint="default"/>
           <w:lang w:val="en-US" w:eastAsia="zh-CN"/>
@@ -4820,12 +4926,21 @@
           <w:rFonts w:hint="default"/>
           <w:lang w:val="en-US" w:eastAsia="zh-CN"/>
         </w:rPr>
-        <w:t>识别范围： 根据服务合同与SLA，确定需要管理的配置项及其颗粒度。</w:t>
+        <w:t>初始入库：</w:t>
+      </w:r>
+      <w:bookmarkStart w:id="17" w:name="_GoBack"/>
+      <w:bookmarkEnd w:id="17"/>
+      <w:r>
+        <w:rPr>
+          <w:rFonts w:hint="default"/>
+          <w:lang w:val="en-US" w:eastAsia="zh-CN"/>
+        </w:rPr>
+        <w:t>新项目启动或新服务上线时，由配置项责任人提供信息，配置管理员统一初始化录入CMDB。</w:t>
       </w:r>
     </w:p>
     <w:p>
       <w:pPr>
-        <w:pStyle w:val="a1"/>
+        <w:pStyle w:val="29"/>
         <w:rPr>
           <w:rFonts w:hint="default"/>
           <w:lang w:val="en-US" w:eastAsia="zh-CN"/>
@@ -4836,12 +4951,12 @@
           <w:rFonts w:hint="default"/>
           <w:lang w:val="en-US" w:eastAsia="zh-CN"/>
         </w:rPr>
-        <w:t>定义属性： 为每类配置项定义关键属性（如名称、版本、IP/域名、负责人、状态）。</w:t>
+        <w:t>日常更新： 所有配置项的变更必须经由变更管理流程触发。变更实施后，由变更实施人（工程师）或配置管理员依据变更结果更新CMDB。</w:t>
       </w:r>
     </w:p>
     <w:p>
       <w:pPr>
-        <w:pStyle w:val="a1"/>
+        <w:pStyle w:val="29"/>
         <w:rPr>
           <w:rFonts w:hint="default"/>
           <w:lang w:val="en-US" w:eastAsia="zh-CN"/>
@@ -4852,31 +4967,31 @@
           <w:rFonts w:hint="default"/>
           <w:lang w:val="en-US" w:eastAsia="zh-CN"/>
         </w:rPr>
-        <w:t>定义关系： 明确配置项之间的逻辑与依赖关系（如“运行于”、“连接至”、“依赖”）。</w:t>
+        <w:t>状态管理： 配置项状态（如“设计中”、“运行中”、“已下线”、“已归档”）需随其生命周期及时更新。</w:t>
       </w:r>
     </w:p>
     <w:p>
       <w:pPr>
-        <w:pStyle w:val="2"/>
+        <w:pStyle w:val="30"/>
         <w:bidi w:val="0"/>
         <w:rPr>
           <w:rFonts w:hint="default"/>
           <w:lang w:val="en-US" w:eastAsia="zh-CN"/>
         </w:rPr>
       </w:pPr>
-      <w:bookmarkStart w:id="10" w:name="_Toc20415"/>
+      <w:bookmarkStart w:id="10" w:name="_Toc27644"/>
       <w:r>
         <w:rPr>
           <w:rFonts w:hint="default"/>
           <w:lang w:val="en-US" w:eastAsia="zh-CN"/>
         </w:rPr>
-        <w:t>配置信息录入与维护</w:t>
+        <w:t>配置状态报告</w:t>
       </w:r>
       <w:bookmarkEnd w:id="10"/>
     </w:p>
     <w:p>
       <w:pPr>
-        <w:pStyle w:val="a1"/>
+        <w:pStyle w:val="29"/>
         <w:rPr>
           <w:rFonts w:hint="default"/>
           <w:lang w:val="en-US" w:eastAsia="zh-CN"/>
@@ -4887,63 +5002,31 @@
           <w:rFonts w:hint="default"/>
           <w:lang w:val="en-US" w:eastAsia="zh-CN"/>
         </w:rPr>
-        <w:t>初始入库： 新项目启动或新服务上线时，由配置项责任人提供信息，配置管理员统一初始化录入CMDB。</w:t>
+        <w:t>定期生成并分发配置状态报告、配置项关系图等，供项目管理、容量规划及风险分析使用。</w:t>
       </w:r>
     </w:p>
     <w:p>
       <w:pPr>
-        <w:pStyle w:val="a1"/>
+        <w:pStyle w:val="28"/>
+        <w:bidi w:val="0"/>
         <w:rPr>
           <w:rFonts w:hint="default"/>
           <w:lang w:val="en-US" w:eastAsia="zh-CN"/>
         </w:rPr>
       </w:pPr>
+      <w:bookmarkStart w:id="11" w:name="_Toc13743"/>
       <w:r>
         <w:rPr>
           <w:rFonts w:hint="default"/>
           <w:lang w:val="en-US" w:eastAsia="zh-CN"/>
         </w:rPr>
-        <w:t>日常更新： 所有配置项的变更必须经由变更管理流程触发。变更实施后，由变更实施人（工程师）或配置管理员依据变更结果更新CMDB。</w:t>
-      </w:r>
-    </w:p>
-    <w:p>
-      <w:pPr>
-        <w:pStyle w:val="a1"/>
-        <w:rPr>
-          <w:rFonts w:hint="default"/>
-          <w:lang w:val="en-US" w:eastAsia="zh-CN"/>
-        </w:rPr>
-      </w:pPr>
-      <w:r>
-        <w:rPr>
-          <w:rFonts w:hint="default"/>
-          <w:lang w:val="en-US" w:eastAsia="zh-CN"/>
-        </w:rPr>
-        <w:t>状态管理： 配置项状态（如“设计中”、“运行中”、“已下线”、“已归档”）需随其生命周期及时更新。</w:t>
-      </w:r>
-    </w:p>
-    <w:p>
-      <w:pPr>
-        <w:pStyle w:val="2"/>
-        <w:bidi w:val="0"/>
-        <w:rPr>
-          <w:rFonts w:hint="default"/>
-          <w:lang w:val="en-US" w:eastAsia="zh-CN"/>
-        </w:rPr>
-      </w:pPr>
-      <w:bookmarkStart w:id="11" w:name="_Toc5495"/>
-      <w:r>
-        <w:rPr>
-          <w:rFonts w:hint="default"/>
-          <w:lang w:val="en-US" w:eastAsia="zh-CN"/>
-        </w:rPr>
-        <w:t>配置状态报告</w:t>
+        <w:t>配置审计</w:t>
       </w:r>
       <w:bookmarkEnd w:id="11"/>
     </w:p>
     <w:p>
       <w:pPr>
-        <w:pStyle w:val="a1"/>
+        <w:pStyle w:val="29"/>
         <w:rPr>
           <w:rFonts w:hint="default"/>
           <w:lang w:val="en-US" w:eastAsia="zh-CN"/>
@@ -4954,31 +5037,31 @@
           <w:rFonts w:hint="default"/>
           <w:lang w:val="en-US" w:eastAsia="zh-CN"/>
         </w:rPr>
-        <w:t>定期生成并分发配置状态报告、配置项关系图等，供项目管理、容量规划及风险分析使用。</w:t>
+        <w:t>为确保CMDB数据的准确性，必须定期执行配置审计。</w:t>
       </w:r>
     </w:p>
     <w:p>
       <w:pPr>
-        <w:pStyle w:val="1"/>
+        <w:pStyle w:val="30"/>
         <w:bidi w:val="0"/>
         <w:rPr>
           <w:rFonts w:hint="default"/>
           <w:lang w:val="en-US" w:eastAsia="zh-CN"/>
         </w:rPr>
       </w:pPr>
-      <w:bookmarkStart w:id="12" w:name="_Toc883"/>
+      <w:bookmarkStart w:id="12" w:name="_Toc3692"/>
       <w:r>
         <w:rPr>
           <w:rFonts w:hint="default"/>
           <w:lang w:val="en-US" w:eastAsia="zh-CN"/>
         </w:rPr>
-        <w:t>配置审计</w:t>
+        <w:t>审计类型与周期</w:t>
       </w:r>
       <w:bookmarkEnd w:id="12"/>
     </w:p>
     <w:p>
       <w:pPr>
-        <w:pStyle w:val="a1"/>
+        <w:pStyle w:val="29"/>
         <w:rPr>
           <w:rFonts w:hint="default"/>
           <w:lang w:val="en-US" w:eastAsia="zh-CN"/>
@@ -4989,31 +5072,111 @@
           <w:rFonts w:hint="default"/>
           <w:lang w:val="en-US" w:eastAsia="zh-CN"/>
         </w:rPr>
-        <w:t>为确保CMDB数据的准确性，必须定期执行配置审计。</w:t>
+        <w:t>全面审计：每年至少进行一次，覆盖所有在管配置项，验证其属性、关系及状态的准确性。</w:t>
       </w:r>
     </w:p>
     <w:p>
       <w:pPr>
-        <w:pStyle w:val="2"/>
+        <w:pStyle w:val="29"/>
+        <w:rPr>
+          <w:rFonts w:hint="default"/>
+          <w:lang w:val="en-US" w:eastAsia="zh-CN"/>
+        </w:rPr>
+      </w:pPr>
+      <w:r>
+        <w:rPr>
+          <w:rFonts w:hint="default"/>
+          <w:lang w:val="en-US" w:eastAsia="zh-CN"/>
+        </w:rPr>
+        <w:t>专项审计：在以下情况下必须进行：</w:t>
+      </w:r>
+    </w:p>
+    <w:p>
+      <w:pPr>
+        <w:pStyle w:val="29"/>
+        <w:rPr>
+          <w:rFonts w:hint="default"/>
+          <w:lang w:val="en-US" w:eastAsia="zh-CN"/>
+        </w:rPr>
+      </w:pPr>
+      <w:r>
+        <w:rPr>
+          <w:rFonts w:hint="default"/>
+          <w:lang w:val="en-US" w:eastAsia="zh-CN"/>
+        </w:rPr>
+        <w:t>重大项目上线或下线后。</w:t>
+      </w:r>
+    </w:p>
+    <w:p>
+      <w:pPr>
+        <w:pStyle w:val="29"/>
+        <w:rPr>
+          <w:rFonts w:hint="default"/>
+          <w:lang w:val="en-US" w:eastAsia="zh-CN"/>
+        </w:rPr>
+      </w:pPr>
+      <w:r>
+        <w:rPr>
+          <w:rFonts w:hint="default"/>
+          <w:lang w:val="en-US" w:eastAsia="zh-CN"/>
+        </w:rPr>
+        <w:t>重大变更实施后。</w:t>
+      </w:r>
+    </w:p>
+    <w:p>
+      <w:pPr>
+        <w:pStyle w:val="29"/>
+        <w:rPr>
+          <w:rFonts w:hint="default"/>
+          <w:lang w:val="en-US" w:eastAsia="zh-CN"/>
+        </w:rPr>
+      </w:pPr>
+      <w:r>
+        <w:rPr>
+          <w:rFonts w:hint="default"/>
+          <w:lang w:val="en-US" w:eastAsia="zh-CN"/>
+        </w:rPr>
+        <w:t>发生重大事件，怀疑与配置信息不准确有关时。</w:t>
+      </w:r>
+    </w:p>
+    <w:p>
+      <w:pPr>
+        <w:pStyle w:val="29"/>
+        <w:rPr>
+          <w:rFonts w:hint="default"/>
+          <w:lang w:val="en-US" w:eastAsia="zh-CN"/>
+        </w:rPr>
+      </w:pPr>
+      <w:r>
+        <w:rPr>
+          <w:rFonts w:hint="default"/>
+          <w:lang w:val="en-US" w:eastAsia="zh-CN"/>
+        </w:rPr>
+        <w:t>抽样审计：每季度进行一次，随机抽取不低于10%的关键配置项（如核心应用、数据库）进行深度验证。</w:t>
+      </w:r>
+    </w:p>
+    <w:p>
+      <w:pPr>
+        <w:pStyle w:val="30"/>
         <w:bidi w:val="0"/>
         <w:rPr>
           <w:rFonts w:hint="default"/>
           <w:lang w:val="en-US" w:eastAsia="zh-CN"/>
         </w:rPr>
       </w:pPr>
-      <w:bookmarkStart w:id="13" w:name="_Toc23170"/>
+      <w:bookmarkStart w:id="13" w:name="_Toc22373"/>
       <w:r>
         <w:rPr>
           <w:rFonts w:hint="default"/>
           <w:lang w:val="en-US" w:eastAsia="zh-CN"/>
         </w:rPr>
-        <w:t>审计类型与周期</w:t>
+        <w:t>审计流程</w:t>
       </w:r>
       <w:bookmarkEnd w:id="13"/>
     </w:p>
     <w:p>
       <w:pPr>
-        <w:pStyle w:val="a1"/>
+        <w:pStyle w:val="29"/>
         <w:rPr>
           <w:rFonts w:hint="default"/>
           <w:lang w:val="en-US" w:eastAsia="zh-CN"/>
@@ -5024,12 +5187,12 @@
           <w:rFonts w:hint="default"/>
           <w:lang w:val="en-US" w:eastAsia="zh-CN"/>
         </w:rPr>
-        <w:t>全面审计：每年至少进行一次，覆盖所有在管配置项，验证其属性、关系及状态的准确性。</w:t>
+        <w:t>计划：配置管理负责人制定审计计划，明确范围、方法和时间。</w:t>
       </w:r>
     </w:p>
     <w:p>
       <w:pPr>
-        <w:pStyle w:val="a1"/>
+        <w:pStyle w:val="29"/>
         <w:rPr>
           <w:rFonts w:hint="default"/>
           <w:lang w:val="en-US" w:eastAsia="zh-CN"/>
@@ -5040,12 +5203,12 @@
           <w:rFonts w:hint="default"/>
           <w:lang w:val="en-US" w:eastAsia="zh-CN"/>
         </w:rPr>
-        <w:t>专项审计：在以下情况下必须进行：</w:t>
+        <w:t>执行：配置管理员协同配置项责任人，比对CMDB记录与实际环境。</w:t>
       </w:r>
     </w:p>
     <w:p>
       <w:pPr>
-        <w:pStyle w:val="a1"/>
+        <w:pStyle w:val="29"/>
         <w:rPr>
           <w:rFonts w:hint="default"/>
           <w:lang w:val="en-US" w:eastAsia="zh-CN"/>
@@ -5056,12 +5219,12 @@
           <w:rFonts w:hint="default"/>
           <w:lang w:val="en-US" w:eastAsia="zh-CN"/>
         </w:rPr>
-        <w:t>重大项目上线或下线后。</w:t>
+        <w:t>分析：记录差异，分析原因（如未授权变更、流程未遵循、录入错误）。</w:t>
       </w:r>
     </w:p>
     <w:p>
       <w:pPr>
-        <w:pStyle w:val="a1"/>
+        <w:pStyle w:val="29"/>
         <w:rPr>
           <w:rFonts w:hint="default"/>
           <w:lang w:val="en-US" w:eastAsia="zh-CN"/>
@@ -5072,12 +5235,12 @@
           <w:rFonts w:hint="default"/>
           <w:lang w:val="en-US" w:eastAsia="zh-CN"/>
         </w:rPr>
-        <w:t>重大变更实施后。</w:t>
+        <w:t>纠正：针对差异发起变更请求（RFC）以修正CMDB，或纠正不合规的实际配置。</w:t>
       </w:r>
     </w:p>
     <w:p>
       <w:pPr>
-        <w:pStyle w:val="a1"/>
+        <w:pStyle w:val="29"/>
         <w:rPr>
           <w:rFonts w:hint="default"/>
           <w:lang w:val="en-US" w:eastAsia="zh-CN"/>
@@ -5088,146 +5251,31 @@
           <w:rFonts w:hint="default"/>
           <w:lang w:val="en-US" w:eastAsia="zh-CN"/>
         </w:rPr>
-        <w:t>发生重大事件，怀疑与配置信息不准确有关时。</w:t>
+        <w:t>报告：编制《配置审计报告》，包括审计结果、差异分析、纠正措施及改进建议，提交至质量管理部及管理层。</w:t>
       </w:r>
     </w:p>
     <w:p>
       <w:pPr>
-        <w:pStyle w:val="a1"/>
+        <w:pStyle w:val="28"/>
+        <w:bidi w:val="0"/>
         <w:rPr>
           <w:rFonts w:hint="default"/>
           <w:lang w:val="en-US" w:eastAsia="zh-CN"/>
         </w:rPr>
       </w:pPr>
+      <w:bookmarkStart w:id="14" w:name="_Toc25821"/>
       <w:r>
         <w:rPr>
           <w:rFonts w:hint="default"/>
           <w:lang w:val="en-US" w:eastAsia="zh-CN"/>
         </w:rPr>
-        <w:t>抽样审计：每季度进行一次，随机抽取不低于10%的关键配置项（如核心应用、数据库）进行深度验证。</w:t>
-      </w:r>
-    </w:p>
-    <w:p>
-      <w:pPr>
-        <w:pStyle w:val="2"/>
-        <w:bidi w:val="0"/>
-        <w:rPr>
-          <w:rFonts w:hint="default"/>
-          <w:lang w:val="en-US" w:eastAsia="zh-CN"/>
-        </w:rPr>
-      </w:pPr>
-      <w:bookmarkStart w:id="14" w:name="_Toc5890"/>
-      <w:r>
-        <w:rPr>
-          <w:rFonts w:hint="default"/>
-          <w:lang w:val="en-US" w:eastAsia="zh-CN"/>
-        </w:rPr>
-        <w:t>审计流程</w:t>
+        <w:t>与其他流程的接口</w:t>
       </w:r>
       <w:bookmarkEnd w:id="14"/>
     </w:p>
     <w:p>
       <w:pPr>
-        <w:pStyle w:val="a1"/>
-        <w:rPr>
-          <w:rFonts w:hint="default"/>
-          <w:lang w:val="en-US" w:eastAsia="zh-CN"/>
-        </w:rPr>
-      </w:pPr>
-      <w:r>
-        <w:rPr>
-          <w:rFonts w:hint="default"/>
-          <w:lang w:val="en-US" w:eastAsia="zh-CN"/>
-        </w:rPr>
-        <w:t>计划：配置管理负责人制定审计计划，明确范围、方法和时间。</w:t>
-      </w:r>
-    </w:p>
-    <w:p>
-      <w:pPr>
-        <w:pStyle w:val="a1"/>
-        <w:rPr>
-          <w:rFonts w:hint="default"/>
-          <w:lang w:val="en-US" w:eastAsia="zh-CN"/>
-        </w:rPr>
-      </w:pPr>
-      <w:r>
-        <w:rPr>
-          <w:rFonts w:hint="default"/>
-          <w:lang w:val="en-US" w:eastAsia="zh-CN"/>
-        </w:rPr>
-        <w:t>执行：配置管理员协同配置项责任人，比对CMDB记录与实际环境。</w:t>
-      </w:r>
-    </w:p>
-    <w:p>
-      <w:pPr>
-        <w:pStyle w:val="a1"/>
-        <w:rPr>
-          <w:rFonts w:hint="default"/>
-          <w:lang w:val="en-US" w:eastAsia="zh-CN"/>
-        </w:rPr>
-      </w:pPr>
-      <w:r>
-        <w:rPr>
-          <w:rFonts w:hint="default"/>
-          <w:lang w:val="en-US" w:eastAsia="zh-CN"/>
-        </w:rPr>
-        <w:t>分析：记录差异，分析原因（如未授权变更、流程未遵循、录入错误）。</w:t>
-      </w:r>
-    </w:p>
-    <w:p>
-      <w:pPr>
-        <w:pStyle w:val="a1"/>
-        <w:rPr>
-          <w:rFonts w:hint="default"/>
-          <w:lang w:val="en-US" w:eastAsia="zh-CN"/>
-        </w:rPr>
-      </w:pPr>
-      <w:r>
-        <w:rPr>
-          <w:rFonts w:hint="default"/>
-          <w:lang w:val="en-US" w:eastAsia="zh-CN"/>
-        </w:rPr>
-        <w:t>纠正：针对差异发起变更请求（RFC）以修正CMDB，或纠正不合规的实际配置。</w:t>
-      </w:r>
-    </w:p>
-    <w:p>
-      <w:pPr>
-        <w:pStyle w:val="a1"/>
-        <w:rPr>
-          <w:rFonts w:hint="default"/>
-          <w:lang w:val="en-US" w:eastAsia="zh-CN"/>
-        </w:rPr>
-      </w:pPr>
-      <w:r>
-        <w:rPr>
-          <w:rFonts w:hint="default"/>
-          <w:lang w:val="en-US" w:eastAsia="zh-CN"/>
-        </w:rPr>
-        <w:t>报告：编制《配置审计报告》，包括审计结果、差异分析、纠正措施及改进建议，提交至质量管理部及管理层。</w:t>
-      </w:r>
-    </w:p>
-    <w:p>
-      <w:pPr>
-        <w:pStyle w:val="1"/>
-        <w:bidi w:val="0"/>
-        <w:rPr>
-          <w:rFonts w:hint="default"/>
-          <w:lang w:val="en-US" w:eastAsia="zh-CN"/>
-        </w:rPr>
-      </w:pPr>
-      <w:bookmarkStart w:id="15" w:name="_Toc28271"/>
-      <w:r>
-        <w:rPr>
-          <w:rFonts w:hint="default"/>
-          <w:lang w:val="en-US" w:eastAsia="zh-CN"/>
-        </w:rPr>
-        <w:t>与其他流程的接口</w:t>
-      </w:r>
-      <w:bookmarkEnd w:id="15"/>
-    </w:p>
-    <w:p>
-      <w:pPr>
-        <w:pStyle w:val="a1"/>
+        <w:pStyle w:val="29"/>
         <w:rPr>
           <w:rFonts w:hint="default"/>
           <w:lang w:val="en-US" w:eastAsia="zh-CN"/>
@@ -5243,7 +5291,7 @@
     </w:p>
     <w:p>
       <w:pPr>
-        <w:pStyle w:val="a1"/>
+        <w:pStyle w:val="29"/>
         <w:rPr>
           <w:rFonts w:hint="default"/>
           <w:lang w:val="en-US" w:eastAsia="zh-CN"/>
@@ -5259,7 +5307,7 @@
     </w:p>
     <w:p>
       <w:pPr>
-        <w:pStyle w:val="a1"/>
+        <w:pStyle w:val="29"/>
         <w:rPr>
           <w:rFonts w:hint="default"/>
           <w:lang w:val="en-US" w:eastAsia="zh-CN"/>
@@ -5275,7 +5323,7 @@
     </w:p>
     <w:p>
       <w:pPr>
-        <w:pStyle w:val="1"/>
+        <w:pStyle w:val="28"/>
         <w:keepNext w:val="0"/>
         <w:keepLines w:val="0"/>
         <w:pageBreakBefore w:val="0"/>
@@ -5295,7 +5343,7 @@
           <w:lang w:val="en-US" w:eastAsia="zh-CN"/>
         </w:rPr>
       </w:pPr>
-      <w:bookmarkStart w:id="16" w:name="_Toc2961"/>
+      <w:bookmarkStart w:id="15" w:name="_Toc7554"/>
       <w:r>
         <w:rPr>
           <w:rFonts w:hint="eastAsia"/>
@@ -5303,22 +5351,23 @@
         </w:rPr>
         <w:t>考核指标</w:t>
       </w:r>
-      <w:bookmarkEnd w:id="16"/>
+      <w:bookmarkEnd w:id="15"/>
     </w:p>
     <w:tbl>
       <w:tblPr>
-        <w:tblStyle w:val="TableNormal"/>
+        <w:tblStyle w:val="20"/>
         <w:tblW w:w="7675" w:type="dxa"/>
         <w:tblInd w:w="96" w:type="dxa"/>
         <w:tblBorders>
-          <w:top w:val="nil"/>
-          <w:left w:val="nil"/>
-          <w:bottom w:val="nil"/>
-          <w:right w:val="nil"/>
-          <w:insideH w:val="nil"/>
-          <w:insideV w:val="nil"/>
+          <w:top w:val="none" w:color="auto" w:sz="0" w:space="0"/>
+          <w:left w:val="none" w:color="auto" w:sz="0" w:space="0"/>
+          <w:bottom w:val="none" w:color="auto" w:sz="0" w:space="0"/>
+          <w:right w:val="none" w:color="auto" w:sz="0" w:space="0"/>
+          <w:insideH w:val="none" w:color="auto" w:sz="0" w:space="0"/>
+          <w:insideV w:val="none" w:color="auto" w:sz="0" w:space="0"/>
         </w:tblBorders>
         <w:shd w:val="clear" w:color="auto" w:fill="auto"/>
+        <w:tblLayout w:type="autofit"/>
         <w:tblCellMar>
           <w:top w:w="0" w:type="dxa"/>
           <w:left w:w="108" w:type="dxa"/>
@@ -5334,15 +5383,13 @@
       </w:tblGrid>
       <w:tr>
         <w:tblPrEx>
-          <w:tblW w:w="7675" w:type="dxa"/>
-          <w:tblInd w:w="96" w:type="dxa"/>
           <w:tblBorders>
-            <w:top w:val="nil"/>
-            <w:left w:val="nil"/>
-            <w:bottom w:val="nil"/>
-            <w:right w:val="nil"/>
-            <w:insideH w:val="nil"/>
-            <w:insideV w:val="nil"/>
+            <w:top w:val="none" w:color="auto" w:sz="0" w:space="0"/>
+            <w:left w:val="none" w:color="auto" w:sz="0" w:space="0"/>
+            <w:bottom w:val="none" w:color="auto" w:sz="0" w:space="0"/>
+            <w:right w:val="none" w:color="auto" w:sz="0" w:space="0"/>
+            <w:insideH w:val="none" w:color="auto" w:sz="0" w:space="0"/>
+            <w:insideV w:val="none" w:color="auto" w:sz="0" w:space="0"/>
           </w:tblBorders>
           <w:shd w:val="clear" w:color="auto" w:fill="auto"/>
           <w:tblCellMar>
@@ -5353,16 +5400,16 @@
           </w:tblCellMar>
         </w:tblPrEx>
         <w:trPr>
-          <w:trHeight w:val="493"/>
+          <w:trHeight w:val="493" w:hRule="atLeast"/>
         </w:trPr>
         <w:tc>
           <w:tcPr>
             <w:tcW w:w="2011" w:type="dxa"/>
             <w:tcBorders>
-              <w:top w:val="single" w:sz="4" w:space="0" w:color="000000"/>
-              <w:left w:val="single" w:sz="4" w:space="0" w:color="000000"/>
-              <w:bottom w:val="single" w:sz="4" w:space="0" w:color="000000"/>
-              <w:right w:val="single" w:sz="4" w:space="0" w:color="000000"/>
+              <w:top w:val="single" w:color="000000" w:sz="4" w:space="0"/>
+              <w:left w:val="single" w:color="000000" w:sz="4" w:space="0"/>
+              <w:bottom w:val="single" w:color="000000" w:sz="4" w:space="0"/>
+              <w:right w:val="single" w:color="000000" w:sz="4" w:space="0"/>
             </w:tcBorders>
             <w:shd w:val="clear" w:color="auto" w:fill="C0C0C0"/>
             <w:vAlign w:val="center"/>
@@ -5376,7 +5423,7 @@
               <w:jc w:val="center"/>
               <w:textAlignment w:val="center"/>
               <w:rPr>
-                <w:rFonts w:ascii="楷体_GB2312" w:eastAsia="楷体_GB2312" w:hAnsi="宋体" w:cs="楷体_GB2312" w:hint="default"/>
+                <w:rFonts w:hint="default" w:ascii="楷体_GB2312" w:hAnsi="宋体" w:eastAsia="楷体_GB2312" w:cs="楷体_GB2312"/>
                 <w:b/>
                 <w:bCs/>
                 <w:i w:val="0"/>
@@ -5389,7 +5436,7 @@
             </w:pPr>
             <w:r>
               <w:rPr>
-                <w:rFonts w:ascii="楷体_GB2312" w:eastAsia="楷体_GB2312" w:hAnsi="宋体" w:cs="楷体_GB2312" w:hint="default"/>
+                <w:rFonts w:hint="default" w:ascii="楷体_GB2312" w:hAnsi="宋体" w:eastAsia="楷体_GB2312" w:cs="楷体_GB2312"/>
                 <w:b/>
                 <w:bCs/>
                 <w:i w:val="0"/>
@@ -5410,10 +5457,10 @@
           <w:tcPr>
             <w:tcW w:w="984" w:type="dxa"/>
             <w:tcBorders>
-              <w:top w:val="single" w:sz="4" w:space="0" w:color="000000"/>
-              <w:left w:val="single" w:sz="4" w:space="0" w:color="000000"/>
-              <w:bottom w:val="single" w:sz="4" w:space="0" w:color="000000"/>
-              <w:right w:val="single" w:sz="4" w:space="0" w:color="000000"/>
+              <w:top w:val="single" w:color="000000" w:sz="4" w:space="0"/>
+              <w:left w:val="single" w:color="000000" w:sz="4" w:space="0"/>
+              <w:bottom w:val="single" w:color="000000" w:sz="4" w:space="0"/>
+              <w:right w:val="single" w:color="000000" w:sz="4" w:space="0"/>
             </w:tcBorders>
             <w:shd w:val="clear" w:color="auto" w:fill="C0C0C0"/>
             <w:vAlign w:val="center"/>
@@ -5427,7 +5474,7 @@
               <w:jc w:val="center"/>
               <w:textAlignment w:val="center"/>
               <w:rPr>
-                <w:rFonts w:ascii="楷体_GB2312" w:eastAsia="楷体_GB2312" w:hAnsi="宋体" w:cs="楷体_GB2312" w:hint="default"/>
+                <w:rFonts w:hint="default" w:ascii="楷体_GB2312" w:hAnsi="宋体" w:eastAsia="楷体_GB2312" w:cs="楷体_GB2312"/>
                 <w:b/>
                 <w:bCs/>
                 <w:i w:val="0"/>
@@ -5440,7 +5487,7 @@
             </w:pPr>
             <w:r>
               <w:rPr>
-                <w:rFonts w:ascii="楷体_GB2312" w:eastAsia="楷体_GB2312" w:hAnsi="宋体" w:cs="楷体_GB2312" w:hint="default"/>
+                <w:rFonts w:hint="default" w:ascii="楷体_GB2312" w:hAnsi="宋体" w:eastAsia="楷体_GB2312" w:cs="楷体_GB2312"/>
                 <w:b/>
                 <w:bCs/>
                 <w:i w:val="0"/>
@@ -5461,10 +5508,10 @@
           <w:tcPr>
             <w:tcW w:w="3624" w:type="dxa"/>
             <w:tcBorders>
-              <w:top w:val="single" w:sz="4" w:space="0" w:color="000000"/>
-              <w:left w:val="single" w:sz="4" w:space="0" w:color="000000"/>
-              <w:bottom w:val="single" w:sz="4" w:space="0" w:color="000000"/>
-              <w:right w:val="single" w:sz="4" w:space="0" w:color="000000"/>
+              <w:top w:val="single" w:color="000000" w:sz="4" w:space="0"/>
+              <w:left w:val="single" w:color="000000" w:sz="4" w:space="0"/>
+              <w:bottom w:val="single" w:color="000000" w:sz="4" w:space="0"/>
+              <w:right w:val="single" w:color="000000" w:sz="4" w:space="0"/>
             </w:tcBorders>
             <w:shd w:val="clear" w:color="auto" w:fill="C0C0C0"/>
             <w:vAlign w:val="center"/>
@@ -5478,7 +5525,7 @@
               <w:jc w:val="center"/>
               <w:textAlignment w:val="center"/>
               <w:rPr>
-                <w:rFonts w:ascii="楷体_GB2312" w:eastAsia="楷体_GB2312" w:hAnsi="宋体" w:cs="楷体_GB2312" w:hint="default"/>
+                <w:rFonts w:hint="default" w:ascii="楷体_GB2312" w:hAnsi="宋体" w:eastAsia="楷体_GB2312" w:cs="楷体_GB2312"/>
                 <w:b/>
                 <w:bCs/>
                 <w:i w:val="0"/>
@@ -5491,7 +5538,7 @@
             </w:pPr>
             <w:r>
               <w:rPr>
-                <w:rFonts w:ascii="楷体_GB2312" w:eastAsia="楷体_GB2312" w:hAnsi="宋体" w:cs="楷体_GB2312" w:hint="default"/>
+                <w:rFonts w:hint="default" w:ascii="楷体_GB2312" w:hAnsi="宋体" w:eastAsia="楷体_GB2312" w:cs="楷体_GB2312"/>
                 <w:b/>
                 <w:bCs/>
                 <w:i w:val="0"/>
@@ -5512,10 +5559,10 @@
           <w:tcPr>
             <w:tcW w:w="1056" w:type="dxa"/>
             <w:tcBorders>
-              <w:top w:val="single" w:sz="4" w:space="0" w:color="000000"/>
-              <w:left w:val="single" w:sz="4" w:space="0" w:color="000000"/>
-              <w:bottom w:val="single" w:sz="4" w:space="0" w:color="000000"/>
-              <w:right w:val="single" w:sz="4" w:space="0" w:color="000000"/>
+              <w:top w:val="single" w:color="000000" w:sz="4" w:space="0"/>
+              <w:left w:val="single" w:color="000000" w:sz="4" w:space="0"/>
+              <w:bottom w:val="single" w:color="000000" w:sz="4" w:space="0"/>
+              <w:right w:val="single" w:color="000000" w:sz="4" w:space="0"/>
             </w:tcBorders>
             <w:shd w:val="clear" w:color="auto" w:fill="C0C0C0"/>
             <w:vAlign w:val="center"/>
@@ -5529,7 +5576,7 @@
               <w:jc w:val="center"/>
               <w:textAlignment w:val="center"/>
               <w:rPr>
-                <w:rFonts w:ascii="楷体_GB2312" w:eastAsia="楷体_GB2312" w:hAnsi="宋体" w:cs="楷体_GB2312" w:hint="default"/>
+                <w:rFonts w:hint="default" w:ascii="楷体_GB2312" w:hAnsi="宋体" w:eastAsia="楷体_GB2312" w:cs="楷体_GB2312"/>
                 <w:b/>
                 <w:bCs/>
                 <w:i w:val="0"/>
@@ -5542,7 +5589,7 @@
             </w:pPr>
             <w:r>
               <w:rPr>
-                <w:rFonts w:ascii="楷体_GB2312" w:eastAsia="楷体_GB2312" w:hAnsi="宋体" w:cs="楷体_GB2312" w:hint="default"/>
+                <w:rFonts w:hint="default" w:ascii="楷体_GB2312" w:hAnsi="宋体" w:eastAsia="楷体_GB2312" w:cs="楷体_GB2312"/>
                 <w:b/>
                 <w:bCs/>
                 <w:i w:val="0"/>
@@ -5562,9 +5609,14 @@
       </w:tr>
       <w:tr>
         <w:tblPrEx>
-          <w:tblW w:w="7675" w:type="dxa"/>
-          <w:tblInd w:w="96" w:type="dxa"/>
-          <w:shd w:val="clear" w:color="auto" w:fill="auto"/>
+          <w:tblBorders>
+            <w:top w:val="none" w:color="auto" w:sz="0" w:space="0"/>
+            <w:left w:val="none" w:color="auto" w:sz="0" w:space="0"/>
+            <w:bottom w:val="none" w:color="auto" w:sz="0" w:space="0"/>
+            <w:right w:val="none" w:color="auto" w:sz="0" w:space="0"/>
+            <w:insideH w:val="none" w:color="auto" w:sz="0" w:space="0"/>
+            <w:insideV w:val="none" w:color="auto" w:sz="0" w:space="0"/>
+          </w:tblBorders>
           <w:tblCellMar>
             <w:top w:w="0" w:type="dxa"/>
             <w:left w:w="108" w:type="dxa"/>
@@ -5573,16 +5625,16 @@
           </w:tblCellMar>
         </w:tblPrEx>
         <w:trPr>
-          <w:trHeight w:val="493"/>
+          <w:trHeight w:val="493" w:hRule="atLeast"/>
         </w:trPr>
         <w:tc>
           <w:tcPr>
             <w:tcW w:w="2011" w:type="dxa"/>
             <w:tcBorders>
-              <w:top w:val="single" w:sz="4" w:space="0" w:color="000000"/>
-              <w:left w:val="single" w:sz="4" w:space="0" w:color="000000"/>
-              <w:bottom w:val="single" w:sz="4" w:space="0" w:color="000000"/>
-              <w:right w:val="single" w:sz="4" w:space="0" w:color="000000"/>
+              <w:top w:val="single" w:color="000000" w:sz="4" w:space="0"/>
+              <w:left w:val="single" w:color="000000" w:sz="4" w:space="0"/>
+              <w:bottom w:val="single" w:color="000000" w:sz="4" w:space="0"/>
+              <w:right w:val="single" w:color="000000" w:sz="4" w:space="0"/>
             </w:tcBorders>
             <w:shd w:val="clear" w:color="auto" w:fill="auto"/>
             <w:vAlign w:val="center"/>
@@ -5596,7 +5648,7 @@
               <w:jc w:val="left"/>
               <w:textAlignment w:val="center"/>
               <w:rPr>
-                <w:rFonts w:ascii="楷体_GB2312" w:eastAsia="楷体_GB2312" w:hAnsi="宋体" w:cs="楷体_GB2312" w:hint="default"/>
+                <w:rFonts w:hint="default" w:ascii="楷体_GB2312" w:hAnsi="宋体" w:eastAsia="楷体_GB2312" w:cs="楷体_GB2312"/>
                 <w:b/>
                 <w:bCs/>
                 <w:i w:val="0"/>
@@ -5612,7 +5664,7 @@
             </w:pPr>
             <w:r>
               <w:rPr>
-                <w:rFonts w:ascii="宋体" w:eastAsia="宋体" w:hAnsi="宋体" w:cs="宋体" w:hint="eastAsia"/>
+                <w:rFonts w:hint="eastAsia" w:ascii="宋体" w:hAnsi="宋体" w:eastAsia="宋体" w:cs="宋体"/>
                 <w:i w:val="0"/>
                 <w:iCs w:val="0"/>
                 <w:snapToGrid w:val="0"/>
@@ -5631,10 +5683,10 @@
           <w:tcPr>
             <w:tcW w:w="984" w:type="dxa"/>
             <w:tcBorders>
-              <w:top w:val="single" w:sz="4" w:space="0" w:color="000000"/>
-              <w:left w:val="single" w:sz="4" w:space="0" w:color="000000"/>
-              <w:bottom w:val="single" w:sz="4" w:space="0" w:color="000000"/>
-              <w:right w:val="single" w:sz="4" w:space="0" w:color="000000"/>
+              <w:top w:val="single" w:color="000000" w:sz="4" w:space="0"/>
+              <w:left w:val="single" w:color="000000" w:sz="4" w:space="0"/>
+              <w:bottom w:val="single" w:color="000000" w:sz="4" w:space="0"/>
+              <w:right w:val="single" w:color="000000" w:sz="4" w:space="0"/>
             </w:tcBorders>
             <w:shd w:val="clear" w:color="auto" w:fill="auto"/>
             <w:vAlign w:val="center"/>
@@ -5648,7 +5700,7 @@
               <w:jc w:val="left"/>
               <w:textAlignment w:val="center"/>
               <w:rPr>
-                <w:rFonts w:ascii="楷体_GB2312" w:eastAsia="楷体_GB2312" w:hAnsi="宋体" w:cs="楷体_GB2312" w:hint="default"/>
+                <w:rFonts w:hint="default" w:ascii="楷体_GB2312" w:hAnsi="宋体" w:eastAsia="楷体_GB2312" w:cs="楷体_GB2312"/>
                 <w:b/>
                 <w:bCs/>
                 <w:i w:val="0"/>
@@ -5664,7 +5716,7 @@
             </w:pPr>
             <w:r>
               <w:rPr>
-                <w:rFonts w:ascii="宋体" w:eastAsia="宋体" w:hAnsi="宋体" w:cs="宋体" w:hint="eastAsia"/>
+                <w:rFonts w:hint="eastAsia" w:ascii="宋体" w:hAnsi="宋体" w:eastAsia="宋体" w:cs="宋体"/>
                 <w:i w:val="0"/>
                 <w:iCs w:val="0"/>
                 <w:snapToGrid w:val="0"/>
@@ -5683,10 +5735,10 @@
           <w:tcPr>
             <w:tcW w:w="3624" w:type="dxa"/>
             <w:tcBorders>
-              <w:top w:val="single" w:sz="4" w:space="0" w:color="000000"/>
-              <w:left w:val="single" w:sz="4" w:space="0" w:color="000000"/>
-              <w:bottom w:val="single" w:sz="4" w:space="0" w:color="000000"/>
-              <w:right w:val="single" w:sz="4" w:space="0" w:color="000000"/>
+              <w:top w:val="single" w:color="000000" w:sz="4" w:space="0"/>
+              <w:left w:val="single" w:color="000000" w:sz="4" w:space="0"/>
+              <w:bottom w:val="single" w:color="000000" w:sz="4" w:space="0"/>
+              <w:right w:val="single" w:color="000000" w:sz="4" w:space="0"/>
             </w:tcBorders>
             <w:shd w:val="clear" w:color="auto" w:fill="auto"/>
             <w:vAlign w:val="center"/>
@@ -5700,7 +5752,7 @@
               <w:jc w:val="left"/>
               <w:textAlignment w:val="center"/>
               <w:rPr>
-                <w:rFonts w:ascii="楷体_GB2312" w:eastAsia="楷体_GB2312" w:hAnsi="宋体" w:cs="楷体_GB2312" w:hint="default"/>
+                <w:rFonts w:hint="default" w:ascii="楷体_GB2312" w:hAnsi="宋体" w:eastAsia="楷体_GB2312" w:cs="楷体_GB2312"/>
                 <w:b/>
                 <w:bCs/>
                 <w:i w:val="0"/>
@@ -5716,7 +5768,7 @@
             </w:pPr>
             <w:r>
               <w:rPr>
-                <w:rFonts w:ascii="宋体" w:eastAsia="宋体" w:hAnsi="宋体" w:cs="宋体" w:hint="eastAsia"/>
+                <w:rFonts w:hint="eastAsia" w:ascii="宋体" w:hAnsi="宋体" w:eastAsia="宋体" w:cs="宋体"/>
                 <w:i w:val="0"/>
                 <w:iCs w:val="0"/>
                 <w:snapToGrid w:val="0"/>
@@ -5735,10 +5787,10 @@
           <w:tcPr>
             <w:tcW w:w="1056" w:type="dxa"/>
             <w:tcBorders>
-              <w:top w:val="single" w:sz="4" w:space="0" w:color="000000"/>
-              <w:left w:val="single" w:sz="4" w:space="0" w:color="000000"/>
-              <w:bottom w:val="single" w:sz="4" w:space="0" w:color="000000"/>
-              <w:right w:val="single" w:sz="4" w:space="0" w:color="000000"/>
+              <w:top w:val="single" w:color="000000" w:sz="4" w:space="0"/>
+              <w:left w:val="single" w:color="000000" w:sz="4" w:space="0"/>
+              <w:bottom w:val="single" w:color="000000" w:sz="4" w:space="0"/>
+              <w:right w:val="single" w:color="000000" w:sz="4" w:space="0"/>
             </w:tcBorders>
             <w:shd w:val="clear" w:color="auto" w:fill="auto"/>
             <w:vAlign w:val="center"/>
@@ -5752,7 +5804,7 @@
               <w:jc w:val="left"/>
               <w:textAlignment w:val="center"/>
               <w:rPr>
-                <w:rFonts w:ascii="楷体_GB2312" w:eastAsia="楷体_GB2312" w:hAnsi="宋体" w:cs="楷体_GB2312" w:hint="default"/>
+                <w:rFonts w:hint="default" w:ascii="楷体_GB2312" w:hAnsi="宋体" w:eastAsia="楷体_GB2312" w:cs="楷体_GB2312"/>
                 <w:b/>
                 <w:bCs/>
                 <w:i w:val="0"/>
@@ -5768,7 +5820,7 @@
             </w:pPr>
             <w:r>
               <w:rPr>
-                <w:rFonts w:ascii="宋体" w:eastAsia="宋体" w:hAnsi="宋体" w:cs="宋体" w:hint="eastAsia"/>
+                <w:rFonts w:hint="eastAsia" w:ascii="宋体" w:hAnsi="宋体" w:eastAsia="宋体" w:cs="宋体"/>
                 <w:i w:val="0"/>
                 <w:iCs w:val="0"/>
                 <w:snapToGrid w:val="0"/>
@@ -5787,14 +5839,14 @@
     </w:tbl>
     <w:p>
       <w:pPr>
-        <w:pStyle w:val="1"/>
+        <w:pStyle w:val="28"/>
         <w:bidi w:val="0"/>
         <w:rPr>
           <w:rFonts w:hint="default"/>
           <w:lang w:val="en-US" w:eastAsia="zh-CN"/>
         </w:rPr>
       </w:pPr>
-      <w:bookmarkStart w:id="17" w:name="_Toc11102"/>
+      <w:bookmarkStart w:id="16" w:name="_Toc16859"/>
       <w:r>
         <w:rPr>
           <w:rFonts w:hint="default"/>
@@ -5802,11 +5854,11 @@
         </w:rPr>
         <w:t>附则</w:t>
       </w:r>
-      <w:bookmarkEnd w:id="17"/>
+      <w:bookmarkEnd w:id="16"/>
     </w:p>
     <w:p>
       <w:pPr>
-        <w:pStyle w:val="a1"/>
+        <w:pStyle w:val="29"/>
         <w:rPr>
           <w:rFonts w:hint="default"/>
           <w:lang w:val="en-US" w:eastAsia="zh-CN"/>
@@ -5821,23 +5873,73 @@
       </w:r>
     </w:p>
     <w:sectPr>
-      <w:headerReference w:type="default" r:id="rId7"/>
+      <w:headerReference r:id="rId5" w:type="default"/>
       <w:pgSz w:w="11906" w:h="16838"/>
       <w:pgMar w:top="1417" w:right="1800" w:bottom="1440" w:left="1800" w:header="1140" w:footer="992" w:gutter="0"/>
-      <w:cols w:num="1" w:space="425"/>
+      <w:cols w:space="425" w:num="1"/>
       <w:docGrid w:type="lines" w:linePitch="312" w:charSpace="0"/>
     </w:sectPr>
   </w:body>
 </w:document>
 </file>
 
+<file path=word/endnotes.xml><?xml version="1.0" encoding="utf-8"?>
+<w:endnotes xmlns:wpc="http://schemas.microsoft.com/office/word/2010/wordprocessingCanvas" xmlns:mc="http://schemas.openxmlformats.org/markup-compatibility/2006" xmlns:o="urn:schemas-microsoft-com:office:office" xmlns:r="http://schemas.openxmlformats.org/officeDocument/2006/relationships" xmlns:m="http://schemas.openxmlformats.org/officeDocument/2006/math" xmlns:v="urn:schemas-microsoft-com:vml" xmlns:wp14="http://schemas.microsoft.com/office/word/2010/wordprocessingDrawing" xmlns:wp="http://schemas.openxmlformats.org/drawingml/2006/wordprocessingDrawing" xmlns:w="http://schemas.openxmlformats.org/wordprocessingml/2006/main" xmlns:w14="http://schemas.microsoft.com/office/word/2010/wordml" xmlns:w15="http://schemas.microsoft.com/office/word/2012/wordml" xmlns:w10="urn:schemas-microsoft-com:office:word" xmlns:wpg="http://schemas.microsoft.com/office/word/2010/wordprocessingGroup" xmlns:wpi="http://schemas.microsoft.com/office/word/2010/wordprocessingInk" xmlns:wne="http://schemas.microsoft.com/office/word/2006/wordml" xmlns:wps="http://schemas.microsoft.com/office/word/2010/wordprocessingShape" xmlns:wpsCustomData="http://www.wps.cn/officeDocument/2013/wpsCustomData" mc:Ignorable="w14 w15 wp14">
+  <w:endnote w:type="separator" w:id="0">
+    <w:p>
+      <w:pPr>
+        <w:spacing w:line="240" w:lineRule="auto"/>
+      </w:pPr>
+      <w:r>
+        <w:separator/>
+      </w:r>
+    </w:p>
+  </w:endnote>
+  <w:endnote w:type="continuationSeparator" w:id="1">
+    <w:p>
+      <w:pPr>
+        <w:spacing w:line="240" w:lineRule="auto"/>
+      </w:pPr>
+      <w:r>
+        <w:continuationSeparator/>
+      </w:r>
+    </w:p>
+  </w:endnote>
+</w:endnotes>
+</file>
+
+<file path=word/footnotes.xml><?xml version="1.0" encoding="utf-8"?>
+<w:footnotes xmlns:wpc="http://schemas.microsoft.com/office/word/2010/wordprocessingCanvas" xmlns:mc="http://schemas.openxmlformats.org/markup-compatibility/2006" xmlns:o="urn:schemas-microsoft-com:office:office" xmlns:r="http://schemas.openxmlformats.org/officeDocument/2006/relationships" xmlns:m="http://schemas.openxmlformats.org/officeDocument/2006/math" xmlns:v="urn:schemas-microsoft-com:vml" xmlns:wp14="http://schemas.microsoft.com/office/word/2010/wordprocessingDrawing" xmlns:wp="http://schemas.openxmlformats.org/drawingml/2006/wordprocessingDrawing" xmlns:w="http://schemas.openxmlformats.org/wordprocessingml/2006/main" xmlns:w14="http://schemas.microsoft.com/office/word/2010/wordml" xmlns:w15="http://schemas.microsoft.com/office/word/2012/wordml" xmlns:w10="urn:schemas-microsoft-com:office:word" xmlns:wpg="http://schemas.microsoft.com/office/word/2010/wordprocessingGroup" xmlns:wpi="http://schemas.microsoft.com/office/word/2010/wordprocessingInk" xmlns:wne="http://schemas.microsoft.com/office/word/2006/wordml" xmlns:wps="http://schemas.microsoft.com/office/word/2010/wordprocessingShape" xmlns:wpsCustomData="http://www.wps.cn/officeDocument/2013/wpsCustomData" mc:Ignorable="w14 w15 wp14">
+  <w:footnote w:type="separator" w:id="0">
+    <w:p>
+      <w:pPr>
+        <w:spacing w:line="360" w:lineRule="auto"/>
+      </w:pPr>
+      <w:r>
+        <w:separator/>
+      </w:r>
+    </w:p>
+  </w:footnote>
+  <w:footnote w:type="continuationSeparator" w:id="1">
+    <w:p>
+      <w:pPr>
+        <w:spacing w:line="360" w:lineRule="auto"/>
+      </w:pPr>
+      <w:r>
+        <w:continuationSeparator/>
+      </w:r>
+    </w:p>
+  </w:footnote>
+</w:footnotes>
+</file>
+
 <file path=word/header1.xml><?xml version="1.0" encoding="utf-8"?>
-<w:hdr xmlns:wpc="http://schemas.microsoft.com/office/word/2010/wordprocessingCanvas" xmlns:mc="http://schemas.openxmlformats.org/markup-compatibility/2006" xmlns:o="urn:schemas-microsoft-com:office:office" xmlns:r="http://schemas.openxmlformats.org/officeDocument/2006/relationships" xmlns:m="http://schemas.openxmlformats.org/officeDocument/2006/math" xmlns:v="urn:schemas-microsoft-com:vml" xmlns:wp14="http://schemas.microsoft.com/office/word/2010/wordprocessingDrawing" xmlns:wp="http://schemas.openxmlformats.org/drawingml/2006/wordprocessingDrawing" xmlns:w10="urn:schemas-microsoft-com:office:word" xmlns:w="http://schemas.openxmlformats.org/wordprocessingml/2006/main" xmlns:w14="http://schemas.microsoft.com/office/word/2010/wordml" xmlns:w15="http://schemas.microsoft.com/office/word/2012/wordml" xmlns:wne="http://schemas.microsoft.com/office/word/2006/wordml" xmlns:wpg="http://schemas.microsoft.com/office/word/2010/wordprocessingGroup" xmlns:wpi="http://schemas.microsoft.com/office/word/2010/wordprocessingInk" xmlns:wps="http://schemas.microsoft.com/office/word/2010/wordprocessingShape" mc:Ignorable="w14 w15 wp14">
+<w:hdr xmlns:wpc="http://schemas.microsoft.com/office/word/2010/wordprocessingCanvas" xmlns:mc="http://schemas.openxmlformats.org/markup-compatibility/2006" xmlns:o="urn:schemas-microsoft-com:office:office" xmlns:r="http://schemas.openxmlformats.org/officeDocument/2006/relationships" xmlns:m="http://schemas.openxmlformats.org/officeDocument/2006/math" xmlns:v="urn:schemas-microsoft-com:vml" xmlns:wp14="http://schemas.microsoft.com/office/word/2010/wordprocessingDrawing" xmlns:wp="http://schemas.openxmlformats.org/drawingml/2006/wordprocessingDrawing" xmlns:w10="urn:schemas-microsoft-com:office:word" xmlns:w="http://schemas.openxmlformats.org/wordprocessingml/2006/main" xmlns:w14="http://schemas.microsoft.com/office/word/2010/wordml" xmlns:w15="http://schemas.microsoft.com/office/word/2012/wordml" xmlns:wpg="http://schemas.microsoft.com/office/word/2010/wordprocessingGroup" xmlns:wpi="http://schemas.microsoft.com/office/word/2010/wordprocessingInk" xmlns:wne="http://schemas.microsoft.com/office/word/2006/wordml" xmlns:wps="http://schemas.microsoft.com/office/word/2010/wordprocessingShape" xmlns:wpsCustomData="http://www.wps.cn/officeDocument/2013/wpsCustomData" mc:Ignorable="w14 w15 wp14">
   <w:p>
     <w:pPr>
-      <w:pStyle w:val="Header"/>
+      <w:pStyle w:val="15"/>
       <w:pBdr>
-        <w:bottom w:val="single" w:sz="4" w:space="1" w:color="auto"/>
+        <w:bottom w:val="single" w:color="auto" w:sz="4" w:space="1"/>
       </w:pBdr>
       <w:tabs>
         <w:tab w:val="left" w:pos="335"/>
@@ -5845,20 +5947,20 @@
       </w:tabs>
       <w:jc w:val="right"/>
       <w:rPr>
-        <w:rFonts w:eastAsiaTheme="minorEastAsia" w:hint="eastAsia"/>
+        <w:rFonts w:hint="eastAsia" w:eastAsiaTheme="minorEastAsia"/>
         <w:lang w:eastAsia="zh-CN"/>
       </w:rPr>
     </w:pPr>
     <w:r>
       <w:rPr>
-        <w:rFonts w:eastAsiaTheme="minorEastAsia" w:hint="eastAsia"/>
+        <w:rFonts w:hint="eastAsia" w:eastAsiaTheme="minorEastAsia"/>
         <w:lang w:val="en-US" w:eastAsia="zh-CN"/>
       </w:rPr>
       <w:tab/>
     </w:r>
     <w:r>
       <w:rPr>
-        <w:rFonts w:eastAsiaTheme="minorEastAsia" w:hint="eastAsia"/>
+        <w:rFonts w:hint="eastAsia" w:eastAsiaTheme="minorEastAsia"/>
         <w:lang w:val="en-US" w:eastAsia="zh-CN"/>
       </w:rPr>
       <w:t>江西通信产业服务有限公司</w:t>
@@ -5868,15 +5970,15 @@
 </file>
 
 <file path=word/numbering.xml><?xml version="1.0" encoding="utf-8"?>
-<w:numbering xmlns:wpc="http://schemas.microsoft.com/office/word/2010/wordprocessingCanvas" xmlns:mc="http://schemas.openxmlformats.org/markup-compatibility/2006" xmlns:o="urn:schemas-microsoft-com:office:office" xmlns:r="http://schemas.openxmlformats.org/officeDocument/2006/relationships" xmlns:m="http://schemas.openxmlformats.org/officeDocument/2006/math" xmlns:v="urn:schemas-microsoft-com:vml" xmlns:wp14="http://schemas.microsoft.com/office/word/2010/wordprocessingDrawing" xmlns:wp="http://schemas.openxmlformats.org/drawingml/2006/wordprocessingDrawing" xmlns:w10="urn:schemas-microsoft-com:office:word" xmlns:w="http://schemas.openxmlformats.org/wordprocessingml/2006/main" xmlns:w14="http://schemas.microsoft.com/office/word/2010/wordml" xmlns:w15="http://schemas.microsoft.com/office/word/2012/wordml" xmlns:wne="http://schemas.microsoft.com/office/word/2006/wordml" xmlns:wpg="http://schemas.microsoft.com/office/word/2010/wordprocessingGroup" xmlns:wpi="http://schemas.microsoft.com/office/word/2010/wordprocessingInk" xmlns:wps="http://schemas.microsoft.com/office/word/2010/wordprocessingShape" mc:Ignorable="w14 w15 wp14">
+<w:numbering xmlns:wpc="http://schemas.microsoft.com/office/word/2010/wordprocessingCanvas" xmlns:mc="http://schemas.openxmlformats.org/markup-compatibility/2006" xmlns:o="urn:schemas-microsoft-com:office:office" xmlns:r="http://schemas.openxmlformats.org/officeDocument/2006/relationships" xmlns:m="http://schemas.openxmlformats.org/officeDocument/2006/math" xmlns:v="urn:schemas-microsoft-com:vml" xmlns:wp14="http://schemas.microsoft.com/office/word/2010/wordprocessingDrawing" xmlns:wp="http://schemas.openxmlformats.org/drawingml/2006/wordprocessingDrawing" xmlns:w10="urn:schemas-microsoft-com:office:word" xmlns:w="http://schemas.openxmlformats.org/wordprocessingml/2006/main" xmlns:w14="http://schemas.microsoft.com/office/word/2010/wordml" xmlns:wpg="http://schemas.microsoft.com/office/word/2010/wordprocessingGroup" xmlns:wpi="http://schemas.microsoft.com/office/word/2010/wordprocessingInk" xmlns:wne="http://schemas.microsoft.com/office/word/2006/wordml" xmlns:wps="http://schemas.microsoft.com/office/word/2010/wordprocessingShape" xmlns:wpsCustomData="http://www.wps.cn/officeDocument/2013/wpsCustomData" mc:Ignorable="w14 wp14">
   <w:abstractNum w:abstractNumId="0">
     <w:nsid w:val="8E964DCE"/>
     <w:multiLevelType w:val="multilevel"/>
     <w:tmpl w:val="8E964DCE"/>
-    <w:lvl w:ilvl="0">
+    <w:lvl w:ilvl="0" w:tentative="0">
       <w:start w:val="1"/>
       <w:numFmt w:val="decimal"/>
-      <w:pStyle w:val="Heading1"/>
+      <w:pStyle w:val="2"/>
       <w:lvlText w:val="%1."/>
       <w:lvlJc w:val="left"/>
       <w:pPr>
@@ -5886,10 +5988,10 @@
         <w:rFonts w:hint="default"/>
       </w:rPr>
     </w:lvl>
-    <w:lvl w:ilvl="1">
+    <w:lvl w:ilvl="1" w:tentative="0">
       <w:start w:val="1"/>
       <w:numFmt w:val="decimal"/>
-      <w:pStyle w:val="Heading2"/>
+      <w:pStyle w:val="3"/>
       <w:lvlText w:val="%1.%2."/>
       <w:lvlJc w:val="left"/>
       <w:pPr>
@@ -5899,10 +6001,10 @@
         <w:rFonts w:hint="default"/>
       </w:rPr>
     </w:lvl>
-    <w:lvl w:ilvl="2">
+    <w:lvl w:ilvl="2" w:tentative="0">
       <w:start w:val="1"/>
       <w:numFmt w:val="decimal"/>
-      <w:pStyle w:val="Heading3"/>
+      <w:pStyle w:val="4"/>
       <w:lvlText w:val="%1.%2.%3."/>
       <w:lvlJc w:val="left"/>
       <w:pPr>
@@ -5912,10 +6014,10 @@
         <w:rFonts w:hint="default"/>
       </w:rPr>
     </w:lvl>
-    <w:lvl w:ilvl="3">
+    <w:lvl w:ilvl="3" w:tentative="0">
       <w:start w:val="1"/>
       <w:numFmt w:val="decimal"/>
-      <w:pStyle w:val="Heading4"/>
+      <w:pStyle w:val="5"/>
       <w:lvlText w:val="%1.%2.%3.%4."/>
       <w:lvlJc w:val="left"/>
       <w:pPr>
@@ -5925,10 +6027,10 @@
         <w:rFonts w:hint="default"/>
       </w:rPr>
     </w:lvl>
-    <w:lvl w:ilvl="4">
+    <w:lvl w:ilvl="4" w:tentative="0">
       <w:start w:val="1"/>
       <w:numFmt w:val="decimal"/>
-      <w:pStyle w:val="Heading5"/>
+      <w:pStyle w:val="6"/>
       <w:lvlText w:val="%1.%2.%3.%4.%5."/>
       <w:lvlJc w:val="left"/>
       <w:pPr>
@@ -5938,10 +6040,10 @@
         <w:rFonts w:hint="default"/>
       </w:rPr>
     </w:lvl>
-    <w:lvl w:ilvl="5">
+    <w:lvl w:ilvl="5" w:tentative="0">
       <w:start w:val="1"/>
       <w:numFmt w:val="decimal"/>
-      <w:pStyle w:val="Heading6"/>
+      <w:pStyle w:val="7"/>
       <w:lvlText w:val="%1.%2.%3.%4.%5.%6."/>
       <w:lvlJc w:val="left"/>
       <w:pPr>
@@ -5951,10 +6053,10 @@
         <w:rFonts w:hint="default"/>
       </w:rPr>
     </w:lvl>
-    <w:lvl w:ilvl="6">
+    <w:lvl w:ilvl="6" w:tentative="0">
       <w:start w:val="1"/>
       <w:numFmt w:val="decimal"/>
-      <w:pStyle w:val="Heading7"/>
+      <w:pStyle w:val="8"/>
       <w:lvlText w:val="%1.%2.%3.%4.%5.%6.%7."/>
       <w:lvlJc w:val="left"/>
       <w:pPr>
@@ -5964,10 +6066,10 @@
         <w:rFonts w:hint="default"/>
       </w:rPr>
     </w:lvl>
-    <w:lvl w:ilvl="7">
+    <w:lvl w:ilvl="7" w:tentative="0">
       <w:start w:val="1"/>
       <w:numFmt w:val="decimal"/>
-      <w:pStyle w:val="Heading8"/>
+      <w:pStyle w:val="9"/>
       <w:lvlText w:val="%1.%2.%3.%4.%5.%6.%7.%8."/>
       <w:lvlJc w:val="left"/>
       <w:pPr>
@@ -5977,10 +6079,10 @@
         <w:rFonts w:hint="default"/>
       </w:rPr>
     </w:lvl>
-    <w:lvl w:ilvl="8">
+    <w:lvl w:ilvl="8" w:tentative="0">
       <w:start w:val="1"/>
       <w:numFmt w:val="decimal"/>
-      <w:pStyle w:val="Heading9"/>
+      <w:pStyle w:val="10"/>
       <w:lvlText w:val="%1.%2.%3.%4.%5.%6.%7.%8.%9."/>
       <w:lvlJc w:val="left"/>
       <w:pPr>
@@ -5998,267 +6100,269 @@
 </file>
 
 <file path=word/styles.xml><?xml version="1.0" encoding="utf-8"?>
-<w:styles xmlns:mc="http://schemas.openxmlformats.org/markup-compatibility/2006" xmlns:r="http://schemas.openxmlformats.org/officeDocument/2006/relationships" xmlns:w="http://schemas.openxmlformats.org/wordprocessingml/2006/main" xmlns:w14="http://schemas.microsoft.com/office/word/2010/wordml" xmlns:w15="http://schemas.microsoft.com/office/word/2012/wordml" mc:Ignorable="w14 w15">
+<w:styles xmlns:mc="http://schemas.openxmlformats.org/markup-compatibility/2006" xmlns:o="urn:schemas-microsoft-com:office:office" xmlns:r="http://schemas.openxmlformats.org/officeDocument/2006/relationships" xmlns:m="http://schemas.openxmlformats.org/officeDocument/2006/math" xmlns:v="urn:schemas-microsoft-com:vml" xmlns:w="http://schemas.openxmlformats.org/wordprocessingml/2006/main" xmlns:w14="http://schemas.microsoft.com/office/word/2010/wordml" xmlns:w10="urn:schemas-microsoft-com:office:word" xmlns:sl="http://schemas.openxmlformats.org/schemaLibrary/2006/main" xmlns:wpsCustomData="http://www.wps.cn/officeDocument/2013/wpsCustomData" mc:Ignorable="w14">
   <w:docDefaults>
     <w:rPrDefault>
       <w:rPr>
-        <w:rFonts w:ascii="Times New Roman" w:eastAsia="宋体" w:hAnsi="Times New Roman" w:cs="Times New Roman"/>
+        <w:rFonts w:ascii="Times New Roman" w:hAnsi="Times New Roman" w:eastAsia="宋体" w:cs="Times New Roman"/>
       </w:rPr>
     </w:rPrDefault>
     <w:pPrDefault/>
   </w:docDefaults>
-  <w:latentStyles w:defLockedState="0" w:defUIPriority="99" w:defSemiHidden="1" w:defUnhideWhenUsed="1" w:defQFormat="0" w:count="260">
-    <w:lsdException w:name="Normal" w:semiHidden="0" w:uiPriority="0" w:unhideWhenUsed="0" w:qFormat="1"/>
-    <w:lsdException w:name="heading 1" w:semiHidden="0" w:uiPriority="0" w:unhideWhenUsed="0" w:qFormat="1"/>
-    <w:lsdException w:name="heading 2" w:semiHidden="0" w:uiPriority="0" w:qFormat="1"/>
-    <w:lsdException w:name="heading 3" w:uiPriority="0" w:qFormat="1"/>
-    <w:lsdException w:name="heading 4" w:semiHidden="0" w:uiPriority="0" w:qFormat="1"/>
-    <w:lsdException w:name="heading 5" w:uiPriority="0" w:qFormat="1"/>
-    <w:lsdException w:name="heading 6" w:uiPriority="0" w:qFormat="1"/>
-    <w:lsdException w:name="heading 7" w:uiPriority="0" w:qFormat="1"/>
-    <w:lsdException w:name="heading 8" w:uiPriority="0" w:qFormat="1"/>
-    <w:lsdException w:name="heading 9" w:uiPriority="0" w:qFormat="1"/>
-    <w:lsdException w:name="index 1" w:semiHidden="0" w:uiPriority="0" w:unhideWhenUsed="0"/>
-    <w:lsdException w:name="index 2" w:semiHidden="0" w:uiPriority="0" w:unhideWhenUsed="0"/>
-    <w:lsdException w:name="index 3" w:semiHidden="0" w:uiPriority="0" w:unhideWhenUsed="0"/>
-    <w:lsdException w:name="index 4" w:semiHidden="0" w:uiPriority="0" w:unhideWhenUsed="0"/>
-    <w:lsdException w:name="index 5" w:semiHidden="0" w:uiPriority="0" w:unhideWhenUsed="0"/>
-    <w:lsdException w:name="index 6" w:semiHidden="0" w:uiPriority="0" w:unhideWhenUsed="0"/>
-    <w:lsdException w:name="index 7" w:semiHidden="0" w:uiPriority="0" w:unhideWhenUsed="0"/>
-    <w:lsdException w:name="index 8" w:semiHidden="0" w:uiPriority="0" w:unhideWhenUsed="0"/>
-    <w:lsdException w:name="index 9" w:semiHidden="0" w:uiPriority="0" w:unhideWhenUsed="0"/>
-    <w:lsdException w:name="toc 1" w:semiHidden="0" w:uiPriority="0" w:unhideWhenUsed="0" w:qFormat="1"/>
-    <w:lsdException w:name="toc 2" w:semiHidden="0" w:uiPriority="0" w:unhideWhenUsed="0" w:qFormat="1"/>
-    <w:lsdException w:name="toc 3" w:semiHidden="0" w:uiPriority="0" w:unhideWhenUsed="0" w:qFormat="1"/>
-    <w:lsdException w:name="toc 4" w:semiHidden="0" w:uiPriority="0" w:unhideWhenUsed="0"/>
-    <w:lsdException w:name="toc 5" w:semiHidden="0" w:uiPriority="0" w:unhideWhenUsed="0"/>
-    <w:lsdException w:name="toc 6" w:semiHidden="0" w:uiPriority="0" w:unhideWhenUsed="0"/>
-    <w:lsdException w:name="toc 7" w:semiHidden="0" w:uiPriority="0" w:unhideWhenUsed="0"/>
-    <w:lsdException w:name="toc 8" w:semiHidden="0" w:uiPriority="0" w:unhideWhenUsed="0"/>
-    <w:lsdException w:name="toc 9" w:semiHidden="0" w:uiPriority="0" w:unhideWhenUsed="0"/>
-    <w:lsdException w:name="Normal Indent" w:semiHidden="0" w:uiPriority="0" w:unhideWhenUsed="0"/>
-    <w:lsdException w:name="footnote text" w:semiHidden="0" w:uiPriority="0" w:unhideWhenUsed="0"/>
-    <w:lsdException w:name="annotation text" w:semiHidden="0" w:uiPriority="0" w:unhideWhenUsed="0" w:qFormat="1"/>
-    <w:lsdException w:name="header" w:semiHidden="0" w:uiPriority="0" w:unhideWhenUsed="0" w:qFormat="1"/>
-    <w:lsdException w:name="footer" w:semiHidden="0" w:uiPriority="0" w:unhideWhenUsed="0" w:qFormat="1"/>
-    <w:lsdException w:name="index heading" w:semiHidden="0" w:uiPriority="0" w:unhideWhenUsed="0"/>
-    <w:lsdException w:name="caption" w:uiPriority="0" w:qFormat="1"/>
-    <w:lsdException w:name="table of figures" w:semiHidden="0" w:uiPriority="0" w:unhideWhenUsed="0"/>
-    <w:lsdException w:name="envelope address" w:semiHidden="0" w:uiPriority="0" w:unhideWhenUsed="0"/>
-    <w:lsdException w:name="envelope return" w:semiHidden="0" w:uiPriority="0" w:unhideWhenUsed="0"/>
-    <w:lsdException w:name="footnote reference" w:semiHidden="0" w:uiPriority="0" w:unhideWhenUsed="0"/>
-    <w:lsdException w:name="annotation reference" w:semiHidden="0" w:uiPriority="0" w:unhideWhenUsed="0"/>
-    <w:lsdException w:name="line number" w:semiHidden="0" w:uiPriority="0" w:unhideWhenUsed="0"/>
-    <w:lsdException w:name="page number" w:semiHidden="0" w:uiPriority="0" w:unhideWhenUsed="0"/>
-    <w:lsdException w:name="endnote reference" w:semiHidden="0" w:uiPriority="0" w:unhideWhenUsed="0"/>
-    <w:lsdException w:name="endnote text" w:semiHidden="0" w:uiPriority="0" w:unhideWhenUsed="0"/>
-    <w:lsdException w:name="table of authorities" w:semiHidden="0" w:uiPriority="0" w:unhideWhenUsed="0"/>
-    <w:lsdException w:name="macro" w:semiHidden="0" w:uiPriority="0" w:unhideWhenUsed="0"/>
-    <w:lsdException w:name="toa heading" w:semiHidden="0" w:uiPriority="0" w:unhideWhenUsed="0"/>
-    <w:lsdException w:name="List" w:semiHidden="0" w:uiPriority="0" w:unhideWhenUsed="0"/>
-    <w:lsdException w:name="List Bullet" w:semiHidden="0" w:uiPriority="0" w:unhideWhenUsed="0"/>
-    <w:lsdException w:name="List Number" w:semiHidden="0" w:uiPriority="0" w:unhideWhenUsed="0"/>
-    <w:lsdException w:name="List 2" w:semiHidden="0" w:uiPriority="0" w:unhideWhenUsed="0"/>
-    <w:lsdException w:name="List 3" w:semiHidden="0" w:uiPriority="0" w:unhideWhenUsed="0"/>
-    <w:lsdException w:name="List 4" w:semiHidden="0" w:uiPriority="0" w:unhideWhenUsed="0"/>
-    <w:lsdException w:name="List 5" w:semiHidden="0" w:uiPriority="0" w:unhideWhenUsed="0"/>
-    <w:lsdException w:name="List Bullet 2" w:semiHidden="0" w:uiPriority="0" w:unhideWhenUsed="0"/>
-    <w:lsdException w:name="List Bullet 3" w:semiHidden="0" w:uiPriority="0" w:unhideWhenUsed="0"/>
-    <w:lsdException w:name="List Bullet 4" w:semiHidden="0" w:uiPriority="0" w:unhideWhenUsed="0"/>
-    <w:lsdException w:name="List Bullet 5" w:semiHidden="0" w:uiPriority="0" w:unhideWhenUsed="0"/>
-    <w:lsdException w:name="List Number 2" w:semiHidden="0" w:uiPriority="0" w:unhideWhenUsed="0"/>
-    <w:lsdException w:name="List Number 3" w:semiHidden="0" w:uiPriority="0" w:unhideWhenUsed="0"/>
-    <w:lsdException w:name="List Number 4" w:semiHidden="0" w:uiPriority="0" w:unhideWhenUsed="0"/>
-    <w:lsdException w:name="List Number 5" w:semiHidden="0" w:uiPriority="0" w:unhideWhenUsed="0"/>
-    <w:lsdException w:name="Title" w:semiHidden="0" w:uiPriority="0" w:unhideWhenUsed="0" w:qFormat="1"/>
-    <w:lsdException w:name="Closing" w:semiHidden="0" w:uiPriority="0" w:unhideWhenUsed="0"/>
-    <w:lsdException w:name="Signature" w:semiHidden="0" w:uiPriority="0" w:unhideWhenUsed="0"/>
-    <w:lsdException w:name="Default Paragraph Font" w:uiPriority="0" w:unhideWhenUsed="0" w:qFormat="1"/>
-    <w:lsdException w:name="Body Text" w:uiPriority="0" w:unhideWhenUsed="0" w:qFormat="1"/>
-    <w:lsdException w:name="Body Text Indent" w:semiHidden="0" w:uiPriority="0" w:unhideWhenUsed="0"/>
-    <w:lsdException w:name="List Continue" w:semiHidden="0" w:uiPriority="0" w:unhideWhenUsed="0"/>
-    <w:lsdException w:name="List Continue 2" w:semiHidden="0" w:uiPriority="0" w:unhideWhenUsed="0"/>
-    <w:lsdException w:name="List Continue 3" w:semiHidden="0" w:uiPriority="0" w:unhideWhenUsed="0"/>
-    <w:lsdException w:name="List Continue 4" w:semiHidden="0" w:uiPriority="0" w:unhideWhenUsed="0"/>
-    <w:lsdException w:name="List Continue 5" w:semiHidden="0" w:uiPriority="0" w:unhideWhenUsed="0"/>
-    <w:lsdException w:name="Message Header" w:semiHidden="0" w:uiPriority="0" w:unhideWhenUsed="0"/>
-    <w:lsdException w:name="Subtitle" w:semiHidden="0" w:uiPriority="0" w:unhideWhenUsed="0" w:qFormat="1"/>
-    <w:lsdException w:name="Salutation" w:semiHidden="0" w:uiPriority="0" w:unhideWhenUsed="0"/>
-    <w:lsdException w:name="Date" w:semiHidden="0" w:uiPriority="0" w:unhideWhenUsed="0"/>
-    <w:lsdException w:name="Body Text First Indent" w:semiHidden="0" w:uiPriority="0" w:unhideWhenUsed="0"/>
-    <w:lsdException w:name="Body Text First Indent 2" w:semiHidden="0" w:uiPriority="0" w:unhideWhenUsed="0"/>
-    <w:lsdException w:name="Body Text 2" w:semiHidden="0" w:uiPriority="0" w:unhideWhenUsed="0"/>
-    <w:lsdException w:name="Body Text 3" w:semiHidden="0" w:uiPriority="0" w:unhideWhenUsed="0"/>
-    <w:lsdException w:name="Body Text Indent 2" w:semiHidden="0" w:uiPriority="0" w:unhideWhenUsed="0"/>
-    <w:lsdException w:name="Body Text Indent 3" w:semiHidden="0" w:uiPriority="0" w:unhideWhenUsed="0"/>
-    <w:lsdException w:name="Block Text" w:semiHidden="0" w:uiPriority="0" w:unhideWhenUsed="0"/>
-    <w:lsdException w:name="Hyperlink" w:semiHidden="0" w:uiPriority="0" w:unhideWhenUsed="0"/>
-    <w:lsdException w:name="FollowedHyperlink" w:semiHidden="0" w:uiPriority="0" w:unhideWhenUsed="0"/>
-    <w:lsdException w:name="Strong" w:semiHidden="0" w:uiPriority="0" w:unhideWhenUsed="0" w:qFormat="1"/>
-    <w:lsdException w:name="Emphasis" w:semiHidden="0" w:uiPriority="0" w:unhideWhenUsed="0" w:qFormat="1"/>
-    <w:lsdException w:name="Document Map" w:semiHidden="0" w:uiPriority="0" w:unhideWhenUsed="0"/>
-    <w:lsdException w:name="Plain Text" w:semiHidden="0" w:uiPriority="0" w:unhideWhenUsed="0"/>
-    <w:lsdException w:name="E-mail Signature" w:semiHidden="0" w:uiPriority="0" w:unhideWhenUsed="0"/>
-    <w:lsdException w:name="Normal (Web)" w:semiHidden="0" w:uiPriority="0" w:unhideWhenUsed="0" w:qFormat="1"/>
-    <w:lsdException w:name="HTML Acronym" w:semiHidden="0" w:uiPriority="0" w:unhideWhenUsed="0"/>
-    <w:lsdException w:name="HTML Address" w:semiHidden="0" w:uiPriority="0" w:unhideWhenUsed="0"/>
-    <w:lsdException w:name="HTML Cite" w:semiHidden="0" w:uiPriority="0" w:unhideWhenUsed="0"/>
-    <w:lsdException w:name="HTML Code" w:semiHidden="0" w:uiPriority="0" w:unhideWhenUsed="0"/>
-    <w:lsdException w:name="HTML Definition" w:semiHidden="0" w:uiPriority="0" w:unhideWhenUsed="0"/>
-    <w:lsdException w:name="HTML Keyboard" w:semiHidden="0" w:uiPriority="0" w:unhideWhenUsed="0"/>
-    <w:lsdException w:name="HTML Preformatted" w:semiHidden="0" w:uiPriority="0" w:unhideWhenUsed="0"/>
-    <w:lsdException w:name="HTML Sample" w:semiHidden="0" w:uiPriority="0" w:unhideWhenUsed="0"/>
-    <w:lsdException w:name="HTML Typewriter" w:semiHidden="0" w:uiPriority="0" w:unhideWhenUsed="0"/>
-    <w:lsdException w:name="HTML Variable" w:semiHidden="0" w:uiPriority="0" w:unhideWhenUsed="0"/>
-    <w:lsdException w:name="Normal Table" w:uiPriority="0" w:unhideWhenUsed="0" w:qFormat="1"/>
-    <w:lsdException w:name="annotation subject" w:semiHidden="0" w:uiPriority="0" w:unhideWhenUsed="0"/>
-    <w:lsdException w:name="Table Simple 1" w:semiHidden="0" w:uiPriority="0" w:unhideWhenUsed="0"/>
-    <w:lsdException w:name="Table Simple 2" w:semiHidden="0" w:uiPriority="0" w:unhideWhenUsed="0"/>
-    <w:lsdException w:name="Table Simple 3" w:semiHidden="0" w:uiPriority="0" w:unhideWhenUsed="0"/>
-    <w:lsdException w:name="Table Classic 1" w:semiHidden="0" w:uiPriority="0" w:unhideWhenUsed="0"/>
-    <w:lsdException w:name="Table Classic 2" w:semiHidden="0" w:uiPriority="0" w:unhideWhenUsed="0"/>
-    <w:lsdException w:name="Table Classic 3" w:semiHidden="0" w:uiPriority="0" w:unhideWhenUsed="0"/>
-    <w:lsdException w:name="Table Classic 4" w:semiHidden="0" w:uiPriority="0" w:unhideWhenUsed="0"/>
-    <w:lsdException w:name="Table Colorful 1" w:semiHidden="0" w:uiPriority="0" w:unhideWhenUsed="0"/>
-    <w:lsdException w:name="Table Colorful 2" w:semiHidden="0" w:uiPriority="0" w:unhideWhenUsed="0"/>
-    <w:lsdException w:name="Table Colorful 3" w:semiHidden="0" w:uiPriority="0" w:unhideWhenUsed="0"/>
-    <w:lsdException w:name="Table Columns 1" w:semiHidden="0" w:uiPriority="0" w:unhideWhenUsed="0"/>
-    <w:lsdException w:name="Table Columns 2" w:semiHidden="0" w:uiPriority="0" w:unhideWhenUsed="0"/>
-    <w:lsdException w:name="Table Columns 3" w:semiHidden="0" w:uiPriority="0" w:unhideWhenUsed="0"/>
-    <w:lsdException w:name="Table Columns 4" w:semiHidden="0" w:uiPriority="0" w:unhideWhenUsed="0"/>
-    <w:lsdException w:name="Table Columns 5" w:semiHidden="0" w:uiPriority="0" w:unhideWhenUsed="0"/>
-    <w:lsdException w:name="Table Grid 1" w:semiHidden="0" w:uiPriority="0" w:unhideWhenUsed="0"/>
-    <w:lsdException w:name="Table Grid 2" w:semiHidden="0" w:uiPriority="0" w:unhideWhenUsed="0"/>
-    <w:lsdException w:name="Table Grid 3" w:semiHidden="0" w:uiPriority="0" w:unhideWhenUsed="0"/>
-    <w:lsdException w:name="Table Grid 4" w:semiHidden="0" w:uiPriority="0" w:unhideWhenUsed="0"/>
-    <w:lsdException w:name="Table Grid 5" w:semiHidden="0" w:uiPriority="0" w:unhideWhenUsed="0"/>
-    <w:lsdException w:name="Table Grid 6" w:semiHidden="0" w:uiPriority="0" w:unhideWhenUsed="0"/>
-    <w:lsdException w:name="Table Grid 7" w:semiHidden="0" w:uiPriority="0" w:unhideWhenUsed="0"/>
-    <w:lsdException w:name="Table Grid 8" w:semiHidden="0" w:uiPriority="0" w:unhideWhenUsed="0"/>
-    <w:lsdException w:name="Table List 1" w:semiHidden="0" w:uiPriority="0" w:unhideWhenUsed="0"/>
-    <w:lsdException w:name="Table List 2" w:semiHidden="0" w:uiPriority="0" w:unhideWhenUsed="0"/>
-    <w:lsdException w:name="Table List 3" w:semiHidden="0" w:uiPriority="0" w:unhideWhenUsed="0"/>
-    <w:lsdException w:name="Table List 4" w:semiHidden="0" w:uiPriority="0" w:unhideWhenUsed="0"/>
-    <w:lsdException w:name="Table List 5" w:semiHidden="0" w:uiPriority="0" w:unhideWhenUsed="0"/>
-    <w:lsdException w:name="Table List 6" w:semiHidden="0" w:uiPriority="0" w:unhideWhenUsed="0"/>
-    <w:lsdException w:name="Table List 7" w:semiHidden="0" w:uiPriority="0" w:unhideWhenUsed="0"/>
-    <w:lsdException w:name="Table List 8" w:semiHidden="0" w:uiPriority="0" w:unhideWhenUsed="0"/>
-    <w:lsdException w:name="Table 3D effects 1" w:semiHidden="0" w:uiPriority="0" w:unhideWhenUsed="0"/>
-    <w:lsdException w:name="Table 3D effects 2" w:semiHidden="0" w:uiPriority="0" w:unhideWhenUsed="0"/>
-    <w:lsdException w:name="Table 3D effects 3" w:semiHidden="0" w:uiPriority="0" w:unhideWhenUsed="0"/>
-    <w:lsdException w:name="Table Contemporary" w:semiHidden="0" w:uiPriority="0" w:unhideWhenUsed="0"/>
-    <w:lsdException w:name="Table Elegant" w:semiHidden="0" w:uiPriority="0" w:unhideWhenUsed="0"/>
-    <w:lsdException w:name="Table Professional" w:semiHidden="0" w:uiPriority="0" w:unhideWhenUsed="0"/>
-    <w:lsdException w:name="Table Subtle 1" w:semiHidden="0" w:uiPriority="0" w:unhideWhenUsed="0"/>
-    <w:lsdException w:name="Table Subtle 2" w:semiHidden="0" w:uiPriority="0" w:unhideWhenUsed="0"/>
-    <w:lsdException w:name="Table Web 1" w:semiHidden="0" w:uiPriority="0" w:unhideWhenUsed="0"/>
-    <w:lsdException w:name="Table Web 2" w:semiHidden="0" w:uiPriority="0" w:unhideWhenUsed="0"/>
-    <w:lsdException w:name="Table Web 3" w:semiHidden="0" w:uiPriority="0" w:unhideWhenUsed="0"/>
-    <w:lsdException w:name="Balloon Text" w:semiHidden="0" w:uiPriority="0" w:unhideWhenUsed="0"/>
-    <w:lsdException w:name="Table Grid" w:semiHidden="0" w:uiPriority="0" w:unhideWhenUsed="0" w:qFormat="1"/>
-    <w:lsdException w:name="Table Theme" w:semiHidden="0" w:uiPriority="0" w:unhideWhenUsed="0"/>
-    <w:lsdException w:name="Light Shading" w:semiHidden="0" w:uiPriority="60" w:unhideWhenUsed="0"/>
-    <w:lsdException w:name="Light List" w:semiHidden="0" w:uiPriority="61" w:unhideWhenUsed="0"/>
-    <w:lsdException w:name="Light Grid" w:semiHidden="0" w:uiPriority="62" w:unhideWhenUsed="0"/>
-    <w:lsdException w:name="Medium Shading 1" w:semiHidden="0" w:uiPriority="63" w:unhideWhenUsed="0"/>
-    <w:lsdException w:name="Medium Shading 2" w:semiHidden="0" w:uiPriority="64" w:unhideWhenUsed="0"/>
-    <w:lsdException w:name="Medium List 1" w:semiHidden="0" w:uiPriority="65" w:unhideWhenUsed="0"/>
-    <w:lsdException w:name="Medium List 2" w:semiHidden="0" w:uiPriority="66" w:unhideWhenUsed="0"/>
-    <w:lsdException w:name="Medium Grid 1" w:semiHidden="0" w:uiPriority="67" w:unhideWhenUsed="0"/>
-    <w:lsdException w:name="Medium Grid 2" w:semiHidden="0" w:uiPriority="68" w:unhideWhenUsed="0"/>
-    <w:lsdException w:name="Medium Grid 3" w:semiHidden="0" w:uiPriority="69" w:unhideWhenUsed="0"/>
-    <w:lsdException w:name="Dark List" w:semiHidden="0" w:uiPriority="70" w:unhideWhenUsed="0"/>
-    <w:lsdException w:name="Colorful Shading" w:semiHidden="0" w:uiPriority="71" w:unhideWhenUsed="0"/>
-    <w:lsdException w:name="Colorful List" w:semiHidden="0" w:uiPriority="72" w:unhideWhenUsed="0"/>
-    <w:lsdException w:name="Colorful Grid" w:semiHidden="0" w:uiPriority="73" w:unhideWhenUsed="0"/>
-    <w:lsdException w:name="Light Shading Accent 1" w:semiHidden="0" w:uiPriority="60" w:unhideWhenUsed="0"/>
-    <w:lsdException w:name="Light List Accent 1" w:semiHidden="0" w:uiPriority="61" w:unhideWhenUsed="0"/>
-    <w:lsdException w:name="Light Grid Accent 1" w:semiHidden="0" w:uiPriority="62" w:unhideWhenUsed="0"/>
-    <w:lsdException w:name="Medium Shading 1 Accent 1" w:semiHidden="0" w:uiPriority="63" w:unhideWhenUsed="0"/>
-    <w:lsdException w:name="Medium Shading 2 Accent 1" w:semiHidden="0" w:uiPriority="64" w:unhideWhenUsed="0"/>
-    <w:lsdException w:name="Medium List 1 Accent 1" w:semiHidden="0" w:uiPriority="65" w:unhideWhenUsed="0"/>
-    <w:lsdException w:name="Medium List 2 Accent 1" w:semiHidden="0" w:uiPriority="66" w:unhideWhenUsed="0"/>
-    <w:lsdException w:name="Medium Grid 1 Accent 1" w:semiHidden="0" w:uiPriority="67" w:unhideWhenUsed="0"/>
-    <w:lsdException w:name="Medium Grid 2 Accent 1" w:semiHidden="0" w:uiPriority="68" w:unhideWhenUsed="0"/>
-    <w:lsdException w:name="Medium Grid 3 Accent 1" w:semiHidden="0" w:uiPriority="69" w:unhideWhenUsed="0"/>
-    <w:lsdException w:name="Dark List Accent 1" w:semiHidden="0" w:uiPriority="70" w:unhideWhenUsed="0"/>
-    <w:lsdException w:name="Colorful Shading Accent 1" w:semiHidden="0" w:uiPriority="71" w:unhideWhenUsed="0"/>
-    <w:lsdException w:name="Colorful List Accent 1" w:semiHidden="0" w:uiPriority="72" w:unhideWhenUsed="0"/>
-    <w:lsdException w:name="Colorful Grid Accent 1" w:semiHidden="0" w:uiPriority="73" w:unhideWhenUsed="0"/>
-    <w:lsdException w:name="Light Shading Accent 2" w:semiHidden="0" w:uiPriority="60" w:unhideWhenUsed="0"/>
-    <w:lsdException w:name="Light List Accent 2" w:semiHidden="0" w:uiPriority="61" w:unhideWhenUsed="0"/>
-    <w:lsdException w:name="Light Grid Accent 2" w:semiHidden="0" w:uiPriority="62" w:unhideWhenUsed="0"/>
-    <w:lsdException w:name="Medium Shading 1 Accent 2" w:semiHidden="0" w:uiPriority="63" w:unhideWhenUsed="0"/>
-    <w:lsdException w:name="Medium Shading 2 Accent 2" w:semiHidden="0" w:uiPriority="64" w:unhideWhenUsed="0"/>
-    <w:lsdException w:name="Medium List 1 Accent 2" w:semiHidden="0" w:uiPriority="65" w:unhideWhenUsed="0"/>
-    <w:lsdException w:name="Medium List 2 Accent 2" w:semiHidden="0" w:uiPriority="66" w:unhideWhenUsed="0"/>
-    <w:lsdException w:name="Medium Grid 1 Accent 2" w:semiHidden="0" w:uiPriority="67" w:unhideWhenUsed="0"/>
-    <w:lsdException w:name="Medium Grid 2 Accent 2" w:semiHidden="0" w:uiPriority="68" w:unhideWhenUsed="0"/>
-    <w:lsdException w:name="Medium Grid 3 Accent 2" w:semiHidden="0" w:uiPriority="69" w:unhideWhenUsed="0"/>
-    <w:lsdException w:name="Dark List Accent 2" w:semiHidden="0" w:uiPriority="70" w:unhideWhenUsed="0"/>
-    <w:lsdException w:name="Colorful Shading Accent 2" w:semiHidden="0" w:uiPriority="71" w:unhideWhenUsed="0"/>
-    <w:lsdException w:name="Colorful List Accent 2" w:semiHidden="0" w:uiPriority="72" w:unhideWhenUsed="0"/>
-    <w:lsdException w:name="Colorful Grid Accent 2" w:semiHidden="0" w:uiPriority="73" w:unhideWhenUsed="0"/>
-    <w:lsdException w:name="Light Shading Accent 3" w:semiHidden="0" w:uiPriority="60" w:unhideWhenUsed="0"/>
-    <w:lsdException w:name="Light List Accent 3" w:semiHidden="0" w:uiPriority="61" w:unhideWhenUsed="0"/>
-    <w:lsdException w:name="Light Grid Accent 3" w:semiHidden="0" w:uiPriority="62" w:unhideWhenUsed="0"/>
-    <w:lsdException w:name="Medium Shading 1 Accent 3" w:semiHidden="0" w:uiPriority="63" w:unhideWhenUsed="0"/>
-    <w:lsdException w:name="Medium Shading 2 Accent 3" w:semiHidden="0" w:uiPriority="64" w:unhideWhenUsed="0"/>
-    <w:lsdException w:name="Medium List 1 Accent 3" w:semiHidden="0" w:uiPriority="65" w:unhideWhenUsed="0"/>
-    <w:lsdException w:name="Medium List 2 Accent 3" w:semiHidden="0" w:uiPriority="66" w:unhideWhenUsed="0"/>
-    <w:lsdException w:name="Medium Grid 1 Accent 3" w:semiHidden="0" w:uiPriority="67" w:unhideWhenUsed="0"/>
-    <w:lsdException w:name="Medium Grid 2 Accent 3" w:semiHidden="0" w:uiPriority="68" w:unhideWhenUsed="0"/>
-    <w:lsdException w:name="Medium Grid 3 Accent 3" w:semiHidden="0" w:uiPriority="69" w:unhideWhenUsed="0"/>
-    <w:lsdException w:name="Dark List Accent 3" w:semiHidden="0" w:uiPriority="70" w:unhideWhenUsed="0"/>
-    <w:lsdException w:name="Colorful Shading Accent 3" w:semiHidden="0" w:uiPriority="71" w:unhideWhenUsed="0"/>
-    <w:lsdException w:name="Colorful List Accent 3" w:semiHidden="0" w:uiPriority="72" w:unhideWhenUsed="0"/>
-    <w:lsdException w:name="Colorful Grid Accent 3" w:semiHidden="0" w:uiPriority="73" w:unhideWhenUsed="0"/>
-    <w:lsdException w:name="Light Shading Accent 4" w:semiHidden="0" w:uiPriority="60" w:unhideWhenUsed="0"/>
-    <w:lsdException w:name="Light List Accent 4" w:semiHidden="0" w:uiPriority="61" w:unhideWhenUsed="0"/>
-    <w:lsdException w:name="Light Grid Accent 4" w:semiHidden="0" w:uiPriority="62" w:unhideWhenUsed="0"/>
-    <w:lsdException w:name="Medium Shading 1 Accent 4" w:semiHidden="0" w:uiPriority="63" w:unhideWhenUsed="0"/>
-    <w:lsdException w:name="Medium Shading 2 Accent 4" w:semiHidden="0" w:uiPriority="64" w:unhideWhenUsed="0"/>
-    <w:lsdException w:name="Medium List 1 Accent 4" w:semiHidden="0" w:uiPriority="65" w:unhideWhenUsed="0"/>
-    <w:lsdException w:name="Medium List 2 Accent 4" w:semiHidden="0" w:uiPriority="66" w:unhideWhenUsed="0"/>
-    <w:lsdException w:name="Medium Grid 1 Accent 4" w:semiHidden="0" w:uiPriority="67" w:unhideWhenUsed="0"/>
-    <w:lsdException w:name="Medium Grid 2 Accent 4" w:semiHidden="0" w:uiPriority="68" w:unhideWhenUsed="0"/>
-    <w:lsdException w:name="Medium Grid 3 Accent 4" w:semiHidden="0" w:uiPriority="69" w:unhideWhenUsed="0"/>
-    <w:lsdException w:name="Dark List Accent 4" w:semiHidden="0" w:uiPriority="70" w:unhideWhenUsed="0"/>
-    <w:lsdException w:name="Colorful Shading Accent 4" w:semiHidden="0" w:uiPriority="71" w:unhideWhenUsed="0"/>
-    <w:lsdException w:name="Colorful List Accent 4" w:semiHidden="0" w:uiPriority="72" w:unhideWhenUsed="0"/>
-    <w:lsdException w:name="Colorful Grid Accent 4" w:semiHidden="0" w:uiPriority="73" w:unhideWhenUsed="0"/>
-    <w:lsdException w:name="Light Shading Accent 5" w:semiHidden="0" w:uiPriority="60" w:unhideWhenUsed="0"/>
-    <w:lsdException w:name="Light List Accent 5" w:semiHidden="0" w:uiPriority="61" w:unhideWhenUsed="0"/>
-    <w:lsdException w:name="Light Grid Accent 5" w:semiHidden="0" w:uiPriority="62" w:unhideWhenUsed="0"/>
-    <w:lsdException w:name="Medium Shading 1 Accent 5" w:semiHidden="0" w:uiPriority="63" w:unhideWhenUsed="0"/>
-    <w:lsdException w:name="Medium Shading 2 Accent 5" w:semiHidden="0" w:uiPriority="64" w:unhideWhenUsed="0"/>
-    <w:lsdException w:name="Medium List 1 Accent 5" w:semiHidden="0" w:uiPriority="65" w:unhideWhenUsed="0"/>
-    <w:lsdException w:name="Medium List 2 Accent 5" w:semiHidden="0" w:uiPriority="66" w:unhideWhenUsed="0"/>
-    <w:lsdException w:name="Medium Grid 1 Accent 5" w:semiHidden="0" w:uiPriority="67" w:unhideWhenUsed="0"/>
-    <w:lsdException w:name="Medium Grid 2 Accent 5" w:semiHidden="0" w:uiPriority="68" w:unhideWhenUsed="0"/>
-    <w:lsdException w:name="Medium Grid 3 Accent 5" w:semiHidden="0" w:uiPriority="69" w:unhideWhenUsed="0"/>
-    <w:lsdException w:name="Dark List Accent 5" w:semiHidden="0" w:uiPriority="70" w:unhideWhenUsed="0"/>
-    <w:lsdException w:name="Colorful Shading Accent 5" w:semiHidden="0" w:uiPriority="71" w:unhideWhenUsed="0"/>
-    <w:lsdException w:name="Colorful List Accent 5" w:semiHidden="0" w:uiPriority="72" w:unhideWhenUsed="0"/>
-    <w:lsdException w:name="Colorful Grid Accent 5" w:semiHidden="0" w:uiPriority="73" w:unhideWhenUsed="0"/>
-    <w:lsdException w:name="Light Shading Accent 6" w:semiHidden="0" w:uiPriority="60" w:unhideWhenUsed="0"/>
-    <w:lsdException w:name="Light List Accent 6" w:semiHidden="0" w:uiPriority="61" w:unhideWhenUsed="0"/>
-    <w:lsdException w:name="Light Grid Accent 6" w:semiHidden="0" w:uiPriority="62" w:unhideWhenUsed="0"/>
-    <w:lsdException w:name="Medium Shading 1 Accent 6" w:semiHidden="0" w:uiPriority="63" w:unhideWhenUsed="0"/>
-    <w:lsdException w:name="Medium Shading 2 Accent 6" w:semiHidden="0" w:uiPriority="64" w:unhideWhenUsed="0"/>
-    <w:lsdException w:name="Medium List 1 Accent 6" w:semiHidden="0" w:uiPriority="65" w:unhideWhenUsed="0"/>
-    <w:lsdException w:name="Medium List 2 Accent 6" w:semiHidden="0" w:uiPriority="66" w:unhideWhenUsed="0"/>
-    <w:lsdException w:name="Medium Grid 1 Accent 6" w:semiHidden="0" w:uiPriority="67" w:unhideWhenUsed="0"/>
-    <w:lsdException w:name="Medium Grid 2 Accent 6" w:semiHidden="0" w:uiPriority="68" w:unhideWhenUsed="0"/>
-    <w:lsdException w:name="Medium Grid 3 Accent 6" w:semiHidden="0" w:uiPriority="69" w:unhideWhenUsed="0"/>
-    <w:lsdException w:name="Dark List Accent 6" w:semiHidden="0" w:uiPriority="70" w:unhideWhenUsed="0"/>
-    <w:lsdException w:name="Colorful Shading Accent 6" w:semiHidden="0" w:uiPriority="71" w:unhideWhenUsed="0"/>
-    <w:lsdException w:name="Colorful List Accent 6" w:semiHidden="0" w:uiPriority="72" w:unhideWhenUsed="0"/>
-    <w:lsdException w:name="Colorful Grid Accent 6" w:semiHidden="0" w:uiPriority="73" w:unhideWhenUsed="0"/>
+  <w:latentStyles w:count="260" w:defQFormat="0" w:defUnhideWhenUsed="1" w:defSemiHidden="1" w:defUIPriority="99" w:defLockedState="0">
+    <w:lsdException w:qFormat="1" w:unhideWhenUsed="0" w:uiPriority="0" w:semiHidden="0" w:name="Normal"/>
+    <w:lsdException w:qFormat="1" w:unhideWhenUsed="0" w:uiPriority="0" w:semiHidden="0" w:name="heading 1"/>
+    <w:lsdException w:qFormat="1" w:uiPriority="0" w:semiHidden="0" w:name="heading 2"/>
+    <w:lsdException w:qFormat="1" w:uiPriority="0" w:name="heading 3"/>
+    <w:lsdException w:qFormat="1" w:uiPriority="0" w:semiHidden="0" w:name="heading 4"/>
+    <w:lsdException w:qFormat="1" w:uiPriority="0" w:name="heading 5"/>
+    <w:lsdException w:qFormat="1" w:uiPriority="0" w:name="heading 6"/>
+    <w:lsdException w:qFormat="1" w:uiPriority="0" w:name="heading 7"/>
+    <w:lsdException w:qFormat="1" w:uiPriority="0" w:name="heading 8"/>
+    <w:lsdException w:qFormat="1" w:uiPriority="0" w:name="heading 9"/>
+    <w:lsdException w:unhideWhenUsed="0" w:uiPriority="0" w:semiHidden="0" w:name="index 1"/>
+    <w:lsdException w:unhideWhenUsed="0" w:uiPriority="0" w:semiHidden="0" w:name="index 2"/>
+    <w:lsdException w:unhideWhenUsed="0" w:uiPriority="0" w:semiHidden="0" w:name="index 3"/>
+    <w:lsdException w:unhideWhenUsed="0" w:uiPriority="0" w:semiHidden="0" w:name="index 4"/>
+    <w:lsdException w:unhideWhenUsed="0" w:uiPriority="0" w:semiHidden="0" w:name="index 5"/>
+    <w:lsdException w:unhideWhenUsed="0" w:uiPriority="0" w:semiHidden="0" w:name="index 6"/>
+    <w:lsdException w:unhideWhenUsed="0" w:uiPriority="0" w:semiHidden="0" w:name="index 7"/>
+    <w:lsdException w:unhideWhenUsed="0" w:uiPriority="0" w:semiHidden="0" w:name="index 8"/>
+    <w:lsdException w:unhideWhenUsed="0" w:uiPriority="0" w:semiHidden="0" w:name="index 9"/>
+    <w:lsdException w:qFormat="1" w:unhideWhenUsed="0" w:uiPriority="0" w:semiHidden="0" w:name="toc 1"/>
+    <w:lsdException w:qFormat="1" w:unhideWhenUsed="0" w:uiPriority="0" w:semiHidden="0" w:name="toc 2"/>
+    <w:lsdException w:qFormat="1" w:unhideWhenUsed="0" w:uiPriority="0" w:semiHidden="0" w:name="toc 3"/>
+    <w:lsdException w:unhideWhenUsed="0" w:uiPriority="0" w:semiHidden="0" w:name="toc 4"/>
+    <w:lsdException w:unhideWhenUsed="0" w:uiPriority="0" w:semiHidden="0" w:name="toc 5"/>
+    <w:lsdException w:unhideWhenUsed="0" w:uiPriority="0" w:semiHidden="0" w:name="toc 6"/>
+    <w:lsdException w:unhideWhenUsed="0" w:uiPriority="0" w:semiHidden="0" w:name="toc 7"/>
+    <w:lsdException w:unhideWhenUsed="0" w:uiPriority="0" w:semiHidden="0" w:name="toc 8"/>
+    <w:lsdException w:unhideWhenUsed="0" w:uiPriority="0" w:semiHidden="0" w:name="toc 9"/>
+    <w:lsdException w:unhideWhenUsed="0" w:uiPriority="0" w:semiHidden="0" w:name="Normal Indent"/>
+    <w:lsdException w:unhideWhenUsed="0" w:uiPriority="0" w:semiHidden="0" w:name="footnote text"/>
+    <w:lsdException w:qFormat="1" w:unhideWhenUsed="0" w:uiPriority="0" w:semiHidden="0" w:name="annotation text"/>
+    <w:lsdException w:qFormat="1" w:unhideWhenUsed="0" w:uiPriority="0" w:semiHidden="0" w:name="header"/>
+    <w:lsdException w:qFormat="1" w:unhideWhenUsed="0" w:uiPriority="0" w:semiHidden="0" w:name="footer"/>
+    <w:lsdException w:unhideWhenUsed="0" w:uiPriority="0" w:semiHidden="0" w:name="index heading"/>
+    <w:lsdException w:qFormat="1" w:uiPriority="0" w:name="caption"/>
+    <w:lsdException w:unhideWhenUsed="0" w:uiPriority="0" w:semiHidden="0" w:name="table of figures"/>
+    <w:lsdException w:unhideWhenUsed="0" w:uiPriority="0" w:semiHidden="0" w:name="envelope address"/>
+    <w:lsdException w:unhideWhenUsed="0" w:uiPriority="0" w:semiHidden="0" w:name="envelope return"/>
+    <w:lsdException w:unhideWhenUsed="0" w:uiPriority="0" w:semiHidden="0" w:name="footnote reference"/>
+    <w:lsdException w:unhideWhenUsed="0" w:uiPriority="0" w:semiHidden="0" w:name="annotation reference"/>
+    <w:lsdException w:unhideWhenUsed="0" w:uiPriority="0" w:semiHidden="0" w:name="line number"/>
+    <w:lsdException w:unhideWhenUsed="0" w:uiPriority="0" w:semiHidden="0" w:name="page number"/>
+    <w:lsdException w:unhideWhenUsed="0" w:uiPriority="0" w:semiHidden="0" w:name="endnote reference"/>
+    <w:lsdException w:unhideWhenUsed="0" w:uiPriority="0" w:semiHidden="0" w:name="endnote text"/>
+    <w:lsdException w:unhideWhenUsed="0" w:uiPriority="0" w:semiHidden="0" w:name="table of authorities"/>
+    <w:lsdException w:unhideWhenUsed="0" w:uiPriority="0" w:semiHidden="0" w:name="macro"/>
+    <w:lsdException w:unhideWhenUsed="0" w:uiPriority="0" w:semiHidden="0" w:name="toa heading"/>
+    <w:lsdException w:unhideWhenUsed="0" w:uiPriority="0" w:semiHidden="0" w:name="List"/>
+    <w:lsdException w:unhideWhenUsed="0" w:uiPriority="0" w:semiHidden="0" w:name="List Bullet"/>
+    <w:lsdException w:unhideWhenUsed="0" w:uiPriority="0" w:semiHidden="0" w:name="List Number"/>
+    <w:lsdException w:unhideWhenUsed="0" w:uiPriority="0" w:semiHidden="0" w:name="List 2"/>
+    <w:lsdException w:unhideWhenUsed="0" w:uiPriority="0" w:semiHidden="0" w:name="List 3"/>
+    <w:lsdException w:unhideWhenUsed="0" w:uiPriority="0" w:semiHidden="0" w:name="List 4"/>
+    <w:lsdException w:unhideWhenUsed="0" w:uiPriority="0" w:semiHidden="0" w:name="List 5"/>
+    <w:lsdException w:unhideWhenUsed="0" w:uiPriority="0" w:semiHidden="0" w:name="List Bullet 2"/>
+    <w:lsdException w:unhideWhenUsed="0" w:uiPriority="0" w:semiHidden="0" w:name="List Bullet 3"/>
+    <w:lsdException w:unhideWhenUsed="0" w:uiPriority="0" w:semiHidden="0" w:name="List Bullet 4"/>
+    <w:lsdException w:unhideWhenUsed="0" w:uiPriority="0" w:semiHidden="0" w:name="List Bullet 5"/>
+    <w:lsdException w:unhideWhenUsed="0" w:uiPriority="0" w:semiHidden="0" w:name="List Number 2"/>
+    <w:lsdException w:unhideWhenUsed="0" w:uiPriority="0" w:semiHidden="0" w:name="List Number 3"/>
+    <w:lsdException w:unhideWhenUsed="0" w:uiPriority="0" w:semiHidden="0" w:name="List Number 4"/>
+    <w:lsdException w:unhideWhenUsed="0" w:uiPriority="0" w:semiHidden="0" w:name="List Number 5"/>
+    <w:lsdException w:qFormat="1" w:unhideWhenUsed="0" w:uiPriority="0" w:semiHidden="0" w:name="Title"/>
+    <w:lsdException w:unhideWhenUsed="0" w:uiPriority="0" w:semiHidden="0" w:name="Closing"/>
+    <w:lsdException w:unhideWhenUsed="0" w:uiPriority="0" w:semiHidden="0" w:name="Signature"/>
+    <w:lsdException w:qFormat="1" w:unhideWhenUsed="0" w:uiPriority="0" w:name="Default Paragraph Font"/>
+    <w:lsdException w:qFormat="1" w:unhideWhenUsed="0" w:uiPriority="0" w:name="Body Text"/>
+    <w:lsdException w:unhideWhenUsed="0" w:uiPriority="0" w:semiHidden="0" w:name="Body Text Indent"/>
+    <w:lsdException w:unhideWhenUsed="0" w:uiPriority="0" w:semiHidden="0" w:name="List Continue"/>
+    <w:lsdException w:unhideWhenUsed="0" w:uiPriority="0" w:semiHidden="0" w:name="List Continue 2"/>
+    <w:lsdException w:unhideWhenUsed="0" w:uiPriority="0" w:semiHidden="0" w:name="List Continue 3"/>
+    <w:lsdException w:unhideWhenUsed="0" w:uiPriority="0" w:semiHidden="0" w:name="List Continue 4"/>
+    <w:lsdException w:unhideWhenUsed="0" w:uiPriority="0" w:semiHidden="0" w:name="List Continue 5"/>
+    <w:lsdException w:unhideWhenUsed="0" w:uiPriority="0" w:semiHidden="0" w:name="Message Header"/>
+    <w:lsdException w:qFormat="1" w:unhideWhenUsed="0" w:uiPriority="0" w:semiHidden="0" w:name="Subtitle"/>
+    <w:lsdException w:unhideWhenUsed="0" w:uiPriority="0" w:semiHidden="0" w:name="Salutation"/>
+    <w:lsdException w:unhideWhenUsed="0" w:uiPriority="0" w:semiHidden="0" w:name="Date"/>
+    <w:lsdException w:unhideWhenUsed="0" w:uiPriority="0" w:semiHidden="0" w:name="Body Text First Indent"/>
+    <w:lsdException w:unhideWhenUsed="0" w:uiPriority="0" w:semiHidden="0" w:name="Body Text First Indent 2"/>
+    <w:lsdException w:uiPriority="99" w:name="Note Heading"/>
+    <w:lsdException w:unhideWhenUsed="0" w:uiPriority="0" w:semiHidden="0" w:name="Body Text 2"/>
+    <w:lsdException w:unhideWhenUsed="0" w:uiPriority="0" w:semiHidden="0" w:name="Body Text 3"/>
+    <w:lsdException w:unhideWhenUsed="0" w:uiPriority="0" w:semiHidden="0" w:name="Body Text Indent 2"/>
+    <w:lsdException w:unhideWhenUsed="0" w:uiPriority="0" w:semiHidden="0" w:name="Body Text Indent 3"/>
+    <w:lsdException w:unhideWhenUsed="0" w:uiPriority="0" w:semiHidden="0" w:name="Block Text"/>
+    <w:lsdException w:unhideWhenUsed="0" w:uiPriority="0" w:semiHidden="0" w:name="Hyperlink"/>
+    <w:lsdException w:unhideWhenUsed="0" w:uiPriority="0" w:semiHidden="0" w:name="FollowedHyperlink"/>
+    <w:lsdException w:qFormat="1" w:unhideWhenUsed="0" w:uiPriority="0" w:semiHidden="0" w:name="Strong"/>
+    <w:lsdException w:qFormat="1" w:unhideWhenUsed="0" w:uiPriority="0" w:semiHidden="0" w:name="Emphasis"/>
+    <w:lsdException w:unhideWhenUsed="0" w:uiPriority="0" w:semiHidden="0" w:name="Document Map"/>
+    <w:lsdException w:unhideWhenUsed="0" w:uiPriority="0" w:semiHidden="0" w:name="Plain Text"/>
+    <w:lsdException w:unhideWhenUsed="0" w:uiPriority="0" w:semiHidden="0" w:name="E-mail Signature"/>
+    <w:lsdException w:qFormat="1" w:unhideWhenUsed="0" w:uiPriority="0" w:semiHidden="0" w:name="Normal (Web)"/>
+    <w:lsdException w:unhideWhenUsed="0" w:uiPriority="0" w:semiHidden="0" w:name="HTML Acronym"/>
+    <w:lsdException w:unhideWhenUsed="0" w:uiPriority="0" w:semiHidden="0" w:name="HTML Address"/>
+    <w:lsdException w:unhideWhenUsed="0" w:uiPriority="0" w:semiHidden="0" w:name="HTML Cite"/>
+    <w:lsdException w:unhideWhenUsed="0" w:uiPriority="0" w:semiHidden="0" w:name="HTML Code"/>
+    <w:lsdException w:unhideWhenUsed="0" w:uiPriority="0" w:semiHidden="0" w:name="HTML Definition"/>
+    <w:lsdException w:unhideWhenUsed="0" w:uiPriority="0" w:semiHidden="0" w:name="HTML Keyboard"/>
+    <w:lsdException w:unhideWhenUsed="0" w:uiPriority="0" w:semiHidden="0" w:name="HTML Preformatted"/>
+    <w:lsdException w:unhideWhenUsed="0" w:uiPriority="0" w:semiHidden="0" w:name="HTML Sample"/>
+    <w:lsdException w:unhideWhenUsed="0" w:uiPriority="0" w:semiHidden="0" w:name="HTML Typewriter"/>
+    <w:lsdException w:unhideWhenUsed="0" w:uiPriority="0" w:semiHidden="0" w:name="HTML Variable"/>
+    <w:lsdException w:qFormat="1" w:unhideWhenUsed="0" w:uiPriority="0" w:name="Normal Table"/>
+    <w:lsdException w:unhideWhenUsed="0" w:uiPriority="0" w:semiHidden="0" w:name="annotation subject"/>
+    <w:lsdException w:unhideWhenUsed="0" w:uiPriority="0" w:semiHidden="0" w:name="Table Simple 1"/>
+    <w:lsdException w:unhideWhenUsed="0" w:uiPriority="0" w:semiHidden="0" w:name="Table Simple 2"/>
+    <w:lsdException w:unhideWhenUsed="0" w:uiPriority="0" w:semiHidden="0" w:name="Table Simple 3"/>
+    <w:lsdException w:unhideWhenUsed="0" w:uiPriority="0" w:semiHidden="0" w:name="Table Classic 1"/>
+    <w:lsdException w:unhideWhenUsed="0" w:uiPriority="0" w:semiHidden="0" w:name="Table Classic 2"/>
+    <w:lsdException w:unhideWhenUsed="0" w:uiPriority="0" w:semiHidden="0" w:name="Table Classic 3"/>
+    <w:lsdException w:unhideWhenUsed="0" w:uiPriority="0" w:semiHidden="0" w:name="Table Classic 4"/>
+    <w:lsdException w:unhideWhenUsed="0" w:uiPriority="0" w:semiHidden="0" w:name="Table Colorful 1"/>
+    <w:lsdException w:unhideWhenUsed="0" w:uiPriority="0" w:semiHidden="0" w:name="Table Colorful 2"/>
+    <w:lsdException w:unhideWhenUsed="0" w:uiPriority="0" w:semiHidden="0" w:name="Table Colorful 3"/>
+    <w:lsdException w:unhideWhenUsed="0" w:uiPriority="0" w:semiHidden="0" w:name="Table Columns 1"/>
+    <w:lsdException w:unhideWhenUsed="0" w:uiPriority="0" w:semiHidden="0" w:name="Table Columns 2"/>
+    <w:lsdException w:unhideWhenUsed="0" w:uiPriority="0" w:semiHidden="0" w:name="Table Columns 3"/>
+    <w:lsdException w:unhideWhenUsed="0" w:uiPriority="0" w:semiHidden="0" w:name="Table Columns 4"/>
+    <w:lsdException w:unhideWhenUsed="0" w:uiPriority="0" w:semiHidden="0" w:name="Table Columns 5"/>
+    <w:lsdException w:unhideWhenUsed="0" w:uiPriority="0" w:semiHidden="0" w:name="Table Grid 1"/>
+    <w:lsdException w:unhideWhenUsed="0" w:uiPriority="0" w:semiHidden="0" w:name="Table Grid 2"/>
+    <w:lsdException w:unhideWhenUsed="0" w:uiPriority="0" w:semiHidden="0" w:name="Table Grid 3"/>
+    <w:lsdException w:unhideWhenUsed="0" w:uiPriority="0" w:semiHidden="0" w:name="Table Grid 4"/>
+    <w:lsdException w:unhideWhenUsed="0" w:uiPriority="0" w:semiHidden="0" w:name="Table Grid 5"/>
+    <w:lsdException w:unhideWhenUsed="0" w:uiPriority="0" w:semiHidden="0" w:name="Table Grid 6"/>
+    <w:lsdException w:unhideWhenUsed="0" w:uiPriority="0" w:semiHidden="0" w:name="Table Grid 7"/>
+    <w:lsdException w:unhideWhenUsed="0" w:uiPriority="0" w:semiHidden="0" w:name="Table Grid 8"/>
+    <w:lsdException w:unhideWhenUsed="0" w:uiPriority="0" w:semiHidden="0" w:name="Table List 1"/>
+    <w:lsdException w:unhideWhenUsed="0" w:uiPriority="0" w:semiHidden="0" w:name="Table List 2"/>
+    <w:lsdException w:unhideWhenUsed="0" w:uiPriority="0" w:semiHidden="0" w:name="Table List 3"/>
+    <w:lsdException w:unhideWhenUsed="0" w:uiPriority="0" w:semiHidden="0" w:name="Table List 4"/>
+    <w:lsdException w:unhideWhenUsed="0" w:uiPriority="0" w:semiHidden="0" w:name="Table List 5"/>
+    <w:lsdException w:unhideWhenUsed="0" w:uiPriority="0" w:semiHidden="0" w:name="Table List 6"/>
+    <w:lsdException w:unhideWhenUsed="0" w:uiPriority="0" w:semiHidden="0" w:name="Table List 7"/>
+    <w:lsdException w:unhideWhenUsed="0" w:uiPriority="0" w:semiHidden="0" w:name="Table List 8"/>
+    <w:lsdException w:unhideWhenUsed="0" w:uiPriority="0" w:semiHidden="0" w:name="Table 3D effects 1"/>
+    <w:lsdException w:unhideWhenUsed="0" w:uiPriority="0" w:semiHidden="0" w:name="Table 3D effects 2"/>
+    <w:lsdException w:unhideWhenUsed="0" w:uiPriority="0" w:semiHidden="0" w:name="Table 3D effects 3"/>
+    <w:lsdException w:unhideWhenUsed="0" w:uiPriority="0" w:semiHidden="0" w:name="Table Contemporary"/>
+    <w:lsdException w:unhideWhenUsed="0" w:uiPriority="0" w:semiHidden="0" w:name="Table Elegant"/>
+    <w:lsdException w:unhideWhenUsed="0" w:uiPriority="0" w:semiHidden="0" w:name="Table Professional"/>
+    <w:lsdException w:unhideWhenUsed="0" w:uiPriority="0" w:semiHidden="0" w:name="Table Subtle 1"/>
+    <w:lsdException w:unhideWhenUsed="0" w:uiPriority="0" w:semiHidden="0" w:name="Table Subtle 2"/>
+    <w:lsdException w:unhideWhenUsed="0" w:uiPriority="0" w:semiHidden="0" w:name="Table Web 1"/>
+    <w:lsdException w:unhideWhenUsed="0" w:uiPriority="0" w:semiHidden="0" w:name="Table Web 2"/>
+    <w:lsdException w:unhideWhenUsed="0" w:uiPriority="0" w:semiHidden="0" w:name="Table Web 3"/>
+    <w:lsdException w:unhideWhenUsed="0" w:uiPriority="0" w:semiHidden="0" w:name="Balloon Text"/>
+    <w:lsdException w:qFormat="1" w:unhideWhenUsed="0" w:uiPriority="0" w:semiHidden="0" w:name="Table Grid"/>
+    <w:lsdException w:unhideWhenUsed="0" w:uiPriority="0" w:semiHidden="0" w:name="Table Theme"/>
+    <w:lsdException w:unhideWhenUsed="0" w:uiPriority="60" w:semiHidden="0" w:name="Light Shading"/>
+    <w:lsdException w:unhideWhenUsed="0" w:uiPriority="61" w:semiHidden="0" w:name="Light List"/>
+    <w:lsdException w:unhideWhenUsed="0" w:uiPriority="62" w:semiHidden="0" w:name="Light Grid"/>
+    <w:lsdException w:unhideWhenUsed="0" w:uiPriority="63" w:semiHidden="0" w:name="Medium Shading 1"/>
+    <w:lsdException w:unhideWhenUsed="0" w:uiPriority="64" w:semiHidden="0" w:name="Medium Shading 2"/>
+    <w:lsdException w:unhideWhenUsed="0" w:uiPriority="65" w:semiHidden="0" w:name="Medium List 1"/>
+    <w:lsdException w:unhideWhenUsed="0" w:uiPriority="66" w:semiHidden="0" w:name="Medium List 2"/>
+    <w:lsdException w:unhideWhenUsed="0" w:uiPriority="67" w:semiHidden="0" w:name="Medium Grid 1"/>
+    <w:lsdException w:unhideWhenUsed="0" w:uiPriority="68" w:semiHidden="0" w:name="Medium Grid 2"/>
+    <w:lsdException w:unhideWhenUsed="0" w:uiPriority="69" w:semiHidden="0" w:name="Medium Grid 3"/>
+    <w:lsdException w:unhideWhenUsed="0" w:uiPriority="70" w:semiHidden="0" w:name="Dark List"/>
+    <w:lsdException w:unhideWhenUsed="0" w:uiPriority="71" w:semiHidden="0" w:name="Colorful Shading"/>
+    <w:lsdException w:unhideWhenUsed="0" w:uiPriority="72" w:semiHidden="0" w:name="Colorful List"/>
+    <w:lsdException w:unhideWhenUsed="0" w:uiPriority="73" w:semiHidden="0" w:name="Colorful Grid"/>
+    <w:lsdException w:unhideWhenUsed="0" w:uiPriority="60" w:semiHidden="0" w:name="Light Shading Accent 1"/>
+    <w:lsdException w:unhideWhenUsed="0" w:uiPriority="61" w:semiHidden="0" w:name="Light List Accent 1"/>
+    <w:lsdException w:unhideWhenUsed="0" w:uiPriority="62" w:semiHidden="0" w:name="Light Grid Accent 1"/>
+    <w:lsdException w:unhideWhenUsed="0" w:uiPriority="63" w:semiHidden="0" w:name="Medium Shading 1 Accent 1"/>
+    <w:lsdException w:unhideWhenUsed="0" w:uiPriority="64" w:semiHidden="0" w:name="Medium Shading 2 Accent 1"/>
+    <w:lsdException w:unhideWhenUsed="0" w:uiPriority="65" w:semiHidden="0" w:name="Medium List 1 Accent 1"/>
+    <w:lsdException w:unhideWhenUsed="0" w:uiPriority="66" w:semiHidden="0" w:name="Medium List 2 Accent 1"/>
+    <w:lsdException w:unhideWhenUsed="0" w:uiPriority="67" w:semiHidden="0" w:name="Medium Grid 1 Accent 1"/>
+    <w:lsdException w:unhideWhenUsed="0" w:uiPriority="68" w:semiHidden="0" w:name="Medium Grid 2 Accent 1"/>
+    <w:lsdException w:unhideWhenUsed="0" w:uiPriority="69" w:semiHidden="0" w:name="Medium Grid 3 Accent 1"/>
+    <w:lsdException w:unhideWhenUsed="0" w:uiPriority="70" w:semiHidden="0" w:name="Dark List Accent 1"/>
+    <w:lsdException w:unhideWhenUsed="0" w:uiPriority="71" w:semiHidden="0" w:name="Colorful Shading Accent 1"/>
+    <w:lsdException w:unhideWhenUsed="0" w:uiPriority="72" w:semiHidden="0" w:name="Colorful List Accent 1"/>
+    <w:lsdException w:unhideWhenUsed="0" w:uiPriority="73" w:semiHidden="0" w:name="Colorful Grid Accent 1"/>
+    <w:lsdException w:unhideWhenUsed="0" w:uiPriority="60" w:semiHidden="0" w:name="Light Shading Accent 2"/>
+    <w:lsdException w:unhideWhenUsed="0" w:uiPriority="61" w:semiHidden="0" w:name="Light List Accent 2"/>
+    <w:lsdException w:unhideWhenUsed="0" w:uiPriority="62" w:semiHidden="0" w:name="Light Grid Accent 2"/>
+    <w:lsdException w:unhideWhenUsed="0" w:uiPriority="63" w:semiHidden="0" w:name="Medium Shading 1 Accent 2"/>
+    <w:lsdException w:unhideWhenUsed="0" w:uiPriority="64" w:semiHidden="0" w:name="Medium Shading 2 Accent 2"/>
+    <w:lsdException w:unhideWhenUsed="0" w:uiPriority="65" w:semiHidden="0" w:name="Medium List 1 Accent 2"/>
+    <w:lsdException w:unhideWhenUsed="0" w:uiPriority="66" w:semiHidden="0" w:name="Medium List 2 Accent 2"/>
+    <w:lsdException w:unhideWhenUsed="0" w:uiPriority="67" w:semiHidden="0" w:name="Medium Grid 1 Accent 2"/>
+    <w:lsdException w:unhideWhenUsed="0" w:uiPriority="68" w:semiHidden="0" w:name="Medium Grid 2 Accent 2"/>
+    <w:lsdException w:unhideWhenUsed="0" w:uiPriority="69" w:semiHidden="0" w:name="Medium Grid 3 Accent 2"/>
+    <w:lsdException w:unhideWhenUsed="0" w:uiPriority="70" w:semiHidden="0" w:name="Dark List Accent 2"/>
+    <w:lsdException w:unhideWhenUsed="0" w:uiPriority="71" w:semiHidden="0" w:name="Colorful Shading Accent 2"/>
+    <w:lsdException w:unhideWhenUsed="0" w:uiPriority="72" w:semiHidden="0" w:name="Colorful List Accent 2"/>
+    <w:lsdException w:unhideWhenUsed="0" w:uiPriority="73" w:semiHidden="0" w:name="Colorful Grid Accent 2"/>
+    <w:lsdException w:unhideWhenUsed="0" w:uiPriority="60" w:semiHidden="0" w:name="Light Shading Accent 3"/>
+    <w:lsdException w:unhideWhenUsed="0" w:uiPriority="61" w:semiHidden="0" w:name="Light List Accent 3"/>
+    <w:lsdException w:unhideWhenUsed="0" w:uiPriority="62" w:semiHidden="0" w:name="Light Grid Accent 3"/>
+    <w:lsdException w:unhideWhenUsed="0" w:uiPriority="63" w:semiHidden="0" w:name="Medium Shading 1 Accent 3"/>
+    <w:lsdException w:unhideWhenUsed="0" w:uiPriority="64" w:semiHidden="0" w:name="Medium Shading 2 Accent 3"/>
+    <w:lsdException w:unhideWhenUsed="0" w:uiPriority="65" w:semiHidden="0" w:name="Medium List 1 Accent 3"/>
+    <w:lsdException w:unhideWhenUsed="0" w:uiPriority="66" w:semiHidden="0" w:name="Medium List 2 Accent 3"/>
+    <w:lsdException w:unhideWhenUsed="0" w:uiPriority="67" w:semiHidden="0" w:name="Medium Grid 1 Accent 3"/>
+    <w:lsdException w:unhideWhenUsed="0" w:uiPriority="68" w:semiHidden="0" w:name="Medium Grid 2 Accent 3"/>
+    <w:lsdException w:unhideWhenUsed="0" w:uiPriority="69" w:semiHidden="0" w:name="Medium Grid 3 Accent 3"/>
+    <w:lsdException w:unhideWhenUsed="0" w:uiPriority="70" w:semiHidden="0" w:name="Dark List Accent 3"/>
+    <w:lsdException w:unhideWhenUsed="0" w:uiPriority="71" w:semiHidden="0" w:name="Colorful Shading Accent 3"/>
+    <w:lsdException w:unhideWhenUsed="0" w:uiPriority="72" w:semiHidden="0" w:name="Colorful List Accent 3"/>
+    <w:lsdException w:unhideWhenUsed="0" w:uiPriority="73" w:semiHidden="0" w:name="Colorful Grid Accent 3"/>
+    <w:lsdException w:unhideWhenUsed="0" w:uiPriority="60" w:semiHidden="0" w:name="Light Shading Accent 4"/>
+    <w:lsdException w:unhideWhenUsed="0" w:uiPriority="61" w:semiHidden="0" w:name="Light List Accent 4"/>
+    <w:lsdException w:unhideWhenUsed="0" w:uiPriority="62" w:semiHidden="0" w:name="Light Grid Accent 4"/>
+    <w:lsdException w:unhideWhenUsed="0" w:uiPriority="63" w:semiHidden="0" w:name="Medium Shading 1 Accent 4"/>
+    <w:lsdException w:unhideWhenUsed="0" w:uiPriority="64" w:semiHidden="0" w:name="Medium Shading 2 Accent 4"/>
+    <w:lsdException w:unhideWhenUsed="0" w:uiPriority="65" w:semiHidden="0" w:name="Medium List 1 Accent 4"/>
+    <w:lsdException w:unhideWhenUsed="0" w:uiPriority="66" w:semiHidden="0" w:name="Medium List 2 Accent 4"/>
+    <w:lsdException w:unhideWhenUsed="0" w:uiPriority="67" w:semiHidden="0" w:name="Medium Grid 1 Accent 4"/>
+    <w:lsdException w:unhideWhenUsed="0" w:uiPriority="68" w:semiHidden="0" w:name="Medium Grid 2 Accent 4"/>
+    <w:lsdException w:unhideWhenUsed="0" w:uiPriority="69" w:semiHidden="0" w:name="Medium Grid 3 Accent 4"/>
+    <w:lsdException w:unhideWhenUsed="0" w:uiPriority="70" w:semiHidden="0" w:name="Dark List Accent 4"/>
+    <w:lsdException w:unhideWhenUsed="0" w:uiPriority="71" w:semiHidden="0" w:name="Colorful Shading Accent 4"/>
+    <w:lsdException w:unhideWhenUsed="0" w:uiPriority="72" w:semiHidden="0" w:name="Colorful List Accent 4"/>
+    <w:lsdException w:unhideWhenUsed="0" w:uiPriority="73" w:semiHidden="0" w:name="Colorful Grid Accent 4"/>
+    <w:lsdException w:unhideWhenUsed="0" w:uiPriority="60" w:semiHidden="0" w:name="Light Shading Accent 5"/>
+    <w:lsdException w:unhideWhenUsed="0" w:uiPriority="61" w:semiHidden="0" w:name="Light List Accent 5"/>
+    <w:lsdException w:unhideWhenUsed="0" w:uiPriority="62" w:semiHidden="0" w:name="Light Grid Accent 5"/>
+    <w:lsdException w:unhideWhenUsed="0" w:uiPriority="63" w:semiHidden="0" w:name="Medium Shading 1 Accent 5"/>
+    <w:lsdException w:unhideWhenUsed="0" w:uiPriority="64" w:semiHidden="0" w:name="Medium Shading 2 Accent 5"/>
+    <w:lsdException w:unhideWhenUsed="0" w:uiPriority="65" w:semiHidden="0" w:name="Medium List 1 Accent 5"/>
+    <w:lsdException w:unhideWhenUsed="0" w:uiPriority="66" w:semiHidden="0" w:name="Medium List 2 Accent 5"/>
+    <w:lsdException w:unhideWhenUsed="0" w:uiPriority="67" w:semiHidden="0" w:name="Medium Grid 1 Accent 5"/>
+    <w:lsdException w:unhideWhenUsed="0" w:uiPriority="68" w:semiHidden="0" w:name="Medium Grid 2 Accent 5"/>
+    <w:lsdException w:unhideWhenUsed="0" w:uiPriority="69" w:semiHidden="0" w:name="Medium Grid 3 Accent 5"/>
+    <w:lsdException w:unhideWhenUsed="0" w:uiPriority="70" w:semiHidden="0" w:name="Dark List Accent 5"/>
+    <w:lsdException w:unhideWhenUsed="0" w:uiPriority="71" w:semiHidden="0" w:name="Colorful Shading Accent 5"/>
+    <w:lsdException w:unhideWhenUsed="0" w:uiPriority="72" w:semiHidden="0" w:name="Colorful List Accent 5"/>
+    <w:lsdException w:unhideWhenUsed="0" w:uiPriority="73" w:semiHidden="0" w:name="Colorful Grid Accent 5"/>
+    <w:lsdException w:unhideWhenUsed="0" w:uiPriority="60" w:semiHidden="0" w:name="Light Shading Accent 6"/>
+    <w:lsdException w:unhideWhenUsed="0" w:uiPriority="61" w:semiHidden="0" w:name="Light List Accent 6"/>
+    <w:lsdException w:unhideWhenUsed="0" w:uiPriority="62" w:semiHidden="0" w:name="Light Grid Accent 6"/>
+    <w:lsdException w:unhideWhenUsed="0" w:uiPriority="63" w:semiHidden="0" w:name="Medium Shading 1 Accent 6"/>
+    <w:lsdException w:unhideWhenUsed="0" w:uiPriority="64" w:semiHidden="0" w:name="Medium Shading 2 Accent 6"/>
+    <w:lsdException w:unhideWhenUsed="0" w:uiPriority="65" w:semiHidden="0" w:name="Medium List 1 Accent 6"/>
+    <w:lsdException w:unhideWhenUsed="0" w:uiPriority="66" w:semiHidden="0" w:name="Medium List 2 Accent 6"/>
+    <w:lsdException w:unhideWhenUsed="0" w:uiPriority="67" w:semiHidden="0" w:name="Medium Grid 1 Accent 6"/>
+    <w:lsdException w:unhideWhenUsed="0" w:uiPriority="68" w:semiHidden="0" w:name="Medium Grid 2 Accent 6"/>
+    <w:lsdException w:unhideWhenUsed="0" w:uiPriority="69" w:semiHidden="0" w:name="Medium Grid 3 Accent 6"/>
+    <w:lsdException w:unhideWhenUsed="0" w:uiPriority="70" w:semiHidden="0" w:name="Dark List Accent 6"/>
+    <w:lsdException w:unhideWhenUsed="0" w:uiPriority="71" w:semiHidden="0" w:name="Colorful Shading Accent 6"/>
+    <w:lsdException w:unhideWhenUsed="0" w:uiPriority="72" w:semiHidden="0" w:name="Colorful List Accent 6"/>
+    <w:lsdException w:unhideWhenUsed="0" w:uiPriority="73" w:semiHidden="0" w:name="Colorful Grid Accent 6"/>
   </w:latentStyles>
-  <w:style w:type="paragraph" w:default="1" w:styleId="Normal">
+  <w:style w:type="paragraph" w:default="1" w:styleId="1">
     <w:name w:val="Normal"/>
     <w:qFormat/>
+    <w:uiPriority w:val="0"/>
     <w:pPr>
       <w:kinsoku w:val="0"/>
       <w:autoSpaceDE w:val="0"/>
@@ -6270,7 +6374,7 @@
       <w:textAlignment w:val="baseline"/>
     </w:pPr>
     <w:rPr>
-      <w:rFonts w:ascii="Arial" w:eastAsia="宋体" w:hAnsi="Arial" w:cs="Arial"/>
+      <w:rFonts w:ascii="Arial" w:hAnsi="Arial" w:eastAsia="宋体" w:cs="Arial"/>
       <w:snapToGrid w:val="0"/>
       <w:color w:val="000000"/>
       <w:kern w:val="0"/>
@@ -6279,11 +6383,12 @@
       <w:lang w:val="en-US" w:eastAsia="en-US" w:bidi="ar-SA"/>
     </w:rPr>
   </w:style>
-  <w:style w:type="paragraph" w:styleId="Heading1">
+  <w:style w:type="paragraph" w:styleId="2">
     <w:name w:val="heading 1"/>
-    <w:basedOn w:val="Normal"/>
-    <w:next w:val="Normal"/>
+    <w:basedOn w:val="1"/>
+    <w:next w:val="1"/>
     <w:qFormat/>
+    <w:uiPriority w:val="0"/>
     <w:pPr>
       <w:keepNext/>
       <w:keepLines/>
@@ -6301,12 +6406,13 @@
       <w:sz w:val="44"/>
     </w:rPr>
   </w:style>
-  <w:style w:type="paragraph" w:styleId="Heading2">
+  <w:style w:type="paragraph" w:styleId="3">
     <w:name w:val="heading 2"/>
-    <w:basedOn w:val="Normal"/>
-    <w:next w:val="Normal"/>
+    <w:basedOn w:val="1"/>
+    <w:next w:val="1"/>
     <w:unhideWhenUsed/>
     <w:qFormat/>
+    <w:uiPriority w:val="0"/>
     <w:pPr>
       <w:keepNext/>
       <w:keepLines/>
@@ -6319,18 +6425,19 @@
       <w:outlineLvl w:val="1"/>
     </w:pPr>
     <w:rPr>
-      <w:rFonts w:ascii="Arial" w:eastAsia="黑体" w:hAnsi="Arial"/>
+      <w:rFonts w:ascii="Arial" w:hAnsi="Arial" w:eastAsia="黑体"/>
       <w:b/>
       <w:sz w:val="32"/>
     </w:rPr>
   </w:style>
-  <w:style w:type="paragraph" w:styleId="Heading3">
+  <w:style w:type="paragraph" w:styleId="4">
     <w:name w:val="heading 3"/>
-    <w:basedOn w:val="Normal"/>
-    <w:next w:val="Normal"/>
+    <w:basedOn w:val="1"/>
+    <w:next w:val="1"/>
     <w:semiHidden/>
     <w:unhideWhenUsed/>
     <w:qFormat/>
+    <w:uiPriority w:val="0"/>
     <w:pPr>
       <w:keepNext/>
       <w:keepLines/>
@@ -6347,12 +6454,13 @@
       <w:sz w:val="32"/>
     </w:rPr>
   </w:style>
-  <w:style w:type="paragraph" w:styleId="Heading4">
+  <w:style w:type="paragraph" w:styleId="5">
     <w:name w:val="heading 4"/>
-    <w:basedOn w:val="Normal"/>
-    <w:next w:val="Normal"/>
+    <w:basedOn w:val="1"/>
+    <w:next w:val="1"/>
     <w:unhideWhenUsed/>
     <w:qFormat/>
+    <w:uiPriority w:val="0"/>
     <w:pPr>
       <w:keepNext/>
       <w:keepLines/>
@@ -6365,18 +6473,19 @@
       <w:outlineLvl w:val="3"/>
     </w:pPr>
     <w:rPr>
-      <w:rFonts w:ascii="Arial" w:eastAsia="黑体" w:hAnsi="Arial"/>
+      <w:rFonts w:ascii="Arial" w:hAnsi="Arial" w:eastAsia="黑体"/>
       <w:b/>
       <w:sz w:val="28"/>
     </w:rPr>
   </w:style>
-  <w:style w:type="paragraph" w:styleId="Heading5">
+  <w:style w:type="paragraph" w:styleId="6">
     <w:name w:val="heading 5"/>
-    <w:basedOn w:val="Normal"/>
-    <w:next w:val="Normal"/>
+    <w:basedOn w:val="1"/>
+    <w:next w:val="1"/>
     <w:semiHidden/>
     <w:unhideWhenUsed/>
     <w:qFormat/>
+    <w:uiPriority w:val="0"/>
     <w:pPr>
       <w:keepNext/>
       <w:keepLines/>
@@ -6393,13 +6502,14 @@
       <w:sz w:val="28"/>
     </w:rPr>
   </w:style>
-  <w:style w:type="paragraph" w:styleId="Heading6">
+  <w:style w:type="paragraph" w:styleId="7">
     <w:name w:val="heading 6"/>
-    <w:basedOn w:val="Normal"/>
-    <w:next w:val="Normal"/>
+    <w:basedOn w:val="1"/>
+    <w:next w:val="1"/>
     <w:semiHidden/>
     <w:unhideWhenUsed/>
     <w:qFormat/>
+    <w:uiPriority w:val="0"/>
     <w:pPr>
       <w:keepNext/>
       <w:keepLines/>
@@ -6412,18 +6522,19 @@
       <w:outlineLvl w:val="5"/>
     </w:pPr>
     <w:rPr>
-      <w:rFonts w:ascii="Arial" w:eastAsia="黑体" w:hAnsi="Arial"/>
+      <w:rFonts w:ascii="Arial" w:hAnsi="Arial" w:eastAsia="黑体"/>
       <w:b/>
       <w:sz w:val="24"/>
     </w:rPr>
   </w:style>
-  <w:style w:type="paragraph" w:styleId="Heading7">
+  <w:style w:type="paragraph" w:styleId="8">
     <w:name w:val="heading 7"/>
-    <w:basedOn w:val="Normal"/>
-    <w:next w:val="Normal"/>
+    <w:basedOn w:val="1"/>
+    <w:next w:val="1"/>
     <w:semiHidden/>
     <w:unhideWhenUsed/>
     <w:qFormat/>
+    <w:uiPriority w:val="0"/>
     <w:pPr>
       <w:keepNext/>
       <w:keepLines/>
@@ -6440,13 +6551,14 @@
       <w:sz w:val="24"/>
     </w:rPr>
   </w:style>
-  <w:style w:type="paragraph" w:styleId="Heading8">
+  <w:style w:type="paragraph" w:styleId="9">
     <w:name w:val="heading 8"/>
-    <w:basedOn w:val="Normal"/>
-    <w:next w:val="Normal"/>
+    <w:basedOn w:val="1"/>
+    <w:next w:val="1"/>
     <w:semiHidden/>
     <w:unhideWhenUsed/>
     <w:qFormat/>
+    <w:uiPriority w:val="0"/>
     <w:pPr>
       <w:keepNext/>
       <w:keepLines/>
@@ -6459,17 +6571,18 @@
       <w:outlineLvl w:val="7"/>
     </w:pPr>
     <w:rPr>
-      <w:rFonts w:ascii="Arial" w:eastAsia="黑体" w:hAnsi="Arial"/>
+      <w:rFonts w:ascii="Arial" w:hAnsi="Arial" w:eastAsia="黑体"/>
       <w:sz w:val="24"/>
     </w:rPr>
   </w:style>
-  <w:style w:type="paragraph" w:styleId="Heading9">
+  <w:style w:type="paragraph" w:styleId="10">
     <w:name w:val="heading 9"/>
-    <w:basedOn w:val="Normal"/>
-    <w:next w:val="Normal"/>
+    <w:basedOn w:val="1"/>
+    <w:next w:val="1"/>
     <w:semiHidden/>
     <w:unhideWhenUsed/>
     <w:qFormat/>
+    <w:uiPriority w:val="0"/>
     <w:pPr>
       <w:keepNext/>
       <w:keepLines/>
@@ -6482,19 +6595,21 @@
       <w:outlineLvl w:val="8"/>
     </w:pPr>
     <w:rPr>
-      <w:rFonts w:ascii="Arial" w:eastAsia="黑体" w:hAnsi="Arial"/>
+      <w:rFonts w:ascii="Arial" w:hAnsi="Arial" w:eastAsia="黑体"/>
       <w:sz w:val="21"/>
     </w:rPr>
   </w:style>
-  <w:style w:type="character" w:default="1" w:styleId="DefaultParagraphFont">
+  <w:style w:type="character" w:default="1" w:styleId="22">
     <w:name w:val="Default Paragraph Font"/>
     <w:semiHidden/>
     <w:qFormat/>
+    <w:uiPriority w:val="0"/>
   </w:style>
-  <w:style w:type="table" w:default="1" w:styleId="TableNormal">
+  <w:style w:type="table" w:default="1" w:styleId="20">
     <w:name w:val="Normal Table"/>
     <w:semiHidden/>
     <w:qFormat/>
+    <w:uiPriority w:val="0"/>
     <w:tblPr>
       <w:tblCellMar>
         <w:top w:w="0" w:type="dxa"/>
@@ -6504,39 +6619,43 @@
       </w:tblCellMar>
     </w:tblPr>
   </w:style>
-  <w:style w:type="paragraph" w:styleId="CommentText">
+  <w:style w:type="paragraph" w:styleId="11">
     <w:name w:val="annotation text"/>
-    <w:basedOn w:val="Normal"/>
+    <w:basedOn w:val="1"/>
     <w:qFormat/>
+    <w:uiPriority w:val="0"/>
     <w:pPr>
       <w:jc w:val="left"/>
     </w:pPr>
   </w:style>
-  <w:style w:type="paragraph" w:styleId="BodyText">
+  <w:style w:type="paragraph" w:styleId="12">
     <w:name w:val="Body Text"/>
-    <w:basedOn w:val="Normal"/>
+    <w:basedOn w:val="1"/>
     <w:semiHidden/>
     <w:qFormat/>
+    <w:uiPriority w:val="0"/>
     <w:rPr>
-      <w:rFonts w:ascii="Arial" w:eastAsia="Arial" w:hAnsi="Arial" w:cs="Arial"/>
+      <w:rFonts w:ascii="Arial" w:hAnsi="Arial" w:eastAsia="Arial" w:cs="Arial"/>
       <w:sz w:val="21"/>
       <w:szCs w:val="21"/>
       <w:lang w:val="en-US" w:eastAsia="en-US" w:bidi="ar-SA"/>
     </w:rPr>
   </w:style>
-  <w:style w:type="paragraph" w:styleId="TOC3">
+  <w:style w:type="paragraph" w:styleId="13">
     <w:name w:val="toc 3"/>
-    <w:basedOn w:val="Normal"/>
-    <w:next w:val="Normal"/>
+    <w:basedOn w:val="1"/>
+    <w:next w:val="1"/>
     <w:qFormat/>
+    <w:uiPriority w:val="0"/>
     <w:pPr>
       <w:ind w:left="840" w:leftChars="400"/>
     </w:pPr>
   </w:style>
-  <w:style w:type="paragraph" w:styleId="Footer">
+  <w:style w:type="paragraph" w:styleId="14">
     <w:name w:val="footer"/>
-    <w:basedOn w:val="Normal"/>
+    <w:basedOn w:val="1"/>
     <w:qFormat/>
+    <w:uiPriority w:val="0"/>
     <w:pPr>
       <w:tabs>
         <w:tab w:val="center" w:pos="4153"/>
@@ -6549,16 +6668,17 @@
       <w:sz w:val="18"/>
     </w:rPr>
   </w:style>
-  <w:style w:type="paragraph" w:styleId="Header">
+  <w:style w:type="paragraph" w:styleId="15">
     <w:name w:val="header"/>
-    <w:basedOn w:val="Normal"/>
+    <w:basedOn w:val="1"/>
     <w:qFormat/>
+    <w:uiPriority w:val="0"/>
     <w:pPr>
       <w:pBdr>
-        <w:top w:val="nil"/>
-        <w:left w:val="nil"/>
-        <w:bottom w:val="nil"/>
-        <w:right w:val="nil"/>
+        <w:top w:val="none" w:color="auto" w:sz="0" w:space="0"/>
+        <w:left w:val="none" w:color="auto" w:sz="0" w:space="0"/>
+        <w:bottom w:val="none" w:color="auto" w:sz="0" w:space="0"/>
+        <w:right w:val="none" w:color="auto" w:sz="0" w:space="0"/>
       </w:pBdr>
       <w:tabs>
         <w:tab w:val="center" w:pos="4153"/>
@@ -6573,37 +6693,41 @@
       <w:sz w:val="18"/>
     </w:rPr>
   </w:style>
-  <w:style w:type="paragraph" w:styleId="TOC1">
+  <w:style w:type="paragraph" w:styleId="16">
     <w:name w:val="toc 1"/>
-    <w:basedOn w:val="Normal"/>
-    <w:next w:val="Normal"/>
+    <w:basedOn w:val="1"/>
+    <w:next w:val="1"/>
     <w:qFormat/>
+    <w:uiPriority w:val="0"/>
     <w:rPr>
-      <w:rFonts w:ascii="Arial" w:eastAsia="Microsoft JhengHei" w:hAnsi="Arial"/>
+      <w:rFonts w:ascii="Arial" w:hAnsi="Arial" w:eastAsia="Microsoft JhengHei"/>
       <w:sz w:val="24"/>
     </w:rPr>
   </w:style>
-  <w:style w:type="paragraph" w:styleId="TOC2">
+  <w:style w:type="paragraph" w:styleId="17">
     <w:name w:val="toc 2"/>
-    <w:basedOn w:val="Normal"/>
-    <w:next w:val="Normal"/>
+    <w:basedOn w:val="1"/>
+    <w:next w:val="1"/>
     <w:qFormat/>
+    <w:uiPriority w:val="0"/>
     <w:pPr>
       <w:ind w:left="420" w:leftChars="200"/>
     </w:pPr>
   </w:style>
-  <w:style w:type="paragraph" w:styleId="NormalWeb">
+  <w:style w:type="paragraph" w:styleId="18">
     <w:name w:val="Normal (Web)"/>
-    <w:basedOn w:val="Normal"/>
+    <w:basedOn w:val="1"/>
     <w:qFormat/>
+    <w:uiPriority w:val="0"/>
     <w:rPr>
       <w:sz w:val="24"/>
     </w:rPr>
   </w:style>
-  <w:style w:type="paragraph" w:styleId="Title">
+  <w:style w:type="paragraph" w:styleId="19">
     <w:name w:val="Title"/>
-    <w:basedOn w:val="Normal"/>
+    <w:basedOn w:val="1"/>
     <w:qFormat/>
+    <w:uiPriority w:val="0"/>
     <w:pPr>
       <w:spacing w:before="240" w:beforeLines="0" w:beforeAutospacing="0" w:after="60" w:afterLines="0" w:afterAutospacing="0"/>
       <w:jc w:val="center"/>
@@ -6615,68 +6739,73 @@
       <w:sz w:val="32"/>
     </w:rPr>
   </w:style>
-  <w:style w:type="table" w:styleId="TableGrid">
+  <w:style w:type="table" w:styleId="21">
     <w:name w:val="Table Grid"/>
-    <w:basedOn w:val="TableNormal"/>
+    <w:basedOn w:val="20"/>
     <w:qFormat/>
+    <w:uiPriority w:val="0"/>
     <w:pPr>
       <w:widowControl w:val="0"/>
       <w:jc w:val="both"/>
     </w:pPr>
     <w:tblPr>
       <w:tblBorders>
-        <w:top w:val="single" w:sz="4" w:space="0" w:color="auto"/>
-        <w:left w:val="single" w:sz="4" w:space="0" w:color="auto"/>
-        <w:bottom w:val="single" w:sz="4" w:space="0" w:color="auto"/>
-        <w:right w:val="single" w:sz="4" w:space="0" w:color="auto"/>
-        <w:insideH w:val="single" w:sz="4" w:space="0" w:color="auto"/>
-        <w:insideV w:val="single" w:sz="4" w:space="0" w:color="auto"/>
+        <w:top w:val="single" w:color="auto" w:sz="4" w:space="0"/>
+        <w:left w:val="single" w:color="auto" w:sz="4" w:space="0"/>
+        <w:bottom w:val="single" w:color="auto" w:sz="4" w:space="0"/>
+        <w:right w:val="single" w:color="auto" w:sz="4" w:space="0"/>
+        <w:insideH w:val="single" w:color="auto" w:sz="4" w:space="0"/>
+        <w:insideV w:val="single" w:color="auto" w:sz="4" w:space="0"/>
       </w:tblBorders>
     </w:tblPr>
   </w:style>
-  <w:style w:type="character" w:styleId="Strong">
+  <w:style w:type="character" w:styleId="23">
     <w:name w:val="Strong"/>
-    <w:basedOn w:val="DefaultParagraphFont"/>
+    <w:basedOn w:val="22"/>
     <w:qFormat/>
+    <w:uiPriority w:val="0"/>
     <w:rPr>
       <w:b/>
     </w:rPr>
   </w:style>
-  <w:style w:type="paragraph" w:customStyle="1" w:styleId="a">
+  <w:style w:type="paragraph" w:customStyle="1" w:styleId="24">
     <w:name w:val="柴_公司名"/>
-    <w:basedOn w:val="Title"/>
+    <w:basedOn w:val="19"/>
     <w:qFormat/>
+    <w:uiPriority w:val="0"/>
     <w:pPr>
       <w:spacing w:after="600" w:afterLines="600"/>
     </w:pPr>
     <w:rPr>
-      <w:rFonts w:ascii="宋体" w:eastAsia="宋体" w:hAnsi="宋体" w:cs="宋体" w:hint="eastAsia"/>
+      <w:rFonts w:hint="eastAsia" w:ascii="宋体" w:hAnsi="宋体" w:eastAsia="宋体" w:cs="宋体"/>
       <w:bCs/>
       <w:spacing w:val="-6"/>
       <w:sz w:val="52"/>
       <w:szCs w:val="52"/>
     </w:rPr>
   </w:style>
-  <w:style w:type="paragraph" w:customStyle="1" w:styleId="a0">
+  <w:style w:type="paragraph" w:customStyle="1" w:styleId="25">
     <w:name w:val="柴_文档名"/>
-    <w:basedOn w:val="Title"/>
+    <w:basedOn w:val="19"/>
     <w:qFormat/>
+    <w:uiPriority w:val="0"/>
     <w:pPr>
       <w:spacing w:after="900" w:afterLines="900"/>
     </w:pPr>
     <w:rPr>
-      <w:rFonts w:ascii="黑体" w:eastAsia="黑体" w:hAnsi="黑体" w:cs="黑体"/>
+      <w:rFonts w:ascii="黑体" w:hAnsi="黑体" w:eastAsia="黑体" w:cs="黑体"/>
       <w:bCs/>
       <w:spacing w:val="-7"/>
       <w:sz w:val="52"/>
       <w:szCs w:val="52"/>
     </w:rPr>
   </w:style>
-  <w:style w:type="table" w:customStyle="1" w:styleId="TableNormal0">
+  <w:style w:type="table" w:customStyle="1" w:styleId="26">
     <w:name w:val="Table Normal_0"/>
     <w:semiHidden/>
     <w:unhideWhenUsed/>
     <w:qFormat/>
+    <w:uiPriority w:val="0"/>
     <w:tblPr>
       <w:tblCellMar>
         <w:top w:w="0" w:type="dxa"/>
@@ -6686,81 +6815,87 @@
       </w:tblCellMar>
     </w:tblPr>
   </w:style>
-  <w:style w:type="paragraph" w:customStyle="1" w:styleId="TableText">
+  <w:style w:type="paragraph" w:customStyle="1" w:styleId="27">
     <w:name w:val="Table Text"/>
-    <w:basedOn w:val="Normal"/>
+    <w:basedOn w:val="1"/>
     <w:semiHidden/>
     <w:qFormat/>
+    <w:uiPriority w:val="0"/>
     <w:rPr>
-      <w:rFonts w:ascii="宋体" w:eastAsia="宋体" w:hAnsi="宋体" w:cs="宋体"/>
+      <w:rFonts w:ascii="宋体" w:hAnsi="宋体" w:eastAsia="宋体" w:cs="宋体"/>
       <w:sz w:val="21"/>
       <w:szCs w:val="21"/>
       <w:lang w:val="en-US" w:eastAsia="en-US" w:bidi="ar-SA"/>
     </w:rPr>
   </w:style>
-  <w:style w:type="paragraph" w:customStyle="1" w:styleId="1">
+  <w:style w:type="paragraph" w:customStyle="1" w:styleId="28">
     <w:name w:val="柴_标题1"/>
-    <w:basedOn w:val="Heading1"/>
-    <w:next w:val="a1"/>
-    <w:link w:val="1Char"/>
+    <w:basedOn w:val="2"/>
+    <w:next w:val="29"/>
+    <w:link w:val="38"/>
     <w:qFormat/>
+    <w:uiPriority w:val="0"/>
     <w:pPr>
       <w:spacing w:before="100" w:after="90" w:line="360" w:lineRule="auto"/>
     </w:pPr>
     <w:rPr>
-      <w:rFonts w:ascii="Arial" w:eastAsia="宋体" w:hAnsi="Arial"/>
+      <w:rFonts w:ascii="Arial" w:hAnsi="Arial" w:eastAsia="宋体"/>
       <w:sz w:val="32"/>
     </w:rPr>
   </w:style>
-  <w:style w:type="paragraph" w:customStyle="1" w:styleId="a1">
+  <w:style w:type="paragraph" w:customStyle="1" w:styleId="29">
     <w:name w:val="柴_正文"/>
-    <w:basedOn w:val="BodyText"/>
-    <w:link w:val="Char"/>
+    <w:basedOn w:val="12"/>
+    <w:link w:val="42"/>
     <w:qFormat/>
+    <w:uiPriority w:val="0"/>
     <w:pPr>
       <w:spacing w:line="360" w:lineRule="auto"/>
       <w:ind w:firstLine="470" w:firstLineChars="200"/>
     </w:pPr>
     <w:rPr>
-      <w:rFonts w:ascii="Arial" w:eastAsia="宋体" w:hAnsi="Arial"/>
+      <w:rFonts w:ascii="Arial" w:hAnsi="Arial" w:eastAsia="宋体"/>
       <w:sz w:val="24"/>
       <w:lang w:eastAsia="zh-CN"/>
     </w:rPr>
   </w:style>
-  <w:style w:type="paragraph" w:customStyle="1" w:styleId="2">
+  <w:style w:type="paragraph" w:customStyle="1" w:styleId="30">
     <w:name w:val="柴_标题2"/>
-    <w:basedOn w:val="Heading2"/>
-    <w:next w:val="a1"/>
+    <w:basedOn w:val="3"/>
+    <w:next w:val="29"/>
     <w:qFormat/>
+    <w:uiPriority w:val="0"/>
     <w:pPr>
       <w:spacing w:line="360" w:lineRule="auto"/>
     </w:pPr>
     <w:rPr>
-      <w:rFonts w:ascii="Arial" w:eastAsia="宋体" w:hAnsi="Arial"/>
+      <w:rFonts w:ascii="Arial" w:hAnsi="Arial" w:eastAsia="宋体"/>
       <w:sz w:val="28"/>
     </w:rPr>
   </w:style>
-  <w:style w:type="paragraph" w:customStyle="1" w:styleId="3">
+  <w:style w:type="paragraph" w:customStyle="1" w:styleId="31">
     <w:name w:val="柴_标题3"/>
-    <w:basedOn w:val="Heading3"/>
-    <w:next w:val="a1"/>
+    <w:basedOn w:val="4"/>
+    <w:next w:val="29"/>
     <w:qFormat/>
+    <w:uiPriority w:val="0"/>
     <w:pPr>
       <w:spacing w:line="360" w:lineRule="auto"/>
       <w:ind w:left="0" w:firstLine="472" w:firstLineChars="200"/>
     </w:pPr>
     <w:rPr>
-      <w:rFonts w:ascii="宋体" w:eastAsia="宋体" w:hAnsi="宋体" w:cs="宋体"/>
+      <w:rFonts w:ascii="宋体" w:hAnsi="宋体" w:eastAsia="宋体" w:cs="宋体"/>
       <w:spacing w:val="-2"/>
       <w:sz w:val="24"/>
       <w:szCs w:val="24"/>
     </w:rPr>
   </w:style>
-  <w:style w:type="paragraph" w:customStyle="1" w:styleId="a2">
+  <w:style w:type="paragraph" w:customStyle="1" w:styleId="32">
     <w:name w:val="柴_目录"/>
-    <w:basedOn w:val="Normal"/>
-    <w:next w:val="BodyText"/>
+    <w:basedOn w:val="1"/>
+    <w:next w:val="12"/>
     <w:qFormat/>
+    <w:uiPriority w:val="0"/>
     <w:pPr>
       <w:tabs>
         <w:tab w:val="right" w:leader="dot" w:pos="8442"/>
@@ -6768,59 +6903,64 @@
       <w:ind w:left="0" w:leftChars="0"/>
     </w:pPr>
     <w:rPr>
-      <w:rFonts w:ascii="Arial" w:eastAsia="Microsoft JhengHei" w:hAnsi="Arial"/>
+      <w:rFonts w:ascii="Arial" w:hAnsi="Arial" w:eastAsia="Microsoft JhengHei"/>
       <w:sz w:val="24"/>
     </w:rPr>
   </w:style>
-  <w:style w:type="paragraph" w:customStyle="1" w:styleId="WPSOffice1">
+  <w:style w:type="paragraph" w:customStyle="1" w:styleId="33">
     <w:name w:val="WPSOffice手动目录 1"/>
     <w:qFormat/>
+    <w:uiPriority w:val="0"/>
     <w:pPr>
       <w:ind w:leftChars="0"/>
     </w:pPr>
     <w:rPr>
-      <w:rFonts w:ascii="Times New Roman" w:eastAsia="宋体" w:hAnsi="Times New Roman" w:cs="Times New Roman"/>
+      <w:rFonts w:ascii="Times New Roman" w:hAnsi="Times New Roman" w:eastAsia="宋体" w:cs="Times New Roman"/>
       <w:sz w:val="20"/>
       <w:szCs w:val="20"/>
     </w:rPr>
   </w:style>
-  <w:style w:type="paragraph" w:customStyle="1" w:styleId="WPSOffice2">
+  <w:style w:type="paragraph" w:customStyle="1" w:styleId="34">
     <w:name w:val="WPSOffice手动目录 2"/>
     <w:qFormat/>
+    <w:uiPriority w:val="0"/>
     <w:pPr>
       <w:ind w:leftChars="200"/>
     </w:pPr>
     <w:rPr>
-      <w:rFonts w:ascii="Times New Roman" w:eastAsia="宋体" w:hAnsi="Times New Roman" w:cs="Times New Roman"/>
+      <w:rFonts w:ascii="Times New Roman" w:hAnsi="Times New Roman" w:eastAsia="宋体" w:cs="Times New Roman"/>
       <w:sz w:val="20"/>
       <w:szCs w:val="20"/>
     </w:rPr>
   </w:style>
-  <w:style w:type="paragraph" w:customStyle="1" w:styleId="WPSOffice3">
+  <w:style w:type="paragraph" w:customStyle="1" w:styleId="35">
     <w:name w:val="WPSOffice手动目录 3"/>
     <w:qFormat/>
+    <w:uiPriority w:val="0"/>
     <w:pPr>
       <w:ind w:leftChars="400"/>
     </w:pPr>
     <w:rPr>
-      <w:rFonts w:ascii="Times New Roman" w:eastAsia="宋体" w:hAnsi="Times New Roman" w:cs="Times New Roman"/>
+      <w:rFonts w:ascii="Times New Roman" w:hAnsi="Times New Roman" w:eastAsia="宋体" w:cs="Times New Roman"/>
       <w:sz w:val="20"/>
       <w:szCs w:val="20"/>
     </w:rPr>
   </w:style>
-  <w:style w:type="paragraph" w:customStyle="1" w:styleId="Compact">
+  <w:style w:type="paragraph" w:customStyle="1" w:styleId="36">
     <w:name w:val="Compact"/>
-    <w:basedOn w:val="BodyText"/>
+    <w:basedOn w:val="12"/>
     <w:qFormat/>
+    <w:uiPriority w:val="0"/>
     <w:pPr>
       <w:spacing w:before="36" w:after="36"/>
     </w:pPr>
   </w:style>
-  <w:style w:type="table" w:customStyle="1" w:styleId="Table">
+  <w:style w:type="table" w:customStyle="1" w:styleId="37">
     <w:name w:val="Table"/>
     <w:semiHidden/>
     <w:unhideWhenUsed/>
     <w:qFormat/>
+    <w:uiPriority w:val="0"/>
     <w:tblPr>
       <w:tblCellMar>
         <w:top w:w="0" w:type="dxa"/>
@@ -6832,26 +6972,28 @@
     <w:tblStylePr w:type="firstRow">
       <w:tcPr>
         <w:tcBorders>
-          <w:bottom w:val="single" w:sz="0" w:space="0" w:color="auto"/>
+          <w:bottom w:val="single" w:color="auto" w:sz="0" w:space="0"/>
         </w:tcBorders>
         <w:vAlign w:val="bottom"/>
       </w:tcPr>
     </w:tblStylePr>
   </w:style>
-  <w:style w:type="character" w:customStyle="1" w:styleId="1Char">
+  <w:style w:type="character" w:customStyle="1" w:styleId="38">
     <w:name w:val="柴_标题1 Char"/>
-    <w:link w:val="1"/>
+    <w:link w:val="28"/>
     <w:qFormat/>
+    <w:uiPriority w:val="0"/>
     <w:rPr>
-      <w:rFonts w:ascii="Arial" w:eastAsia="宋体" w:hAnsi="Arial"/>
+      <w:rFonts w:ascii="Arial" w:hAnsi="Arial" w:eastAsia="宋体"/>
       <w:sz w:val="32"/>
     </w:rPr>
   </w:style>
-  <w:style w:type="table" w:customStyle="1" w:styleId="TableNormal1">
+  <w:style w:type="table" w:customStyle="1" w:styleId="39">
     <w:name w:val="Table Normal_1"/>
     <w:semiHidden/>
     <w:unhideWhenUsed/>
     <w:qFormat/>
+    <w:uiPriority w:val="0"/>
     <w:tblPr>
       <w:tblCellMar>
         <w:top w:w="0" w:type="dxa"/>
@@ -6861,10 +7003,11 @@
       </w:tblCellMar>
     </w:tblPr>
   </w:style>
-  <w:style w:type="paragraph" w:customStyle="1" w:styleId="a3">
+  <w:style w:type="paragraph" w:customStyle="1" w:styleId="40">
     <w:name w:val="柴_正文_无缩进"/>
-    <w:basedOn w:val="Normal"/>
+    <w:basedOn w:val="1"/>
     <w:qFormat/>
+    <w:uiPriority w:val="0"/>
     <w:pPr>
       <w:ind w:firstLine="0" w:firstLineChars="0"/>
     </w:pPr>
@@ -6874,29 +7017,31 @@
       <w:lang w:eastAsia="zh-CN"/>
     </w:rPr>
   </w:style>
-  <w:style w:type="paragraph" w:customStyle="1" w:styleId="4">
+  <w:style w:type="paragraph" w:customStyle="1" w:styleId="41">
     <w:name w:val="柴_标题4"/>
-    <w:basedOn w:val="Heading4"/>
-    <w:next w:val="Normal"/>
+    <w:basedOn w:val="5"/>
+    <w:next w:val="1"/>
     <w:qFormat/>
+    <w:uiPriority w:val="0"/>
     <w:pPr>
       <w:widowControl w:val="0"/>
       <w:spacing w:before="160" w:line="360" w:lineRule="auto"/>
-      <w:ind w:left="981" w:hanging="862" w:leftChars="300"/>
+      <w:ind w:left="981" w:leftChars="300" w:hanging="862"/>
     </w:pPr>
     <w:rPr>
-      <w:rFonts w:ascii="Calibri" w:eastAsia="宋体" w:hAnsi="Calibri" w:cs="宋体" w:hint="eastAsia"/>
+      <w:rFonts w:hint="eastAsia" w:ascii="Calibri" w:hAnsi="Calibri" w:eastAsia="宋体" w:cs="宋体"/>
       <w:sz w:val="24"/>
       <w:szCs w:val="24"/>
       <w:lang w:eastAsia="zh-CN" w:bidi="zh-CN"/>
     </w:rPr>
   </w:style>
-  <w:style w:type="character" w:customStyle="1" w:styleId="Char">
+  <w:style w:type="character" w:customStyle="1" w:styleId="42">
     <w:name w:val="柴_正文 Char"/>
-    <w:link w:val="a1"/>
+    <w:link w:val="29"/>
     <w:qFormat/>
+    <w:uiPriority w:val="0"/>
     <w:rPr>
-      <w:rFonts w:ascii="Arial" w:eastAsia="宋体" w:hAnsi="Arial"/>
+      <w:rFonts w:ascii="Arial" w:hAnsi="Arial" w:eastAsia="宋体"/>
       <w:sz w:val="24"/>
       <w:lang w:eastAsia="zh-CN"/>
     </w:rPr>
